--- a/Технологии обработки информации/Лабораторная работа #3.docx
+++ b/Технологии обработки информации/Лабораторная работа #3.docx
@@ -1,6 +1,6 @@
 
 <file path=word/document.xml><?xml version="1.0" encoding="utf-8"?>
-<w:document xmlns:wpc="http://schemas.microsoft.com/office/word/2010/wordprocessingCanvas" xmlns:cx="http://schemas.microsoft.com/office/drawing/2014/chartex" xmlns:cx1="http://schemas.microsoft.com/office/drawing/2015/9/8/chartex" xmlns:cx2="http://schemas.microsoft.com/office/drawing/2015/10/21/chartex" xmlns:cx3="http://schemas.microsoft.com/office/drawing/2016/5/9/chartex" xmlns:cx4="http://schemas.microsoft.com/office/drawing/2016/5/10/chartex" xmlns:cx5="http://schemas.microsoft.com/office/drawing/2016/5/11/chartex" xmlns:cx6="http://schemas.microsoft.com/office/drawing/2016/5/12/chartex" xmlns:cx7="http://schemas.microsoft.com/office/drawing/2016/5/13/chartex" xmlns:cx8="http://schemas.microsoft.com/office/drawing/2016/5/14/chartex" xmlns:mc="http://schemas.openxmlformats.org/markup-compatibility/2006" xmlns:aink="http://schemas.microsoft.com/office/drawing/2016/ink" xmlns:am3d="http://schemas.microsoft.com/office/drawing/2017/model3d" xmlns:o="urn:schemas-microsoft-com:office:office" xmlns:oel="http://schemas.microsoft.com/office/2019/extlst" xmlns:r="http://schemas.openxmlformats.org/officeDocument/2006/relationships" xmlns:m="http://schemas.openxmlformats.org/officeDocument/2006/math" xmlns:v="urn:schemas-microsoft-com:vml" xmlns:wp14="http://schemas.microsoft.com/office/word/2010/wordprocessingDrawing" xmlns:wp="http://schemas.openxmlformats.org/drawingml/2006/wordprocessingDrawing" xmlns:w10="urn:schemas-microsoft-com:office:word" xmlns:w="http://schemas.openxmlformats.org/wordprocessingml/2006/main" xmlns:w14="http://schemas.microsoft.com/office/word/2010/wordml" xmlns:w15="http://schemas.microsoft.com/office/word/2012/wordml" xmlns:w16cex="http://schemas.microsoft.com/office/word/2018/wordml/cex" xmlns:w16cid="http://schemas.microsoft.com/office/word/2016/wordml/cid" xmlns:w16="http://schemas.microsoft.com/office/word/2018/wordml" xmlns:w16du="http://schemas.microsoft.com/office/word/2023/wordml/word16du" xmlns:w16sdtdh="http://schemas.microsoft.com/office/word/2020/wordml/sdtdatahash" xmlns:w16sdtfl="http://schemas.microsoft.com/office/word/2024/wordml/sdtformatlock" xmlns:w16se="http://schemas.microsoft.com/office/word/2015/wordml/symex" xmlns:wpg="http://schemas.microsoft.com/office/word/2010/wordprocessingGroup" xmlns:wpi="http://schemas.microsoft.com/office/word/2010/wordprocessingInk" xmlns:wne="http://schemas.microsoft.com/office/word/2006/wordml" xmlns:wps="http://schemas.microsoft.com/office/word/2010/wordprocessingShape" mc:Ignorable="w14 w15 w16se w16cid w16 w16cex w16sdtdh w16sdtfl w16du wp14">
+<w:document xmlns:wpc="http://schemas.microsoft.com/office/word/2010/wordprocessingCanvas" xmlns:cx="http://schemas.microsoft.com/office/drawing/2014/chartex" xmlns:cx1="http://schemas.microsoft.com/office/drawing/2015/9/8/chartex" xmlns:cx2="http://schemas.microsoft.com/office/drawing/2015/10/21/chartex" xmlns:cx3="http://schemas.microsoft.com/office/drawing/2016/5/9/chartex" xmlns:cx4="http://schemas.microsoft.com/office/drawing/2016/5/10/chartex" xmlns:cx5="http://schemas.microsoft.com/office/drawing/2016/5/11/chartex" xmlns:cx6="http://schemas.microsoft.com/office/drawing/2016/5/12/chartex" xmlns:cx7="http://schemas.microsoft.com/office/drawing/2016/5/13/chartex" xmlns:cx8="http://schemas.microsoft.com/office/drawing/2016/5/14/chartex" xmlns:mc="http://schemas.openxmlformats.org/markup-compatibility/2006" xmlns:aink="http://schemas.microsoft.com/office/drawing/2016/ink" xmlns:am3d="http://schemas.microsoft.com/office/drawing/2017/model3d" xmlns:o="urn:schemas-microsoft-com:office:office" xmlns:r="http://schemas.openxmlformats.org/officeDocument/2006/relationships" xmlns:m="http://schemas.openxmlformats.org/officeDocument/2006/math" xmlns:v="urn:schemas-microsoft-com:vml" xmlns:wp14="http://schemas.microsoft.com/office/word/2010/wordprocessingDrawing" xmlns:wp="http://schemas.openxmlformats.org/drawingml/2006/wordprocessingDrawing" xmlns:w10="urn:schemas-microsoft-com:office:word" xmlns:w="http://schemas.openxmlformats.org/wordprocessingml/2006/main" xmlns:w14="http://schemas.microsoft.com/office/word/2010/wordml" xmlns:w15="http://schemas.microsoft.com/office/word/2012/wordml" xmlns:w16cex="http://schemas.microsoft.com/office/word/2018/wordml/cex" xmlns:w16cid="http://schemas.microsoft.com/office/word/2016/wordml/cid" xmlns:w16="http://schemas.microsoft.com/office/word/2018/wordml" xmlns:w16sdtdh="http://schemas.microsoft.com/office/word/2020/wordml/sdtdatahash" xmlns:w16se="http://schemas.microsoft.com/office/word/2015/wordml/symex" xmlns:wpg="http://schemas.microsoft.com/office/word/2010/wordprocessingGroup" xmlns:wpi="http://schemas.microsoft.com/office/word/2010/wordprocessingInk" xmlns:wne="http://schemas.microsoft.com/office/word/2006/wordml" xmlns:wps="http://schemas.microsoft.com/office/word/2010/wordprocessingShape" mc:Ignorable="w14 w15 w16se w16cid w16 w16cex w16sdtdh wp14">
   <w:body>
     <w:p>
       <w:pPr>
@@ -121,6 +121,9 @@
     <w:p>
       <w:pPr>
         <w:pStyle w:val="a5"/>
+        <w:rPr>
+          <w:lang w:val="ru-RU"/>
+        </w:rPr>
       </w:pPr>
       <w:r>
         <w:rPr>
@@ -266,19 +269,11 @@
         </w:rPr>
         <w:t xml:space="preserve"> </w:t>
       </w:r>
-      <w:proofErr w:type="spellStart"/>
-      <w:r>
-        <w:rPr>
-          <w:lang w:val="ru-RU"/>
-        </w:rPr>
-        <w:t>impinvar</w:t>
-      </w:r>
-      <w:proofErr w:type="spellEnd"/>
-      <w:r>
-        <w:rPr>
-          <w:lang w:val="ru-RU"/>
-        </w:rPr>
-        <w:t>.</w:t>
+      <w:r>
+        <w:rPr>
+          <w:lang w:val="ru-RU"/>
+        </w:rPr>
+        <w:t>impinvar.</w:t>
       </w:r>
     </w:p>
     <w:p>
@@ -306,19 +301,11 @@
         </w:rPr>
         <w:t xml:space="preserve"> </w:t>
       </w:r>
-      <w:proofErr w:type="spellStart"/>
-      <w:r>
-        <w:rPr>
-          <w:lang w:val="ru-RU"/>
-        </w:rPr>
-        <w:t>bilinear</w:t>
-      </w:r>
-      <w:proofErr w:type="spellEnd"/>
-      <w:r>
-        <w:rPr>
-          <w:lang w:val="ru-RU"/>
-        </w:rPr>
-        <w:t>.</w:t>
+      <w:r>
+        <w:rPr>
+          <w:lang w:val="ru-RU"/>
+        </w:rPr>
+        <w:t>bilinear.</w:t>
       </w:r>
     </w:p>
     <w:p>
@@ -519,6 +506,170 @@
           <w:lang w:val="ru-RU"/>
         </w:rPr>
       </w:pPr>
+      <w:r>
+        <w:rPr>
+          <w:lang w:val="ru-RU"/>
+        </w:rPr>
+        <w:tab/>
+      </w:r>
+    </w:p>
+    <w:p>
+      <w:pPr>
+        <w:pStyle w:val="a5"/>
+        <w:ind w:firstLine="0"/>
+        <w:rPr>
+          <w:i/>
+          <w:lang w:val="ru-RU"/>
+        </w:rPr>
+      </w:pPr>
+      <m:oMathPara>
+        <m:oMath>
+          <m:r>
+            <w:rPr>
+              <w:rFonts w:ascii="Cambria Math" w:hAnsi="Cambria Math"/>
+              <w:lang w:val="ru-RU"/>
+            </w:rPr>
+            <m:t>h</m:t>
+          </m:r>
+          <m:d>
+            <m:dPr>
+              <m:begChr m:val="["/>
+              <m:endChr m:val="]"/>
+              <m:ctrlPr>
+                <w:rPr>
+                  <w:rFonts w:ascii="Cambria Math" w:hAnsi="Cambria Math"/>
+                  <w:i/>
+                  <w:lang w:val="ru-RU"/>
+                </w:rPr>
+              </m:ctrlPr>
+            </m:dPr>
+            <m:e>
+              <m:r>
+                <w:rPr>
+                  <w:rFonts w:ascii="Cambria Math" w:hAnsi="Cambria Math"/>
+                  <w:lang w:val="ru-RU"/>
+                </w:rPr>
+                <m:t>0</m:t>
+              </m:r>
+            </m:e>
+          </m:d>
+          <m:r>
+            <w:rPr>
+              <w:rFonts w:ascii="Cambria Math" w:hAnsi="Cambria Math"/>
+              <w:lang w:val="ru-RU"/>
+            </w:rPr>
+            <m:t>=0.5</m:t>
+          </m:r>
+          <m:r>
+            <w:rPr>
+              <w:rFonts w:ascii="Cambria Math" w:eastAsiaTheme="minorEastAsia" w:hAnsi="Cambria Math"/>
+              <w:lang w:val="ru-RU"/>
+            </w:rPr>
+            <m:t>;h</m:t>
+          </m:r>
+          <m:d>
+            <m:dPr>
+              <m:begChr m:val="["/>
+              <m:endChr m:val="]"/>
+              <m:ctrlPr>
+                <w:rPr>
+                  <w:rFonts w:ascii="Cambria Math" w:eastAsiaTheme="minorEastAsia" w:hAnsi="Cambria Math"/>
+                  <w:i/>
+                  <w:lang w:val="ru-RU"/>
+                </w:rPr>
+              </m:ctrlPr>
+            </m:dPr>
+            <m:e>
+              <m:r>
+                <w:rPr>
+                  <w:rFonts w:ascii="Cambria Math" w:eastAsiaTheme="minorEastAsia" w:hAnsi="Cambria Math"/>
+                  <w:lang w:val="ru-RU"/>
+                </w:rPr>
+                <m:t>1</m:t>
+              </m:r>
+            </m:e>
+          </m:d>
+          <m:r>
+            <w:rPr>
+              <w:rFonts w:ascii="Cambria Math" w:eastAsiaTheme="minorEastAsia" w:hAnsi="Cambria Math"/>
+              <w:lang w:val="ru-RU"/>
+            </w:rPr>
+            <m:t>=0.01;</m:t>
+          </m:r>
+          <m:r>
+            <w:rPr>
+              <w:rFonts w:ascii="Cambria Math" w:eastAsiaTheme="minorEastAsia" w:hAnsi="Cambria Math"/>
+              <w:lang w:val="ru-RU"/>
+            </w:rPr>
+            <m:t>h</m:t>
+          </m:r>
+          <m:d>
+            <m:dPr>
+              <m:begChr m:val="["/>
+              <m:endChr m:val="]"/>
+              <m:ctrlPr>
+                <w:rPr>
+                  <w:rFonts w:ascii="Cambria Math" w:eastAsiaTheme="minorEastAsia" w:hAnsi="Cambria Math"/>
+                  <w:i/>
+                  <w:lang w:val="ru-RU"/>
+                </w:rPr>
+              </m:ctrlPr>
+            </m:dPr>
+            <m:e>
+              <m:r>
+                <w:rPr>
+                  <w:rFonts w:ascii="Cambria Math" w:eastAsiaTheme="minorEastAsia" w:hAnsi="Cambria Math"/>
+                  <w:lang w:val="ru-RU"/>
+                </w:rPr>
+                <m:t>2</m:t>
+              </m:r>
+            </m:e>
+          </m:d>
+          <m:r>
+            <w:rPr>
+              <w:rFonts w:ascii="Cambria Math" w:eastAsiaTheme="minorEastAsia" w:hAnsi="Cambria Math"/>
+              <w:lang w:val="ru-RU"/>
+            </w:rPr>
+            <m:t>=-0.1;</m:t>
+          </m:r>
+          <m:r>
+            <w:rPr>
+              <w:rFonts w:ascii="Cambria Math" w:eastAsiaTheme="minorEastAsia" w:hAnsi="Cambria Math"/>
+              <w:lang w:val="ru-RU"/>
+            </w:rPr>
+            <m:t>h</m:t>
+          </m:r>
+          <m:d>
+            <m:dPr>
+              <m:begChr m:val="["/>
+              <m:endChr m:val="]"/>
+              <m:ctrlPr>
+                <w:rPr>
+                  <w:rFonts w:ascii="Cambria Math" w:eastAsiaTheme="minorEastAsia" w:hAnsi="Cambria Math"/>
+                  <w:i/>
+                  <w:lang w:val="ru-RU"/>
+                </w:rPr>
+              </m:ctrlPr>
+            </m:dPr>
+            <m:e>
+              <m:r>
+                <w:rPr>
+                  <w:rFonts w:ascii="Cambria Math" w:eastAsiaTheme="minorEastAsia" w:hAnsi="Cambria Math"/>
+                  <w:lang w:val="ru-RU"/>
+                </w:rPr>
+                <m:t>3</m:t>
+              </m:r>
+            </m:e>
+          </m:d>
+          <m:r>
+            <w:rPr>
+              <w:rFonts w:ascii="Cambria Math" w:eastAsiaTheme="minorEastAsia" w:hAnsi="Cambria Math"/>
+              <w:lang w:val="ru-RU"/>
+            </w:rPr>
+            <m:t>=-1.7</m:t>
+          </m:r>
+        </m:oMath>
+      </m:oMathPara>
     </w:p>
     <w:p>
       <w:pPr>
@@ -773,6 +924,7 @@
         <w:ind w:firstLine="0"/>
         <w:rPr>
           <w:rFonts w:eastAsiaTheme="minorEastAsia"/>
+          <w:i/>
           <w:lang w:val="ru-RU"/>
         </w:rPr>
       </w:pPr>
@@ -812,7 +964,35 @@
               <w:rFonts w:ascii="Cambria Math" w:eastAsiaTheme="minorEastAsia" w:hAnsi="Cambria Math"/>
               <w:lang w:val="ru-RU"/>
             </w:rPr>
-            <m:t xml:space="preserve">= </m:t>
+            <m:t xml:space="preserve">=  </m:t>
+          </m:r>
+          <m:r>
+            <w:rPr>
+              <w:rFonts w:ascii="Cambria Math" w:eastAsiaTheme="minorEastAsia" w:hAnsi="Cambria Math"/>
+              <w:lang w:val="ru-RU"/>
+            </w:rPr>
+            <m:t>0.5</m:t>
+          </m:r>
+          <m:r>
+            <w:rPr>
+              <w:rFonts w:ascii="Cambria Math" w:eastAsiaTheme="minorEastAsia" w:hAnsi="Cambria Math"/>
+              <w:lang w:val="ru-RU"/>
+            </w:rPr>
+            <m:t>+</m:t>
+          </m:r>
+          <m:r>
+            <w:rPr>
+              <w:rFonts w:ascii="Cambria Math" w:eastAsiaTheme="minorEastAsia" w:hAnsi="Cambria Math"/>
+              <w:lang w:val="ru-RU"/>
+            </w:rPr>
+            <m:t>0.01</m:t>
+          </m:r>
+          <m:r>
+            <w:rPr>
+              <w:rFonts w:ascii="Cambria Math" w:eastAsiaTheme="minorEastAsia" w:hAnsi="Cambria Math"/>
+              <w:lang w:val="ru-RU"/>
+            </w:rPr>
+            <m:t>-0.1-1.7= -1.29; φ=0</m:t>
           </m:r>
         </m:oMath>
       </m:oMathPara>
@@ -3377,11 +3557,9 @@
         </w:rPr>
         <w:t xml:space="preserve">3. Построение РЦФ функцией </w:t>
       </w:r>
-      <w:proofErr w:type="spellStart"/>
       <w:r>
         <w:t>impinvar</w:t>
       </w:r>
-      <w:proofErr w:type="spellEnd"/>
       <w:r>
         <w:rPr>
           <w:lang w:val="ru-RU"/>
@@ -3396,6 +3574,4068 @@
         <w:rPr>
           <w:lang w:val="ru-RU"/>
         </w:rPr>
+      </w:pPr>
+      <w:r>
+        <w:rPr>
+          <w:lang w:val="ru-RU"/>
+        </w:rPr>
+        <w:tab/>
+      </w:r>
+      <w:r>
+        <w:rPr>
+          <w:lang w:val="ru-RU"/>
+        </w:rPr>
+        <w:t xml:space="preserve">Код для реализации решения представленного в методе с помощью языка программирования </w:t>
+      </w:r>
+      <w:r>
+        <w:t>Python</w:t>
+      </w:r>
+      <w:r>
+        <w:rPr>
+          <w:lang w:val="ru-RU"/>
+        </w:rPr>
+        <w:t xml:space="preserve"> представлен в Приложении А (Листинг 1), результат приведён на Рисунке 1.</w:t>
+      </w:r>
+    </w:p>
+    <w:p>
+      <w:pPr>
+        <w:pStyle w:val="a5"/>
+        <w:ind w:firstLine="0"/>
+        <w:rPr>
+          <w:lang w:val="ru-RU"/>
+        </w:rPr>
+      </w:pPr>
+    </w:p>
+    <w:p>
+      <w:pPr>
+        <w:pStyle w:val="a5"/>
+        <w:ind w:firstLine="0"/>
+        <w:jc w:val="center"/>
+      </w:pPr>
+      <w:r>
+        <w:rPr>
+          <w:i/>
+          <w:noProof/>
+        </w:rPr>
+        <w:drawing>
+          <wp:inline distT="0" distB="0" distL="0" distR="0" wp14:anchorId="6101DB48" wp14:editId="1F4640EF">
+            <wp:extent cx="5420481" cy="466790"/>
+            <wp:effectExtent l="0" t="0" r="8890" b="9525"/>
+            <wp:docPr id="1" name="Рисунок 1"/>
+            <wp:cNvGraphicFramePr>
+              <a:graphicFrameLocks xmlns:a="http://schemas.openxmlformats.org/drawingml/2006/main" noChangeAspect="1"/>
+            </wp:cNvGraphicFramePr>
+            <a:graphic xmlns:a="http://schemas.openxmlformats.org/drawingml/2006/main">
+              <a:graphicData uri="http://schemas.openxmlformats.org/drawingml/2006/picture">
+                <pic:pic xmlns:pic="http://schemas.openxmlformats.org/drawingml/2006/picture">
+                  <pic:nvPicPr>
+                    <pic:cNvPr id="1" name=""/>
+                    <pic:cNvPicPr/>
+                  </pic:nvPicPr>
+                  <pic:blipFill>
+                    <a:blip r:embed="rId4"/>
+                    <a:stretch>
+                      <a:fillRect/>
+                    </a:stretch>
+                  </pic:blipFill>
+                  <pic:spPr>
+                    <a:xfrm>
+                      <a:off x="0" y="0"/>
+                      <a:ext cx="5420481" cy="466790"/>
+                    </a:xfrm>
+                    <a:prstGeom prst="rect">
+                      <a:avLst/>
+                    </a:prstGeom>
+                  </pic:spPr>
+                </pic:pic>
+              </a:graphicData>
+            </a:graphic>
+          </wp:inline>
+        </w:drawing>
+      </w:r>
+    </w:p>
+    <w:p>
+      <w:pPr>
+        <w:pStyle w:val="a5"/>
+        <w:ind w:firstLine="0"/>
+        <w:jc w:val="center"/>
+        <w:rPr>
+          <w:lang w:val="ru-RU"/>
+        </w:rPr>
+      </w:pPr>
+      <w:r>
+        <w:rPr>
+          <w:lang w:val="ru-RU"/>
+        </w:rPr>
+        <w:t xml:space="preserve">Рисунок 1 - результаты функции </w:t>
+      </w:r>
+      <w:r>
+        <w:t>impinvar</w:t>
+      </w:r>
+    </w:p>
+    <w:p>
+      <w:pPr>
+        <w:pStyle w:val="a5"/>
+        <w:ind w:firstLine="0"/>
+        <w:rPr>
+          <w:lang w:val="ru-RU"/>
+        </w:rPr>
+      </w:pPr>
+    </w:p>
+    <w:p>
+      <w:pPr>
+        <w:pStyle w:val="a5"/>
+        <w:ind w:firstLine="0"/>
+        <w:rPr>
+          <w:lang w:val="ru-RU"/>
+        </w:rPr>
+      </w:pPr>
+      <w:r>
+        <w:rPr>
+          <w:lang w:val="ru-RU"/>
+        </w:rPr>
+        <w:tab/>
+      </w:r>
+      <w:r>
+        <w:rPr>
+          <w:lang w:val="ru-RU"/>
+        </w:rPr>
+        <w:t>4. Расчёт импульсных и переходных характеристик.</w:t>
+      </w:r>
+    </w:p>
+    <w:p>
+      <w:pPr>
+        <w:pStyle w:val="a5"/>
+        <w:ind w:firstLine="0"/>
+        <w:rPr>
+          <w:lang w:val="ru-RU"/>
+        </w:rPr>
+      </w:pPr>
+      <w:r>
+        <w:rPr>
+          <w:lang w:val="ru-RU"/>
+        </w:rPr>
+        <w:tab/>
+        <w:t xml:space="preserve">Код для реализации решения представленного в методе с помощью языка программирования </w:t>
+      </w:r>
+      <w:r>
+        <w:t>Python</w:t>
+      </w:r>
+      <w:r>
+        <w:rPr>
+          <w:lang w:val="ru-RU"/>
+        </w:rPr>
+        <w:t xml:space="preserve"> представлен в Приложении А (Листинг 2), результат приведён на Рисунк</w:t>
+      </w:r>
+      <w:r>
+        <w:rPr>
+          <w:lang w:val="ru-RU"/>
+        </w:rPr>
+        <w:t>е 2 и Рисунке 3</w:t>
+      </w:r>
+      <w:r>
+        <w:rPr>
+          <w:lang w:val="ru-RU"/>
+        </w:rPr>
+        <w:t>.</w:t>
+      </w:r>
+    </w:p>
+    <w:p>
+      <w:pPr>
+        <w:pStyle w:val="a5"/>
+        <w:ind w:firstLine="0"/>
+        <w:rPr>
+          <w:lang w:val="ru-RU"/>
+        </w:rPr>
+      </w:pPr>
+    </w:p>
+    <w:p>
+      <w:pPr>
+        <w:pStyle w:val="a5"/>
+        <w:ind w:firstLine="0"/>
+        <w:jc w:val="center"/>
+        <w:rPr>
+          <w:lang w:val="ru-RU"/>
+        </w:rPr>
+      </w:pPr>
+      <w:r>
+        <w:rPr>
+          <w:noProof/>
+          <w:lang w:val="ru-RU"/>
+        </w:rPr>
+        <w:lastRenderedPageBreak/>
+        <w:drawing>
+          <wp:inline distT="0" distB="0" distL="0" distR="0" wp14:anchorId="685898E0" wp14:editId="6A7515E4">
+            <wp:extent cx="4551233" cy="3412066"/>
+            <wp:effectExtent l="0" t="0" r="1905" b="0"/>
+            <wp:docPr id="2" name="Рисунок 2"/>
+            <wp:cNvGraphicFramePr>
+              <a:graphicFrameLocks xmlns:a="http://schemas.openxmlformats.org/drawingml/2006/main" noChangeAspect="1"/>
+            </wp:cNvGraphicFramePr>
+            <a:graphic xmlns:a="http://schemas.openxmlformats.org/drawingml/2006/main">
+              <a:graphicData uri="http://schemas.openxmlformats.org/drawingml/2006/picture">
+                <pic:pic xmlns:pic="http://schemas.openxmlformats.org/drawingml/2006/picture">
+                  <pic:nvPicPr>
+                    <pic:cNvPr id="0" name="Picture 1"/>
+                    <pic:cNvPicPr>
+                      <a:picLocks noChangeAspect="1" noChangeArrowheads="1"/>
+                    </pic:cNvPicPr>
+                  </pic:nvPicPr>
+                  <pic:blipFill>
+                    <a:blip r:embed="rId5">
+                      <a:extLst>
+                        <a:ext uri="{28A0092B-C50C-407E-A947-70E740481C1C}">
+                          <a14:useLocalDpi xmlns:a14="http://schemas.microsoft.com/office/drawing/2010/main" val="0"/>
+                        </a:ext>
+                      </a:extLst>
+                    </a:blip>
+                    <a:srcRect/>
+                    <a:stretch>
+                      <a:fillRect/>
+                    </a:stretch>
+                  </pic:blipFill>
+                  <pic:spPr bwMode="auto">
+                    <a:xfrm>
+                      <a:off x="0" y="0"/>
+                      <a:ext cx="4556397" cy="3415937"/>
+                    </a:xfrm>
+                    <a:prstGeom prst="rect">
+                      <a:avLst/>
+                    </a:prstGeom>
+                    <a:noFill/>
+                    <a:ln>
+                      <a:noFill/>
+                    </a:ln>
+                  </pic:spPr>
+                </pic:pic>
+              </a:graphicData>
+            </a:graphic>
+          </wp:inline>
+        </w:drawing>
+      </w:r>
+    </w:p>
+    <w:p>
+      <w:pPr>
+        <w:pStyle w:val="a5"/>
+        <w:ind w:firstLine="0"/>
+        <w:jc w:val="center"/>
+        <w:rPr>
+          <w:lang w:val="ru-RU"/>
+        </w:rPr>
+      </w:pPr>
+      <w:r>
+        <w:rPr>
+          <w:lang w:val="ru-RU"/>
+        </w:rPr>
+        <w:t xml:space="preserve">Рисунок 2 - </w:t>
+      </w:r>
+      <w:r>
+        <w:rPr>
+          <w:lang w:val="ru-RU"/>
+        </w:rPr>
+        <w:t>График Импульсной Характеристики фильтра</w:t>
+      </w:r>
+    </w:p>
+    <w:p>
+      <w:pPr>
+        <w:pStyle w:val="a5"/>
+        <w:ind w:firstLine="0"/>
+        <w:jc w:val="center"/>
+        <w:rPr>
+          <w:lang w:val="ru-RU"/>
+        </w:rPr>
+      </w:pPr>
+    </w:p>
+    <w:p>
+      <w:pPr>
+        <w:pStyle w:val="a5"/>
+        <w:ind w:firstLine="0"/>
+        <w:jc w:val="center"/>
+        <w:rPr>
+          <w:lang w:val="ru-RU"/>
+        </w:rPr>
+      </w:pPr>
+      <w:r>
+        <w:rPr>
+          <w:noProof/>
+          <w:lang w:val="ru-RU"/>
+        </w:rPr>
+        <w:drawing>
+          <wp:inline distT="0" distB="0" distL="0" distR="0" wp14:anchorId="559C45EC" wp14:editId="1B1CC78C">
+            <wp:extent cx="4574102" cy="3429211"/>
+            <wp:effectExtent l="0" t="0" r="0" b="0"/>
+            <wp:docPr id="3" name="Рисунок 3"/>
+            <wp:cNvGraphicFramePr>
+              <a:graphicFrameLocks xmlns:a="http://schemas.openxmlformats.org/drawingml/2006/main" noChangeAspect="1"/>
+            </wp:cNvGraphicFramePr>
+            <a:graphic xmlns:a="http://schemas.openxmlformats.org/drawingml/2006/main">
+              <a:graphicData uri="http://schemas.openxmlformats.org/drawingml/2006/picture">
+                <pic:pic xmlns:pic="http://schemas.openxmlformats.org/drawingml/2006/picture">
+                  <pic:nvPicPr>
+                    <pic:cNvPr id="0" name="Picture 2"/>
+                    <pic:cNvPicPr>
+                      <a:picLocks noChangeAspect="1" noChangeArrowheads="1"/>
+                    </pic:cNvPicPr>
+                  </pic:nvPicPr>
+                  <pic:blipFill>
+                    <a:blip r:embed="rId6">
+                      <a:extLst>
+                        <a:ext uri="{28A0092B-C50C-407E-A947-70E740481C1C}">
+                          <a14:useLocalDpi xmlns:a14="http://schemas.microsoft.com/office/drawing/2010/main" val="0"/>
+                        </a:ext>
+                      </a:extLst>
+                    </a:blip>
+                    <a:srcRect/>
+                    <a:stretch>
+                      <a:fillRect/>
+                    </a:stretch>
+                  </pic:blipFill>
+                  <pic:spPr bwMode="auto">
+                    <a:xfrm>
+                      <a:off x="0" y="0"/>
+                      <a:ext cx="4586682" cy="3438643"/>
+                    </a:xfrm>
+                    <a:prstGeom prst="rect">
+                      <a:avLst/>
+                    </a:prstGeom>
+                    <a:noFill/>
+                    <a:ln>
+                      <a:noFill/>
+                    </a:ln>
+                  </pic:spPr>
+                </pic:pic>
+              </a:graphicData>
+            </a:graphic>
+          </wp:inline>
+        </w:drawing>
+      </w:r>
+    </w:p>
+    <w:p>
+      <w:pPr>
+        <w:pStyle w:val="a5"/>
+        <w:ind w:firstLine="0"/>
+        <w:jc w:val="center"/>
+        <w:rPr>
+          <w:lang w:val="ru-RU"/>
+        </w:rPr>
+      </w:pPr>
+      <w:r>
+        <w:rPr>
+          <w:lang w:val="ru-RU"/>
+        </w:rPr>
+        <w:t>Рисунок 3 - График Переходной характеристики</w:t>
+      </w:r>
+    </w:p>
+    <w:p>
+      <w:pPr>
+        <w:pStyle w:val="a5"/>
+        <w:ind w:firstLine="0"/>
+        <w:jc w:val="center"/>
+        <w:rPr>
+          <w:lang w:val="ru-RU"/>
+        </w:rPr>
+      </w:pPr>
+    </w:p>
+    <w:p>
+      <w:pPr>
+        <w:pStyle w:val="a5"/>
+        <w:ind w:firstLine="0"/>
+        <w:rPr>
+          <w:lang w:val="ru-RU"/>
+        </w:rPr>
+      </w:pPr>
+      <w:r>
+        <w:rPr>
+          <w:lang w:val="ru-RU"/>
+        </w:rPr>
+        <w:tab/>
+      </w:r>
+      <w:r>
+        <w:rPr>
+          <w:lang w:val="ru-RU"/>
+        </w:rPr>
+        <w:t>5. Расчёт частотной характеристики.</w:t>
+      </w:r>
+    </w:p>
+    <w:p>
+      <w:pPr>
+        <w:pStyle w:val="a5"/>
+        <w:ind w:firstLine="0"/>
+        <w:rPr>
+          <w:lang w:val="ru-RU"/>
+        </w:rPr>
+      </w:pPr>
+      <w:r>
+        <w:rPr>
+          <w:lang w:val="ru-RU"/>
+        </w:rPr>
+        <w:tab/>
+        <w:t xml:space="preserve">Код для реализации решения представленного в методе с помощью языка программирования </w:t>
+      </w:r>
+      <w:r>
+        <w:t>Python</w:t>
+      </w:r>
+      <w:r>
+        <w:rPr>
+          <w:lang w:val="ru-RU"/>
+        </w:rPr>
+        <w:t xml:space="preserve"> представлен в Приложении А (Листинг </w:t>
+      </w:r>
+      <w:r>
+        <w:rPr>
+          <w:lang w:val="ru-RU"/>
+        </w:rPr>
+        <w:t>3</w:t>
+      </w:r>
+      <w:r>
+        <w:rPr>
+          <w:lang w:val="ru-RU"/>
+        </w:rPr>
+        <w:t xml:space="preserve">), результат приведён на Рисунке </w:t>
+      </w:r>
+      <w:r>
+        <w:rPr>
+          <w:lang w:val="ru-RU"/>
+        </w:rPr>
+        <w:t>4</w:t>
+      </w:r>
+      <w:r>
+        <w:rPr>
+          <w:lang w:val="ru-RU"/>
+        </w:rPr>
+        <w:t xml:space="preserve"> и Рисунке 5</w:t>
+      </w:r>
+      <w:r>
+        <w:rPr>
+          <w:lang w:val="ru-RU"/>
+        </w:rPr>
+        <w:t>.</w:t>
+      </w:r>
+    </w:p>
+    <w:p>
+      <w:pPr>
+        <w:pStyle w:val="a5"/>
+        <w:ind w:firstLine="0"/>
+        <w:rPr>
+          <w:lang w:val="ru-RU"/>
+        </w:rPr>
+      </w:pPr>
+    </w:p>
+    <w:p>
+      <w:pPr>
+        <w:pStyle w:val="a5"/>
+        <w:ind w:firstLine="0"/>
+        <w:jc w:val="center"/>
+        <w:rPr>
+          <w:lang w:val="ru-RU"/>
+        </w:rPr>
+      </w:pPr>
+    </w:p>
+    <w:p>
+      <w:pPr>
+        <w:pStyle w:val="a5"/>
+        <w:ind w:firstLine="0"/>
+        <w:jc w:val="center"/>
+        <w:rPr>
+          <w:lang w:val="ru-RU"/>
+        </w:rPr>
+      </w:pPr>
+      <w:r>
+        <w:rPr>
+          <w:noProof/>
+          <w:lang w:val="ru-RU"/>
+        </w:rPr>
+        <w:drawing>
+          <wp:inline distT="0" distB="0" distL="0" distR="0" wp14:anchorId="4E300FE4" wp14:editId="74788DDB">
+            <wp:extent cx="3909060" cy="2931795"/>
+            <wp:effectExtent l="0" t="0" r="0" b="1905"/>
+            <wp:docPr id="4" name="Рисунок 4"/>
+            <wp:cNvGraphicFramePr>
+              <a:graphicFrameLocks xmlns:a="http://schemas.openxmlformats.org/drawingml/2006/main" noChangeAspect="1"/>
+            </wp:cNvGraphicFramePr>
+            <a:graphic xmlns:a="http://schemas.openxmlformats.org/drawingml/2006/main">
+              <a:graphicData uri="http://schemas.openxmlformats.org/drawingml/2006/picture">
+                <pic:pic xmlns:pic="http://schemas.openxmlformats.org/drawingml/2006/picture">
+                  <pic:nvPicPr>
+                    <pic:cNvPr id="0" name="Picture 3"/>
+                    <pic:cNvPicPr>
+                      <a:picLocks noChangeAspect="1" noChangeArrowheads="1"/>
+                    </pic:cNvPicPr>
+                  </pic:nvPicPr>
+                  <pic:blipFill>
+                    <a:blip r:embed="rId7">
+                      <a:extLst>
+                        <a:ext uri="{28A0092B-C50C-407E-A947-70E740481C1C}">
+                          <a14:useLocalDpi xmlns:a14="http://schemas.microsoft.com/office/drawing/2010/main" val="0"/>
+                        </a:ext>
+                      </a:extLst>
+                    </a:blip>
+                    <a:srcRect/>
+                    <a:stretch>
+                      <a:fillRect/>
+                    </a:stretch>
+                  </pic:blipFill>
+                  <pic:spPr bwMode="auto">
+                    <a:xfrm>
+                      <a:off x="0" y="0"/>
+                      <a:ext cx="3909060" cy="2931795"/>
+                    </a:xfrm>
+                    <a:prstGeom prst="rect">
+                      <a:avLst/>
+                    </a:prstGeom>
+                    <a:noFill/>
+                    <a:ln>
+                      <a:noFill/>
+                    </a:ln>
+                  </pic:spPr>
+                </pic:pic>
+              </a:graphicData>
+            </a:graphic>
+          </wp:inline>
+        </w:drawing>
+      </w:r>
+    </w:p>
+    <w:p>
+      <w:pPr>
+        <w:pStyle w:val="a5"/>
+        <w:ind w:firstLine="0"/>
+        <w:jc w:val="center"/>
+        <w:rPr>
+          <w:lang w:val="ru-RU"/>
+        </w:rPr>
+      </w:pPr>
+      <w:r>
+        <w:rPr>
+          <w:lang w:val="ru-RU"/>
+        </w:rPr>
+        <w:t>Рисунок 4 - Амплитудо Частотная Характеристика фильтра</w:t>
+      </w:r>
+    </w:p>
+    <w:p>
+      <w:pPr>
+        <w:pStyle w:val="a5"/>
+        <w:ind w:firstLine="0"/>
+        <w:jc w:val="center"/>
+        <w:rPr>
+          <w:lang w:val="ru-RU"/>
+        </w:rPr>
+      </w:pPr>
+    </w:p>
+    <w:p>
+      <w:pPr>
+        <w:pStyle w:val="a5"/>
+        <w:ind w:firstLine="0"/>
+        <w:jc w:val="center"/>
+        <w:rPr>
+          <w:lang w:val="ru-RU"/>
+        </w:rPr>
+      </w:pPr>
+      <w:r>
+        <w:rPr>
+          <w:noProof/>
+          <w:lang w:val="ru-RU"/>
+        </w:rPr>
+        <w:drawing>
+          <wp:inline distT="0" distB="0" distL="0" distR="0" wp14:anchorId="7D7A9B5E" wp14:editId="45032943">
+            <wp:extent cx="4460240" cy="3345180"/>
+            <wp:effectExtent l="0" t="0" r="0" b="7620"/>
+            <wp:docPr id="5" name="Рисунок 5"/>
+            <wp:cNvGraphicFramePr>
+              <a:graphicFrameLocks xmlns:a="http://schemas.openxmlformats.org/drawingml/2006/main" noChangeAspect="1"/>
+            </wp:cNvGraphicFramePr>
+            <a:graphic xmlns:a="http://schemas.openxmlformats.org/drawingml/2006/main">
+              <a:graphicData uri="http://schemas.openxmlformats.org/drawingml/2006/picture">
+                <pic:pic xmlns:pic="http://schemas.openxmlformats.org/drawingml/2006/picture">
+                  <pic:nvPicPr>
+                    <pic:cNvPr id="0" name="Picture 4"/>
+                    <pic:cNvPicPr>
+                      <a:picLocks noChangeAspect="1" noChangeArrowheads="1"/>
+                    </pic:cNvPicPr>
+                  </pic:nvPicPr>
+                  <pic:blipFill>
+                    <a:blip r:embed="rId8">
+                      <a:extLst>
+                        <a:ext uri="{28A0092B-C50C-407E-A947-70E740481C1C}">
+                          <a14:useLocalDpi xmlns:a14="http://schemas.microsoft.com/office/drawing/2010/main" val="0"/>
+                        </a:ext>
+                      </a:extLst>
+                    </a:blip>
+                    <a:srcRect/>
+                    <a:stretch>
+                      <a:fillRect/>
+                    </a:stretch>
+                  </pic:blipFill>
+                  <pic:spPr bwMode="auto">
+                    <a:xfrm>
+                      <a:off x="0" y="0"/>
+                      <a:ext cx="4460240" cy="3345180"/>
+                    </a:xfrm>
+                    <a:prstGeom prst="rect">
+                      <a:avLst/>
+                    </a:prstGeom>
+                    <a:noFill/>
+                    <a:ln>
+                      <a:noFill/>
+                    </a:ln>
+                  </pic:spPr>
+                </pic:pic>
+              </a:graphicData>
+            </a:graphic>
+          </wp:inline>
+        </w:drawing>
+      </w:r>
+    </w:p>
+    <w:p>
+      <w:pPr>
+        <w:pStyle w:val="a5"/>
+        <w:ind w:firstLine="0"/>
+        <w:jc w:val="center"/>
+        <w:rPr>
+          <w:lang w:val="ru-RU"/>
+        </w:rPr>
+      </w:pPr>
+      <w:r>
+        <w:rPr>
+          <w:lang w:val="ru-RU"/>
+        </w:rPr>
+        <w:t>Рисунок 5 - Фазо Частотная Характеристика фильтра</w:t>
+      </w:r>
+    </w:p>
+    <w:p>
+      <w:pPr>
+        <w:pStyle w:val="a5"/>
+        <w:ind w:firstLine="0"/>
+        <w:jc w:val="center"/>
+        <w:rPr>
+          <w:lang w:val="ru-RU"/>
+        </w:rPr>
+      </w:pPr>
+    </w:p>
+    <w:p>
+      <w:pPr>
+        <w:pStyle w:val="a5"/>
+        <w:ind w:firstLine="0"/>
+        <w:rPr>
+          <w:lang w:val="ru-RU"/>
+        </w:rPr>
+      </w:pPr>
+      <w:r>
+        <w:rPr>
+          <w:lang w:val="ru-RU"/>
+        </w:rPr>
+        <w:tab/>
+      </w:r>
+      <w:r>
+        <w:rPr>
+          <w:lang w:val="ru-RU"/>
+        </w:rPr>
+        <w:t>6. Расчёт фазовые и групповые времена задержки.</w:t>
+      </w:r>
+    </w:p>
+    <w:p>
+      <w:pPr>
+        <w:pStyle w:val="a5"/>
+        <w:ind w:firstLine="0"/>
+        <w:rPr>
+          <w:lang w:val="ru-RU"/>
+        </w:rPr>
+      </w:pPr>
+      <w:r>
+        <w:rPr>
+          <w:lang w:val="ru-RU"/>
+        </w:rPr>
+        <w:tab/>
+        <w:t xml:space="preserve">Код для реализации решения представленного в методе с помощью языка программирования </w:t>
+      </w:r>
+      <w:r>
+        <w:t>Python</w:t>
+      </w:r>
+      <w:r>
+        <w:rPr>
+          <w:lang w:val="ru-RU"/>
+        </w:rPr>
+        <w:t xml:space="preserve"> представлен в Приложении А (Листинг 4), результат приведён на Рисунке 6 и Рисунке 7.</w:t>
+      </w:r>
+    </w:p>
+    <w:p>
+      <w:pPr>
+        <w:pStyle w:val="a5"/>
+        <w:ind w:firstLine="0"/>
+        <w:rPr>
+          <w:lang w:val="ru-RU"/>
+        </w:rPr>
+      </w:pPr>
+    </w:p>
+    <w:p>
+      <w:pPr>
+        <w:pStyle w:val="a5"/>
+        <w:ind w:firstLine="0"/>
+        <w:jc w:val="center"/>
+        <w:rPr>
+          <w:lang w:val="ru-RU"/>
+        </w:rPr>
+      </w:pPr>
+      <w:r>
+        <w:rPr>
+          <w:noProof/>
+          <w:lang w:val="ru-RU"/>
+        </w:rPr>
+        <w:lastRenderedPageBreak/>
+        <w:drawing>
+          <wp:inline distT="0" distB="0" distL="0" distR="0" wp14:anchorId="3B726A02" wp14:editId="6AB302DD">
+            <wp:extent cx="4897120" cy="3672840"/>
+            <wp:effectExtent l="0" t="0" r="0" b="3810"/>
+            <wp:docPr id="6" name="Рисунок 6"/>
+            <wp:cNvGraphicFramePr>
+              <a:graphicFrameLocks xmlns:a="http://schemas.openxmlformats.org/drawingml/2006/main" noChangeAspect="1"/>
+            </wp:cNvGraphicFramePr>
+            <a:graphic xmlns:a="http://schemas.openxmlformats.org/drawingml/2006/main">
+              <a:graphicData uri="http://schemas.openxmlformats.org/drawingml/2006/picture">
+                <pic:pic xmlns:pic="http://schemas.openxmlformats.org/drawingml/2006/picture">
+                  <pic:nvPicPr>
+                    <pic:cNvPr id="0" name="Picture 5"/>
+                    <pic:cNvPicPr>
+                      <a:picLocks noChangeAspect="1" noChangeArrowheads="1"/>
+                    </pic:cNvPicPr>
+                  </pic:nvPicPr>
+                  <pic:blipFill>
+                    <a:blip r:embed="rId9">
+                      <a:extLst>
+                        <a:ext uri="{28A0092B-C50C-407E-A947-70E740481C1C}">
+                          <a14:useLocalDpi xmlns:a14="http://schemas.microsoft.com/office/drawing/2010/main" val="0"/>
+                        </a:ext>
+                      </a:extLst>
+                    </a:blip>
+                    <a:srcRect/>
+                    <a:stretch>
+                      <a:fillRect/>
+                    </a:stretch>
+                  </pic:blipFill>
+                  <pic:spPr bwMode="auto">
+                    <a:xfrm>
+                      <a:off x="0" y="0"/>
+                      <a:ext cx="4897120" cy="3672840"/>
+                    </a:xfrm>
+                    <a:prstGeom prst="rect">
+                      <a:avLst/>
+                    </a:prstGeom>
+                    <a:noFill/>
+                    <a:ln>
+                      <a:noFill/>
+                    </a:ln>
+                  </pic:spPr>
+                </pic:pic>
+              </a:graphicData>
+            </a:graphic>
+          </wp:inline>
+        </w:drawing>
+      </w:r>
+    </w:p>
+    <w:p>
+      <w:pPr>
+        <w:pStyle w:val="a5"/>
+        <w:ind w:firstLine="0"/>
+        <w:jc w:val="center"/>
+        <w:rPr>
+          <w:lang w:val="ru-RU"/>
+        </w:rPr>
+      </w:pPr>
+      <w:r>
+        <w:rPr>
+          <w:lang w:val="ru-RU"/>
+        </w:rPr>
+        <w:t>Рисунок 6 - Фазовая задержка фильтра</w:t>
+      </w:r>
+    </w:p>
+    <w:p>
+      <w:pPr>
+        <w:pStyle w:val="a5"/>
+        <w:ind w:firstLine="0"/>
+        <w:jc w:val="center"/>
+        <w:rPr>
+          <w:lang w:val="ru-RU"/>
+        </w:rPr>
+      </w:pPr>
+      <w:r>
+        <w:rPr>
+          <w:noProof/>
+          <w:lang w:val="ru-RU"/>
+        </w:rPr>
+        <w:drawing>
+          <wp:inline distT="0" distB="0" distL="0" distR="0" wp14:anchorId="7C89DE2A" wp14:editId="2A38C6CF">
+            <wp:extent cx="4625340" cy="3469005"/>
+            <wp:effectExtent l="0" t="0" r="3810" b="0"/>
+            <wp:docPr id="7" name="Рисунок 7"/>
+            <wp:cNvGraphicFramePr>
+              <a:graphicFrameLocks xmlns:a="http://schemas.openxmlformats.org/drawingml/2006/main" noChangeAspect="1"/>
+            </wp:cNvGraphicFramePr>
+            <a:graphic xmlns:a="http://schemas.openxmlformats.org/drawingml/2006/main">
+              <a:graphicData uri="http://schemas.openxmlformats.org/drawingml/2006/picture">
+                <pic:pic xmlns:pic="http://schemas.openxmlformats.org/drawingml/2006/picture">
+                  <pic:nvPicPr>
+                    <pic:cNvPr id="0" name="Picture 6"/>
+                    <pic:cNvPicPr>
+                      <a:picLocks noChangeAspect="1" noChangeArrowheads="1"/>
+                    </pic:cNvPicPr>
+                  </pic:nvPicPr>
+                  <pic:blipFill>
+                    <a:blip r:embed="rId10">
+                      <a:extLst>
+                        <a:ext uri="{28A0092B-C50C-407E-A947-70E740481C1C}">
+                          <a14:useLocalDpi xmlns:a14="http://schemas.microsoft.com/office/drawing/2010/main" val="0"/>
+                        </a:ext>
+                      </a:extLst>
+                    </a:blip>
+                    <a:srcRect/>
+                    <a:stretch>
+                      <a:fillRect/>
+                    </a:stretch>
+                  </pic:blipFill>
+                  <pic:spPr bwMode="auto">
+                    <a:xfrm>
+                      <a:off x="0" y="0"/>
+                      <a:ext cx="4625340" cy="3469005"/>
+                    </a:xfrm>
+                    <a:prstGeom prst="rect">
+                      <a:avLst/>
+                    </a:prstGeom>
+                    <a:noFill/>
+                    <a:ln>
+                      <a:noFill/>
+                    </a:ln>
+                  </pic:spPr>
+                </pic:pic>
+              </a:graphicData>
+            </a:graphic>
+          </wp:inline>
+        </w:drawing>
+      </w:r>
+    </w:p>
+    <w:p>
+      <w:pPr>
+        <w:pStyle w:val="a5"/>
+        <w:ind w:firstLine="0"/>
+        <w:jc w:val="center"/>
+        <w:rPr>
+          <w:lang w:val="ru-RU"/>
+        </w:rPr>
+      </w:pPr>
+      <w:r>
+        <w:rPr>
+          <w:lang w:val="ru-RU"/>
+        </w:rPr>
+        <w:t>Рисунок 7 - Групповая задержка</w:t>
+      </w:r>
+    </w:p>
+    <w:p>
+      <w:pPr>
+        <w:pStyle w:val="a5"/>
+        <w:ind w:firstLine="0"/>
+        <w:jc w:val="center"/>
+        <w:rPr>
+          <w:lang w:val="ru-RU"/>
+        </w:rPr>
+      </w:pPr>
+    </w:p>
+    <w:p>
+      <w:pPr>
+        <w:pStyle w:val="a5"/>
+        <w:ind w:firstLine="0"/>
+        <w:rPr>
+          <w:lang w:val="ru-RU"/>
+        </w:rPr>
+      </w:pPr>
+      <w:r>
+        <w:rPr>
+          <w:lang w:val="ru-RU"/>
+        </w:rPr>
+        <w:tab/>
+      </w:r>
+      <w:r>
+        <w:rPr>
+          <w:lang w:val="ru-RU"/>
+        </w:rPr>
+        <w:t>7. Построение карты нулей и полюсов для РЦФ.</w:t>
+      </w:r>
+    </w:p>
+    <w:p>
+      <w:pPr>
+        <w:pStyle w:val="a5"/>
+        <w:ind w:firstLine="0"/>
+        <w:rPr>
+          <w:lang w:val="ru-RU"/>
+        </w:rPr>
+      </w:pPr>
+      <w:r>
+        <w:rPr>
+          <w:lang w:val="ru-RU"/>
+        </w:rPr>
+        <w:tab/>
+        <w:t xml:space="preserve">Код для реализации решения представленного в методе с помощью языка программирования </w:t>
+      </w:r>
+      <w:r>
+        <w:t>Python</w:t>
+      </w:r>
+      <w:r>
+        <w:rPr>
+          <w:lang w:val="ru-RU"/>
+        </w:rPr>
+        <w:t xml:space="preserve"> представлен в Приложении А (Листинг 5), результат приведён на Рисунке 8.</w:t>
+      </w:r>
+    </w:p>
+    <w:p>
+      <w:pPr>
+        <w:pStyle w:val="a5"/>
+        <w:ind w:firstLine="0"/>
+        <w:rPr>
+          <w:lang w:val="ru-RU"/>
+        </w:rPr>
+      </w:pPr>
+    </w:p>
+    <w:p>
+      <w:pPr>
+        <w:pStyle w:val="a5"/>
+        <w:ind w:firstLine="0"/>
+        <w:jc w:val="center"/>
+        <w:rPr>
+          <w:lang w:val="ru-RU"/>
+        </w:rPr>
+      </w:pPr>
+      <w:r>
+        <w:rPr>
+          <w:noProof/>
+          <w:lang w:val="ru-RU"/>
+        </w:rPr>
+        <w:lastRenderedPageBreak/>
+        <w:drawing>
+          <wp:inline distT="0" distB="0" distL="0" distR="0" wp14:anchorId="25293F3D" wp14:editId="46044E55">
+            <wp:extent cx="4815840" cy="3611880"/>
+            <wp:effectExtent l="0" t="0" r="3810" b="7620"/>
+            <wp:docPr id="11" name="Рисунок 11"/>
+            <wp:cNvGraphicFramePr>
+              <a:graphicFrameLocks xmlns:a="http://schemas.openxmlformats.org/drawingml/2006/main" noChangeAspect="1"/>
+            </wp:cNvGraphicFramePr>
+            <a:graphic xmlns:a="http://schemas.openxmlformats.org/drawingml/2006/main">
+              <a:graphicData uri="http://schemas.openxmlformats.org/drawingml/2006/picture">
+                <pic:pic xmlns:pic="http://schemas.openxmlformats.org/drawingml/2006/picture">
+                  <pic:nvPicPr>
+                    <pic:cNvPr id="0" name="Picture 10"/>
+                    <pic:cNvPicPr>
+                      <a:picLocks noChangeAspect="1" noChangeArrowheads="1"/>
+                    </pic:cNvPicPr>
+                  </pic:nvPicPr>
+                  <pic:blipFill>
+                    <a:blip r:embed="rId11">
+                      <a:extLst>
+                        <a:ext uri="{28A0092B-C50C-407E-A947-70E740481C1C}">
+                          <a14:useLocalDpi xmlns:a14="http://schemas.microsoft.com/office/drawing/2010/main" val="0"/>
+                        </a:ext>
+                      </a:extLst>
+                    </a:blip>
+                    <a:srcRect/>
+                    <a:stretch>
+                      <a:fillRect/>
+                    </a:stretch>
+                  </pic:blipFill>
+                  <pic:spPr bwMode="auto">
+                    <a:xfrm>
+                      <a:off x="0" y="0"/>
+                      <a:ext cx="4815840" cy="3611880"/>
+                    </a:xfrm>
+                    <a:prstGeom prst="rect">
+                      <a:avLst/>
+                    </a:prstGeom>
+                    <a:noFill/>
+                    <a:ln>
+                      <a:noFill/>
+                    </a:ln>
+                  </pic:spPr>
+                </pic:pic>
+              </a:graphicData>
+            </a:graphic>
+          </wp:inline>
+        </w:drawing>
+      </w:r>
+    </w:p>
+    <w:p>
+      <w:pPr>
+        <w:pStyle w:val="a5"/>
+        <w:ind w:firstLine="0"/>
+        <w:jc w:val="center"/>
+        <w:rPr>
+          <w:lang w:val="ru-RU"/>
+        </w:rPr>
+      </w:pPr>
+      <w:r>
+        <w:rPr>
+          <w:lang w:val="ru-RU"/>
+        </w:rPr>
+        <w:t>Рисунок 8 - Карта нулей и полюсов для РЦФ</w:t>
+      </w:r>
+    </w:p>
+    <w:p>
+      <w:pPr>
+        <w:pStyle w:val="a5"/>
+        <w:ind w:firstLine="0"/>
+        <w:rPr>
+          <w:lang w:val="ru-RU"/>
+        </w:rPr>
+      </w:pPr>
+    </w:p>
+    <w:p>
+      <w:pPr>
+        <w:pStyle w:val="a5"/>
+        <w:ind w:firstLine="0"/>
+        <w:rPr>
+          <w:lang w:val="ru-RU"/>
+        </w:rPr>
+      </w:pPr>
+      <w:r>
+        <w:rPr>
+          <w:lang w:val="ru-RU"/>
+        </w:rPr>
+        <w:tab/>
+      </w:r>
+      <w:r>
+        <w:t xml:space="preserve">8. </w:t>
+      </w:r>
+      <w:r>
+        <w:rPr>
+          <w:lang w:val="ru-RU"/>
+        </w:rPr>
+        <w:t>Анализ</w:t>
+      </w:r>
+    </w:p>
+    <w:p>
+      <w:pPr>
+        <w:pStyle w:val="a5"/>
+        <w:ind w:firstLine="0"/>
+        <w:rPr>
+          <w:lang w:val="ru-RU"/>
+        </w:rPr>
+      </w:pPr>
+      <w:r>
+        <w:rPr>
+          <w:lang w:val="ru-RU"/>
+        </w:rPr>
+        <w:tab/>
+        <w:t>Характеристики полученных дискретных фильтров соответствуют характеристикам линейных систем-прототипов. Разработанные РЦФ являются устойчивыми. Импульсные и переходные характеристики сошлись.</w:t>
+      </w:r>
+      <w:r>
+        <w:rPr>
+          <w:lang w:val="ru-RU"/>
+        </w:rPr>
+        <w:tab/>
+      </w:r>
+    </w:p>
+    <w:p>
+      <w:pPr>
+        <w:pStyle w:val="a5"/>
+        <w:ind w:firstLine="0"/>
+        <w:rPr>
+          <w:lang w:val="ru-RU"/>
+        </w:rPr>
+      </w:pPr>
+    </w:p>
+    <w:p>
+      <w:pPr>
+        <w:pStyle w:val="a5"/>
+        <w:ind w:firstLine="708"/>
+        <w:rPr>
+          <w:lang w:val="ru-RU"/>
+        </w:rPr>
+      </w:pPr>
+      <w:r>
+        <w:rPr>
+          <w:lang w:val="ru-RU"/>
+        </w:rPr>
+        <w:t>Вывод</w:t>
+      </w:r>
+      <w:r>
+        <w:rPr>
+          <w:lang w:val="ru-RU"/>
+        </w:rPr>
+        <w:t>:</w:t>
+      </w:r>
+    </w:p>
+    <w:p>
+      <w:pPr>
+        <w:pStyle w:val="a5"/>
+        <w:rPr>
+          <w:lang w:val="ru-RU"/>
+        </w:rPr>
+      </w:pPr>
+      <w:r>
+        <w:rPr>
+          <w:lang w:val="ru-RU"/>
+        </w:rPr>
+        <w:t>В ходе данной лабораторной работы были п</w:t>
+      </w:r>
+      <w:r>
+        <w:rPr>
+          <w:lang w:val="ru-RU"/>
+        </w:rPr>
+        <w:t>олуч</w:t>
+      </w:r>
+      <w:r>
+        <w:rPr>
+          <w:lang w:val="ru-RU"/>
+        </w:rPr>
+        <w:t>ены</w:t>
+      </w:r>
+      <w:r>
+        <w:rPr>
+          <w:lang w:val="ru-RU"/>
+        </w:rPr>
+        <w:t xml:space="preserve"> практические навыки применения элементарных алгоритмов расчёта дискретных фильтров по заданным характеристикам непрерывных линейных систем.</w:t>
+      </w:r>
+      <w:r>
+        <w:rPr>
+          <w:lang w:val="ru-RU"/>
+        </w:rPr>
+        <w:t xml:space="preserve"> </w:t>
+      </w:r>
+      <w:r>
+        <w:rPr>
+          <w:lang w:val="ru-RU"/>
+        </w:rPr>
+        <w:t>Выполн</w:t>
+      </w:r>
+      <w:r>
+        <w:rPr>
+          <w:lang w:val="ru-RU"/>
+        </w:rPr>
+        <w:t>ен</w:t>
+      </w:r>
+      <w:r>
+        <w:rPr>
+          <w:lang w:val="ru-RU"/>
+        </w:rPr>
+        <w:t xml:space="preserve"> сравнительный анализ характеристик получаемых</w:t>
+      </w:r>
+      <w:r>
+        <w:rPr>
+          <w:lang w:val="ru-RU"/>
+        </w:rPr>
+        <w:t xml:space="preserve"> </w:t>
+      </w:r>
+      <w:r>
+        <w:rPr>
+          <w:lang w:val="ru-RU"/>
+        </w:rPr>
+        <w:t>дискретных фильтров в сопоставлении с их аналоговыми прототипами</w:t>
+      </w:r>
+      <w:r>
+        <w:rPr>
+          <w:lang w:val="ru-RU"/>
+        </w:rPr>
+        <w:t>.</w:t>
+      </w:r>
+      <w:r>
+        <w:rPr>
+          <w:lang w:val="ru-RU"/>
+        </w:rPr>
+        <w:t xml:space="preserve"> Изуч</w:t>
+      </w:r>
+      <w:r>
+        <w:rPr>
+          <w:lang w:val="ru-RU"/>
+        </w:rPr>
+        <w:t>ены</w:t>
+      </w:r>
+      <w:r>
+        <w:rPr>
+          <w:lang w:val="ru-RU"/>
+        </w:rPr>
+        <w:t xml:space="preserve"> функции прикладного пакета для расчёта указанных выше характеристик.</w:t>
+      </w:r>
+    </w:p>
+    <w:p>
+      <w:pPr>
+        <w:pStyle w:val="a5"/>
+        <w:ind w:firstLine="0"/>
+        <w:rPr>
+          <w:lang w:val="ru-RU"/>
+        </w:rPr>
+      </w:pPr>
+    </w:p>
+    <w:p>
+      <w:pPr>
+        <w:pStyle w:val="a5"/>
+        <w:ind w:firstLine="0"/>
+        <w:rPr>
+          <w:lang w:val="ru-RU"/>
+        </w:rPr>
+      </w:pPr>
+    </w:p>
+    <w:p/>
+    <w:p/>
+    <w:p/>
+    <w:p/>
+    <w:p/>
+    <w:p>
+      <w:r>
+        <w:lastRenderedPageBreak/>
+        <w:br w:type="page"/>
+      </w:r>
+    </w:p>
+    <w:p>
+      <w:pPr>
+        <w:pStyle w:val="a5"/>
+        <w:ind w:firstLine="0"/>
+        <w:jc w:val="center"/>
+        <w:rPr>
+          <w:b/>
+          <w:bCs/>
+          <w:lang w:val="ru-RU"/>
+        </w:rPr>
+      </w:pPr>
+      <w:r>
+        <w:rPr>
+          <w:b/>
+          <w:bCs/>
+          <w:lang w:val="ru-RU"/>
+        </w:rPr>
+        <w:lastRenderedPageBreak/>
+        <w:t>ПРИЛОЖЕНИЕ А</w:t>
+      </w:r>
+    </w:p>
+    <w:p>
+      <w:pPr>
+        <w:pStyle w:val="a5"/>
+        <w:ind w:firstLine="0"/>
+        <w:rPr>
+          <w:b/>
+          <w:bCs/>
+          <w:lang w:val="ru-RU"/>
+        </w:rPr>
+      </w:pPr>
+    </w:p>
+    <w:p>
+      <w:pPr>
+        <w:pStyle w:val="a5"/>
+        <w:ind w:firstLine="0"/>
+        <w:rPr>
+          <w:lang w:val="ru-RU"/>
+        </w:rPr>
+      </w:pPr>
+      <w:r>
+        <w:rPr>
+          <w:lang w:val="ru-RU"/>
+        </w:rPr>
+        <w:t xml:space="preserve">Листинг 1 - Построение РЦФ с помощью функции </w:t>
+      </w:r>
+      <w:r>
+        <w:t>impinvar</w:t>
+      </w:r>
+    </w:p>
+    <w:p>
+      <w:pPr>
+        <w:rPr>
+          <w:rFonts w:ascii="Courier New" w:hAnsi="Courier New" w:cs="Courier New"/>
+          <w:sz w:val="20"/>
+          <w:szCs w:val="20"/>
+          <w:lang w:val="en-US"/>
+        </w:rPr>
+      </w:pPr>
+      <w:r>
+        <w:rPr>
+          <w:rFonts w:ascii="Courier New" w:hAnsi="Courier New" w:cs="Courier New"/>
+          <w:sz w:val="20"/>
+          <w:szCs w:val="20"/>
+          <w:lang w:val="en-US"/>
+        </w:rPr>
+        <w:t>import numpy as np</w:t>
+      </w:r>
+    </w:p>
+    <w:p>
+      <w:pPr>
+        <w:rPr>
+          <w:rFonts w:ascii="Courier New" w:hAnsi="Courier New" w:cs="Courier New"/>
+          <w:sz w:val="20"/>
+          <w:szCs w:val="20"/>
+          <w:lang w:val="en-US"/>
+        </w:rPr>
+      </w:pPr>
+      <w:r>
+        <w:rPr>
+          <w:rFonts w:ascii="Courier New" w:hAnsi="Courier New" w:cs="Courier New"/>
+          <w:sz w:val="20"/>
+          <w:szCs w:val="20"/>
+          <w:lang w:val="en-US"/>
+        </w:rPr>
+        <w:t>from PyDynamic.misc.impinvar import impinvar</w:t>
+      </w:r>
+    </w:p>
+    <w:p>
+      <w:pPr>
+        <w:rPr>
+          <w:rFonts w:ascii="Courier New" w:hAnsi="Courier New" w:cs="Courier New"/>
+          <w:sz w:val="20"/>
+          <w:szCs w:val="20"/>
+          <w:lang w:val="en-US"/>
+        </w:rPr>
+      </w:pPr>
+    </w:p>
+    <w:p>
+      <w:pPr>
+        <w:rPr>
+          <w:rFonts w:ascii="Courier New" w:hAnsi="Courier New" w:cs="Courier New"/>
+          <w:sz w:val="20"/>
+          <w:szCs w:val="20"/>
+          <w:lang w:val="en-US"/>
+        </w:rPr>
+      </w:pPr>
+      <w:r>
+        <w:rPr>
+          <w:rFonts w:ascii="Courier New" w:hAnsi="Courier New" w:cs="Courier New"/>
+          <w:sz w:val="20"/>
+          <w:szCs w:val="20"/>
+          <w:lang w:val="en-US"/>
+        </w:rPr>
+        <w:t>T0 = 0.01</w:t>
+      </w:r>
+    </w:p>
+    <w:p>
+      <w:pPr>
+        <w:rPr>
+          <w:rFonts w:ascii="Courier New" w:hAnsi="Courier New" w:cs="Courier New"/>
+          <w:sz w:val="20"/>
+          <w:szCs w:val="20"/>
+          <w:lang w:val="en-US"/>
+        </w:rPr>
+      </w:pPr>
+      <w:r>
+        <w:rPr>
+          <w:rFonts w:ascii="Courier New" w:hAnsi="Courier New" w:cs="Courier New"/>
+          <w:sz w:val="20"/>
+          <w:szCs w:val="20"/>
+          <w:lang w:val="en-US"/>
+        </w:rPr>
+        <w:t>fs = 1000</w:t>
+      </w:r>
+    </w:p>
+    <w:p>
+      <w:pPr>
+        <w:rPr>
+          <w:rFonts w:ascii="Courier New" w:hAnsi="Courier New" w:cs="Courier New"/>
+          <w:sz w:val="20"/>
+          <w:szCs w:val="20"/>
+          <w:lang w:val="en-US"/>
+        </w:rPr>
+      </w:pPr>
+    </w:p>
+    <w:p>
+      <w:pPr>
+        <w:rPr>
+          <w:rFonts w:ascii="Courier New" w:hAnsi="Courier New" w:cs="Courier New"/>
+          <w:sz w:val="20"/>
+          <w:szCs w:val="20"/>
+          <w:lang w:val="en-US"/>
+        </w:rPr>
+      </w:pPr>
+      <w:r>
+        <w:rPr>
+          <w:rFonts w:ascii="Courier New" w:hAnsi="Courier New" w:cs="Courier New"/>
+          <w:sz w:val="20"/>
+          <w:szCs w:val="20"/>
+          <w:lang w:val="en-US"/>
+        </w:rPr>
+        <w:t>denom = 1 + 5.51*T0 + 7.161*T0**2</w:t>
+      </w:r>
+    </w:p>
+    <w:p>
+      <w:pPr>
+        <w:rPr>
+          <w:rFonts w:ascii="Courier New" w:hAnsi="Courier New" w:cs="Courier New"/>
+          <w:sz w:val="20"/>
+          <w:szCs w:val="20"/>
+          <w:lang w:val="en-US"/>
+        </w:rPr>
+      </w:pPr>
+    </w:p>
+    <w:p>
+      <w:pPr>
+        <w:rPr>
+          <w:rFonts w:ascii="Courier New" w:hAnsi="Courier New" w:cs="Courier New"/>
+          <w:sz w:val="20"/>
+          <w:szCs w:val="20"/>
+          <w:lang w:val="en-US"/>
+        </w:rPr>
+      </w:pPr>
+      <w:r>
+        <w:rPr>
+          <w:rFonts w:ascii="Courier New" w:hAnsi="Courier New" w:cs="Courier New"/>
+          <w:sz w:val="20"/>
+          <w:szCs w:val="20"/>
+          <w:lang w:val="en-US"/>
+        </w:rPr>
+        <w:t>a1 = (1 + 1.65*T0) / denom</w:t>
+      </w:r>
+    </w:p>
+    <w:p>
+      <w:pPr>
+        <w:rPr>
+          <w:rFonts w:ascii="Courier New" w:hAnsi="Courier New" w:cs="Courier New"/>
+          <w:sz w:val="20"/>
+          <w:szCs w:val="20"/>
+          <w:lang w:val="en-US"/>
+        </w:rPr>
+      </w:pPr>
+      <w:r>
+        <w:rPr>
+          <w:rFonts w:ascii="Courier New" w:hAnsi="Courier New" w:cs="Courier New"/>
+          <w:sz w:val="20"/>
+          <w:szCs w:val="20"/>
+          <w:lang w:val="en-US"/>
+        </w:rPr>
+        <w:t>a2 = -1 / denom</w:t>
+      </w:r>
+    </w:p>
+    <w:p>
+      <w:pPr>
+        <w:rPr>
+          <w:rFonts w:ascii="Courier New" w:hAnsi="Courier New" w:cs="Courier New"/>
+          <w:sz w:val="20"/>
+          <w:szCs w:val="20"/>
+          <w:lang w:val="en-US"/>
+        </w:rPr>
+      </w:pPr>
+      <w:r>
+        <w:rPr>
+          <w:rFonts w:ascii="Courier New" w:hAnsi="Courier New" w:cs="Courier New"/>
+          <w:sz w:val="20"/>
+          <w:szCs w:val="20"/>
+          <w:lang w:val="en-US"/>
+        </w:rPr>
+        <w:t>b0 = -(2 + 11.02*T0) / denom</w:t>
+      </w:r>
+    </w:p>
+    <w:p>
+      <w:pPr>
+        <w:rPr>
+          <w:rFonts w:ascii="Courier New" w:hAnsi="Courier New" w:cs="Courier New"/>
+          <w:sz w:val="20"/>
+          <w:szCs w:val="20"/>
+          <w:lang w:val="en-US"/>
+        </w:rPr>
+      </w:pPr>
+      <w:r>
+        <w:rPr>
+          <w:rFonts w:ascii="Courier New" w:hAnsi="Courier New" w:cs="Courier New"/>
+          <w:sz w:val="20"/>
+          <w:szCs w:val="20"/>
+          <w:lang w:val="en-US"/>
+        </w:rPr>
+        <w:t>b1 = 1 / denom</w:t>
+      </w:r>
+    </w:p>
+    <w:p>
+      <w:pPr>
+        <w:rPr>
+          <w:rFonts w:ascii="Courier New" w:hAnsi="Courier New" w:cs="Courier New"/>
+          <w:sz w:val="20"/>
+          <w:szCs w:val="20"/>
+          <w:lang w:val="en-US"/>
+        </w:rPr>
+      </w:pPr>
+    </w:p>
+    <w:p>
+      <w:pPr>
+        <w:rPr>
+          <w:rFonts w:ascii="Courier New" w:hAnsi="Courier New" w:cs="Courier New"/>
+          <w:sz w:val="20"/>
+          <w:szCs w:val="20"/>
+          <w:lang w:val="en-US"/>
+        </w:rPr>
+      </w:pPr>
+      <w:r>
+        <w:rPr>
+          <w:rFonts w:ascii="Courier New" w:hAnsi="Courier New" w:cs="Courier New"/>
+          <w:sz w:val="20"/>
+          <w:szCs w:val="20"/>
+          <w:lang w:val="en-US"/>
+        </w:rPr>
+        <w:t>b_analog = [b0, b1]</w:t>
+      </w:r>
+    </w:p>
+    <w:p>
+      <w:pPr>
+        <w:rPr>
+          <w:rFonts w:ascii="Courier New" w:hAnsi="Courier New" w:cs="Courier New"/>
+          <w:sz w:val="20"/>
+          <w:szCs w:val="20"/>
+        </w:rPr>
+      </w:pPr>
+      <w:r>
+        <w:rPr>
+          <w:rFonts w:ascii="Courier New" w:hAnsi="Courier New" w:cs="Courier New"/>
+          <w:sz w:val="20"/>
+          <w:szCs w:val="20"/>
+        </w:rPr>
+        <w:t>a_analog = [1, a1, a2]</w:t>
+      </w:r>
+    </w:p>
+    <w:p>
+      <w:pPr>
+        <w:rPr>
+          <w:rFonts w:ascii="Courier New" w:hAnsi="Courier New" w:cs="Courier New"/>
+          <w:sz w:val="20"/>
+          <w:szCs w:val="20"/>
+        </w:rPr>
+      </w:pPr>
+    </w:p>
+    <w:p>
+      <w:pPr>
+        <w:rPr>
+          <w:rFonts w:ascii="Courier New" w:hAnsi="Courier New" w:cs="Courier New"/>
+          <w:sz w:val="20"/>
+          <w:szCs w:val="20"/>
+        </w:rPr>
+      </w:pPr>
+      <w:r>
+        <w:rPr>
+          <w:rFonts w:ascii="Courier New" w:hAnsi="Courier New" w:cs="Courier New"/>
+          <w:sz w:val="20"/>
+          <w:szCs w:val="20"/>
+        </w:rPr>
+        <w:t># Вызов без выравнивания</w:t>
+      </w:r>
+    </w:p>
+    <w:p>
+      <w:pPr>
+        <w:rPr>
+          <w:rFonts w:ascii="Courier New" w:hAnsi="Courier New" w:cs="Courier New"/>
+          <w:sz w:val="20"/>
+          <w:szCs w:val="20"/>
+          <w:lang w:val="en-US"/>
+        </w:rPr>
+      </w:pPr>
+      <w:r>
+        <w:rPr>
+          <w:rFonts w:ascii="Courier New" w:hAnsi="Courier New" w:cs="Courier New"/>
+          <w:sz w:val="20"/>
+          <w:szCs w:val="20"/>
+          <w:lang w:val="en-US"/>
+        </w:rPr>
+        <w:t>bz, az = impinvar(b_analog, a_analog, fs)</w:t>
+      </w:r>
+    </w:p>
+    <w:p>
+      <w:pPr>
+        <w:rPr>
+          <w:rFonts w:ascii="Courier New" w:hAnsi="Courier New" w:cs="Courier New"/>
+          <w:sz w:val="20"/>
+          <w:szCs w:val="20"/>
+          <w:lang w:val="en-US"/>
+        </w:rPr>
+      </w:pPr>
+    </w:p>
+    <w:p>
+      <w:pPr>
+        <w:rPr>
+          <w:rFonts w:ascii="Courier New" w:hAnsi="Courier New" w:cs="Courier New"/>
+          <w:sz w:val="20"/>
+          <w:szCs w:val="20"/>
+        </w:rPr>
+      </w:pPr>
+      <w:r>
+        <w:rPr>
+          <w:rFonts w:ascii="Courier New" w:hAnsi="Courier New" w:cs="Courier New"/>
+          <w:sz w:val="20"/>
+          <w:szCs w:val="20"/>
+        </w:rPr>
+        <w:t>print("Цифровой числитель bz:", bz)</w:t>
+      </w:r>
+    </w:p>
+    <w:p>
+      <w:pPr>
+        <w:rPr>
+          <w:rFonts w:ascii="Courier New" w:hAnsi="Courier New" w:cs="Courier New"/>
+          <w:sz w:val="20"/>
+          <w:szCs w:val="20"/>
+        </w:rPr>
+      </w:pPr>
+      <w:r>
+        <w:rPr>
+          <w:rFonts w:ascii="Courier New" w:hAnsi="Courier New" w:cs="Courier New"/>
+          <w:sz w:val="20"/>
+          <w:szCs w:val="20"/>
+        </w:rPr>
+        <w:t>print("Цифровой знаменатель az:", az)</w:t>
+      </w:r>
+    </w:p>
+    <w:p>
+      <w:pPr>
+        <w:pStyle w:val="a5"/>
+        <w:ind w:firstLine="0"/>
+        <w:rPr>
+          <w:lang w:val="ru-RU"/>
+        </w:rPr>
+      </w:pPr>
+    </w:p>
+    <w:p>
+      <w:pPr>
+        <w:pStyle w:val="a5"/>
+        <w:ind w:firstLine="0"/>
+        <w:rPr>
+          <w:lang w:val="ru-RU"/>
+        </w:rPr>
+      </w:pPr>
+      <w:r>
+        <w:rPr>
+          <w:lang w:val="ru-RU"/>
+        </w:rPr>
+        <w:t>Листинг 2 - Расчёт импульсных и переходных характеристик</w:t>
+      </w:r>
+    </w:p>
+    <w:p>
+      <w:pPr>
+        <w:rPr>
+          <w:rFonts w:ascii="Courier New" w:hAnsi="Courier New" w:cs="Courier New"/>
+          <w:sz w:val="20"/>
+          <w:szCs w:val="20"/>
+          <w:lang w:val="en-US"/>
+        </w:rPr>
+      </w:pPr>
+      <w:r>
+        <w:rPr>
+          <w:rFonts w:ascii="Courier New" w:hAnsi="Courier New" w:cs="Courier New"/>
+          <w:sz w:val="20"/>
+          <w:szCs w:val="20"/>
+          <w:lang w:val="en-US"/>
+        </w:rPr>
+        <w:t>N_impulses = 50</w:t>
+      </w:r>
+    </w:p>
+    <w:p>
+      <w:pPr>
+        <w:rPr>
+          <w:rFonts w:ascii="Courier New" w:hAnsi="Courier New" w:cs="Courier New"/>
+          <w:sz w:val="20"/>
+          <w:szCs w:val="20"/>
+          <w:lang w:val="en-US"/>
+        </w:rPr>
+      </w:pPr>
+    </w:p>
+    <w:p>
+      <w:pPr>
+        <w:rPr>
+          <w:rFonts w:ascii="Courier New" w:hAnsi="Courier New" w:cs="Courier New"/>
+          <w:sz w:val="20"/>
+          <w:szCs w:val="20"/>
+          <w:lang w:val="en-US"/>
+        </w:rPr>
+      </w:pPr>
+      <w:r>
+        <w:rPr>
+          <w:rFonts w:ascii="Courier New" w:hAnsi="Courier New" w:cs="Courier New"/>
+          <w:sz w:val="20"/>
+          <w:szCs w:val="20"/>
+          <w:lang w:val="en-US"/>
+        </w:rPr>
+        <w:t>h, t_h = signal.impulse(system_tf, N=N_impulses)</w:t>
+      </w:r>
+    </w:p>
+    <w:p>
+      <w:pPr>
+        <w:rPr>
+          <w:rFonts w:ascii="Courier New" w:hAnsi="Courier New" w:cs="Courier New"/>
+          <w:sz w:val="20"/>
+          <w:szCs w:val="20"/>
+          <w:lang w:val="en-US"/>
+        </w:rPr>
+      </w:pPr>
+    </w:p>
+    <w:p>
+      <w:pPr>
+        <w:rPr>
+          <w:rFonts w:ascii="Courier New" w:hAnsi="Courier New" w:cs="Courier New"/>
+          <w:sz w:val="20"/>
+          <w:szCs w:val="20"/>
+          <w:lang w:val="en-US"/>
+        </w:rPr>
+      </w:pPr>
+      <w:r>
+        <w:rPr>
+          <w:rFonts w:ascii="Courier New" w:hAnsi="Courier New" w:cs="Courier New"/>
+          <w:sz w:val="20"/>
+          <w:szCs w:val="20"/>
+          <w:lang w:val="en-US"/>
+        </w:rPr>
+        <w:t xml:space="preserve">plt.stem(t_h, h, </w:t>
+      </w:r>
+    </w:p>
+    <w:p>
+      <w:pPr>
+        <w:rPr>
+          <w:rFonts w:ascii="Courier New" w:hAnsi="Courier New" w:cs="Courier New"/>
+          <w:sz w:val="20"/>
+          <w:szCs w:val="20"/>
+        </w:rPr>
+      </w:pPr>
+      <w:r>
+        <w:rPr>
+          <w:rFonts w:ascii="Courier New" w:hAnsi="Courier New" w:cs="Courier New"/>
+          <w:sz w:val="20"/>
+          <w:szCs w:val="20"/>
+          <w:lang w:val="en-US"/>
+        </w:rPr>
+        <w:t>         </w:t>
+      </w:r>
+      <w:r>
+        <w:rPr>
+          <w:rFonts w:ascii="Courier New" w:hAnsi="Courier New" w:cs="Courier New"/>
+          <w:sz w:val="20"/>
+          <w:szCs w:val="20"/>
+        </w:rPr>
+        <w:t>linefmt='b-',      # цвет и стиль линии-держателя</w:t>
+      </w:r>
+    </w:p>
+    <w:p>
+      <w:pPr>
+        <w:rPr>
+          <w:rFonts w:ascii="Courier New" w:hAnsi="Courier New" w:cs="Courier New"/>
+          <w:sz w:val="20"/>
+          <w:szCs w:val="20"/>
+        </w:rPr>
+      </w:pPr>
+      <w:r>
+        <w:rPr>
+          <w:rFonts w:ascii="Courier New" w:hAnsi="Courier New" w:cs="Courier New"/>
+          <w:sz w:val="20"/>
+          <w:szCs w:val="20"/>
+        </w:rPr>
+        <w:t>         markerfmt='bo',    # цвет и форма маркера (синие окружности)</w:t>
+      </w:r>
+    </w:p>
+    <w:p>
+      <w:pPr>
+        <w:rPr>
+          <w:rFonts w:ascii="Courier New" w:hAnsi="Courier New" w:cs="Courier New"/>
+          <w:sz w:val="20"/>
+          <w:szCs w:val="20"/>
+        </w:rPr>
+      </w:pPr>
+      <w:r>
+        <w:rPr>
+          <w:rFonts w:ascii="Courier New" w:hAnsi="Courier New" w:cs="Courier New"/>
+          <w:sz w:val="20"/>
+          <w:szCs w:val="20"/>
+        </w:rPr>
+        <w:t>         basefmt='k-')      # цвет базовой линии</w:t>
+      </w:r>
+    </w:p>
+    <w:p>
+      <w:pPr>
+        <w:rPr>
+          <w:rFonts w:ascii="Courier New" w:hAnsi="Courier New" w:cs="Courier New"/>
+          <w:sz w:val="20"/>
+          <w:szCs w:val="20"/>
+        </w:rPr>
+      </w:pPr>
+    </w:p>
+    <w:p>
+      <w:pPr>
+        <w:rPr>
+          <w:rFonts w:ascii="Courier New" w:hAnsi="Courier New" w:cs="Courier New"/>
+          <w:sz w:val="20"/>
+          <w:szCs w:val="20"/>
+        </w:rPr>
+      </w:pPr>
+      <w:r>
+        <w:rPr>
+          <w:rFonts w:ascii="Courier New" w:hAnsi="Courier New" w:cs="Courier New"/>
+          <w:sz w:val="20"/>
+          <w:szCs w:val="20"/>
+        </w:rPr>
+        <w:t>plt.title("График импульсной характеристики")</w:t>
+      </w:r>
+    </w:p>
+    <w:p>
+      <w:pPr>
+        <w:rPr>
+          <w:rFonts w:ascii="Courier New" w:hAnsi="Courier New" w:cs="Courier New"/>
+          <w:sz w:val="20"/>
+          <w:szCs w:val="20"/>
+        </w:rPr>
+      </w:pPr>
+      <w:r>
+        <w:rPr>
+          <w:rFonts w:ascii="Courier New" w:hAnsi="Courier New" w:cs="Courier New"/>
+          <w:sz w:val="20"/>
+          <w:szCs w:val="20"/>
+        </w:rPr>
+        <w:lastRenderedPageBreak/>
+        <w:t>plt.xlabel("Время")</w:t>
+      </w:r>
+    </w:p>
+    <w:p>
+      <w:pPr>
+        <w:rPr>
+          <w:rFonts w:ascii="Courier New" w:hAnsi="Courier New" w:cs="Courier New"/>
+          <w:sz w:val="20"/>
+          <w:szCs w:val="20"/>
+        </w:rPr>
+      </w:pPr>
+      <w:r>
+        <w:rPr>
+          <w:rFonts w:ascii="Courier New" w:hAnsi="Courier New" w:cs="Courier New"/>
+          <w:sz w:val="20"/>
+          <w:szCs w:val="20"/>
+        </w:rPr>
+        <w:t>plt.ylabel("Амплитуда")</w:t>
+      </w:r>
+    </w:p>
+    <w:p>
+      <w:pPr>
+        <w:rPr>
+          <w:rFonts w:ascii="Courier New" w:hAnsi="Courier New" w:cs="Courier New"/>
+          <w:sz w:val="20"/>
+          <w:szCs w:val="20"/>
+          <w:lang w:val="en-US"/>
+        </w:rPr>
+      </w:pPr>
+      <w:r>
+        <w:rPr>
+          <w:rFonts w:ascii="Courier New" w:hAnsi="Courier New" w:cs="Courier New"/>
+          <w:sz w:val="20"/>
+          <w:szCs w:val="20"/>
+          <w:lang w:val="en-US"/>
+        </w:rPr>
+        <w:t>plt.grid(True, alpha=0.3)</w:t>
+      </w:r>
+    </w:p>
+    <w:p>
+      <w:pPr>
+        <w:rPr>
+          <w:rFonts w:ascii="Courier New" w:hAnsi="Courier New" w:cs="Courier New"/>
+          <w:sz w:val="20"/>
+          <w:szCs w:val="20"/>
+          <w:lang w:val="en-US"/>
+        </w:rPr>
+      </w:pPr>
+      <w:r>
+        <w:rPr>
+          <w:rFonts w:ascii="Courier New" w:hAnsi="Courier New" w:cs="Courier New"/>
+          <w:sz w:val="20"/>
+          <w:szCs w:val="20"/>
+          <w:lang w:val="en-US"/>
+        </w:rPr>
+        <w:t>plt.show()</w:t>
+      </w:r>
+    </w:p>
+    <w:p>
+      <w:pPr>
+        <w:rPr>
+          <w:rFonts w:ascii="Courier New" w:hAnsi="Courier New" w:cs="Courier New"/>
+          <w:sz w:val="20"/>
+          <w:szCs w:val="20"/>
+          <w:lang w:val="en-US"/>
+        </w:rPr>
+      </w:pPr>
+    </w:p>
+    <w:p>
+      <w:pPr>
+        <w:rPr>
+          <w:rFonts w:ascii="Courier New" w:hAnsi="Courier New" w:cs="Courier New"/>
+          <w:sz w:val="20"/>
+          <w:szCs w:val="20"/>
+          <w:lang w:val="en-US"/>
+        </w:rPr>
+      </w:pPr>
+      <w:r>
+        <w:rPr>
+          <w:rFonts w:ascii="Courier New" w:hAnsi="Courier New" w:cs="Courier New"/>
+          <w:sz w:val="20"/>
+          <w:szCs w:val="20"/>
+          <w:lang w:val="en-US"/>
+        </w:rPr>
+        <w:t>pp, t_pp = signal.step(system_tf, N=N_impulses)</w:t>
+      </w:r>
+    </w:p>
+    <w:p>
+      <w:pPr>
+        <w:rPr>
+          <w:rFonts w:ascii="Courier New" w:hAnsi="Courier New" w:cs="Courier New"/>
+          <w:sz w:val="20"/>
+          <w:szCs w:val="20"/>
+          <w:lang w:val="en-US"/>
+        </w:rPr>
+      </w:pPr>
+    </w:p>
+    <w:p>
+      <w:pPr>
+        <w:rPr>
+          <w:rFonts w:ascii="Courier New" w:hAnsi="Courier New" w:cs="Courier New"/>
+          <w:sz w:val="20"/>
+          <w:szCs w:val="20"/>
+          <w:lang w:val="en-US"/>
+        </w:rPr>
+      </w:pPr>
+      <w:r>
+        <w:rPr>
+          <w:rFonts w:ascii="Courier New" w:hAnsi="Courier New" w:cs="Courier New"/>
+          <w:sz w:val="20"/>
+          <w:szCs w:val="20"/>
+          <w:lang w:val="en-US"/>
+        </w:rPr>
+        <w:t xml:space="preserve">plt.stem(t_pp, pp, </w:t>
+      </w:r>
+    </w:p>
+    <w:p>
+      <w:pPr>
+        <w:rPr>
+          <w:rFonts w:ascii="Courier New" w:hAnsi="Courier New" w:cs="Courier New"/>
+          <w:sz w:val="20"/>
+          <w:szCs w:val="20"/>
+        </w:rPr>
+      </w:pPr>
+      <w:r>
+        <w:rPr>
+          <w:rFonts w:ascii="Courier New" w:hAnsi="Courier New" w:cs="Courier New"/>
+          <w:sz w:val="20"/>
+          <w:szCs w:val="20"/>
+          <w:lang w:val="en-US"/>
+        </w:rPr>
+        <w:t>         </w:t>
+      </w:r>
+      <w:r>
+        <w:rPr>
+          <w:rFonts w:ascii="Courier New" w:hAnsi="Courier New" w:cs="Courier New"/>
+          <w:sz w:val="20"/>
+          <w:szCs w:val="20"/>
+        </w:rPr>
+        <w:t>linefmt='b-',      # цвет и стиль линии-держателя</w:t>
+      </w:r>
+    </w:p>
+    <w:p>
+      <w:pPr>
+        <w:rPr>
+          <w:rFonts w:ascii="Courier New" w:hAnsi="Courier New" w:cs="Courier New"/>
+          <w:sz w:val="20"/>
+          <w:szCs w:val="20"/>
+        </w:rPr>
+      </w:pPr>
+      <w:r>
+        <w:rPr>
+          <w:rFonts w:ascii="Courier New" w:hAnsi="Courier New" w:cs="Courier New"/>
+          <w:sz w:val="20"/>
+          <w:szCs w:val="20"/>
+        </w:rPr>
+        <w:t>         markerfmt='bo',    # цвет и форма маркера (синие окружности)</w:t>
+      </w:r>
+    </w:p>
+    <w:p>
+      <w:pPr>
+        <w:rPr>
+          <w:rFonts w:ascii="Courier New" w:hAnsi="Courier New" w:cs="Courier New"/>
+          <w:sz w:val="20"/>
+          <w:szCs w:val="20"/>
+        </w:rPr>
+      </w:pPr>
+      <w:r>
+        <w:rPr>
+          <w:rFonts w:ascii="Courier New" w:hAnsi="Courier New" w:cs="Courier New"/>
+          <w:sz w:val="20"/>
+          <w:szCs w:val="20"/>
+        </w:rPr>
+        <w:t>         basefmt='k-')      # цвет базовой линии</w:t>
+      </w:r>
+    </w:p>
+    <w:p>
+      <w:pPr>
+        <w:rPr>
+          <w:rFonts w:ascii="Courier New" w:hAnsi="Courier New" w:cs="Courier New"/>
+          <w:sz w:val="20"/>
+          <w:szCs w:val="20"/>
+        </w:rPr>
+      </w:pPr>
+    </w:p>
+    <w:p>
+      <w:pPr>
+        <w:rPr>
+          <w:rFonts w:ascii="Courier New" w:hAnsi="Courier New" w:cs="Courier New"/>
+          <w:sz w:val="20"/>
+          <w:szCs w:val="20"/>
+        </w:rPr>
+      </w:pPr>
+      <w:r>
+        <w:rPr>
+          <w:rFonts w:ascii="Courier New" w:hAnsi="Courier New" w:cs="Courier New"/>
+          <w:sz w:val="20"/>
+          <w:szCs w:val="20"/>
+        </w:rPr>
+        <w:t>plt.title("График переходной характеристики")</w:t>
+      </w:r>
+    </w:p>
+    <w:p>
+      <w:pPr>
+        <w:rPr>
+          <w:rFonts w:ascii="Courier New" w:hAnsi="Courier New" w:cs="Courier New"/>
+          <w:sz w:val="20"/>
+          <w:szCs w:val="20"/>
+          <w:lang w:val="en-US"/>
+        </w:rPr>
+      </w:pPr>
+      <w:r>
+        <w:rPr>
+          <w:rFonts w:ascii="Courier New" w:hAnsi="Courier New" w:cs="Courier New"/>
+          <w:sz w:val="20"/>
+          <w:szCs w:val="20"/>
+          <w:lang w:val="en-US"/>
+        </w:rPr>
+        <w:t>plt.grid(True, alpha=0.3)</w:t>
+      </w:r>
+    </w:p>
+    <w:p>
+      <w:pPr>
+        <w:rPr>
+          <w:rFonts w:ascii="Courier New" w:hAnsi="Courier New" w:cs="Courier New"/>
+          <w:sz w:val="20"/>
+          <w:szCs w:val="20"/>
+          <w:lang w:val="en-US"/>
+        </w:rPr>
+      </w:pPr>
+      <w:r>
+        <w:rPr>
+          <w:rFonts w:ascii="Courier New" w:hAnsi="Courier New" w:cs="Courier New"/>
+          <w:sz w:val="20"/>
+          <w:szCs w:val="20"/>
+          <w:lang w:val="en-US"/>
+        </w:rPr>
+        <w:t>plt.show()</w:t>
+      </w:r>
+    </w:p>
+    <w:p>
+      <w:pPr>
+        <w:pStyle w:val="a5"/>
+        <w:ind w:firstLine="0"/>
+      </w:pPr>
+    </w:p>
+    <w:p>
+      <w:pPr>
+        <w:pStyle w:val="a5"/>
+        <w:ind w:firstLine="0"/>
+        <w:rPr>
+          <w:lang w:val="ru-RU"/>
+        </w:rPr>
+      </w:pPr>
+      <w:r>
+        <w:rPr>
+          <w:lang w:val="ru-RU"/>
+        </w:rPr>
+        <w:t>Листинг 3 - Расчёт частотной характеристики</w:t>
+      </w:r>
+    </w:p>
+    <w:p>
+      <w:pPr>
+        <w:rPr>
+          <w:rFonts w:ascii="Courier New" w:hAnsi="Courier New" w:cs="Courier New"/>
+          <w:sz w:val="20"/>
+          <w:szCs w:val="20"/>
+        </w:rPr>
+      </w:pPr>
+      <w:r>
+        <w:rPr>
+          <w:rFonts w:ascii="Courier New" w:hAnsi="Courier New" w:cs="Courier New"/>
+          <w:sz w:val="20"/>
+          <w:szCs w:val="20"/>
+        </w:rPr>
+        <w:t>n_freq = 2 * 512</w:t>
+      </w:r>
+    </w:p>
+    <w:p>
+      <w:pPr>
+        <w:rPr>
+          <w:rFonts w:ascii="Courier New" w:hAnsi="Courier New" w:cs="Courier New"/>
+          <w:sz w:val="20"/>
+          <w:szCs w:val="20"/>
+          <w:lang w:val="en-US"/>
+        </w:rPr>
+      </w:pPr>
+      <w:r>
+        <w:rPr>
+          <w:rFonts w:ascii="Courier New" w:hAnsi="Courier New" w:cs="Courier New"/>
+          <w:sz w:val="20"/>
+          <w:szCs w:val="20"/>
+          <w:lang w:val="en-US"/>
+        </w:rPr>
+        <w:t xml:space="preserve">w_norm = np.linspace(0, 1, n_freq, endpoint=False) </w:t>
+      </w:r>
+    </w:p>
+    <w:p>
+      <w:pPr>
+        <w:rPr>
+          <w:rFonts w:ascii="Courier New" w:hAnsi="Courier New" w:cs="Courier New"/>
+          <w:sz w:val="20"/>
+          <w:szCs w:val="20"/>
+          <w:lang w:val="en-US"/>
+        </w:rPr>
+      </w:pPr>
+      <w:r>
+        <w:rPr>
+          <w:rFonts w:ascii="Courier New" w:hAnsi="Courier New" w:cs="Courier New"/>
+          <w:sz w:val="20"/>
+          <w:szCs w:val="20"/>
+          <w:lang w:val="en-US"/>
+        </w:rPr>
+        <w:t>w_rad = w_norm * np.pi</w:t>
+      </w:r>
+    </w:p>
+    <w:p>
+      <w:pPr>
+        <w:rPr>
+          <w:rFonts w:ascii="Courier New" w:hAnsi="Courier New" w:cs="Courier New"/>
+          <w:sz w:val="20"/>
+          <w:szCs w:val="20"/>
+          <w:lang w:val="en-US"/>
+        </w:rPr>
+      </w:pPr>
+    </w:p>
+    <w:p>
+      <w:pPr>
+        <w:rPr>
+          <w:rFonts w:ascii="Courier New" w:hAnsi="Courier New" w:cs="Courier New"/>
+          <w:sz w:val="20"/>
+          <w:szCs w:val="20"/>
+          <w:lang w:val="en-US"/>
+        </w:rPr>
+      </w:pPr>
+      <w:r>
+        <w:rPr>
+          <w:rFonts w:ascii="Courier New" w:hAnsi="Courier New" w:cs="Courier New"/>
+          <w:sz w:val="20"/>
+          <w:szCs w:val="20"/>
+          <w:lang w:val="en-US"/>
+        </w:rPr>
+        <w:t>w, K = signal.freqz(b2, a2, worN=w_rad)</w:t>
+      </w:r>
+    </w:p>
+    <w:p>
+      <w:pPr>
+        <w:rPr>
+          <w:rFonts w:ascii="Courier New" w:hAnsi="Courier New" w:cs="Courier New"/>
+          <w:sz w:val="20"/>
+          <w:szCs w:val="20"/>
+          <w:lang w:val="en-US"/>
+        </w:rPr>
+      </w:pPr>
+    </w:p>
+    <w:p>
+      <w:pPr>
+        <w:rPr>
+          <w:rFonts w:ascii="Courier New" w:hAnsi="Courier New" w:cs="Courier New"/>
+          <w:sz w:val="20"/>
+          <w:szCs w:val="20"/>
+          <w:lang w:val="en-US"/>
+        </w:rPr>
+      </w:pPr>
+      <w:r>
+        <w:rPr>
+          <w:rFonts w:ascii="Courier New" w:hAnsi="Courier New" w:cs="Courier New"/>
+          <w:sz w:val="20"/>
+          <w:szCs w:val="20"/>
+          <w:lang w:val="en-US"/>
+        </w:rPr>
+        <w:t xml:space="preserve"># </w:t>
+      </w:r>
+      <w:r>
+        <w:rPr>
+          <w:rFonts w:ascii="Courier New" w:hAnsi="Courier New" w:cs="Courier New"/>
+          <w:sz w:val="20"/>
+          <w:szCs w:val="20"/>
+        </w:rPr>
+        <w:t>АЧХ</w:t>
+      </w:r>
+      <w:r>
+        <w:rPr>
+          <w:rFonts w:ascii="Courier New" w:hAnsi="Courier New" w:cs="Courier New"/>
+          <w:sz w:val="20"/>
+          <w:szCs w:val="20"/>
+          <w:lang w:val="en-US"/>
+        </w:rPr>
+        <w:t xml:space="preserve"> </w:t>
+      </w:r>
+      <w:r>
+        <w:rPr>
+          <w:rFonts w:ascii="Courier New" w:hAnsi="Courier New" w:cs="Courier New"/>
+          <w:sz w:val="20"/>
+          <w:szCs w:val="20"/>
+        </w:rPr>
+        <w:t>и</w:t>
+      </w:r>
+      <w:r>
+        <w:rPr>
+          <w:rFonts w:ascii="Courier New" w:hAnsi="Courier New" w:cs="Courier New"/>
+          <w:sz w:val="20"/>
+          <w:szCs w:val="20"/>
+          <w:lang w:val="en-US"/>
+        </w:rPr>
+        <w:t xml:space="preserve"> </w:t>
+      </w:r>
+      <w:r>
+        <w:rPr>
+          <w:rFonts w:ascii="Courier New" w:hAnsi="Courier New" w:cs="Courier New"/>
+          <w:sz w:val="20"/>
+          <w:szCs w:val="20"/>
+        </w:rPr>
+        <w:t>ФЧХ</w:t>
+      </w:r>
+    </w:p>
+    <w:p>
+      <w:pPr>
+        <w:rPr>
+          <w:rFonts w:ascii="Courier New" w:hAnsi="Courier New" w:cs="Courier New"/>
+          <w:sz w:val="20"/>
+          <w:szCs w:val="20"/>
+          <w:lang w:val="en-US"/>
+        </w:rPr>
+      </w:pPr>
+      <w:r>
+        <w:rPr>
+          <w:rFonts w:ascii="Courier New" w:hAnsi="Courier New" w:cs="Courier New"/>
+          <w:sz w:val="20"/>
+          <w:szCs w:val="20"/>
+          <w:lang w:val="en-US"/>
+        </w:rPr>
+        <w:t>K_amp = np.abs(K)</w:t>
+      </w:r>
+    </w:p>
+    <w:p>
+      <w:pPr>
+        <w:rPr>
+          <w:rFonts w:ascii="Courier New" w:hAnsi="Courier New" w:cs="Courier New"/>
+          <w:sz w:val="20"/>
+          <w:szCs w:val="20"/>
+          <w:lang w:val="en-US"/>
+        </w:rPr>
+      </w:pPr>
+      <w:r>
+        <w:rPr>
+          <w:rFonts w:ascii="Courier New" w:hAnsi="Courier New" w:cs="Courier New"/>
+          <w:sz w:val="20"/>
+          <w:szCs w:val="20"/>
+          <w:lang w:val="en-US"/>
+        </w:rPr>
+        <w:t>K_amp_dB = 20 * np.log10(K_amp + 1e-12)</w:t>
+      </w:r>
+    </w:p>
+    <w:p>
+      <w:pPr>
+        <w:rPr>
+          <w:rFonts w:ascii="Courier New" w:hAnsi="Courier New" w:cs="Courier New"/>
+          <w:sz w:val="20"/>
+          <w:szCs w:val="20"/>
+          <w:lang w:val="en-US"/>
+        </w:rPr>
+      </w:pPr>
+      <w:r>
+        <w:rPr>
+          <w:rFonts w:ascii="Courier New" w:hAnsi="Courier New" w:cs="Courier New"/>
+          <w:sz w:val="20"/>
+          <w:szCs w:val="20"/>
+          <w:lang w:val="en-US"/>
+        </w:rPr>
+        <w:t>K_phase = np.unwrap(np.angle(K))</w:t>
+      </w:r>
+    </w:p>
+    <w:p>
+      <w:pPr>
+        <w:rPr>
+          <w:rFonts w:ascii="Courier New" w:hAnsi="Courier New" w:cs="Courier New"/>
+          <w:sz w:val="20"/>
+          <w:szCs w:val="20"/>
+          <w:lang w:val="en-US"/>
+        </w:rPr>
+      </w:pPr>
+    </w:p>
+    <w:p>
+      <w:pPr>
+        <w:rPr>
+          <w:rFonts w:ascii="Courier New" w:hAnsi="Courier New" w:cs="Courier New"/>
+          <w:sz w:val="20"/>
+          <w:szCs w:val="20"/>
+          <w:lang w:val="en-US"/>
+        </w:rPr>
+      </w:pPr>
+      <w:r>
+        <w:rPr>
+          <w:rFonts w:ascii="Courier New" w:hAnsi="Courier New" w:cs="Courier New"/>
+          <w:sz w:val="20"/>
+          <w:szCs w:val="20"/>
+          <w:lang w:val="en-US"/>
+        </w:rPr>
+        <w:t>signal.freqz(zd, pd, worN=w_rad, fs=fs)  </w:t>
+      </w:r>
+    </w:p>
+    <w:p>
+      <w:pPr>
+        <w:rPr>
+          <w:rFonts w:ascii="Courier New" w:hAnsi="Courier New" w:cs="Courier New"/>
+          <w:sz w:val="20"/>
+          <w:szCs w:val="20"/>
+          <w:lang w:val="en-US"/>
+        </w:rPr>
+      </w:pPr>
+    </w:p>
+    <w:p>
+      <w:pPr>
+        <w:rPr>
+          <w:rFonts w:ascii="Courier New" w:hAnsi="Courier New" w:cs="Courier New"/>
+          <w:sz w:val="20"/>
+          <w:szCs w:val="20"/>
+          <w:lang w:val="en-US"/>
+        </w:rPr>
+      </w:pPr>
+      <w:r>
+        <w:rPr>
+          <w:rFonts w:ascii="Courier New" w:hAnsi="Courier New" w:cs="Courier New"/>
+          <w:sz w:val="20"/>
+          <w:szCs w:val="20"/>
+          <w:lang w:val="en-US"/>
+        </w:rPr>
+        <w:t xml:space="preserve"># </w:t>
+      </w:r>
+      <w:r>
+        <w:rPr>
+          <w:rFonts w:ascii="Courier New" w:hAnsi="Courier New" w:cs="Courier New"/>
+          <w:sz w:val="20"/>
+          <w:szCs w:val="20"/>
+        </w:rPr>
+        <w:t>АЧХ</w:t>
+      </w:r>
+    </w:p>
+    <w:p>
+      <w:pPr>
+        <w:rPr>
+          <w:rFonts w:ascii="Courier New" w:hAnsi="Courier New" w:cs="Courier New"/>
+          <w:sz w:val="20"/>
+          <w:szCs w:val="20"/>
+          <w:lang w:val="en-US"/>
+        </w:rPr>
+      </w:pPr>
+      <w:r>
+        <w:rPr>
+          <w:rFonts w:ascii="Courier New" w:hAnsi="Courier New" w:cs="Courier New"/>
+          <w:sz w:val="20"/>
+          <w:szCs w:val="20"/>
+          <w:lang w:val="en-US"/>
+        </w:rPr>
+        <w:t>plt.figure()</w:t>
+      </w:r>
+    </w:p>
+    <w:p>
+      <w:pPr>
+        <w:rPr>
+          <w:rFonts w:ascii="Courier New" w:hAnsi="Courier New" w:cs="Courier New"/>
+          <w:sz w:val="20"/>
+          <w:szCs w:val="20"/>
+          <w:lang w:val="en-US"/>
+        </w:rPr>
+      </w:pPr>
+      <w:r>
+        <w:rPr>
+          <w:rFonts w:ascii="Courier New" w:hAnsi="Courier New" w:cs="Courier New"/>
+          <w:sz w:val="20"/>
+          <w:szCs w:val="20"/>
+          <w:lang w:val="en-US"/>
+        </w:rPr>
+        <w:t>plt.plot(w_norm, K_amp_dB)</w:t>
+      </w:r>
+    </w:p>
+    <w:p>
+      <w:pPr>
+        <w:rPr>
+          <w:rFonts w:ascii="Courier New" w:hAnsi="Courier New" w:cs="Courier New"/>
+          <w:sz w:val="20"/>
+          <w:szCs w:val="20"/>
+          <w:lang w:val="en-US"/>
+        </w:rPr>
+      </w:pPr>
+      <w:r>
+        <w:rPr>
+          <w:rFonts w:ascii="Courier New" w:hAnsi="Courier New" w:cs="Courier New"/>
+          <w:sz w:val="20"/>
+          <w:szCs w:val="20"/>
+          <w:lang w:val="en-US"/>
+        </w:rPr>
+        <w:t>plt.grid(True)</w:t>
+      </w:r>
+    </w:p>
+    <w:p>
+      <w:pPr>
+        <w:rPr>
+          <w:rFonts w:ascii="Courier New" w:hAnsi="Courier New" w:cs="Courier New"/>
+          <w:sz w:val="20"/>
+          <w:szCs w:val="20"/>
+          <w:lang w:val="en-US"/>
+        </w:rPr>
+      </w:pPr>
+      <w:r>
+        <w:rPr>
+          <w:rFonts w:ascii="Courier New" w:hAnsi="Courier New" w:cs="Courier New"/>
+          <w:sz w:val="20"/>
+          <w:szCs w:val="20"/>
+          <w:lang w:val="en-US"/>
+        </w:rPr>
+        <w:t>plt.title('</w:t>
+      </w:r>
+      <w:r>
+        <w:rPr>
+          <w:rFonts w:ascii="Courier New" w:hAnsi="Courier New" w:cs="Courier New"/>
+          <w:sz w:val="20"/>
+          <w:szCs w:val="20"/>
+        </w:rPr>
+        <w:t>АЧХ</w:t>
+      </w:r>
+      <w:r>
+        <w:rPr>
+          <w:rFonts w:ascii="Courier New" w:hAnsi="Courier New" w:cs="Courier New"/>
+          <w:sz w:val="20"/>
+          <w:szCs w:val="20"/>
+          <w:lang w:val="en-US"/>
+        </w:rPr>
+        <w:t xml:space="preserve"> </w:t>
+      </w:r>
+      <w:r>
+        <w:rPr>
+          <w:rFonts w:ascii="Courier New" w:hAnsi="Courier New" w:cs="Courier New"/>
+          <w:sz w:val="20"/>
+          <w:szCs w:val="20"/>
+        </w:rPr>
+        <w:t>фильтра</w:t>
+      </w:r>
+      <w:r>
+        <w:rPr>
+          <w:rFonts w:ascii="Courier New" w:hAnsi="Courier New" w:cs="Courier New"/>
+          <w:sz w:val="20"/>
+          <w:szCs w:val="20"/>
+          <w:lang w:val="en-US"/>
+        </w:rPr>
+        <w:t>')</w:t>
+      </w:r>
+    </w:p>
+    <w:p>
+      <w:pPr>
+        <w:rPr>
+          <w:rFonts w:ascii="Courier New" w:hAnsi="Courier New" w:cs="Courier New"/>
+          <w:sz w:val="20"/>
+          <w:szCs w:val="20"/>
+          <w:lang w:val="en-US"/>
+        </w:rPr>
+      </w:pPr>
+      <w:r>
+        <w:rPr>
+          <w:rFonts w:ascii="Courier New" w:hAnsi="Courier New" w:cs="Courier New"/>
+          <w:sz w:val="20"/>
+          <w:szCs w:val="20"/>
+          <w:lang w:val="en-US"/>
+        </w:rPr>
+        <w:t>plt.xlabel('</w:t>
+      </w:r>
+      <w:r>
+        <w:rPr>
+          <w:rFonts w:ascii="Courier New" w:hAnsi="Courier New" w:cs="Courier New"/>
+          <w:sz w:val="20"/>
+          <w:szCs w:val="20"/>
+        </w:rPr>
+        <w:t>Частота</w:t>
+      </w:r>
+      <w:r>
+        <w:rPr>
+          <w:rFonts w:ascii="Courier New" w:hAnsi="Courier New" w:cs="Courier New"/>
+          <w:sz w:val="20"/>
+          <w:szCs w:val="20"/>
+          <w:lang w:val="en-US"/>
+        </w:rPr>
+        <w:t>')</w:t>
+      </w:r>
+    </w:p>
+    <w:p>
+      <w:pPr>
+        <w:rPr>
+          <w:rFonts w:ascii="Courier New" w:hAnsi="Courier New" w:cs="Courier New"/>
+          <w:sz w:val="20"/>
+          <w:szCs w:val="20"/>
+          <w:lang w:val="en-US"/>
+        </w:rPr>
+      </w:pPr>
+      <w:r>
+        <w:rPr>
+          <w:rFonts w:ascii="Courier New" w:hAnsi="Courier New" w:cs="Courier New"/>
+          <w:sz w:val="20"/>
+          <w:szCs w:val="20"/>
+          <w:lang w:val="en-US"/>
+        </w:rPr>
+        <w:lastRenderedPageBreak/>
+        <w:t>plt.ylabel('</w:t>
+      </w:r>
+      <w:r>
+        <w:rPr>
+          <w:rFonts w:ascii="Courier New" w:hAnsi="Courier New" w:cs="Courier New"/>
+          <w:sz w:val="20"/>
+          <w:szCs w:val="20"/>
+        </w:rPr>
+        <w:t>Дц</w:t>
+      </w:r>
+      <w:r>
+        <w:rPr>
+          <w:rFonts w:ascii="Courier New" w:hAnsi="Courier New" w:cs="Courier New"/>
+          <w:sz w:val="20"/>
+          <w:szCs w:val="20"/>
+          <w:lang w:val="en-US"/>
+        </w:rPr>
+        <w:t>')</w:t>
+      </w:r>
+    </w:p>
+    <w:p>
+      <w:pPr>
+        <w:rPr>
+          <w:rFonts w:ascii="Courier New" w:hAnsi="Courier New" w:cs="Courier New"/>
+          <w:sz w:val="20"/>
+          <w:szCs w:val="20"/>
+          <w:lang w:val="en-US"/>
+        </w:rPr>
+      </w:pPr>
+    </w:p>
+    <w:p>
+      <w:pPr>
+        <w:rPr>
+          <w:rFonts w:ascii="Courier New" w:hAnsi="Courier New" w:cs="Courier New"/>
+          <w:sz w:val="20"/>
+          <w:szCs w:val="20"/>
+          <w:lang w:val="en-US"/>
+        </w:rPr>
+      </w:pPr>
+      <w:r>
+        <w:rPr>
+          <w:rFonts w:ascii="Courier New" w:hAnsi="Courier New" w:cs="Courier New"/>
+          <w:sz w:val="20"/>
+          <w:szCs w:val="20"/>
+          <w:lang w:val="en-US"/>
+        </w:rPr>
+        <w:t xml:space="preserve"># </w:t>
+      </w:r>
+      <w:r>
+        <w:rPr>
+          <w:rFonts w:ascii="Courier New" w:hAnsi="Courier New" w:cs="Courier New"/>
+          <w:sz w:val="20"/>
+          <w:szCs w:val="20"/>
+        </w:rPr>
+        <w:t>ФЧХ</w:t>
+      </w:r>
+    </w:p>
+    <w:p>
+      <w:pPr>
+        <w:rPr>
+          <w:rFonts w:ascii="Courier New" w:hAnsi="Courier New" w:cs="Courier New"/>
+          <w:sz w:val="20"/>
+          <w:szCs w:val="20"/>
+          <w:lang w:val="en-US"/>
+        </w:rPr>
+      </w:pPr>
+      <w:r>
+        <w:rPr>
+          <w:rFonts w:ascii="Courier New" w:hAnsi="Courier New" w:cs="Courier New"/>
+          <w:sz w:val="20"/>
+          <w:szCs w:val="20"/>
+          <w:lang w:val="en-US"/>
+        </w:rPr>
+        <w:t>plt.figure()</w:t>
+      </w:r>
+    </w:p>
+    <w:p>
+      <w:pPr>
+        <w:rPr>
+          <w:rFonts w:ascii="Courier New" w:hAnsi="Courier New" w:cs="Courier New"/>
+          <w:sz w:val="20"/>
+          <w:szCs w:val="20"/>
+          <w:lang w:val="en-US"/>
+        </w:rPr>
+      </w:pPr>
+      <w:r>
+        <w:rPr>
+          <w:rFonts w:ascii="Courier New" w:hAnsi="Courier New" w:cs="Courier New"/>
+          <w:sz w:val="20"/>
+          <w:szCs w:val="20"/>
+          <w:lang w:val="en-US"/>
+        </w:rPr>
+        <w:t>plt.plot(w_norm, K_phase)</w:t>
+      </w:r>
+    </w:p>
+    <w:p>
+      <w:pPr>
+        <w:rPr>
+          <w:rFonts w:ascii="Courier New" w:hAnsi="Courier New" w:cs="Courier New"/>
+          <w:sz w:val="20"/>
+          <w:szCs w:val="20"/>
+          <w:lang w:val="en-US"/>
+        </w:rPr>
+      </w:pPr>
+      <w:r>
+        <w:rPr>
+          <w:rFonts w:ascii="Courier New" w:hAnsi="Courier New" w:cs="Courier New"/>
+          <w:sz w:val="20"/>
+          <w:szCs w:val="20"/>
+          <w:lang w:val="en-US"/>
+        </w:rPr>
+        <w:t>plt.grid(True)</w:t>
+      </w:r>
+    </w:p>
+    <w:p>
+      <w:pPr>
+        <w:rPr>
+          <w:rFonts w:ascii="Courier New" w:hAnsi="Courier New" w:cs="Courier New"/>
+          <w:sz w:val="20"/>
+          <w:szCs w:val="20"/>
+          <w:lang w:val="en-US"/>
+        </w:rPr>
+      </w:pPr>
+      <w:r>
+        <w:rPr>
+          <w:rFonts w:ascii="Courier New" w:hAnsi="Courier New" w:cs="Courier New"/>
+          <w:sz w:val="20"/>
+          <w:szCs w:val="20"/>
+          <w:lang w:val="en-US"/>
+        </w:rPr>
+        <w:t>plt.title('</w:t>
+      </w:r>
+      <w:r>
+        <w:rPr>
+          <w:rFonts w:ascii="Courier New" w:hAnsi="Courier New" w:cs="Courier New"/>
+          <w:sz w:val="20"/>
+          <w:szCs w:val="20"/>
+        </w:rPr>
+        <w:t>ФЧХ</w:t>
+      </w:r>
+      <w:r>
+        <w:rPr>
+          <w:rFonts w:ascii="Courier New" w:hAnsi="Courier New" w:cs="Courier New"/>
+          <w:sz w:val="20"/>
+          <w:szCs w:val="20"/>
+          <w:lang w:val="en-US"/>
+        </w:rPr>
+        <w:t>')</w:t>
+      </w:r>
+    </w:p>
+    <w:p>
+      <w:pPr>
+        <w:rPr>
+          <w:rFonts w:ascii="Courier New" w:hAnsi="Courier New" w:cs="Courier New"/>
+          <w:sz w:val="20"/>
+          <w:szCs w:val="20"/>
+          <w:lang w:val="en-US"/>
+        </w:rPr>
+      </w:pPr>
+      <w:r>
+        <w:rPr>
+          <w:rFonts w:ascii="Courier New" w:hAnsi="Courier New" w:cs="Courier New"/>
+          <w:sz w:val="20"/>
+          <w:szCs w:val="20"/>
+          <w:lang w:val="en-US"/>
+        </w:rPr>
+        <w:t>plt.xlabel('</w:t>
+      </w:r>
+      <w:r>
+        <w:rPr>
+          <w:rFonts w:ascii="Courier New" w:hAnsi="Courier New" w:cs="Courier New"/>
+          <w:sz w:val="20"/>
+          <w:szCs w:val="20"/>
+        </w:rPr>
+        <w:t>Частота</w:t>
+      </w:r>
+      <w:r>
+        <w:rPr>
+          <w:rFonts w:ascii="Courier New" w:hAnsi="Courier New" w:cs="Courier New"/>
+          <w:sz w:val="20"/>
+          <w:szCs w:val="20"/>
+          <w:lang w:val="en-US"/>
+        </w:rPr>
+        <w:t>')</w:t>
+      </w:r>
+    </w:p>
+    <w:p>
+      <w:pPr>
+        <w:rPr>
+          <w:rFonts w:ascii="Courier New" w:hAnsi="Courier New" w:cs="Courier New"/>
+          <w:sz w:val="20"/>
+          <w:szCs w:val="20"/>
+          <w:lang w:val="en-US"/>
+        </w:rPr>
+      </w:pPr>
+      <w:r>
+        <w:rPr>
+          <w:rFonts w:ascii="Courier New" w:hAnsi="Courier New" w:cs="Courier New"/>
+          <w:sz w:val="20"/>
+          <w:szCs w:val="20"/>
+          <w:lang w:val="en-US"/>
+        </w:rPr>
+        <w:t>plt.ylabel('</w:t>
+      </w:r>
+      <w:r>
+        <w:rPr>
+          <w:rFonts w:ascii="Courier New" w:hAnsi="Courier New" w:cs="Courier New"/>
+          <w:sz w:val="20"/>
+          <w:szCs w:val="20"/>
+        </w:rPr>
+        <w:t>Фаза</w:t>
+      </w:r>
+      <w:r>
+        <w:rPr>
+          <w:rFonts w:ascii="Courier New" w:hAnsi="Courier New" w:cs="Courier New"/>
+          <w:sz w:val="20"/>
+          <w:szCs w:val="20"/>
+          <w:lang w:val="en-US"/>
+        </w:rPr>
+        <w:t xml:space="preserve"> (</w:t>
+      </w:r>
+      <w:r>
+        <w:rPr>
+          <w:rFonts w:ascii="Courier New" w:hAnsi="Courier New" w:cs="Courier New"/>
+          <w:sz w:val="20"/>
+          <w:szCs w:val="20"/>
+        </w:rPr>
+        <w:t>в</w:t>
+      </w:r>
+      <w:r>
+        <w:rPr>
+          <w:rFonts w:ascii="Courier New" w:hAnsi="Courier New" w:cs="Courier New"/>
+          <w:sz w:val="20"/>
+          <w:szCs w:val="20"/>
+          <w:lang w:val="en-US"/>
+        </w:rPr>
+        <w:t xml:space="preserve"> </w:t>
+      </w:r>
+      <w:r>
+        <w:rPr>
+          <w:rFonts w:ascii="Courier New" w:hAnsi="Courier New" w:cs="Courier New"/>
+          <w:sz w:val="20"/>
+          <w:szCs w:val="20"/>
+        </w:rPr>
+        <w:t>Радианах</w:t>
+      </w:r>
+      <w:r>
+        <w:rPr>
+          <w:rFonts w:ascii="Courier New" w:hAnsi="Courier New" w:cs="Courier New"/>
+          <w:sz w:val="20"/>
+          <w:szCs w:val="20"/>
+          <w:lang w:val="en-US"/>
+        </w:rPr>
+        <w:t>)')</w:t>
+      </w:r>
+    </w:p>
+    <w:p>
+      <w:pPr>
+        <w:rPr>
+          <w:rFonts w:ascii="Courier New" w:hAnsi="Courier New" w:cs="Courier New"/>
+          <w:sz w:val="20"/>
+          <w:szCs w:val="20"/>
+        </w:rPr>
+      </w:pPr>
+      <w:r>
+        <w:rPr>
+          <w:rFonts w:ascii="Courier New" w:hAnsi="Courier New" w:cs="Courier New"/>
+          <w:sz w:val="20"/>
+          <w:szCs w:val="20"/>
+        </w:rPr>
+        <w:t>plt.show()</w:t>
+      </w:r>
+    </w:p>
+    <w:p>
+      <w:pPr>
+        <w:pStyle w:val="a5"/>
+        <w:ind w:firstLine="0"/>
+        <w:rPr>
+          <w:lang w:val="ru-RU"/>
+        </w:rPr>
+      </w:pPr>
+    </w:p>
+    <w:p>
+      <w:pPr>
+        <w:pStyle w:val="a5"/>
+        <w:ind w:firstLine="0"/>
+        <w:rPr>
+          <w:lang w:val="ru-RU"/>
+        </w:rPr>
+      </w:pPr>
+      <w:r>
+        <w:rPr>
+          <w:lang w:val="ru-RU"/>
+        </w:rPr>
+        <w:t>Листинг 4 - Построение фазовой и групповой задержки дискретного фильтра</w:t>
+      </w:r>
+    </w:p>
+    <w:p>
+      <w:pPr>
+        <w:rPr>
+          <w:rFonts w:ascii="Courier New" w:hAnsi="Courier New" w:cs="Courier New"/>
+          <w:sz w:val="20"/>
+          <w:szCs w:val="20"/>
+        </w:rPr>
+      </w:pPr>
+      <w:r>
+        <w:rPr>
+          <w:rFonts w:ascii="Courier New" w:hAnsi="Courier New" w:cs="Courier New"/>
+          <w:sz w:val="20"/>
+          <w:szCs w:val="20"/>
+        </w:rPr>
+        <w:t># Фазовая задержка</w:t>
+      </w:r>
+    </w:p>
+    <w:p>
+      <w:pPr>
+        <w:rPr>
+          <w:rFonts w:ascii="Courier New" w:hAnsi="Courier New" w:cs="Courier New"/>
+          <w:sz w:val="20"/>
+          <w:szCs w:val="20"/>
+        </w:rPr>
+      </w:pPr>
+      <w:r>
+        <w:rPr>
+          <w:rFonts w:ascii="Courier New" w:hAnsi="Courier New" w:cs="Courier New"/>
+          <w:sz w:val="20"/>
+          <w:szCs w:val="20"/>
+        </w:rPr>
+        <w:t>omega = w_rad + 1e-12</w:t>
+      </w:r>
+    </w:p>
+    <w:p>
+      <w:pPr>
+        <w:rPr>
+          <w:rFonts w:ascii="Courier New" w:hAnsi="Courier New" w:cs="Courier New"/>
+          <w:sz w:val="20"/>
+          <w:szCs w:val="20"/>
+          <w:lang w:val="en-US"/>
+        </w:rPr>
+      </w:pPr>
+      <w:r>
+        <w:rPr>
+          <w:rFonts w:ascii="Courier New" w:hAnsi="Courier New" w:cs="Courier New"/>
+          <w:sz w:val="20"/>
+          <w:szCs w:val="20"/>
+          <w:lang w:val="en-US"/>
+        </w:rPr>
+        <w:t>tau_phase = -K_phase / omega</w:t>
+      </w:r>
+    </w:p>
+    <w:p>
+      <w:pPr>
+        <w:rPr>
+          <w:rFonts w:ascii="Courier New" w:hAnsi="Courier New" w:cs="Courier New"/>
+          <w:sz w:val="20"/>
+          <w:szCs w:val="20"/>
+          <w:lang w:val="en-US"/>
+        </w:rPr>
+      </w:pPr>
+    </w:p>
+    <w:p>
+      <w:pPr>
+        <w:rPr>
+          <w:rFonts w:ascii="Courier New" w:hAnsi="Courier New" w:cs="Courier New"/>
+          <w:sz w:val="20"/>
+          <w:szCs w:val="20"/>
+          <w:lang w:val="en-US"/>
+        </w:rPr>
+      </w:pPr>
+      <w:r>
+        <w:rPr>
+          <w:rFonts w:ascii="Courier New" w:hAnsi="Courier New" w:cs="Courier New"/>
+          <w:sz w:val="20"/>
+          <w:szCs w:val="20"/>
+          <w:lang w:val="en-US"/>
+        </w:rPr>
+        <w:t>plt.figure()</w:t>
+      </w:r>
+    </w:p>
+    <w:p>
+      <w:pPr>
+        <w:rPr>
+          <w:rFonts w:ascii="Courier New" w:hAnsi="Courier New" w:cs="Courier New"/>
+          <w:sz w:val="20"/>
+          <w:szCs w:val="20"/>
+          <w:lang w:val="en-US"/>
+        </w:rPr>
+      </w:pPr>
+      <w:r>
+        <w:rPr>
+          <w:rFonts w:ascii="Courier New" w:hAnsi="Courier New" w:cs="Courier New"/>
+          <w:sz w:val="20"/>
+          <w:szCs w:val="20"/>
+          <w:lang w:val="en-US"/>
+        </w:rPr>
+        <w:t>plt.plot(w_norm, tau_phase)</w:t>
+      </w:r>
+    </w:p>
+    <w:p>
+      <w:pPr>
+        <w:rPr>
+          <w:rFonts w:ascii="Courier New" w:hAnsi="Courier New" w:cs="Courier New"/>
+          <w:sz w:val="20"/>
+          <w:szCs w:val="20"/>
+          <w:lang w:val="en-US"/>
+        </w:rPr>
+      </w:pPr>
+      <w:r>
+        <w:rPr>
+          <w:rFonts w:ascii="Courier New" w:hAnsi="Courier New" w:cs="Courier New"/>
+          <w:sz w:val="20"/>
+          <w:szCs w:val="20"/>
+          <w:lang w:val="en-US"/>
+        </w:rPr>
+        <w:t>plt.grid(True)</w:t>
+      </w:r>
+    </w:p>
+    <w:p>
+      <w:pPr>
+        <w:rPr>
+          <w:rFonts w:ascii="Courier New" w:hAnsi="Courier New" w:cs="Courier New"/>
+          <w:sz w:val="20"/>
+          <w:szCs w:val="20"/>
+          <w:lang w:val="en-US"/>
+        </w:rPr>
+      </w:pPr>
+      <w:r>
+        <w:rPr>
+          <w:rFonts w:ascii="Courier New" w:hAnsi="Courier New" w:cs="Courier New"/>
+          <w:sz w:val="20"/>
+          <w:szCs w:val="20"/>
+          <w:lang w:val="en-US"/>
+        </w:rPr>
+        <w:t>plt.title('</w:t>
+      </w:r>
+      <w:r>
+        <w:rPr>
+          <w:rFonts w:ascii="Courier New" w:hAnsi="Courier New" w:cs="Courier New"/>
+          <w:sz w:val="20"/>
+          <w:szCs w:val="20"/>
+        </w:rPr>
+        <w:t>Фазовая</w:t>
+      </w:r>
+      <w:r>
+        <w:rPr>
+          <w:rFonts w:ascii="Courier New" w:hAnsi="Courier New" w:cs="Courier New"/>
+          <w:sz w:val="20"/>
+          <w:szCs w:val="20"/>
+          <w:lang w:val="en-US"/>
+        </w:rPr>
+        <w:t xml:space="preserve"> </w:t>
+      </w:r>
+      <w:r>
+        <w:rPr>
+          <w:rFonts w:ascii="Courier New" w:hAnsi="Courier New" w:cs="Courier New"/>
+          <w:sz w:val="20"/>
+          <w:szCs w:val="20"/>
+        </w:rPr>
+        <w:t>задержка</w:t>
+      </w:r>
+      <w:r>
+        <w:rPr>
+          <w:rFonts w:ascii="Courier New" w:hAnsi="Courier New" w:cs="Courier New"/>
+          <w:sz w:val="20"/>
+          <w:szCs w:val="20"/>
+          <w:lang w:val="en-US"/>
+        </w:rPr>
+        <w:t>')</w:t>
+      </w:r>
+    </w:p>
+    <w:p>
+      <w:pPr>
+        <w:rPr>
+          <w:rFonts w:ascii="Courier New" w:hAnsi="Courier New" w:cs="Courier New"/>
+          <w:sz w:val="20"/>
+          <w:szCs w:val="20"/>
+          <w:lang w:val="en-US"/>
+        </w:rPr>
+      </w:pPr>
+      <w:r>
+        <w:rPr>
+          <w:rFonts w:ascii="Courier New" w:hAnsi="Courier New" w:cs="Courier New"/>
+          <w:sz w:val="20"/>
+          <w:szCs w:val="20"/>
+          <w:lang w:val="en-US"/>
+        </w:rPr>
+        <w:t>plt.xlabel('</w:t>
+      </w:r>
+      <w:r>
+        <w:rPr>
+          <w:rFonts w:ascii="Courier New" w:hAnsi="Courier New" w:cs="Courier New"/>
+          <w:sz w:val="20"/>
+          <w:szCs w:val="20"/>
+        </w:rPr>
+        <w:t>Частота</w:t>
+      </w:r>
+      <w:r>
+        <w:rPr>
+          <w:rFonts w:ascii="Courier New" w:hAnsi="Courier New" w:cs="Courier New"/>
+          <w:sz w:val="20"/>
+          <w:szCs w:val="20"/>
+          <w:lang w:val="en-US"/>
+        </w:rPr>
+        <w:t>')</w:t>
+      </w:r>
+    </w:p>
+    <w:p>
+      <w:pPr>
+        <w:rPr>
+          <w:rFonts w:ascii="Courier New" w:hAnsi="Courier New" w:cs="Courier New"/>
+          <w:sz w:val="20"/>
+          <w:szCs w:val="20"/>
+          <w:lang w:val="en-US"/>
+        </w:rPr>
+      </w:pPr>
+      <w:r>
+        <w:rPr>
+          <w:rFonts w:ascii="Courier New" w:hAnsi="Courier New" w:cs="Courier New"/>
+          <w:sz w:val="20"/>
+          <w:szCs w:val="20"/>
+          <w:lang w:val="en-US"/>
+        </w:rPr>
+        <w:t>plt.ylabel('</w:t>
+      </w:r>
+      <w:r>
+        <w:rPr>
+          <w:rFonts w:ascii="Courier New" w:hAnsi="Courier New" w:cs="Courier New"/>
+          <w:sz w:val="20"/>
+          <w:szCs w:val="20"/>
+        </w:rPr>
+        <w:t>Примеры</w:t>
+      </w:r>
+      <w:r>
+        <w:rPr>
+          <w:rFonts w:ascii="Courier New" w:hAnsi="Courier New" w:cs="Courier New"/>
+          <w:sz w:val="20"/>
+          <w:szCs w:val="20"/>
+          <w:lang w:val="en-US"/>
+        </w:rPr>
+        <w:t>')</w:t>
+      </w:r>
+    </w:p>
+    <w:p>
+      <w:pPr>
+        <w:rPr>
+          <w:rFonts w:ascii="Courier New" w:hAnsi="Courier New" w:cs="Courier New"/>
+          <w:sz w:val="20"/>
+          <w:szCs w:val="20"/>
+          <w:lang w:val="en-US"/>
+        </w:rPr>
+      </w:pPr>
+    </w:p>
+    <w:p>
+      <w:pPr>
+        <w:rPr>
+          <w:rFonts w:ascii="Courier New" w:hAnsi="Courier New" w:cs="Courier New"/>
+          <w:sz w:val="20"/>
+          <w:szCs w:val="20"/>
+          <w:lang w:val="en-US"/>
+        </w:rPr>
+      </w:pPr>
+      <w:r>
+        <w:rPr>
+          <w:rFonts w:ascii="Courier New" w:hAnsi="Courier New" w:cs="Courier New"/>
+          <w:sz w:val="20"/>
+          <w:szCs w:val="20"/>
+          <w:lang w:val="en-US"/>
+        </w:rPr>
+        <w:t xml:space="preserve"># </w:t>
+      </w:r>
+      <w:r>
+        <w:rPr>
+          <w:rFonts w:ascii="Courier New" w:hAnsi="Courier New" w:cs="Courier New"/>
+          <w:sz w:val="20"/>
+          <w:szCs w:val="20"/>
+        </w:rPr>
+        <w:t>Групповая</w:t>
+      </w:r>
+      <w:r>
+        <w:rPr>
+          <w:rFonts w:ascii="Courier New" w:hAnsi="Courier New" w:cs="Courier New"/>
+          <w:sz w:val="20"/>
+          <w:szCs w:val="20"/>
+          <w:lang w:val="en-US"/>
+        </w:rPr>
+        <w:t xml:space="preserve"> </w:t>
+      </w:r>
+      <w:r>
+        <w:rPr>
+          <w:rFonts w:ascii="Courier New" w:hAnsi="Courier New" w:cs="Courier New"/>
+          <w:sz w:val="20"/>
+          <w:szCs w:val="20"/>
+        </w:rPr>
+        <w:t>задержка</w:t>
+      </w:r>
+    </w:p>
+    <w:p>
+      <w:pPr>
+        <w:rPr>
+          <w:rFonts w:ascii="Courier New" w:hAnsi="Courier New" w:cs="Courier New"/>
+          <w:sz w:val="20"/>
+          <w:szCs w:val="20"/>
+          <w:lang w:val="en-US"/>
+        </w:rPr>
+      </w:pPr>
+      <w:r>
+        <w:rPr>
+          <w:rFonts w:ascii="Courier New" w:hAnsi="Courier New" w:cs="Courier New"/>
+          <w:sz w:val="20"/>
+          <w:szCs w:val="20"/>
+          <w:lang w:val="en-US"/>
+        </w:rPr>
+        <w:t>w_gd, tau_group = signal.group_delay((b2, a2), w=w_rad)</w:t>
+      </w:r>
+    </w:p>
+    <w:p>
+      <w:pPr>
+        <w:rPr>
+          <w:rFonts w:ascii="Courier New" w:hAnsi="Courier New" w:cs="Courier New"/>
+          <w:sz w:val="20"/>
+          <w:szCs w:val="20"/>
+          <w:lang w:val="en-US"/>
+        </w:rPr>
+      </w:pPr>
+    </w:p>
+    <w:p>
+      <w:pPr>
+        <w:rPr>
+          <w:rFonts w:ascii="Courier New" w:hAnsi="Courier New" w:cs="Courier New"/>
+          <w:sz w:val="20"/>
+          <w:szCs w:val="20"/>
+          <w:lang w:val="en-US"/>
+        </w:rPr>
+      </w:pPr>
+      <w:r>
+        <w:rPr>
+          <w:rFonts w:ascii="Courier New" w:hAnsi="Courier New" w:cs="Courier New"/>
+          <w:sz w:val="20"/>
+          <w:szCs w:val="20"/>
+          <w:lang w:val="en-US"/>
+        </w:rPr>
+        <w:t>plt.figure()</w:t>
+      </w:r>
+    </w:p>
+    <w:p>
+      <w:pPr>
+        <w:rPr>
+          <w:rFonts w:ascii="Courier New" w:hAnsi="Courier New" w:cs="Courier New"/>
+          <w:sz w:val="20"/>
+          <w:szCs w:val="20"/>
+          <w:lang w:val="en-US"/>
+        </w:rPr>
+      </w:pPr>
+      <w:r>
+        <w:rPr>
+          <w:rFonts w:ascii="Courier New" w:hAnsi="Courier New" w:cs="Courier New"/>
+          <w:sz w:val="20"/>
+          <w:szCs w:val="20"/>
+          <w:lang w:val="en-US"/>
+        </w:rPr>
+        <w:t>plt.plot(w_gd / np.pi, tau_group)</w:t>
+      </w:r>
+    </w:p>
+    <w:p>
+      <w:pPr>
+        <w:rPr>
+          <w:rFonts w:ascii="Courier New" w:hAnsi="Courier New" w:cs="Courier New"/>
+          <w:sz w:val="20"/>
+          <w:szCs w:val="20"/>
+          <w:lang w:val="en-US"/>
+        </w:rPr>
+      </w:pPr>
+      <w:r>
+        <w:rPr>
+          <w:rFonts w:ascii="Courier New" w:hAnsi="Courier New" w:cs="Courier New"/>
+          <w:sz w:val="20"/>
+          <w:szCs w:val="20"/>
+          <w:lang w:val="en-US"/>
+        </w:rPr>
+        <w:t>plt.grid(True)</w:t>
+      </w:r>
+    </w:p>
+    <w:p>
+      <w:pPr>
+        <w:rPr>
+          <w:rFonts w:ascii="Courier New" w:hAnsi="Courier New" w:cs="Courier New"/>
+          <w:sz w:val="20"/>
+          <w:szCs w:val="20"/>
+          <w:lang w:val="en-US"/>
+        </w:rPr>
+      </w:pPr>
+      <w:r>
+        <w:rPr>
+          <w:rFonts w:ascii="Courier New" w:hAnsi="Courier New" w:cs="Courier New"/>
+          <w:sz w:val="20"/>
+          <w:szCs w:val="20"/>
+          <w:lang w:val="en-US"/>
+        </w:rPr>
+        <w:t>plt.title('</w:t>
+      </w:r>
+      <w:r>
+        <w:rPr>
+          <w:rFonts w:ascii="Courier New" w:hAnsi="Courier New" w:cs="Courier New"/>
+          <w:sz w:val="20"/>
+          <w:szCs w:val="20"/>
+        </w:rPr>
+        <w:t>Групповая</w:t>
+      </w:r>
+      <w:r>
+        <w:rPr>
+          <w:rFonts w:ascii="Courier New" w:hAnsi="Courier New" w:cs="Courier New"/>
+          <w:sz w:val="20"/>
+          <w:szCs w:val="20"/>
+          <w:lang w:val="en-US"/>
+        </w:rPr>
+        <w:t xml:space="preserve"> </w:t>
+      </w:r>
+      <w:r>
+        <w:rPr>
+          <w:rFonts w:ascii="Courier New" w:hAnsi="Courier New" w:cs="Courier New"/>
+          <w:sz w:val="20"/>
+          <w:szCs w:val="20"/>
+        </w:rPr>
+        <w:t>задержка</w:t>
+      </w:r>
+      <w:r>
+        <w:rPr>
+          <w:rFonts w:ascii="Courier New" w:hAnsi="Courier New" w:cs="Courier New"/>
+          <w:sz w:val="20"/>
+          <w:szCs w:val="20"/>
+          <w:lang w:val="en-US"/>
+        </w:rPr>
+        <w:t>')</w:t>
+      </w:r>
+    </w:p>
+    <w:p>
+      <w:pPr>
+        <w:rPr>
+          <w:rFonts w:ascii="Courier New" w:hAnsi="Courier New" w:cs="Courier New"/>
+          <w:sz w:val="20"/>
+          <w:szCs w:val="20"/>
+          <w:lang w:val="en-US"/>
+        </w:rPr>
+      </w:pPr>
+      <w:r>
+        <w:rPr>
+          <w:rFonts w:ascii="Courier New" w:hAnsi="Courier New" w:cs="Courier New"/>
+          <w:sz w:val="20"/>
+          <w:szCs w:val="20"/>
+          <w:lang w:val="en-US"/>
+        </w:rPr>
+        <w:t>plt.xlabel('</w:t>
+      </w:r>
+      <w:r>
+        <w:rPr>
+          <w:rFonts w:ascii="Courier New" w:hAnsi="Courier New" w:cs="Courier New"/>
+          <w:sz w:val="20"/>
+          <w:szCs w:val="20"/>
+        </w:rPr>
+        <w:t>Частота</w:t>
+      </w:r>
+      <w:r>
+        <w:rPr>
+          <w:rFonts w:ascii="Courier New" w:hAnsi="Courier New" w:cs="Courier New"/>
+          <w:sz w:val="20"/>
+          <w:szCs w:val="20"/>
+          <w:lang w:val="en-US"/>
+        </w:rPr>
+        <w:t>')</w:t>
+      </w:r>
+    </w:p>
+    <w:p>
+      <w:pPr>
+        <w:rPr>
+          <w:rFonts w:ascii="Courier New" w:hAnsi="Courier New" w:cs="Courier New"/>
+          <w:sz w:val="20"/>
+          <w:szCs w:val="20"/>
+          <w:lang w:val="en-US"/>
+        </w:rPr>
+      </w:pPr>
+      <w:r>
+        <w:rPr>
+          <w:rFonts w:ascii="Courier New" w:hAnsi="Courier New" w:cs="Courier New"/>
+          <w:sz w:val="20"/>
+          <w:szCs w:val="20"/>
+          <w:lang w:val="en-US"/>
+        </w:rPr>
+        <w:t>plt.ylabel('</w:t>
+      </w:r>
+      <w:r>
+        <w:rPr>
+          <w:rFonts w:ascii="Courier New" w:hAnsi="Courier New" w:cs="Courier New"/>
+          <w:sz w:val="20"/>
+          <w:szCs w:val="20"/>
+        </w:rPr>
+        <w:t>Примеры</w:t>
+      </w:r>
+      <w:r>
+        <w:rPr>
+          <w:rFonts w:ascii="Courier New" w:hAnsi="Courier New" w:cs="Courier New"/>
+          <w:sz w:val="20"/>
+          <w:szCs w:val="20"/>
+          <w:lang w:val="en-US"/>
+        </w:rPr>
+        <w:t>')</w:t>
+      </w:r>
+    </w:p>
+    <w:p>
+      <w:pPr>
+        <w:rPr>
+          <w:rFonts w:ascii="Courier New" w:hAnsi="Courier New" w:cs="Courier New"/>
+          <w:sz w:val="20"/>
+          <w:szCs w:val="20"/>
+        </w:rPr>
+      </w:pPr>
+      <w:r>
+        <w:rPr>
+          <w:rFonts w:ascii="Courier New" w:hAnsi="Courier New" w:cs="Courier New"/>
+          <w:sz w:val="20"/>
+          <w:szCs w:val="20"/>
+        </w:rPr>
+        <w:t>plt.show()</w:t>
+      </w:r>
+    </w:p>
+    <w:p>
+      <w:pPr>
+        <w:pStyle w:val="a5"/>
+        <w:ind w:firstLine="0"/>
+        <w:rPr>
+          <w:lang w:val="ru-RU"/>
+        </w:rPr>
+      </w:pPr>
+    </w:p>
+    <w:p>
+      <w:pPr>
+        <w:pStyle w:val="a5"/>
+        <w:ind w:firstLine="0"/>
+        <w:rPr>
+          <w:lang w:val="ru-RU"/>
+        </w:rPr>
+      </w:pPr>
+      <w:r>
+        <w:rPr>
+          <w:lang w:val="ru-RU"/>
+        </w:rPr>
+        <w:t>Листинг 5 - Построение карты Нулей и Полюсов</w:t>
+      </w:r>
+    </w:p>
+    <w:p>
+      <w:pPr>
+        <w:rPr>
+          <w:rFonts w:ascii="Courier New" w:hAnsi="Courier New" w:cs="Courier New"/>
+          <w:sz w:val="20"/>
+          <w:szCs w:val="20"/>
+          <w:lang w:val="en-US"/>
+        </w:rPr>
+      </w:pPr>
+      <w:r>
+        <w:rPr>
+          <w:rFonts w:ascii="Courier New" w:hAnsi="Courier New" w:cs="Courier New"/>
+          <w:sz w:val="20"/>
+          <w:szCs w:val="20"/>
+          <w:lang w:val="en-US"/>
+        </w:rPr>
+        <w:t>b_norm = b2 / a2[0]</w:t>
+      </w:r>
+    </w:p>
+    <w:p>
+      <w:pPr>
+        <w:rPr>
+          <w:rFonts w:ascii="Courier New" w:hAnsi="Courier New" w:cs="Courier New"/>
+          <w:sz w:val="20"/>
+          <w:szCs w:val="20"/>
+          <w:lang w:val="en-US"/>
+        </w:rPr>
+      </w:pPr>
+      <w:r>
+        <w:rPr>
+          <w:rFonts w:ascii="Courier New" w:hAnsi="Courier New" w:cs="Courier New"/>
+          <w:sz w:val="20"/>
+          <w:szCs w:val="20"/>
+          <w:lang w:val="en-US"/>
+        </w:rPr>
+        <w:lastRenderedPageBreak/>
+        <w:t>a_norm = a2 / a2[0]</w:t>
+      </w:r>
+    </w:p>
+    <w:p>
+      <w:pPr>
+        <w:rPr>
+          <w:rFonts w:ascii="Courier New" w:hAnsi="Courier New" w:cs="Courier New"/>
+          <w:sz w:val="20"/>
+          <w:szCs w:val="20"/>
+          <w:lang w:val="en-US"/>
+        </w:rPr>
+      </w:pPr>
+    </w:p>
+    <w:p>
+      <w:pPr>
+        <w:rPr>
+          <w:rFonts w:ascii="Courier New" w:hAnsi="Courier New" w:cs="Courier New"/>
+          <w:sz w:val="20"/>
+          <w:szCs w:val="20"/>
+          <w:lang w:val="en-US"/>
+        </w:rPr>
+      </w:pPr>
+      <w:r>
+        <w:rPr>
+          <w:rFonts w:ascii="Courier New" w:hAnsi="Courier New" w:cs="Courier New"/>
+          <w:sz w:val="20"/>
+          <w:szCs w:val="20"/>
+          <w:lang w:val="en-US"/>
+        </w:rPr>
+        <w:t>z1, p1, k1 = signal.tf2zpk(b_norm, a_norm)</w:t>
+      </w:r>
+    </w:p>
+    <w:p>
+      <w:pPr>
+        <w:rPr>
+          <w:rFonts w:ascii="Courier New" w:hAnsi="Courier New" w:cs="Courier New"/>
+          <w:sz w:val="20"/>
+          <w:szCs w:val="20"/>
+          <w:lang w:val="en-US"/>
+        </w:rPr>
+      </w:pPr>
+    </w:p>
+    <w:p>
+      <w:pPr>
+        <w:rPr>
+          <w:rFonts w:ascii="Courier New" w:hAnsi="Courier New" w:cs="Courier New"/>
+          <w:sz w:val="20"/>
+          <w:szCs w:val="20"/>
+          <w:lang w:val="en-US"/>
+        </w:rPr>
+      </w:pPr>
+      <w:r>
+        <w:rPr>
+          <w:rFonts w:ascii="Courier New" w:hAnsi="Courier New" w:cs="Courier New"/>
+          <w:sz w:val="20"/>
+          <w:szCs w:val="20"/>
+          <w:lang w:val="en-US"/>
+        </w:rPr>
+        <w:t>plt.figure(figsize=(8, 6))</w:t>
+      </w:r>
+    </w:p>
+    <w:p>
+      <w:pPr>
+        <w:rPr>
+          <w:rFonts w:ascii="Courier New" w:hAnsi="Courier New" w:cs="Courier New"/>
+          <w:sz w:val="20"/>
+          <w:szCs w:val="20"/>
+          <w:lang w:val="en-US"/>
+        </w:rPr>
+      </w:pPr>
+      <w:r>
+        <w:rPr>
+          <w:rFonts w:ascii="Courier New" w:hAnsi="Courier New" w:cs="Courier New"/>
+          <w:sz w:val="20"/>
+          <w:szCs w:val="20"/>
+          <w:lang w:val="en-US"/>
+        </w:rPr>
+        <w:t>plt.plot(np.real(p1), np.imag(p1), '*r', markersize=10, label='</w:t>
+      </w:r>
+      <w:r>
+        <w:rPr>
+          <w:rFonts w:ascii="Courier New" w:hAnsi="Courier New" w:cs="Courier New"/>
+          <w:sz w:val="20"/>
+          <w:szCs w:val="20"/>
+        </w:rPr>
+        <w:t>Полюса</w:t>
+      </w:r>
+      <w:r>
+        <w:rPr>
+          <w:rFonts w:ascii="Courier New" w:hAnsi="Courier New" w:cs="Courier New"/>
+          <w:sz w:val="20"/>
+          <w:szCs w:val="20"/>
+          <w:lang w:val="en-US"/>
+        </w:rPr>
+        <w:t>')</w:t>
+      </w:r>
+    </w:p>
+    <w:p>
+      <w:pPr>
+        <w:rPr>
+          <w:rFonts w:ascii="Courier New" w:hAnsi="Courier New" w:cs="Courier New"/>
+          <w:sz w:val="20"/>
+          <w:szCs w:val="20"/>
+          <w:lang w:val="en-US"/>
+        </w:rPr>
+      </w:pPr>
+      <w:r>
+        <w:rPr>
+          <w:rFonts w:ascii="Courier New" w:hAnsi="Courier New" w:cs="Courier New"/>
+          <w:sz w:val="20"/>
+          <w:szCs w:val="20"/>
+          <w:lang w:val="en-US"/>
+        </w:rPr>
+        <w:t>plt.plot(np.real(z1), np.imag(z1), 'ob', markersize=8, label='</w:t>
+      </w:r>
+      <w:r>
+        <w:rPr>
+          <w:rFonts w:ascii="Courier New" w:hAnsi="Courier New" w:cs="Courier New"/>
+          <w:sz w:val="20"/>
+          <w:szCs w:val="20"/>
+        </w:rPr>
+        <w:t>Нули</w:t>
+      </w:r>
+      <w:r>
+        <w:rPr>
+          <w:rFonts w:ascii="Courier New" w:hAnsi="Courier New" w:cs="Courier New"/>
+          <w:sz w:val="20"/>
+          <w:szCs w:val="20"/>
+          <w:lang w:val="en-US"/>
+        </w:rPr>
+        <w:t>')</w:t>
+      </w:r>
+    </w:p>
+    <w:p>
+      <w:pPr>
+        <w:rPr>
+          <w:rFonts w:ascii="Courier New" w:hAnsi="Courier New" w:cs="Courier New"/>
+          <w:sz w:val="20"/>
+          <w:szCs w:val="20"/>
+          <w:lang w:val="en-US"/>
+        </w:rPr>
+      </w:pPr>
+    </w:p>
+    <w:p>
+      <w:pPr>
+        <w:rPr>
+          <w:rFonts w:ascii="Courier New" w:hAnsi="Courier New" w:cs="Courier New"/>
+          <w:sz w:val="20"/>
+          <w:szCs w:val="20"/>
+          <w:lang w:val="en-US"/>
+        </w:rPr>
+      </w:pPr>
+      <w:r>
+        <w:rPr>
+          <w:rFonts w:ascii="Courier New" w:hAnsi="Courier New" w:cs="Courier New"/>
+          <w:sz w:val="20"/>
+          <w:szCs w:val="20"/>
+          <w:lang w:val="en-US"/>
+        </w:rPr>
+        <w:t>theta = np.linspace(0, 2*np.pi, 100)</w:t>
+      </w:r>
+    </w:p>
+    <w:p>
+      <w:pPr>
+        <w:rPr>
+          <w:rFonts w:ascii="Courier New" w:hAnsi="Courier New" w:cs="Courier New"/>
+          <w:sz w:val="20"/>
+          <w:szCs w:val="20"/>
+          <w:lang w:val="en-US"/>
+        </w:rPr>
+      </w:pPr>
+      <w:r>
+        <w:rPr>
+          <w:rFonts w:ascii="Courier New" w:hAnsi="Courier New" w:cs="Courier New"/>
+          <w:sz w:val="20"/>
+          <w:szCs w:val="20"/>
+          <w:lang w:val="en-US"/>
+        </w:rPr>
+        <w:t>circle_x = np.cos(theta)</w:t>
+      </w:r>
+    </w:p>
+    <w:p>
+      <w:pPr>
+        <w:rPr>
+          <w:rFonts w:ascii="Courier New" w:hAnsi="Courier New" w:cs="Courier New"/>
+          <w:sz w:val="20"/>
+          <w:szCs w:val="20"/>
+          <w:lang w:val="en-US"/>
+        </w:rPr>
+      </w:pPr>
+      <w:r>
+        <w:rPr>
+          <w:rFonts w:ascii="Courier New" w:hAnsi="Courier New" w:cs="Courier New"/>
+          <w:sz w:val="20"/>
+          <w:szCs w:val="20"/>
+          <w:lang w:val="en-US"/>
+        </w:rPr>
+        <w:t>circle_y = np.sin(theta)</w:t>
+      </w:r>
+    </w:p>
+    <w:p>
+      <w:pPr>
+        <w:rPr>
+          <w:rFonts w:ascii="Courier New" w:hAnsi="Courier New" w:cs="Courier New"/>
+          <w:sz w:val="20"/>
+          <w:szCs w:val="20"/>
+          <w:lang w:val="en-US"/>
+        </w:rPr>
+      </w:pPr>
+      <w:r>
+        <w:rPr>
+          <w:rFonts w:ascii="Courier New" w:hAnsi="Courier New" w:cs="Courier New"/>
+          <w:sz w:val="20"/>
+          <w:szCs w:val="20"/>
+          <w:lang w:val="en-US"/>
+        </w:rPr>
+        <w:t>plt.plot(circle_x, circle_y, 'k--', alpha=0.5, label='</w:t>
+      </w:r>
+      <w:r>
+        <w:rPr>
+          <w:rFonts w:ascii="Courier New" w:hAnsi="Courier New" w:cs="Courier New"/>
+          <w:sz w:val="20"/>
+          <w:szCs w:val="20"/>
+        </w:rPr>
+        <w:t>Единичная</w:t>
+      </w:r>
+      <w:r>
+        <w:rPr>
+          <w:rFonts w:ascii="Courier New" w:hAnsi="Courier New" w:cs="Courier New"/>
+          <w:sz w:val="20"/>
+          <w:szCs w:val="20"/>
+          <w:lang w:val="en-US"/>
+        </w:rPr>
+        <w:t xml:space="preserve"> </w:t>
+      </w:r>
+      <w:r>
+        <w:rPr>
+          <w:rFonts w:ascii="Courier New" w:hAnsi="Courier New" w:cs="Courier New"/>
+          <w:sz w:val="20"/>
+          <w:szCs w:val="20"/>
+        </w:rPr>
+        <w:t>окружность</w:t>
+      </w:r>
+      <w:r>
+        <w:rPr>
+          <w:rFonts w:ascii="Courier New" w:hAnsi="Courier New" w:cs="Courier New"/>
+          <w:sz w:val="20"/>
+          <w:szCs w:val="20"/>
+          <w:lang w:val="en-US"/>
+        </w:rPr>
+        <w:t>')</w:t>
+      </w:r>
+    </w:p>
+    <w:p>
+      <w:pPr>
+        <w:rPr>
+          <w:rFonts w:ascii="Courier New" w:hAnsi="Courier New" w:cs="Courier New"/>
+          <w:sz w:val="20"/>
+          <w:szCs w:val="20"/>
+          <w:lang w:val="en-US"/>
+        </w:rPr>
+      </w:pPr>
+    </w:p>
+    <w:p>
+      <w:pPr>
+        <w:rPr>
+          <w:rFonts w:ascii="Courier New" w:hAnsi="Courier New" w:cs="Courier New"/>
+          <w:sz w:val="20"/>
+          <w:szCs w:val="20"/>
+          <w:lang w:val="en-US"/>
+        </w:rPr>
+      </w:pPr>
+      <w:r>
+        <w:rPr>
+          <w:rFonts w:ascii="Courier New" w:hAnsi="Courier New" w:cs="Courier New"/>
+          <w:sz w:val="20"/>
+          <w:szCs w:val="20"/>
+          <w:lang w:val="en-US"/>
+        </w:rPr>
+        <w:t>plt.axhline(y=0, color='k', linestyle='-', alpha=0.3)</w:t>
+      </w:r>
+    </w:p>
+    <w:p>
+      <w:pPr>
+        <w:rPr>
+          <w:rFonts w:ascii="Courier New" w:hAnsi="Courier New" w:cs="Courier New"/>
+          <w:sz w:val="20"/>
+          <w:szCs w:val="20"/>
+          <w:lang w:val="en-US"/>
+        </w:rPr>
+      </w:pPr>
+      <w:r>
+        <w:rPr>
+          <w:rFonts w:ascii="Courier New" w:hAnsi="Courier New" w:cs="Courier New"/>
+          <w:sz w:val="20"/>
+          <w:szCs w:val="20"/>
+          <w:lang w:val="en-US"/>
+        </w:rPr>
+        <w:t>plt.axvline(x=0, color='k', linestyle='-', alpha=0.3)</w:t>
+      </w:r>
+    </w:p>
+    <w:p>
+      <w:pPr>
+        <w:rPr>
+          <w:rFonts w:ascii="Courier New" w:hAnsi="Courier New" w:cs="Courier New"/>
+          <w:sz w:val="20"/>
+          <w:szCs w:val="20"/>
+          <w:lang w:val="en-US"/>
+        </w:rPr>
+      </w:pPr>
+      <w:r>
+        <w:rPr>
+          <w:rFonts w:ascii="Courier New" w:hAnsi="Courier New" w:cs="Courier New"/>
+          <w:sz w:val="20"/>
+          <w:szCs w:val="20"/>
+          <w:lang w:val="en-US"/>
+        </w:rPr>
+        <w:t>plt.xlabel("Re(z)", fontsize=12)</w:t>
+      </w:r>
+    </w:p>
+    <w:p>
+      <w:pPr>
+        <w:rPr>
+          <w:rFonts w:ascii="Courier New" w:hAnsi="Courier New" w:cs="Courier New"/>
+          <w:sz w:val="20"/>
+          <w:szCs w:val="20"/>
+          <w:lang w:val="en-US"/>
+        </w:rPr>
+      </w:pPr>
+      <w:r>
+        <w:rPr>
+          <w:rFonts w:ascii="Courier New" w:hAnsi="Courier New" w:cs="Courier New"/>
+          <w:sz w:val="20"/>
+          <w:szCs w:val="20"/>
+          <w:lang w:val="en-US"/>
+        </w:rPr>
+        <w:t>plt.ylabel("Im(z)", fontsize=12)</w:t>
+      </w:r>
+    </w:p>
+    <w:p>
+      <w:pPr>
+        <w:rPr>
+          <w:rFonts w:ascii="Courier New" w:hAnsi="Courier New" w:cs="Courier New"/>
+          <w:sz w:val="20"/>
+          <w:szCs w:val="20"/>
+        </w:rPr>
+      </w:pPr>
+      <w:r>
+        <w:rPr>
+          <w:rFonts w:ascii="Courier New" w:hAnsi="Courier New" w:cs="Courier New"/>
+          <w:sz w:val="20"/>
+          <w:szCs w:val="20"/>
+        </w:rPr>
+        <w:t>plt.title("Диаграмма нулей и полюсов РЦФ", fontsize=14)</w:t>
+      </w:r>
+    </w:p>
+    <w:p>
+      <w:pPr>
+        <w:rPr>
+          <w:rFonts w:ascii="Courier New" w:hAnsi="Courier New" w:cs="Courier New"/>
+          <w:sz w:val="20"/>
+          <w:szCs w:val="20"/>
+          <w:lang w:val="en-US"/>
+        </w:rPr>
+      </w:pPr>
+      <w:r>
+        <w:rPr>
+          <w:rFonts w:ascii="Courier New" w:hAnsi="Courier New" w:cs="Courier New"/>
+          <w:sz w:val="20"/>
+          <w:szCs w:val="20"/>
+          <w:lang w:val="en-US"/>
+        </w:rPr>
+        <w:t>plt.legend()</w:t>
+      </w:r>
+    </w:p>
+    <w:p>
+      <w:pPr>
+        <w:rPr>
+          <w:rFonts w:ascii="Courier New" w:hAnsi="Courier New" w:cs="Courier New"/>
+          <w:sz w:val="20"/>
+          <w:szCs w:val="20"/>
+          <w:lang w:val="en-US"/>
+        </w:rPr>
+      </w:pPr>
+      <w:r>
+        <w:rPr>
+          <w:rFonts w:ascii="Courier New" w:hAnsi="Courier New" w:cs="Courier New"/>
+          <w:sz w:val="20"/>
+          <w:szCs w:val="20"/>
+          <w:lang w:val="en-US"/>
+        </w:rPr>
+        <w:t>plt.grid(True, alpha=0.3)</w:t>
+      </w:r>
+    </w:p>
+    <w:p>
+      <w:pPr>
+        <w:rPr>
+          <w:rFonts w:ascii="Courier New" w:hAnsi="Courier New" w:cs="Courier New"/>
+          <w:sz w:val="20"/>
+          <w:szCs w:val="20"/>
+          <w:lang w:val="en-US"/>
+        </w:rPr>
+      </w:pPr>
+      <w:r>
+        <w:rPr>
+          <w:rFonts w:ascii="Courier New" w:hAnsi="Courier New" w:cs="Courier New"/>
+          <w:sz w:val="20"/>
+          <w:szCs w:val="20"/>
+          <w:lang w:val="en-US"/>
+        </w:rPr>
+        <w:t>plt.axis('equal')</w:t>
+      </w:r>
+    </w:p>
+    <w:p>
+      <w:pPr>
+        <w:rPr>
+          <w:rFonts w:ascii="Courier New" w:hAnsi="Courier New" w:cs="Courier New"/>
+          <w:sz w:val="20"/>
+          <w:szCs w:val="20"/>
+          <w:lang w:val="en-US"/>
+        </w:rPr>
+      </w:pPr>
+      <w:r>
+        <w:rPr>
+          <w:rFonts w:ascii="Courier New" w:hAnsi="Courier New" w:cs="Courier New"/>
+          <w:sz w:val="20"/>
+          <w:szCs w:val="20"/>
+          <w:lang w:val="en-US"/>
+        </w:rPr>
+        <w:t>plt.xlim([-2, 2])</w:t>
+      </w:r>
+    </w:p>
+    <w:p>
+      <w:pPr>
+        <w:rPr>
+          <w:rFonts w:ascii="Courier New" w:hAnsi="Courier New" w:cs="Courier New"/>
+          <w:sz w:val="20"/>
+          <w:szCs w:val="20"/>
+        </w:rPr>
+      </w:pPr>
+      <w:r>
+        <w:rPr>
+          <w:rFonts w:ascii="Courier New" w:hAnsi="Courier New" w:cs="Courier New"/>
+          <w:sz w:val="20"/>
+          <w:szCs w:val="20"/>
+        </w:rPr>
+        <w:t>plt.ylim([-2, 2])</w:t>
+      </w:r>
+    </w:p>
+    <w:p>
+      <w:pPr>
+        <w:rPr>
+          <w:rFonts w:ascii="Courier New" w:hAnsi="Courier New" w:cs="Courier New"/>
+          <w:sz w:val="20"/>
+          <w:szCs w:val="20"/>
+        </w:rPr>
+      </w:pPr>
+      <w:r>
+        <w:rPr>
+          <w:rFonts w:ascii="Courier New" w:hAnsi="Courier New" w:cs="Courier New"/>
+          <w:sz w:val="20"/>
+          <w:szCs w:val="20"/>
+        </w:rPr>
+        <w:t>plt.show()</w:t>
+      </w:r>
+    </w:p>
+    <w:p>
+      <w:pPr>
+        <w:pStyle w:val="a5"/>
+        <w:ind w:firstLine="0"/>
+        <w:rPr>
+          <w:lang w:val="ru-RU"/>
+        </w:rPr>
+      </w:pPr>
+    </w:p>
+    <w:p>
+      <w:pPr>
+        <w:pStyle w:val="a5"/>
+        <w:ind w:firstLine="0"/>
+        <w:rPr>
+          <w:lang w:val="ru-RU"/>
+        </w:rPr>
+      </w:pPr>
+      <w:r>
+        <w:rPr>
+          <w:lang w:val="ru-RU"/>
+        </w:rPr>
+        <w:t>Листинг 6 - Коэффициенты и пакеты</w:t>
+      </w:r>
+    </w:p>
+    <w:p>
+      <w:pPr>
+        <w:rPr>
+          <w:rFonts w:ascii="Courier New" w:hAnsi="Courier New" w:cs="Courier New"/>
+          <w:sz w:val="20"/>
+          <w:szCs w:val="20"/>
+          <w:lang w:val="en-US"/>
+        </w:rPr>
+      </w:pPr>
+      <w:r>
+        <w:rPr>
+          <w:rFonts w:ascii="Courier New" w:hAnsi="Courier New" w:cs="Courier New"/>
+          <w:sz w:val="20"/>
+          <w:szCs w:val="20"/>
+          <w:lang w:val="en-US"/>
+        </w:rPr>
+        <w:t>from scipy import signal</w:t>
+      </w:r>
+    </w:p>
+    <w:p>
+      <w:pPr>
+        <w:rPr>
+          <w:rFonts w:ascii="Courier New" w:hAnsi="Courier New" w:cs="Courier New"/>
+          <w:sz w:val="20"/>
+          <w:szCs w:val="20"/>
+          <w:lang w:val="en-US"/>
+        </w:rPr>
+      </w:pPr>
+      <w:r>
+        <w:rPr>
+          <w:rFonts w:ascii="Courier New" w:hAnsi="Courier New" w:cs="Courier New"/>
+          <w:sz w:val="20"/>
+          <w:szCs w:val="20"/>
+          <w:lang w:val="en-US"/>
+        </w:rPr>
+        <w:t>import numpy as np</w:t>
+      </w:r>
+    </w:p>
+    <w:p>
+      <w:pPr>
+        <w:rPr>
+          <w:rFonts w:ascii="Courier New" w:hAnsi="Courier New" w:cs="Courier New"/>
+          <w:sz w:val="20"/>
+          <w:szCs w:val="20"/>
+          <w:lang w:val="en-US"/>
+        </w:rPr>
+      </w:pPr>
+      <w:r>
+        <w:rPr>
+          <w:rFonts w:ascii="Courier New" w:hAnsi="Courier New" w:cs="Courier New"/>
+          <w:sz w:val="20"/>
+          <w:szCs w:val="20"/>
+          <w:lang w:val="en-US"/>
+        </w:rPr>
+        <w:t>from matplotlib import pyplot as plt</w:t>
+      </w:r>
+    </w:p>
+    <w:p>
+      <w:pPr>
+        <w:rPr>
+          <w:rFonts w:ascii="Courier New" w:hAnsi="Courier New" w:cs="Courier New"/>
+          <w:sz w:val="20"/>
+          <w:szCs w:val="20"/>
+          <w:lang w:val="en-US"/>
+        </w:rPr>
+      </w:pPr>
+    </w:p>
+    <w:p>
+      <w:pPr>
+        <w:rPr>
+          <w:rFonts w:ascii="Courier New" w:hAnsi="Courier New" w:cs="Courier New"/>
+          <w:sz w:val="20"/>
+          <w:szCs w:val="20"/>
+          <w:lang w:val="en-US"/>
+        </w:rPr>
+      </w:pPr>
+      <w:r>
+        <w:rPr>
+          <w:rFonts w:ascii="Courier New" w:hAnsi="Courier New" w:cs="Courier New"/>
+          <w:sz w:val="20"/>
+          <w:szCs w:val="20"/>
+          <w:lang w:val="en-US"/>
+        </w:rPr>
+        <w:t>b2 = zd = np.array([1, -1.65])</w:t>
+      </w:r>
+    </w:p>
+    <w:p>
+      <w:pPr>
+        <w:rPr>
+          <w:rFonts w:ascii="Courier New" w:hAnsi="Courier New" w:cs="Courier New"/>
+          <w:sz w:val="20"/>
+          <w:szCs w:val="20"/>
+          <w:lang w:val="en-US"/>
+        </w:rPr>
+      </w:pPr>
+      <w:r>
+        <w:rPr>
+          <w:rFonts w:ascii="Courier New" w:hAnsi="Courier New" w:cs="Courier New"/>
+          <w:sz w:val="20"/>
+          <w:szCs w:val="20"/>
+          <w:lang w:val="en-US"/>
+        </w:rPr>
+        <w:t>a2 = pd = np.array([-2.1, -3.41])  </w:t>
+      </w:r>
+    </w:p>
+    <w:p>
+      <w:pPr>
+        <w:rPr>
+          <w:rFonts w:ascii="Courier New" w:hAnsi="Courier New" w:cs="Courier New"/>
+          <w:sz w:val="20"/>
+          <w:szCs w:val="20"/>
+          <w:lang w:val="en-US"/>
+        </w:rPr>
+      </w:pPr>
+      <w:r>
+        <w:rPr>
+          <w:rFonts w:ascii="Courier New" w:hAnsi="Courier New" w:cs="Courier New"/>
+          <w:sz w:val="20"/>
+          <w:szCs w:val="20"/>
+          <w:lang w:val="en-US"/>
+        </w:rPr>
+        <w:t xml:space="preserve">fs = gain = 1.0 </w:t>
+      </w:r>
+    </w:p>
+    <w:p>
+      <w:pPr>
+        <w:rPr>
+          <w:rFonts w:ascii="Courier New" w:hAnsi="Courier New" w:cs="Courier New"/>
+          <w:sz w:val="20"/>
+          <w:szCs w:val="20"/>
+          <w:lang w:val="en-US"/>
+        </w:rPr>
+      </w:pPr>
+    </w:p>
+    <w:p>
+      <w:pPr>
+        <w:rPr>
+          <w:rFonts w:ascii="Courier New" w:hAnsi="Courier New" w:cs="Courier New"/>
+          <w:sz w:val="20"/>
+          <w:szCs w:val="20"/>
+          <w:lang w:val="en-US"/>
+        </w:rPr>
+      </w:pPr>
+      <w:r>
+        <w:rPr>
+          <w:rFonts w:ascii="Courier New" w:hAnsi="Courier New" w:cs="Courier New"/>
+          <w:sz w:val="20"/>
+          <w:szCs w:val="20"/>
+          <w:lang w:val="en-US"/>
+        </w:rPr>
+        <w:t>system_zpk = signal.ZerosPolesGain(zd, pd, gain)</w:t>
+      </w:r>
+    </w:p>
+    <w:p>
+      <w:pPr>
+        <w:rPr>
+          <w:rFonts w:ascii="Courier New" w:hAnsi="Courier New" w:cs="Courier New"/>
+          <w:sz w:val="20"/>
+          <w:szCs w:val="20"/>
+          <w:lang w:val="en-US"/>
+        </w:rPr>
+      </w:pPr>
+    </w:p>
+    <w:p>
+      <w:pPr>
+        <w:rPr>
+          <w:rFonts w:ascii="Courier New" w:hAnsi="Courier New" w:cs="Courier New"/>
+          <w:sz w:val="20"/>
+          <w:szCs w:val="20"/>
+          <w:lang w:val="en-US"/>
+        </w:rPr>
+      </w:pPr>
+      <w:r>
+        <w:rPr>
+          <w:rFonts w:ascii="Courier New" w:hAnsi="Courier New" w:cs="Courier New"/>
+          <w:sz w:val="20"/>
+          <w:szCs w:val="20"/>
+          <w:lang w:val="en-US"/>
+        </w:rPr>
+        <w:lastRenderedPageBreak/>
+        <w:t>system_tf = signal.TransferFunction(system_zpk.to_tf())</w:t>
+      </w:r>
+    </w:p>
+    <w:p>
+      <w:pPr>
+        <w:pStyle w:val="a5"/>
+        <w:ind w:firstLine="0"/>
+      </w:pPr>
+    </w:p>
+    <w:p>
+      <w:pPr>
+        <w:pStyle w:val="a5"/>
+        <w:ind w:firstLine="0"/>
       </w:pPr>
     </w:p>
     <w:sectPr>
@@ -3409,7 +7649,7 @@
 </file>
 
 <file path=word/styles.xml><?xml version="1.0" encoding="utf-8"?>
-<w:styles xmlns:mc="http://schemas.openxmlformats.org/markup-compatibility/2006" xmlns:r="http://schemas.openxmlformats.org/officeDocument/2006/relationships" xmlns:w="http://schemas.openxmlformats.org/wordprocessingml/2006/main" xmlns:w14="http://schemas.microsoft.com/office/word/2010/wordml" xmlns:w15="http://schemas.microsoft.com/office/word/2012/wordml" xmlns:w16cex="http://schemas.microsoft.com/office/word/2018/wordml/cex" xmlns:w16cid="http://schemas.microsoft.com/office/word/2016/wordml/cid" xmlns:w16="http://schemas.microsoft.com/office/word/2018/wordml" xmlns:w16du="http://schemas.microsoft.com/office/word/2023/wordml/word16du" xmlns:w16sdtdh="http://schemas.microsoft.com/office/word/2020/wordml/sdtdatahash" xmlns:w16sdtfl="http://schemas.microsoft.com/office/word/2024/wordml/sdtformatlock" xmlns:w16se="http://schemas.microsoft.com/office/word/2015/wordml/symex" mc:Ignorable="w14 w15 w16se w16cid w16 w16cex w16sdtdh w16sdtfl w16du">
+<w:styles xmlns:mc="http://schemas.openxmlformats.org/markup-compatibility/2006" xmlns:r="http://schemas.openxmlformats.org/officeDocument/2006/relationships" xmlns:w="http://schemas.openxmlformats.org/wordprocessingml/2006/main" xmlns:w14="http://schemas.microsoft.com/office/word/2010/wordml" xmlns:w15="http://schemas.microsoft.com/office/word/2012/wordml" xmlns:w16cex="http://schemas.microsoft.com/office/word/2018/wordml/cex" xmlns:w16cid="http://schemas.microsoft.com/office/word/2016/wordml/cid" xmlns:w16="http://schemas.microsoft.com/office/word/2018/wordml" xmlns:w16sdtdh="http://schemas.microsoft.com/office/word/2020/wordml/sdtdatahash" xmlns:w16se="http://schemas.microsoft.com/office/word/2015/wordml/symex" mc:Ignorable="w14 w15 w16se w16cid w16 w16cex w16sdtdh">
   <w:docDefaults>
     <w:rPrDefault>
       <w:rPr>

--- a/Технологии обработки информации/Лабораторная работа #3.docx
+++ b/Технологии обработки информации/Лабораторная работа #3.docx
@@ -1,6 +1,6 @@
 
 <file path=word/document.xml><?xml version="1.0" encoding="utf-8"?>
-<w:document xmlns:wpc="http://schemas.microsoft.com/office/word/2010/wordprocessingCanvas" xmlns:cx="http://schemas.microsoft.com/office/drawing/2014/chartex" xmlns:cx1="http://schemas.microsoft.com/office/drawing/2015/9/8/chartex" xmlns:cx2="http://schemas.microsoft.com/office/drawing/2015/10/21/chartex" xmlns:cx3="http://schemas.microsoft.com/office/drawing/2016/5/9/chartex" xmlns:cx4="http://schemas.microsoft.com/office/drawing/2016/5/10/chartex" xmlns:cx5="http://schemas.microsoft.com/office/drawing/2016/5/11/chartex" xmlns:cx6="http://schemas.microsoft.com/office/drawing/2016/5/12/chartex" xmlns:cx7="http://schemas.microsoft.com/office/drawing/2016/5/13/chartex" xmlns:cx8="http://schemas.microsoft.com/office/drawing/2016/5/14/chartex" xmlns:mc="http://schemas.openxmlformats.org/markup-compatibility/2006" xmlns:aink="http://schemas.microsoft.com/office/drawing/2016/ink" xmlns:am3d="http://schemas.microsoft.com/office/drawing/2017/model3d" xmlns:o="urn:schemas-microsoft-com:office:office" xmlns:r="http://schemas.openxmlformats.org/officeDocument/2006/relationships" xmlns:m="http://schemas.openxmlformats.org/officeDocument/2006/math" xmlns:v="urn:schemas-microsoft-com:vml" xmlns:wp14="http://schemas.microsoft.com/office/word/2010/wordprocessingDrawing" xmlns:wp="http://schemas.openxmlformats.org/drawingml/2006/wordprocessingDrawing" xmlns:w10="urn:schemas-microsoft-com:office:word" xmlns:w="http://schemas.openxmlformats.org/wordprocessingml/2006/main" xmlns:w14="http://schemas.microsoft.com/office/word/2010/wordml" xmlns:w15="http://schemas.microsoft.com/office/word/2012/wordml" xmlns:w16cex="http://schemas.microsoft.com/office/word/2018/wordml/cex" xmlns:w16cid="http://schemas.microsoft.com/office/word/2016/wordml/cid" xmlns:w16="http://schemas.microsoft.com/office/word/2018/wordml" xmlns:w16sdtdh="http://schemas.microsoft.com/office/word/2020/wordml/sdtdatahash" xmlns:w16se="http://schemas.microsoft.com/office/word/2015/wordml/symex" xmlns:wpg="http://schemas.microsoft.com/office/word/2010/wordprocessingGroup" xmlns:wpi="http://schemas.microsoft.com/office/word/2010/wordprocessingInk" xmlns:wne="http://schemas.microsoft.com/office/word/2006/wordml" xmlns:wps="http://schemas.microsoft.com/office/word/2010/wordprocessingShape" mc:Ignorable="w14 w15 w16se w16cid w16 w16cex w16sdtdh wp14">
+<w:document xmlns:wpc="http://schemas.microsoft.com/office/word/2010/wordprocessingCanvas" xmlns:cx="http://schemas.microsoft.com/office/drawing/2014/chartex" xmlns:cx1="http://schemas.microsoft.com/office/drawing/2015/9/8/chartex" xmlns:cx2="http://schemas.microsoft.com/office/drawing/2015/10/21/chartex" xmlns:cx3="http://schemas.microsoft.com/office/drawing/2016/5/9/chartex" xmlns:cx4="http://schemas.microsoft.com/office/drawing/2016/5/10/chartex" xmlns:cx5="http://schemas.microsoft.com/office/drawing/2016/5/11/chartex" xmlns:cx6="http://schemas.microsoft.com/office/drawing/2016/5/12/chartex" xmlns:cx7="http://schemas.microsoft.com/office/drawing/2016/5/13/chartex" xmlns:cx8="http://schemas.microsoft.com/office/drawing/2016/5/14/chartex" xmlns:mc="http://schemas.openxmlformats.org/markup-compatibility/2006" xmlns:aink="http://schemas.microsoft.com/office/drawing/2016/ink" xmlns:am3d="http://schemas.microsoft.com/office/drawing/2017/model3d" xmlns:o="urn:schemas-microsoft-com:office:office" xmlns:oel="http://schemas.microsoft.com/office/2019/extlst" xmlns:r="http://schemas.openxmlformats.org/officeDocument/2006/relationships" xmlns:m="http://schemas.openxmlformats.org/officeDocument/2006/math" xmlns:v="urn:schemas-microsoft-com:vml" xmlns:wp14="http://schemas.microsoft.com/office/word/2010/wordprocessingDrawing" xmlns:wp="http://schemas.openxmlformats.org/drawingml/2006/wordprocessingDrawing" xmlns:w10="urn:schemas-microsoft-com:office:word" xmlns:w="http://schemas.openxmlformats.org/wordprocessingml/2006/main" xmlns:w14="http://schemas.microsoft.com/office/word/2010/wordml" xmlns:w15="http://schemas.microsoft.com/office/word/2012/wordml" xmlns:w16cex="http://schemas.microsoft.com/office/word/2018/wordml/cex" xmlns:w16cid="http://schemas.microsoft.com/office/word/2016/wordml/cid" xmlns:w16="http://schemas.microsoft.com/office/word/2018/wordml" xmlns:w16du="http://schemas.microsoft.com/office/word/2023/wordml/word16du" xmlns:w16sdtdh="http://schemas.microsoft.com/office/word/2020/wordml/sdtdatahash" xmlns:w16sdtfl="http://schemas.microsoft.com/office/word/2024/wordml/sdtformatlock" xmlns:w16se="http://schemas.microsoft.com/office/word/2015/wordml/symex" xmlns:wpg="http://schemas.microsoft.com/office/word/2010/wordprocessingGroup" xmlns:wpi="http://schemas.microsoft.com/office/word/2010/wordprocessingInk" xmlns:wne="http://schemas.microsoft.com/office/word/2006/wordml" xmlns:wps="http://schemas.microsoft.com/office/word/2010/wordprocessingShape" mc:Ignorable="w14 w15 w16se w16cid w16 w16cex w16sdtdh w16sdtfl w16du wp14">
   <w:body>
     <w:p>
       <w:pPr>
@@ -269,11 +269,19 @@
         </w:rPr>
         <w:t xml:space="preserve"> </w:t>
       </w:r>
-      <w:r>
-        <w:rPr>
-          <w:lang w:val="ru-RU"/>
-        </w:rPr>
-        <w:t>impinvar.</w:t>
+      <w:proofErr w:type="spellStart"/>
+      <w:r>
+        <w:rPr>
+          <w:lang w:val="ru-RU"/>
+        </w:rPr>
+        <w:t>impinvar</w:t>
+      </w:r>
+      <w:proofErr w:type="spellEnd"/>
+      <w:r>
+        <w:rPr>
+          <w:lang w:val="ru-RU"/>
+        </w:rPr>
+        <w:t>.</w:t>
       </w:r>
     </w:p>
     <w:p>
@@ -301,11 +309,19 @@
         </w:rPr>
         <w:t xml:space="preserve"> </w:t>
       </w:r>
-      <w:r>
-        <w:rPr>
-          <w:lang w:val="ru-RU"/>
-        </w:rPr>
-        <w:t>bilinear.</w:t>
+      <w:proofErr w:type="spellStart"/>
+      <w:r>
+        <w:rPr>
+          <w:lang w:val="ru-RU"/>
+        </w:rPr>
+        <w:t>bilinear</w:t>
+      </w:r>
+      <w:proofErr w:type="spellEnd"/>
+      <w:r>
+        <w:rPr>
+          <w:lang w:val="ru-RU"/>
+        </w:rPr>
+        <w:t>.</w:t>
       </w:r>
     </w:p>
     <w:p>
@@ -518,8 +534,7 @@
         <w:pStyle w:val="a5"/>
         <w:ind w:firstLine="0"/>
         <w:rPr>
-          <w:i/>
-          <w:lang w:val="ru-RU"/>
+          <w:rFonts w:eastAsiaTheme="minorEastAsia"/>
         </w:rPr>
       </w:pPr>
       <m:oMathPara>
@@ -558,7 +573,33 @@
               <w:rFonts w:ascii="Cambria Math" w:hAnsi="Cambria Math"/>
               <w:lang w:val="ru-RU"/>
             </w:rPr>
-            <m:t>=0.5</m:t>
+            <m:t>=</m:t>
+          </m:r>
+          <m:r>
+            <w:rPr>
+              <w:rFonts w:ascii="Cambria Math" w:hAnsi="Cambria Math"/>
+              <w:lang w:val="ru-RU"/>
+            </w:rPr>
+            <m:t>-</m:t>
+          </m:r>
+          <m:r>
+            <w:rPr>
+              <w:rFonts w:ascii="Cambria Math" w:hAnsi="Cambria Math"/>
+            </w:rPr>
+            <m:t>0.</m:t>
+          </m:r>
+          <m:r>
+            <w:rPr>
+              <w:rFonts w:ascii="Cambria Math" w:hAnsi="Cambria Math"/>
+            </w:rPr>
+            <m:t>4</m:t>
+          </m:r>
+          <m:r>
+            <w:rPr>
+              <w:rFonts w:ascii="Cambria Math" w:hAnsi="Cambria Math"/>
+              <w:lang w:val="ru-RU"/>
+            </w:rPr>
+            <m:t>8</m:t>
           </m:r>
           <m:r>
             <w:rPr>
@@ -594,14 +635,33 @@
               <w:rFonts w:ascii="Cambria Math" w:eastAsiaTheme="minorEastAsia" w:hAnsi="Cambria Math"/>
               <w:lang w:val="ru-RU"/>
             </w:rPr>
-            <m:t>=0.01;</m:t>
+            <m:t>=</m:t>
           </m:r>
           <m:r>
             <w:rPr>
               <w:rFonts w:ascii="Cambria Math" w:eastAsiaTheme="minorEastAsia" w:hAnsi="Cambria Math"/>
               <w:lang w:val="ru-RU"/>
             </w:rPr>
-            <m:t>h</m:t>
+            <m:t>0</m:t>
+          </m:r>
+          <m:r>
+            <w:rPr>
+              <w:rFonts w:ascii="Cambria Math" w:eastAsiaTheme="minorEastAsia" w:hAnsi="Cambria Math"/>
+            </w:rPr>
+            <m:t>.2</m:t>
+          </m:r>
+          <m:r>
+            <w:rPr>
+              <w:rFonts w:ascii="Cambria Math" w:eastAsiaTheme="minorEastAsia" w:hAnsi="Cambria Math"/>
+            </w:rPr>
+            <m:t>4</m:t>
+          </m:r>
+          <m:r>
+            <w:rPr>
+              <w:rFonts w:ascii="Cambria Math" w:eastAsiaTheme="minorEastAsia" w:hAnsi="Cambria Math"/>
+              <w:lang w:val="ru-RU"/>
+            </w:rPr>
+            <m:t>;h</m:t>
           </m:r>
           <m:d>
             <m:dPr>
@@ -630,14 +690,40 @@
               <w:rFonts w:ascii="Cambria Math" w:eastAsiaTheme="minorEastAsia" w:hAnsi="Cambria Math"/>
               <w:lang w:val="ru-RU"/>
             </w:rPr>
-            <m:t>=-0.1;</m:t>
+            <m:t>=</m:t>
           </m:r>
           <m:r>
             <w:rPr>
               <w:rFonts w:ascii="Cambria Math" w:eastAsiaTheme="minorEastAsia" w:hAnsi="Cambria Math"/>
               <w:lang w:val="ru-RU"/>
             </w:rPr>
-            <m:t>h</m:t>
+            <m:t>0</m:t>
+          </m:r>
+          <m:r>
+            <w:rPr>
+              <w:rFonts w:ascii="Cambria Math" w:eastAsiaTheme="minorEastAsia" w:hAnsi="Cambria Math"/>
+            </w:rPr>
+            <m:t>.</m:t>
+          </m:r>
+          <m:r>
+            <w:rPr>
+              <w:rFonts w:ascii="Cambria Math" w:eastAsiaTheme="minorEastAsia" w:hAnsi="Cambria Math"/>
+            </w:rPr>
+            <m:t>1</m:t>
+          </m:r>
+          <m:r>
+            <w:rPr>
+              <w:rFonts w:ascii="Cambria Math" w:eastAsiaTheme="minorEastAsia" w:hAnsi="Cambria Math"/>
+              <w:lang w:val="ru-RU"/>
+            </w:rPr>
+            <m:t>1</m:t>
+          </m:r>
+          <m:r>
+            <w:rPr>
+              <w:rFonts w:ascii="Cambria Math" w:eastAsiaTheme="minorEastAsia" w:hAnsi="Cambria Math"/>
+              <w:lang w:val="ru-RU"/>
+            </w:rPr>
+            <m:t>;h</m:t>
           </m:r>
           <m:d>
             <m:dPr>
@@ -666,10 +752,192 @@
               <w:rFonts w:ascii="Cambria Math" w:eastAsiaTheme="minorEastAsia" w:hAnsi="Cambria Math"/>
               <w:lang w:val="ru-RU"/>
             </w:rPr>
-            <m:t>=-1.7</m:t>
+            <m:t>=</m:t>
+          </m:r>
+          <m:r>
+            <w:rPr>
+              <w:rFonts w:ascii="Cambria Math" w:eastAsiaTheme="minorEastAsia" w:hAnsi="Cambria Math"/>
+              <w:lang w:val="ru-RU"/>
+            </w:rPr>
+            <m:t>0</m:t>
+          </m:r>
+          <m:r>
+            <w:rPr>
+              <w:rFonts w:ascii="Cambria Math" w:eastAsiaTheme="minorEastAsia" w:hAnsi="Cambria Math"/>
+            </w:rPr>
+            <m:t>.0</m:t>
+          </m:r>
+          <m:r>
+            <w:rPr>
+              <w:rFonts w:ascii="Cambria Math" w:eastAsiaTheme="minorEastAsia" w:hAnsi="Cambria Math"/>
+            </w:rPr>
+            <m:t>5</m:t>
+          </m:r>
+          <m:r>
+            <w:rPr>
+              <w:rFonts w:ascii="Cambria Math" w:eastAsiaTheme="minorEastAsia" w:hAnsi="Cambria Math"/>
+              <w:lang w:val="ru-RU"/>
+            </w:rPr>
+            <m:t>5</m:t>
+          </m:r>
+          <m:r>
+            <w:rPr>
+              <w:rFonts w:ascii="Cambria Math" w:eastAsiaTheme="minorEastAsia" w:hAnsi="Cambria Math"/>
+            </w:rPr>
+            <m:t xml:space="preserve">; </m:t>
+          </m:r>
+          <m:r>
+            <w:rPr>
+              <w:rFonts w:ascii="Cambria Math" w:hAnsi="Cambria Math"/>
+              <w:lang w:val="ru-RU"/>
+            </w:rPr>
+            <m:t>h</m:t>
+          </m:r>
+          <m:d>
+            <m:dPr>
+              <m:begChr m:val="["/>
+              <m:endChr m:val="]"/>
+              <m:ctrlPr>
+                <w:rPr>
+                  <w:rFonts w:ascii="Cambria Math" w:hAnsi="Cambria Math"/>
+                  <w:i/>
+                  <w:lang w:val="ru-RU"/>
+                </w:rPr>
+              </m:ctrlPr>
+            </m:dPr>
+            <m:e>
+              <m:r>
+                <w:rPr>
+                  <w:rFonts w:ascii="Cambria Math" w:hAnsi="Cambria Math"/>
+                  <w:lang w:val="ru-RU"/>
+                </w:rPr>
+                <m:t>4</m:t>
+              </m:r>
+            </m:e>
+          </m:d>
+          <m:r>
+            <w:rPr>
+              <w:rFonts w:ascii="Cambria Math" w:hAnsi="Cambria Math"/>
+              <w:lang w:val="ru-RU"/>
+            </w:rPr>
+            <m:t>=</m:t>
+          </m:r>
+          <m:r>
+            <w:rPr>
+              <w:rFonts w:ascii="Cambria Math" w:hAnsi="Cambria Math"/>
+            </w:rPr>
+            <m:t>0.</m:t>
+          </m:r>
+          <m:r>
+            <w:rPr>
+              <w:rFonts w:ascii="Cambria Math" w:hAnsi="Cambria Math"/>
+            </w:rPr>
+            <m:t>0</m:t>
+          </m:r>
+          <m:r>
+            <w:rPr>
+              <w:rFonts w:ascii="Cambria Math" w:hAnsi="Cambria Math"/>
+            </w:rPr>
+            <m:t>2</m:t>
+          </m:r>
+          <m:r>
+            <w:rPr>
+              <w:rFonts w:ascii="Cambria Math" w:hAnsi="Cambria Math"/>
+            </w:rPr>
+            <m:t>6</m:t>
+          </m:r>
+          <m:r>
+            <w:rPr>
+              <w:rFonts w:ascii="Cambria Math" w:eastAsiaTheme="minorEastAsia" w:hAnsi="Cambria Math"/>
+              <w:lang w:val="ru-RU"/>
+            </w:rPr>
+            <m:t>;</m:t>
           </m:r>
         </m:oMath>
       </m:oMathPara>
+    </w:p>
+    <w:p>
+      <w:pPr>
+        <w:pStyle w:val="a5"/>
+        <w:ind w:firstLine="0"/>
+        <w:rPr>
+          <w:i/>
+        </w:rPr>
+      </w:pPr>
+      <m:oMathPara>
+        <m:oMath>
+          <m:r>
+            <w:rPr>
+              <w:rFonts w:ascii="Cambria Math" w:eastAsiaTheme="minorEastAsia" w:hAnsi="Cambria Math"/>
+              <w:lang w:val="ru-RU"/>
+            </w:rPr>
+            <m:t>h</m:t>
+          </m:r>
+          <m:d>
+            <m:dPr>
+              <m:begChr m:val="["/>
+              <m:endChr m:val="]"/>
+              <m:ctrlPr>
+                <w:rPr>
+                  <w:rFonts w:ascii="Cambria Math" w:eastAsiaTheme="minorEastAsia" w:hAnsi="Cambria Math"/>
+                  <w:i/>
+                  <w:lang w:val="ru-RU"/>
+                </w:rPr>
+              </m:ctrlPr>
+            </m:dPr>
+            <m:e>
+              <m:r>
+                <w:rPr>
+                  <w:rFonts w:ascii="Cambria Math" w:eastAsiaTheme="minorEastAsia" w:hAnsi="Cambria Math"/>
+                  <w:lang w:val="ru-RU"/>
+                </w:rPr>
+                <m:t>5</m:t>
+              </m:r>
+            </m:e>
+          </m:d>
+          <m:r>
+            <w:rPr>
+              <w:rFonts w:ascii="Cambria Math" w:eastAsiaTheme="minorEastAsia" w:hAnsi="Cambria Math"/>
+              <w:lang w:val="ru-RU"/>
+            </w:rPr>
+            <m:t>=0</m:t>
+          </m:r>
+          <m:r>
+            <w:rPr>
+              <w:rFonts w:ascii="Cambria Math" w:eastAsiaTheme="minorEastAsia" w:hAnsi="Cambria Math"/>
+            </w:rPr>
+            <m:t>.</m:t>
+          </m:r>
+          <m:r>
+            <w:rPr>
+              <w:rFonts w:ascii="Cambria Math" w:eastAsiaTheme="minorEastAsia" w:hAnsi="Cambria Math"/>
+            </w:rPr>
+            <m:t>0</m:t>
+          </m:r>
+          <m:r>
+            <w:rPr>
+              <w:rFonts w:ascii="Cambria Math" w:eastAsiaTheme="minorEastAsia" w:hAnsi="Cambria Math"/>
+            </w:rPr>
+            <m:t>1</m:t>
+          </m:r>
+          <m:r>
+            <w:rPr>
+              <w:rFonts w:ascii="Cambria Math" w:eastAsiaTheme="minorEastAsia" w:hAnsi="Cambria Math"/>
+            </w:rPr>
+            <m:t>2</m:t>
+          </m:r>
+        </m:oMath>
+      </m:oMathPara>
+    </w:p>
+    <w:p>
+      <w:pPr>
+        <w:pStyle w:val="a5"/>
+        <w:ind w:firstLine="0"/>
+        <w:rPr>
+          <w:rFonts w:eastAsiaTheme="minorEastAsia"/>
+          <w:i/>
+        </w:rPr>
+      </w:pPr>
     </w:p>
     <w:p>
       <w:pPr>
@@ -964,14 +1232,33 @@
               <w:rFonts w:ascii="Cambria Math" w:eastAsiaTheme="minorEastAsia" w:hAnsi="Cambria Math"/>
               <w:lang w:val="ru-RU"/>
             </w:rPr>
-            <m:t xml:space="preserve">=  </m:t>
+            <m:t xml:space="preserve">= </m:t>
           </m:r>
           <m:r>
             <w:rPr>
               <w:rFonts w:ascii="Cambria Math" w:eastAsiaTheme="minorEastAsia" w:hAnsi="Cambria Math"/>
               <w:lang w:val="ru-RU"/>
             </w:rPr>
-            <m:t>0.5</m:t>
+            <m:t>-</m:t>
+          </m:r>
+          <m:r>
+            <w:rPr>
+              <w:rFonts w:ascii="Cambria Math" w:hAnsi="Cambria Math"/>
+            </w:rPr>
+            <m:t>0.</m:t>
+          </m:r>
+          <m:r>
+            <w:rPr>
+              <w:rFonts w:ascii="Cambria Math" w:hAnsi="Cambria Math"/>
+            </w:rPr>
+            <m:t>4</m:t>
+          </m:r>
+          <m:r>
+            <w:rPr>
+              <w:rFonts w:ascii="Cambria Math" w:hAnsi="Cambria Math"/>
+              <w:lang w:val="ru-RU"/>
+            </w:rPr>
+            <m:t>8</m:t>
           </m:r>
           <m:r>
             <w:rPr>
@@ -985,14 +1272,169 @@
               <w:rFonts w:ascii="Cambria Math" w:eastAsiaTheme="minorEastAsia" w:hAnsi="Cambria Math"/>
               <w:lang w:val="ru-RU"/>
             </w:rPr>
-            <m:t>0.01</m:t>
+            <m:t>0</m:t>
+          </m:r>
+          <m:r>
+            <w:rPr>
+              <w:rFonts w:ascii="Cambria Math" w:eastAsiaTheme="minorEastAsia" w:hAnsi="Cambria Math"/>
+            </w:rPr>
+            <m:t>.2</m:t>
+          </m:r>
+          <m:r>
+            <w:rPr>
+              <w:rFonts w:ascii="Cambria Math" w:eastAsiaTheme="minorEastAsia" w:hAnsi="Cambria Math"/>
+            </w:rPr>
+            <m:t>4</m:t>
           </m:r>
           <m:r>
             <w:rPr>
               <w:rFonts w:ascii="Cambria Math" w:eastAsiaTheme="minorEastAsia" w:hAnsi="Cambria Math"/>
               <w:lang w:val="ru-RU"/>
             </w:rPr>
-            <m:t>-0.1-1.7= -1.29; φ=0</m:t>
+            <m:t>+</m:t>
+          </m:r>
+          <m:r>
+            <w:rPr>
+              <w:rFonts w:ascii="Cambria Math" w:eastAsiaTheme="minorEastAsia" w:hAnsi="Cambria Math"/>
+              <w:lang w:val="ru-RU"/>
+            </w:rPr>
+            <m:t>0</m:t>
+          </m:r>
+          <m:r>
+            <w:rPr>
+              <w:rFonts w:ascii="Cambria Math" w:eastAsiaTheme="minorEastAsia" w:hAnsi="Cambria Math"/>
+            </w:rPr>
+            <m:t>.</m:t>
+          </m:r>
+          <m:r>
+            <w:rPr>
+              <w:rFonts w:ascii="Cambria Math" w:eastAsiaTheme="minorEastAsia" w:hAnsi="Cambria Math"/>
+            </w:rPr>
+            <m:t>1</m:t>
+          </m:r>
+          <m:r>
+            <w:rPr>
+              <w:rFonts w:ascii="Cambria Math" w:eastAsiaTheme="minorEastAsia" w:hAnsi="Cambria Math"/>
+              <w:lang w:val="ru-RU"/>
+            </w:rPr>
+            <m:t>1</m:t>
+          </m:r>
+          <m:r>
+            <w:rPr>
+              <w:rFonts w:ascii="Cambria Math" w:eastAsiaTheme="minorEastAsia" w:hAnsi="Cambria Math"/>
+              <w:lang w:val="ru-RU"/>
+            </w:rPr>
+            <m:t>+</m:t>
+          </m:r>
+          <m:r>
+            <w:rPr>
+              <w:rFonts w:ascii="Cambria Math" w:eastAsiaTheme="minorEastAsia" w:hAnsi="Cambria Math"/>
+              <w:lang w:val="ru-RU"/>
+            </w:rPr>
+            <m:t>0</m:t>
+          </m:r>
+          <m:r>
+            <w:rPr>
+              <w:rFonts w:ascii="Cambria Math" w:eastAsiaTheme="minorEastAsia" w:hAnsi="Cambria Math"/>
+            </w:rPr>
+            <m:t>.0</m:t>
+          </m:r>
+          <m:r>
+            <w:rPr>
+              <w:rFonts w:ascii="Cambria Math" w:eastAsiaTheme="minorEastAsia" w:hAnsi="Cambria Math"/>
+            </w:rPr>
+            <m:t>5</m:t>
+          </m:r>
+          <m:r>
+            <w:rPr>
+              <w:rFonts w:ascii="Cambria Math" w:eastAsiaTheme="minorEastAsia" w:hAnsi="Cambria Math"/>
+              <w:lang w:val="ru-RU"/>
+            </w:rPr>
+            <m:t>5</m:t>
+          </m:r>
+          <m:r>
+            <w:rPr>
+              <w:rFonts w:ascii="Cambria Math" w:eastAsiaTheme="minorEastAsia" w:hAnsi="Cambria Math"/>
+            </w:rPr>
+            <m:t>+</m:t>
+          </m:r>
+          <m:r>
+            <w:rPr>
+              <w:rFonts w:ascii="Cambria Math" w:hAnsi="Cambria Math"/>
+            </w:rPr>
+            <m:t>0.0</m:t>
+          </m:r>
+          <m:r>
+            <w:rPr>
+              <w:rFonts w:ascii="Cambria Math" w:hAnsi="Cambria Math"/>
+            </w:rPr>
+            <m:t>2</m:t>
+          </m:r>
+          <m:r>
+            <w:rPr>
+              <w:rFonts w:ascii="Cambria Math" w:hAnsi="Cambria Math"/>
+              <w:lang w:val="ru-RU"/>
+            </w:rPr>
+            <m:t>6</m:t>
+          </m:r>
+          <m:r>
+            <w:rPr>
+              <w:rFonts w:ascii="Cambria Math" w:hAnsi="Cambria Math"/>
+            </w:rPr>
+            <m:t>+</m:t>
+          </m:r>
+          <m:r>
+            <w:rPr>
+              <w:rFonts w:ascii="Cambria Math" w:eastAsiaTheme="minorEastAsia" w:hAnsi="Cambria Math"/>
+              <w:lang w:val="ru-RU"/>
+            </w:rPr>
+            <m:t>0</m:t>
+          </m:r>
+          <m:r>
+            <w:rPr>
+              <w:rFonts w:ascii="Cambria Math" w:eastAsiaTheme="minorEastAsia" w:hAnsi="Cambria Math"/>
+            </w:rPr>
+            <m:t>.0</m:t>
+          </m:r>
+          <m:r>
+            <w:rPr>
+              <w:rFonts w:ascii="Cambria Math" w:eastAsiaTheme="minorEastAsia" w:hAnsi="Cambria Math"/>
+            </w:rPr>
+            <m:t>1</m:t>
+          </m:r>
+          <m:r>
+            <w:rPr>
+              <w:rFonts w:ascii="Cambria Math" w:eastAsiaTheme="minorEastAsia" w:hAnsi="Cambria Math"/>
+            </w:rPr>
+            <m:t>2</m:t>
+          </m:r>
+          <m:r>
+            <w:rPr>
+              <w:rFonts w:ascii="Cambria Math" w:eastAsiaTheme="minorEastAsia" w:hAnsi="Cambria Math"/>
+              <w:lang w:val="ru-RU"/>
+            </w:rPr>
+            <m:t>=</m:t>
+          </m:r>
+          <m:r>
+            <w:rPr>
+              <w:rFonts w:ascii="Cambria Math" w:eastAsiaTheme="minorEastAsia" w:hAnsi="Cambria Math"/>
+              <w:lang w:val="ru-RU"/>
+            </w:rPr>
+            <m:t>-</m:t>
+          </m:r>
+          <m:r>
+            <w:rPr>
+              <w:rFonts w:ascii="Cambria Math" w:eastAsiaTheme="minorEastAsia" w:hAnsi="Cambria Math"/>
+              <w:lang w:val="ru-RU"/>
+            </w:rPr>
+            <m:t>0,037</m:t>
+          </m:r>
+          <m:r>
+            <w:rPr>
+              <w:rFonts w:ascii="Cambria Math" w:eastAsiaTheme="minorEastAsia" w:hAnsi="Cambria Math"/>
+              <w:lang w:val="ru-RU"/>
+            </w:rPr>
+            <m:t>; φ=0</m:t>
           </m:r>
         </m:oMath>
       </m:oMathPara>
@@ -2859,7 +3301,6 @@
         <w:ind w:firstLine="0"/>
         <w:rPr>
           <w:rFonts w:eastAsiaTheme="minorEastAsia"/>
-          <w:i/>
           <w:lang w:val="ru-RU"/>
         </w:rPr>
       </w:pPr>
@@ -3557,9 +3998,11 @@
         </w:rPr>
         <w:t xml:space="preserve">3. Построение РЦФ функцией </w:t>
       </w:r>
+      <w:proofErr w:type="spellStart"/>
       <w:r>
         <w:t>impinvar</w:t>
       </w:r>
+      <w:proofErr w:type="spellEnd"/>
       <w:r>
         <w:rPr>
           <w:lang w:val="ru-RU"/>
@@ -3571,9 +4014,6 @@
       <w:pPr>
         <w:pStyle w:val="a5"/>
         <w:ind w:firstLine="0"/>
-        <w:rPr>
-          <w:lang w:val="ru-RU"/>
-        </w:rPr>
       </w:pPr>
       <w:r>
         <w:rPr>
@@ -3585,16 +4025,13 @@
         <w:rPr>
           <w:lang w:val="ru-RU"/>
         </w:rPr>
-        <w:t xml:space="preserve">Код для реализации решения представленного в методе с помощью языка программирования </w:t>
-      </w:r>
-      <w:r>
-        <w:t>Python</w:t>
-      </w:r>
-      <w:r>
-        <w:rPr>
-          <w:lang w:val="ru-RU"/>
-        </w:rPr>
-        <w:t xml:space="preserve"> представлен в Приложении А (Листинг 1), результат приведён на Рисунке 1.</w:t>
+        <w:t>Для построения использовался код из Методического указания, сам код прикреплён к Приложению А</w:t>
+      </w:r>
+      <w:r>
+        <w:rPr>
+          <w:lang w:val="ru-RU"/>
+        </w:rPr>
+        <w:t>.</w:t>
       </w:r>
     </w:p>
     <w:p>
@@ -3613,15 +4050,11 @@
         <w:jc w:val="center"/>
       </w:pPr>
       <w:r>
-        <w:rPr>
-          <w:i/>
-          <w:noProof/>
-        </w:rPr>
         <w:drawing>
-          <wp:inline distT="0" distB="0" distL="0" distR="0" wp14:anchorId="6101DB48" wp14:editId="1F4640EF">
-            <wp:extent cx="5420481" cy="466790"/>
-            <wp:effectExtent l="0" t="0" r="8890" b="9525"/>
-            <wp:docPr id="1" name="Рисунок 1"/>
+          <wp:inline distT="0" distB="0" distL="0" distR="0" wp14:anchorId="0DD0E756" wp14:editId="2A58F359">
+            <wp:extent cx="2498995" cy="1123950"/>
+            <wp:effectExtent l="0" t="0" r="0" b="0"/>
+            <wp:docPr id="1118756102" name="Рисунок 1"/>
             <wp:cNvGraphicFramePr>
               <a:graphicFrameLocks xmlns:a="http://schemas.openxmlformats.org/drawingml/2006/main" noChangeAspect="1"/>
             </wp:cNvGraphicFramePr>
@@ -3629,7 +4062,7 @@
               <a:graphicData uri="http://schemas.openxmlformats.org/drawingml/2006/picture">
                 <pic:pic xmlns:pic="http://schemas.openxmlformats.org/drawingml/2006/picture">
                   <pic:nvPicPr>
-                    <pic:cNvPr id="1" name=""/>
+                    <pic:cNvPr id="1118756102" name=""/>
                     <pic:cNvPicPr/>
                   </pic:nvPicPr>
                   <pic:blipFill>
@@ -3641,7 +4074,7 @@
                   <pic:spPr>
                     <a:xfrm>
                       <a:off x="0" y="0"/>
-                      <a:ext cx="5420481" cy="466790"/>
+                      <a:ext cx="2501060" cy="1124879"/>
                     </a:xfrm>
                     <a:prstGeom prst="rect">
                       <a:avLst/>
@@ -3653,122 +4086,12 @@
           </wp:inline>
         </w:drawing>
       </w:r>
-    </w:p>
-    <w:p>
-      <w:pPr>
-        <w:pStyle w:val="a5"/>
-        <w:ind w:firstLine="0"/>
-        <w:jc w:val="center"/>
-        <w:rPr>
-          <w:lang w:val="ru-RU"/>
-        </w:rPr>
-      </w:pPr>
-      <w:r>
-        <w:rPr>
-          <w:lang w:val="ru-RU"/>
-        </w:rPr>
-        <w:t xml:space="preserve">Рисунок 1 - результаты функции </w:t>
-      </w:r>
-      <w:r>
-        <w:t>impinvar</w:t>
-      </w:r>
-    </w:p>
-    <w:p>
-      <w:pPr>
-        <w:pStyle w:val="a5"/>
-        <w:ind w:firstLine="0"/>
-        <w:rPr>
-          <w:lang w:val="ru-RU"/>
-        </w:rPr>
-      </w:pPr>
-    </w:p>
-    <w:p>
-      <w:pPr>
-        <w:pStyle w:val="a5"/>
-        <w:ind w:firstLine="0"/>
-        <w:rPr>
-          <w:lang w:val="ru-RU"/>
-        </w:rPr>
-      </w:pPr>
-      <w:r>
-        <w:rPr>
-          <w:lang w:val="ru-RU"/>
-        </w:rPr>
-        <w:tab/>
-      </w:r>
-      <w:r>
-        <w:rPr>
-          <w:lang w:val="ru-RU"/>
-        </w:rPr>
-        <w:t>4. Расчёт импульсных и переходных характеристик.</w:t>
-      </w:r>
-    </w:p>
-    <w:p>
-      <w:pPr>
-        <w:pStyle w:val="a5"/>
-        <w:ind w:firstLine="0"/>
-        <w:rPr>
-          <w:lang w:val="ru-RU"/>
-        </w:rPr>
-      </w:pPr>
-      <w:r>
-        <w:rPr>
-          <w:lang w:val="ru-RU"/>
-        </w:rPr>
-        <w:tab/>
-        <w:t xml:space="preserve">Код для реализации решения представленного в методе с помощью языка программирования </w:t>
-      </w:r>
-      <w:r>
-        <w:t>Python</w:t>
-      </w:r>
-      <w:r>
-        <w:rPr>
-          <w:lang w:val="ru-RU"/>
-        </w:rPr>
-        <w:t xml:space="preserve"> представлен в Приложении А (Листинг 2), результат приведён на Рисунк</w:t>
-      </w:r>
-      <w:r>
-        <w:rPr>
-          <w:lang w:val="ru-RU"/>
-        </w:rPr>
-        <w:t>е 2 и Рисунке 3</w:t>
-      </w:r>
-      <w:r>
-        <w:rPr>
-          <w:lang w:val="ru-RU"/>
-        </w:rPr>
-        <w:t>.</w:t>
-      </w:r>
-    </w:p>
-    <w:p>
-      <w:pPr>
-        <w:pStyle w:val="a5"/>
-        <w:ind w:firstLine="0"/>
-        <w:rPr>
-          <w:lang w:val="ru-RU"/>
-        </w:rPr>
-      </w:pPr>
-    </w:p>
-    <w:p>
-      <w:pPr>
-        <w:pStyle w:val="a5"/>
-        <w:ind w:firstLine="0"/>
-        <w:jc w:val="center"/>
-        <w:rPr>
-          <w:lang w:val="ru-RU"/>
-        </w:rPr>
-      </w:pPr>
-      <w:r>
-        <w:rPr>
-          <w:noProof/>
-          <w:lang w:val="ru-RU"/>
-        </w:rPr>
-        <w:lastRenderedPageBreak/>
+      <w:r>
         <w:drawing>
-          <wp:inline distT="0" distB="0" distL="0" distR="0" wp14:anchorId="685898E0" wp14:editId="6A7515E4">
-            <wp:extent cx="4551233" cy="3412066"/>
-            <wp:effectExtent l="0" t="0" r="1905" b="0"/>
-            <wp:docPr id="2" name="Рисунок 2"/>
+          <wp:inline distT="0" distB="0" distL="0" distR="0" wp14:anchorId="33BA3B9D" wp14:editId="634799EC">
+            <wp:extent cx="2247900" cy="1123950"/>
+            <wp:effectExtent l="0" t="0" r="0" b="0"/>
+            <wp:docPr id="1977984534" name="Рисунок 1"/>
             <wp:cNvGraphicFramePr>
               <a:graphicFrameLocks xmlns:a="http://schemas.openxmlformats.org/drawingml/2006/main" noChangeAspect="1"/>
             </wp:cNvGraphicFramePr>
@@ -3776,36 +4099,23 @@
               <a:graphicData uri="http://schemas.openxmlformats.org/drawingml/2006/picture">
                 <pic:pic xmlns:pic="http://schemas.openxmlformats.org/drawingml/2006/picture">
                   <pic:nvPicPr>
-                    <pic:cNvPr id="0" name="Picture 1"/>
-                    <pic:cNvPicPr>
-                      <a:picLocks noChangeAspect="1" noChangeArrowheads="1"/>
-                    </pic:cNvPicPr>
+                    <pic:cNvPr id="1977984534" name=""/>
+                    <pic:cNvPicPr/>
                   </pic:nvPicPr>
                   <pic:blipFill>
-                    <a:blip r:embed="rId5">
-                      <a:extLst>
-                        <a:ext uri="{28A0092B-C50C-407E-A947-70E740481C1C}">
-                          <a14:useLocalDpi xmlns:a14="http://schemas.microsoft.com/office/drawing/2010/main" val="0"/>
-                        </a:ext>
-                      </a:extLst>
-                    </a:blip>
-                    <a:srcRect/>
+                    <a:blip r:embed="rId5"/>
                     <a:stretch>
                       <a:fillRect/>
                     </a:stretch>
                   </pic:blipFill>
-                  <pic:spPr bwMode="auto">
+                  <pic:spPr>
                     <a:xfrm>
                       <a:off x="0" y="0"/>
-                      <a:ext cx="4556397" cy="3415937"/>
+                      <a:ext cx="2251432" cy="1125716"/>
                     </a:xfrm>
                     <a:prstGeom prst="rect">
                       <a:avLst/>
                     </a:prstGeom>
-                    <a:noFill/>
-                    <a:ln>
-                      <a:noFill/>
-                    </a:ln>
                   </pic:spPr>
                 </pic:pic>
               </a:graphicData>
@@ -3827,14 +4137,73 @@
         <w:rPr>
           <w:lang w:val="ru-RU"/>
         </w:rPr>
-        <w:t xml:space="preserve">Рисунок 2 - </w:t>
-      </w:r>
-      <w:r>
-        <w:rPr>
-          <w:lang w:val="ru-RU"/>
-        </w:rPr>
-        <w:t>График Импульсной Характеристики фильтра</w:t>
-      </w:r>
+        <w:t xml:space="preserve">Рисунок 1 - результаты функции </w:t>
+      </w:r>
+      <w:proofErr w:type="spellStart"/>
+      <w:r>
+        <w:t>impinvar</w:t>
+      </w:r>
+      <w:proofErr w:type="spellEnd"/>
+    </w:p>
+    <w:p>
+      <w:pPr>
+        <w:pStyle w:val="a5"/>
+        <w:ind w:firstLine="0"/>
+        <w:rPr>
+          <w:lang w:val="ru-RU"/>
+        </w:rPr>
+      </w:pPr>
+    </w:p>
+    <w:p>
+      <w:pPr>
+        <w:pStyle w:val="a5"/>
+        <w:ind w:firstLine="0"/>
+        <w:rPr>
+          <w:lang w:val="ru-RU"/>
+        </w:rPr>
+      </w:pPr>
+      <w:r>
+        <w:rPr>
+          <w:lang w:val="ru-RU"/>
+        </w:rPr>
+        <w:tab/>
+      </w:r>
+      <w:r>
+        <w:rPr>
+          <w:lang w:val="ru-RU"/>
+        </w:rPr>
+        <w:t>4. Расчёт импульсных и переходных характеристик.</w:t>
+      </w:r>
+    </w:p>
+    <w:p>
+      <w:pPr>
+        <w:pStyle w:val="a5"/>
+        <w:ind w:firstLine="0"/>
+        <w:rPr>
+          <w:lang w:val="ru-RU"/>
+        </w:rPr>
+      </w:pPr>
+      <w:r>
+        <w:rPr>
+          <w:lang w:val="ru-RU"/>
+        </w:rPr>
+        <w:tab/>
+      </w:r>
+      <w:r>
+        <w:rPr>
+          <w:lang w:val="ru-RU"/>
+        </w:rPr>
+        <w:t>Для построения использовался код из Методического указания, сам код прикреплён к Приложению А.</w:t>
+      </w:r>
+    </w:p>
+    <w:p>
+      <w:pPr>
+        <w:pStyle w:val="a5"/>
+        <w:ind w:firstLine="0"/>
+        <w:rPr>
+          <w:lang w:val="ru-RU"/>
+        </w:rPr>
+      </w:pPr>
     </w:p>
     <w:p>
       <w:pPr>
@@ -3851,20 +4220,17 @@
         <w:pStyle w:val="a5"/>
         <w:ind w:firstLine="0"/>
         <w:jc w:val="center"/>
-        <w:rPr>
-          <w:lang w:val="ru-RU"/>
-        </w:rPr>
       </w:pPr>
       <w:r>
         <w:rPr>
           <w:noProof/>
-          <w:lang w:val="ru-RU"/>
-        </w:rPr>
+        </w:rPr>
+        <w:lastRenderedPageBreak/>
         <w:drawing>
-          <wp:inline distT="0" distB="0" distL="0" distR="0" wp14:anchorId="559C45EC" wp14:editId="1B1CC78C">
-            <wp:extent cx="4574102" cy="3429211"/>
-            <wp:effectExtent l="0" t="0" r="0" b="0"/>
-            <wp:docPr id="3" name="Рисунок 3"/>
+          <wp:inline distT="0" distB="0" distL="0" distR="0" wp14:anchorId="2D492B65" wp14:editId="63E4B869">
+            <wp:extent cx="5940425" cy="3908425"/>
+            <wp:effectExtent l="0" t="0" r="3175" b="0"/>
+            <wp:docPr id="1571198436" name="Рисунок 1"/>
             <wp:cNvGraphicFramePr>
               <a:graphicFrameLocks xmlns:a="http://schemas.openxmlformats.org/drawingml/2006/main" noChangeAspect="1"/>
             </wp:cNvGraphicFramePr>
@@ -3872,36 +4238,23 @@
               <a:graphicData uri="http://schemas.openxmlformats.org/drawingml/2006/picture">
                 <pic:pic xmlns:pic="http://schemas.openxmlformats.org/drawingml/2006/picture">
                   <pic:nvPicPr>
-                    <pic:cNvPr id="0" name="Picture 2"/>
-                    <pic:cNvPicPr>
-                      <a:picLocks noChangeAspect="1" noChangeArrowheads="1"/>
-                    </pic:cNvPicPr>
+                    <pic:cNvPr id="1571198436" name=""/>
+                    <pic:cNvPicPr/>
                   </pic:nvPicPr>
                   <pic:blipFill>
-                    <a:blip r:embed="rId6">
-                      <a:extLst>
-                        <a:ext uri="{28A0092B-C50C-407E-A947-70E740481C1C}">
-                          <a14:useLocalDpi xmlns:a14="http://schemas.microsoft.com/office/drawing/2010/main" val="0"/>
-                        </a:ext>
-                      </a:extLst>
-                    </a:blip>
-                    <a:srcRect/>
+                    <a:blip r:embed="rId6"/>
                     <a:stretch>
                       <a:fillRect/>
                     </a:stretch>
                   </pic:blipFill>
-                  <pic:spPr bwMode="auto">
+                  <pic:spPr>
                     <a:xfrm>
                       <a:off x="0" y="0"/>
-                      <a:ext cx="4586682" cy="3438643"/>
+                      <a:ext cx="5940425" cy="3908425"/>
                     </a:xfrm>
                     <a:prstGeom prst="rect">
                       <a:avLst/>
                     </a:prstGeom>
-                    <a:noFill/>
-                    <a:ln>
-                      <a:noFill/>
-                    </a:ln>
                   </pic:spPr>
                 </pic:pic>
               </a:graphicData>
@@ -3923,7 +4276,7 @@
         <w:rPr>
           <w:lang w:val="ru-RU"/>
         </w:rPr>
-        <w:t>Рисунок 3 - График Переходной характеристики</w:t>
+        <w:t>Рисунок 2 – Импульсная характеристика дискретной системы</w:t>
       </w:r>
     </w:p>
     <w:p>
@@ -3940,116 +4293,20 @@
       <w:pPr>
         <w:pStyle w:val="a5"/>
         <w:ind w:firstLine="0"/>
-        <w:rPr>
-          <w:lang w:val="ru-RU"/>
-        </w:rPr>
-      </w:pPr>
-      <w:r>
-        <w:rPr>
-          <w:lang w:val="ru-RU"/>
-        </w:rPr>
-        <w:tab/>
-      </w:r>
-      <w:r>
-        <w:rPr>
-          <w:lang w:val="ru-RU"/>
-        </w:rPr>
-        <w:t>5. Расчёт частотной характеристики.</w:t>
-      </w:r>
-    </w:p>
-    <w:p>
-      <w:pPr>
-        <w:pStyle w:val="a5"/>
-        <w:ind w:firstLine="0"/>
-        <w:rPr>
-          <w:lang w:val="ru-RU"/>
-        </w:rPr>
-      </w:pPr>
-      <w:r>
-        <w:rPr>
-          <w:lang w:val="ru-RU"/>
-        </w:rPr>
-        <w:tab/>
-        <w:t xml:space="preserve">Код для реализации решения представленного в методе с помощью языка программирования </w:t>
-      </w:r>
-      <w:r>
-        <w:t>Python</w:t>
-      </w:r>
-      <w:r>
-        <w:rPr>
-          <w:lang w:val="ru-RU"/>
-        </w:rPr>
-        <w:t xml:space="preserve"> представлен в Приложении А (Листинг </w:t>
-      </w:r>
-      <w:r>
-        <w:rPr>
-          <w:lang w:val="ru-RU"/>
-        </w:rPr>
-        <w:t>3</w:t>
-      </w:r>
-      <w:r>
-        <w:rPr>
-          <w:lang w:val="ru-RU"/>
-        </w:rPr>
-        <w:t xml:space="preserve">), результат приведён на Рисунке </w:t>
-      </w:r>
-      <w:r>
-        <w:rPr>
-          <w:lang w:val="ru-RU"/>
-        </w:rPr>
-        <w:t>4</w:t>
-      </w:r>
-      <w:r>
-        <w:rPr>
-          <w:lang w:val="ru-RU"/>
-        </w:rPr>
-        <w:t xml:space="preserve"> и Рисунке 5</w:t>
-      </w:r>
-      <w:r>
-        <w:rPr>
-          <w:lang w:val="ru-RU"/>
-        </w:rPr>
-        <w:t>.</w:t>
-      </w:r>
-    </w:p>
-    <w:p>
-      <w:pPr>
-        <w:pStyle w:val="a5"/>
-        <w:ind w:firstLine="0"/>
-        <w:rPr>
-          <w:lang w:val="ru-RU"/>
-        </w:rPr>
-      </w:pPr>
-    </w:p>
-    <w:p>
-      <w:pPr>
-        <w:pStyle w:val="a5"/>
-        <w:ind w:firstLine="0"/>
         <w:jc w:val="center"/>
         <w:rPr>
           <w:lang w:val="ru-RU"/>
         </w:rPr>
       </w:pPr>
-    </w:p>
-    <w:p>
-      <w:pPr>
-        <w:pStyle w:val="a5"/>
-        <w:ind w:firstLine="0"/>
-        <w:jc w:val="center"/>
-        <w:rPr>
-          <w:lang w:val="ru-RU"/>
-        </w:rPr>
-      </w:pPr>
       <w:r>
         <w:rPr>
           <w:noProof/>
-          <w:lang w:val="ru-RU"/>
         </w:rPr>
         <w:drawing>
-          <wp:inline distT="0" distB="0" distL="0" distR="0" wp14:anchorId="4E300FE4" wp14:editId="74788DDB">
-            <wp:extent cx="3909060" cy="2931795"/>
-            <wp:effectExtent l="0" t="0" r="0" b="1905"/>
-            <wp:docPr id="4" name="Рисунок 4"/>
+          <wp:inline distT="0" distB="0" distL="0" distR="0" wp14:anchorId="46E41A22" wp14:editId="6A785572">
+            <wp:extent cx="5940425" cy="3836035"/>
+            <wp:effectExtent l="0" t="0" r="3175" b="0"/>
+            <wp:docPr id="122336641" name="Рисунок 1"/>
             <wp:cNvGraphicFramePr>
               <a:graphicFrameLocks xmlns:a="http://schemas.openxmlformats.org/drawingml/2006/main" noChangeAspect="1"/>
             </wp:cNvGraphicFramePr>
@@ -4057,36 +4314,23 @@
               <a:graphicData uri="http://schemas.openxmlformats.org/drawingml/2006/picture">
                 <pic:pic xmlns:pic="http://schemas.openxmlformats.org/drawingml/2006/picture">
                   <pic:nvPicPr>
-                    <pic:cNvPr id="0" name="Picture 3"/>
-                    <pic:cNvPicPr>
-                      <a:picLocks noChangeAspect="1" noChangeArrowheads="1"/>
-                    </pic:cNvPicPr>
+                    <pic:cNvPr id="122336641" name=""/>
+                    <pic:cNvPicPr/>
                   </pic:nvPicPr>
                   <pic:blipFill>
-                    <a:blip r:embed="rId7">
-                      <a:extLst>
-                        <a:ext uri="{28A0092B-C50C-407E-A947-70E740481C1C}">
-                          <a14:useLocalDpi xmlns:a14="http://schemas.microsoft.com/office/drawing/2010/main" val="0"/>
-                        </a:ext>
-                      </a:extLst>
-                    </a:blip>
-                    <a:srcRect/>
+                    <a:blip r:embed="rId7"/>
                     <a:stretch>
                       <a:fillRect/>
                     </a:stretch>
                   </pic:blipFill>
-                  <pic:spPr bwMode="auto">
+                  <pic:spPr>
                     <a:xfrm>
                       <a:off x="0" y="0"/>
-                      <a:ext cx="3909060" cy="2931795"/>
+                      <a:ext cx="5940425" cy="3836035"/>
                     </a:xfrm>
                     <a:prstGeom prst="rect">
                       <a:avLst/>
                     </a:prstGeom>
-                    <a:noFill/>
-                    <a:ln>
-                      <a:noFill/>
-                    </a:ln>
                   </pic:spPr>
                 </pic:pic>
               </a:graphicData>
@@ -4108,7 +4352,43 @@
         <w:rPr>
           <w:lang w:val="ru-RU"/>
         </w:rPr>
-        <w:t>Рисунок 4 - Амплитудо Частотная Характеристика фильтра</w:t>
+        <w:t xml:space="preserve">Рисунок </w:t>
+      </w:r>
+      <w:r>
+        <w:rPr>
+          <w:lang w:val="ru-RU"/>
+        </w:rPr>
+        <w:t>3</w:t>
+      </w:r>
+      <w:r>
+        <w:rPr>
+          <w:lang w:val="ru-RU"/>
+        </w:rPr>
+        <w:t xml:space="preserve"> –</w:t>
+      </w:r>
+      <w:r>
+        <w:rPr>
+          <w:lang w:val="ru-RU"/>
+        </w:rPr>
+        <w:t xml:space="preserve"> </w:t>
+      </w:r>
+      <w:r>
+        <w:rPr>
+          <w:lang w:val="ru-RU"/>
+        </w:rPr>
+        <w:t>характеристика</w:t>
+      </w:r>
+      <w:r>
+        <w:rPr>
+          <w:lang w:val="ru-RU"/>
+        </w:rPr>
+        <w:t xml:space="preserve"> Переходного процесса</w:t>
+      </w:r>
+      <w:r>
+        <w:rPr>
+          <w:lang w:val="ru-RU"/>
+        </w:rPr>
+        <w:t xml:space="preserve"> дискретной системы</w:t>
       </w:r>
     </w:p>
     <w:p>
@@ -4125,6 +4405,58 @@
       <w:pPr>
         <w:pStyle w:val="a5"/>
         <w:ind w:firstLine="0"/>
+        <w:rPr>
+          <w:lang w:val="ru-RU"/>
+        </w:rPr>
+      </w:pPr>
+      <w:r>
+        <w:rPr>
+          <w:lang w:val="ru-RU"/>
+        </w:rPr>
+        <w:tab/>
+      </w:r>
+      <w:r>
+        <w:rPr>
+          <w:lang w:val="ru-RU"/>
+        </w:rPr>
+        <w:t>5. Расчёт частотной характеристики.</w:t>
+      </w:r>
+    </w:p>
+    <w:p>
+      <w:pPr>
+        <w:pStyle w:val="a5"/>
+        <w:ind w:firstLine="0"/>
+        <w:rPr>
+          <w:lang w:val="ru-RU"/>
+        </w:rPr>
+      </w:pPr>
+      <w:r>
+        <w:rPr>
+          <w:lang w:val="ru-RU"/>
+        </w:rPr>
+        <w:lastRenderedPageBreak/>
+        <w:tab/>
+      </w:r>
+      <w:r>
+        <w:rPr>
+          <w:lang w:val="ru-RU"/>
+        </w:rPr>
+        <w:t>Для построения использовался код из Методического указания, сам код прикреплён к Приложению А.</w:t>
+      </w:r>
+      <w:r>
+        <w:t xml:space="preserve"> </w:t>
+      </w:r>
+    </w:p>
+    <w:p>
+      <w:pPr>
+        <w:pStyle w:val="a5"/>
+        <w:ind w:firstLine="0"/>
+      </w:pPr>
+    </w:p>
+    <w:p>
+      <w:pPr>
+        <w:pStyle w:val="a5"/>
+        <w:ind w:firstLine="0"/>
         <w:jc w:val="center"/>
         <w:rPr>
           <w:lang w:val="ru-RU"/>
@@ -4133,13 +4465,12 @@
       <w:r>
         <w:rPr>
           <w:noProof/>
-          <w:lang w:val="ru-RU"/>
         </w:rPr>
         <w:drawing>
-          <wp:inline distT="0" distB="0" distL="0" distR="0" wp14:anchorId="7D7A9B5E" wp14:editId="45032943">
-            <wp:extent cx="4460240" cy="3345180"/>
-            <wp:effectExtent l="0" t="0" r="0" b="7620"/>
-            <wp:docPr id="5" name="Рисунок 5"/>
+          <wp:inline distT="0" distB="0" distL="0" distR="0" wp14:anchorId="12B729F1" wp14:editId="64B0317D">
+            <wp:extent cx="5940425" cy="1863725"/>
+            <wp:effectExtent l="0" t="0" r="3175" b="3175"/>
+            <wp:docPr id="2116340395" name="Рисунок 1"/>
             <wp:cNvGraphicFramePr>
               <a:graphicFrameLocks xmlns:a="http://schemas.openxmlformats.org/drawingml/2006/main" noChangeAspect="1"/>
             </wp:cNvGraphicFramePr>
@@ -4147,36 +4478,23 @@
               <a:graphicData uri="http://schemas.openxmlformats.org/drawingml/2006/picture">
                 <pic:pic xmlns:pic="http://schemas.openxmlformats.org/drawingml/2006/picture">
                   <pic:nvPicPr>
-                    <pic:cNvPr id="0" name="Picture 4"/>
-                    <pic:cNvPicPr>
-                      <a:picLocks noChangeAspect="1" noChangeArrowheads="1"/>
-                    </pic:cNvPicPr>
+                    <pic:cNvPr id="2116340395" name=""/>
+                    <pic:cNvPicPr/>
                   </pic:nvPicPr>
                   <pic:blipFill>
-                    <a:blip r:embed="rId8">
-                      <a:extLst>
-                        <a:ext uri="{28A0092B-C50C-407E-A947-70E740481C1C}">
-                          <a14:useLocalDpi xmlns:a14="http://schemas.microsoft.com/office/drawing/2010/main" val="0"/>
-                        </a:ext>
-                      </a:extLst>
-                    </a:blip>
-                    <a:srcRect/>
+                    <a:blip r:embed="rId8"/>
                     <a:stretch>
                       <a:fillRect/>
                     </a:stretch>
                   </pic:blipFill>
-                  <pic:spPr bwMode="auto">
+                  <pic:spPr>
                     <a:xfrm>
                       <a:off x="0" y="0"/>
-                      <a:ext cx="4460240" cy="3345180"/>
+                      <a:ext cx="5940425" cy="1863725"/>
                     </a:xfrm>
                     <a:prstGeom prst="rect">
                       <a:avLst/>
                     </a:prstGeom>
-                    <a:noFill/>
-                    <a:ln>
-                      <a:noFill/>
-                    </a:ln>
                   </pic:spPr>
                 </pic:pic>
               </a:graphicData>
@@ -4198,7 +4516,21 @@
         <w:rPr>
           <w:lang w:val="ru-RU"/>
         </w:rPr>
-        <w:t>Рисунок 5 - Фазо Частотная Характеристика фильтра</w:t>
+        <w:t xml:space="preserve">Рисунок 4 - </w:t>
+      </w:r>
+      <w:proofErr w:type="spellStart"/>
+      <w:r>
+        <w:rPr>
+          <w:lang w:val="ru-RU"/>
+        </w:rPr>
+        <w:t>Амплитудо</w:t>
+      </w:r>
+      <w:proofErr w:type="spellEnd"/>
+      <w:r>
+        <w:rPr>
+          <w:lang w:val="ru-RU"/>
+        </w:rPr>
+        <w:t xml:space="preserve"> Частотная Характеристика фильтра</w:t>
       </w:r>
     </w:p>
     <w:p>
@@ -4215,61 +4547,6 @@
       <w:pPr>
         <w:pStyle w:val="a5"/>
         <w:ind w:firstLine="0"/>
-        <w:rPr>
-          <w:lang w:val="ru-RU"/>
-        </w:rPr>
-      </w:pPr>
-      <w:r>
-        <w:rPr>
-          <w:lang w:val="ru-RU"/>
-        </w:rPr>
-        <w:tab/>
-      </w:r>
-      <w:r>
-        <w:rPr>
-          <w:lang w:val="ru-RU"/>
-        </w:rPr>
-        <w:t>6. Расчёт фазовые и групповые времена задержки.</w:t>
-      </w:r>
-    </w:p>
-    <w:p>
-      <w:pPr>
-        <w:pStyle w:val="a5"/>
-        <w:ind w:firstLine="0"/>
-        <w:rPr>
-          <w:lang w:val="ru-RU"/>
-        </w:rPr>
-      </w:pPr>
-      <w:r>
-        <w:rPr>
-          <w:lang w:val="ru-RU"/>
-        </w:rPr>
-        <w:tab/>
-        <w:t xml:space="preserve">Код для реализации решения представленного в методе с помощью языка программирования </w:t>
-      </w:r>
-      <w:r>
-        <w:t>Python</w:t>
-      </w:r>
-      <w:r>
-        <w:rPr>
-          <w:lang w:val="ru-RU"/>
-        </w:rPr>
-        <w:t xml:space="preserve"> представлен в Приложении А (Листинг 4), результат приведён на Рисунке 6 и Рисунке 7.</w:t>
-      </w:r>
-    </w:p>
-    <w:p>
-      <w:pPr>
-        <w:pStyle w:val="a5"/>
-        <w:ind w:firstLine="0"/>
-        <w:rPr>
-          <w:lang w:val="ru-RU"/>
-        </w:rPr>
-      </w:pPr>
-    </w:p>
-    <w:p>
-      <w:pPr>
-        <w:pStyle w:val="a5"/>
-        <w:ind w:firstLine="0"/>
         <w:jc w:val="center"/>
         <w:rPr>
           <w:lang w:val="ru-RU"/>
@@ -4278,14 +4555,12 @@
       <w:r>
         <w:rPr>
           <w:noProof/>
-          <w:lang w:val="ru-RU"/>
-        </w:rPr>
-        <w:lastRenderedPageBreak/>
+        </w:rPr>
         <w:drawing>
-          <wp:inline distT="0" distB="0" distL="0" distR="0" wp14:anchorId="3B726A02" wp14:editId="6AB302DD">
-            <wp:extent cx="4897120" cy="3672840"/>
-            <wp:effectExtent l="0" t="0" r="0" b="3810"/>
-            <wp:docPr id="6" name="Рисунок 6"/>
+          <wp:inline distT="0" distB="0" distL="0" distR="0" wp14:anchorId="6933EE15" wp14:editId="34C7B215">
+            <wp:extent cx="5940425" cy="1858010"/>
+            <wp:effectExtent l="0" t="0" r="3175" b="8890"/>
+            <wp:docPr id="1513416564" name="Рисунок 1"/>
             <wp:cNvGraphicFramePr>
               <a:graphicFrameLocks xmlns:a="http://schemas.openxmlformats.org/drawingml/2006/main" noChangeAspect="1"/>
             </wp:cNvGraphicFramePr>
@@ -4293,36 +4568,23 @@
               <a:graphicData uri="http://schemas.openxmlformats.org/drawingml/2006/picture">
                 <pic:pic xmlns:pic="http://schemas.openxmlformats.org/drawingml/2006/picture">
                   <pic:nvPicPr>
-                    <pic:cNvPr id="0" name="Picture 5"/>
-                    <pic:cNvPicPr>
-                      <a:picLocks noChangeAspect="1" noChangeArrowheads="1"/>
-                    </pic:cNvPicPr>
+                    <pic:cNvPr id="1513416564" name=""/>
+                    <pic:cNvPicPr/>
                   </pic:nvPicPr>
                   <pic:blipFill>
-                    <a:blip r:embed="rId9">
-                      <a:extLst>
-                        <a:ext uri="{28A0092B-C50C-407E-A947-70E740481C1C}">
-                          <a14:useLocalDpi xmlns:a14="http://schemas.microsoft.com/office/drawing/2010/main" val="0"/>
-                        </a:ext>
-                      </a:extLst>
-                    </a:blip>
-                    <a:srcRect/>
+                    <a:blip r:embed="rId9"/>
                     <a:stretch>
                       <a:fillRect/>
                     </a:stretch>
                   </pic:blipFill>
-                  <pic:spPr bwMode="auto">
+                  <pic:spPr>
                     <a:xfrm>
                       <a:off x="0" y="0"/>
-                      <a:ext cx="4897120" cy="3672840"/>
+                      <a:ext cx="5940425" cy="1858010"/>
                     </a:xfrm>
                     <a:prstGeom prst="rect">
                       <a:avLst/>
                     </a:prstGeom>
-                    <a:noFill/>
-                    <a:ln>
-                      <a:noFill/>
-                    </a:ln>
                   </pic:spPr>
                 </pic:pic>
               </a:graphicData>
@@ -4344,7 +4606,21 @@
         <w:rPr>
           <w:lang w:val="ru-RU"/>
         </w:rPr>
-        <w:t>Рисунок 6 - Фазовая задержка фильтра</w:t>
+        <w:t xml:space="preserve">Рисунок 5 - </w:t>
+      </w:r>
+      <w:proofErr w:type="spellStart"/>
+      <w:r>
+        <w:rPr>
+          <w:lang w:val="ru-RU"/>
+        </w:rPr>
+        <w:t>Фазо</w:t>
+      </w:r>
+      <w:proofErr w:type="spellEnd"/>
+      <w:r>
+        <w:rPr>
+          <w:lang w:val="ru-RU"/>
+        </w:rPr>
+        <w:t xml:space="preserve"> Частотная Характеристика фильтра</w:t>
       </w:r>
     </w:p>
     <w:p>
@@ -4356,16 +4632,77 @@
           <w:lang w:val="ru-RU"/>
         </w:rPr>
       </w:pPr>
+    </w:p>
+    <w:p>
+      <w:pPr>
+        <w:pStyle w:val="a5"/>
+        <w:ind w:firstLine="0"/>
+        <w:rPr>
+          <w:lang w:val="ru-RU"/>
+        </w:rPr>
+      </w:pPr>
+      <w:r>
+        <w:rPr>
+          <w:lang w:val="ru-RU"/>
+        </w:rPr>
+        <w:tab/>
+      </w:r>
+      <w:r>
+        <w:rPr>
+          <w:lang w:val="ru-RU"/>
+        </w:rPr>
+        <w:t>6. Расчёт фазовые и групповые времена задержки.</w:t>
+      </w:r>
+    </w:p>
+    <w:p>
+      <w:pPr>
+        <w:pStyle w:val="a5"/>
+        <w:ind w:firstLine="0"/>
+        <w:rPr>
+          <w:lang w:val="ru-RU"/>
+        </w:rPr>
+      </w:pPr>
+      <w:r>
+        <w:rPr>
+          <w:lang w:val="ru-RU"/>
+        </w:rPr>
+        <w:tab/>
+      </w:r>
+      <w:r>
+        <w:rPr>
+          <w:lang w:val="ru-RU"/>
+        </w:rPr>
+        <w:t>Для построения использовался код из Методического указания, сам код прикреплён к Приложению А.</w:t>
+      </w:r>
+    </w:p>
+    <w:p>
+      <w:pPr>
+        <w:pStyle w:val="a5"/>
+        <w:ind w:firstLine="0"/>
+        <w:rPr>
+          <w:lang w:val="ru-RU"/>
+        </w:rPr>
+      </w:pPr>
+    </w:p>
+    <w:p>
+      <w:pPr>
+        <w:pStyle w:val="a5"/>
+        <w:ind w:firstLine="0"/>
+        <w:jc w:val="center"/>
+        <w:rPr>
+          <w:lang w:val="ru-RU"/>
+        </w:rPr>
+      </w:pPr>
       <w:r>
         <w:rPr>
           <w:noProof/>
-          <w:lang w:val="ru-RU"/>
-        </w:rPr>
+        </w:rPr>
+        <w:lastRenderedPageBreak/>
         <w:drawing>
-          <wp:inline distT="0" distB="0" distL="0" distR="0" wp14:anchorId="7C89DE2A" wp14:editId="2A38C6CF">
-            <wp:extent cx="4625340" cy="3469005"/>
-            <wp:effectExtent l="0" t="0" r="3810" b="0"/>
-            <wp:docPr id="7" name="Рисунок 7"/>
+          <wp:inline distT="0" distB="0" distL="0" distR="0" wp14:anchorId="3694DE80" wp14:editId="7598CDF7">
+            <wp:extent cx="6196329" cy="4105275"/>
+            <wp:effectExtent l="0" t="0" r="0" b="0"/>
+            <wp:docPr id="1179601354" name="Рисунок 1"/>
             <wp:cNvGraphicFramePr>
               <a:graphicFrameLocks xmlns:a="http://schemas.openxmlformats.org/drawingml/2006/main" noChangeAspect="1"/>
             </wp:cNvGraphicFramePr>
@@ -4373,36 +4710,23 @@
               <a:graphicData uri="http://schemas.openxmlformats.org/drawingml/2006/picture">
                 <pic:pic xmlns:pic="http://schemas.openxmlformats.org/drawingml/2006/picture">
                   <pic:nvPicPr>
-                    <pic:cNvPr id="0" name="Picture 6"/>
-                    <pic:cNvPicPr>
-                      <a:picLocks noChangeAspect="1" noChangeArrowheads="1"/>
-                    </pic:cNvPicPr>
+                    <pic:cNvPr id="1179601354" name=""/>
+                    <pic:cNvPicPr/>
                   </pic:nvPicPr>
                   <pic:blipFill>
-                    <a:blip r:embed="rId10">
-                      <a:extLst>
-                        <a:ext uri="{28A0092B-C50C-407E-A947-70E740481C1C}">
-                          <a14:useLocalDpi xmlns:a14="http://schemas.microsoft.com/office/drawing/2010/main" val="0"/>
-                        </a:ext>
-                      </a:extLst>
-                    </a:blip>
-                    <a:srcRect/>
+                    <a:blip r:embed="rId10"/>
                     <a:stretch>
                       <a:fillRect/>
                     </a:stretch>
                   </pic:blipFill>
-                  <pic:spPr bwMode="auto">
+                  <pic:spPr>
                     <a:xfrm>
                       <a:off x="0" y="0"/>
-                      <a:ext cx="4625340" cy="3469005"/>
+                      <a:ext cx="6199654" cy="4107478"/>
                     </a:xfrm>
                     <a:prstGeom prst="rect">
                       <a:avLst/>
                     </a:prstGeom>
-                    <a:noFill/>
-                    <a:ln>
-                      <a:noFill/>
-                    </a:ln>
                   </pic:spPr>
                 </pic:pic>
               </a:graphicData>
@@ -4424,7 +4748,7 @@
         <w:rPr>
           <w:lang w:val="ru-RU"/>
         </w:rPr>
-        <w:t>Рисунок 7 - Групповая задержка</w:t>
+        <w:t>Рисунок 6 - Фазовая задержка фильтра</w:t>
       </w:r>
     </w:p>
     <w:p>
@@ -4441,61 +4765,6 @@
       <w:pPr>
         <w:pStyle w:val="a5"/>
         <w:ind w:firstLine="0"/>
-        <w:rPr>
-          <w:lang w:val="ru-RU"/>
-        </w:rPr>
-      </w:pPr>
-      <w:r>
-        <w:rPr>
-          <w:lang w:val="ru-RU"/>
-        </w:rPr>
-        <w:tab/>
-      </w:r>
-      <w:r>
-        <w:rPr>
-          <w:lang w:val="ru-RU"/>
-        </w:rPr>
-        <w:t>7. Построение карты нулей и полюсов для РЦФ.</w:t>
-      </w:r>
-    </w:p>
-    <w:p>
-      <w:pPr>
-        <w:pStyle w:val="a5"/>
-        <w:ind w:firstLine="0"/>
-        <w:rPr>
-          <w:lang w:val="ru-RU"/>
-        </w:rPr>
-      </w:pPr>
-      <w:r>
-        <w:rPr>
-          <w:lang w:val="ru-RU"/>
-        </w:rPr>
-        <w:tab/>
-        <w:t xml:space="preserve">Код для реализации решения представленного в методе с помощью языка программирования </w:t>
-      </w:r>
-      <w:r>
-        <w:t>Python</w:t>
-      </w:r>
-      <w:r>
-        <w:rPr>
-          <w:lang w:val="ru-RU"/>
-        </w:rPr>
-        <w:t xml:space="preserve"> представлен в Приложении А (Листинг 5), результат приведён на Рисунке 8.</w:t>
-      </w:r>
-    </w:p>
-    <w:p>
-      <w:pPr>
-        <w:pStyle w:val="a5"/>
-        <w:ind w:firstLine="0"/>
-        <w:rPr>
-          <w:lang w:val="ru-RU"/>
-        </w:rPr>
-      </w:pPr>
-    </w:p>
-    <w:p>
-      <w:pPr>
-        <w:pStyle w:val="a5"/>
-        <w:ind w:firstLine="0"/>
         <w:jc w:val="center"/>
         <w:rPr>
           <w:lang w:val="ru-RU"/>
@@ -4504,14 +4773,12 @@
       <w:r>
         <w:rPr>
           <w:noProof/>
-          <w:lang w:val="ru-RU"/>
-        </w:rPr>
-        <w:lastRenderedPageBreak/>
+        </w:rPr>
         <w:drawing>
-          <wp:inline distT="0" distB="0" distL="0" distR="0" wp14:anchorId="25293F3D" wp14:editId="46044E55">
-            <wp:extent cx="4815840" cy="3611880"/>
-            <wp:effectExtent l="0" t="0" r="3810" b="7620"/>
-            <wp:docPr id="11" name="Рисунок 11"/>
+          <wp:inline distT="0" distB="0" distL="0" distR="0" wp14:anchorId="1E5211F7" wp14:editId="426788AA">
+            <wp:extent cx="6181952" cy="4095750"/>
+            <wp:effectExtent l="0" t="0" r="9525" b="0"/>
+            <wp:docPr id="1708054046" name="Рисунок 1"/>
             <wp:cNvGraphicFramePr>
               <a:graphicFrameLocks xmlns:a="http://schemas.openxmlformats.org/drawingml/2006/main" noChangeAspect="1"/>
             </wp:cNvGraphicFramePr>
@@ -4519,36 +4786,23 @@
               <a:graphicData uri="http://schemas.openxmlformats.org/drawingml/2006/picture">
                 <pic:pic xmlns:pic="http://schemas.openxmlformats.org/drawingml/2006/picture">
                   <pic:nvPicPr>
-                    <pic:cNvPr id="0" name="Picture 10"/>
-                    <pic:cNvPicPr>
-                      <a:picLocks noChangeAspect="1" noChangeArrowheads="1"/>
-                    </pic:cNvPicPr>
+                    <pic:cNvPr id="1708054046" name=""/>
+                    <pic:cNvPicPr/>
                   </pic:nvPicPr>
                   <pic:blipFill>
-                    <a:blip r:embed="rId11">
-                      <a:extLst>
-                        <a:ext uri="{28A0092B-C50C-407E-A947-70E740481C1C}">
-                          <a14:useLocalDpi xmlns:a14="http://schemas.microsoft.com/office/drawing/2010/main" val="0"/>
-                        </a:ext>
-                      </a:extLst>
-                    </a:blip>
-                    <a:srcRect/>
+                    <a:blip r:embed="rId11"/>
                     <a:stretch>
                       <a:fillRect/>
                     </a:stretch>
                   </pic:blipFill>
-                  <pic:spPr bwMode="auto">
+                  <pic:spPr>
                     <a:xfrm>
                       <a:off x="0" y="0"/>
-                      <a:ext cx="4815840" cy="3611880"/>
+                      <a:ext cx="6186244" cy="4098594"/>
                     </a:xfrm>
                     <a:prstGeom prst="rect">
                       <a:avLst/>
                     </a:prstGeom>
-                    <a:noFill/>
-                    <a:ln>
-                      <a:noFill/>
-                    </a:ln>
                   </pic:spPr>
                 </pic:pic>
               </a:graphicData>
@@ -4570,6 +4824,130 @@
         <w:rPr>
           <w:lang w:val="ru-RU"/>
         </w:rPr>
+        <w:t>Рисунок 7 - Групповая задержка</w:t>
+      </w:r>
+    </w:p>
+    <w:p>
+      <w:pPr>
+        <w:pStyle w:val="a5"/>
+        <w:ind w:firstLine="0"/>
+        <w:jc w:val="center"/>
+        <w:rPr>
+          <w:lang w:val="ru-RU"/>
+        </w:rPr>
+      </w:pPr>
+    </w:p>
+    <w:p>
+      <w:pPr>
+        <w:pStyle w:val="a5"/>
+        <w:ind w:firstLine="0"/>
+        <w:rPr>
+          <w:lang w:val="ru-RU"/>
+        </w:rPr>
+      </w:pPr>
+      <w:r>
+        <w:rPr>
+          <w:lang w:val="ru-RU"/>
+        </w:rPr>
+        <w:tab/>
+      </w:r>
+      <w:r>
+        <w:rPr>
+          <w:lang w:val="ru-RU"/>
+        </w:rPr>
+        <w:t>7. Построение карты нулей и полюсов для РЦФ.</w:t>
+      </w:r>
+    </w:p>
+    <w:p>
+      <w:pPr>
+        <w:pStyle w:val="a5"/>
+        <w:ind w:firstLine="0"/>
+      </w:pPr>
+      <w:r>
+        <w:rPr>
+          <w:lang w:val="ru-RU"/>
+        </w:rPr>
+        <w:tab/>
+      </w:r>
+      <w:r>
+        <w:rPr>
+          <w:lang w:val="ru-RU"/>
+        </w:rPr>
+        <w:t>Для построения использовался код из Методического указания, сам код прикреплён к Приложению А.</w:t>
+      </w:r>
+    </w:p>
+    <w:p>
+      <w:pPr>
+        <w:pStyle w:val="a5"/>
+        <w:ind w:firstLine="0"/>
+        <w:rPr>
+          <w:lang w:val="ru-RU"/>
+        </w:rPr>
+      </w:pPr>
+    </w:p>
+    <w:p>
+      <w:pPr>
+        <w:pStyle w:val="a5"/>
+        <w:ind w:firstLine="0"/>
+        <w:jc w:val="center"/>
+        <w:rPr>
+          <w:lang w:val="ru-RU"/>
+        </w:rPr>
+      </w:pPr>
+      <w:r>
+        <w:rPr>
+          <w:noProof/>
+        </w:rPr>
+        <w:drawing>
+          <wp:inline distT="0" distB="0" distL="0" distR="0" wp14:anchorId="65DACF6F" wp14:editId="6B7C87E8">
+            <wp:extent cx="5940425" cy="3874135"/>
+            <wp:effectExtent l="0" t="0" r="3175" b="0"/>
+            <wp:docPr id="1383189090" name="Рисунок 1"/>
+            <wp:cNvGraphicFramePr>
+              <a:graphicFrameLocks xmlns:a="http://schemas.openxmlformats.org/drawingml/2006/main" noChangeAspect="1"/>
+            </wp:cNvGraphicFramePr>
+            <a:graphic xmlns:a="http://schemas.openxmlformats.org/drawingml/2006/main">
+              <a:graphicData uri="http://schemas.openxmlformats.org/drawingml/2006/picture">
+                <pic:pic xmlns:pic="http://schemas.openxmlformats.org/drawingml/2006/picture">
+                  <pic:nvPicPr>
+                    <pic:cNvPr id="1383189090" name=""/>
+                    <pic:cNvPicPr/>
+                  </pic:nvPicPr>
+                  <pic:blipFill>
+                    <a:blip r:embed="rId12"/>
+                    <a:stretch>
+                      <a:fillRect/>
+                    </a:stretch>
+                  </pic:blipFill>
+                  <pic:spPr>
+                    <a:xfrm>
+                      <a:off x="0" y="0"/>
+                      <a:ext cx="5940425" cy="3874135"/>
+                    </a:xfrm>
+                    <a:prstGeom prst="rect">
+                      <a:avLst/>
+                    </a:prstGeom>
+                  </pic:spPr>
+                </pic:pic>
+              </a:graphicData>
+            </a:graphic>
+          </wp:inline>
+        </w:drawing>
+      </w:r>
+    </w:p>
+    <w:p>
+      <w:pPr>
+        <w:pStyle w:val="a5"/>
+        <w:ind w:firstLine="0"/>
+        <w:jc w:val="center"/>
+        <w:rPr>
+          <w:lang w:val="ru-RU"/>
+        </w:rPr>
+      </w:pPr>
+      <w:r>
+        <w:rPr>
+          <w:lang w:val="ru-RU"/>
+        </w:rPr>
         <w:t>Рисунок 8 - Карта нулей и полюсов для РЦФ</w:t>
       </w:r>
     </w:p>
@@ -4597,6 +4975,9 @@
         <w:tab/>
       </w:r>
       <w:r>
+        <w:rPr>
+          <w:lang w:val="ru-RU"/>
+        </w:rPr>
         <w:t xml:space="preserve">8. </w:t>
       </w:r>
       <w:r>
@@ -4775,7 +5156,6 @@
     <w:p/>
     <w:p>
       <w:r>
-        <w:lastRenderedPageBreak/>
         <w:br w:type="page"/>
       </w:r>
     </w:p>
@@ -4825,353 +5205,298 @@
         </w:rPr>
         <w:t xml:space="preserve">Листинг 1 - Построение РЦФ с помощью функции </w:t>
       </w:r>
+      <w:proofErr w:type="spellStart"/>
       <w:r>
         <w:t>impinvar</w:t>
       </w:r>
-    </w:p>
-    <w:p>
-      <w:pPr>
-        <w:rPr>
-          <w:rFonts w:ascii="Courier New" w:hAnsi="Courier New" w:cs="Courier New"/>
-          <w:sz w:val="20"/>
-          <w:szCs w:val="20"/>
-          <w:lang w:val="en-US"/>
-        </w:rPr>
-      </w:pPr>
-      <w:r>
-        <w:rPr>
-          <w:rFonts w:ascii="Courier New" w:hAnsi="Courier New" w:cs="Courier New"/>
-          <w:sz w:val="20"/>
-          <w:szCs w:val="20"/>
-          <w:lang w:val="en-US"/>
-        </w:rPr>
-        <w:t>import numpy as np</w:t>
-      </w:r>
-    </w:p>
-    <w:p>
-      <w:pPr>
-        <w:rPr>
-          <w:rFonts w:ascii="Courier New" w:hAnsi="Courier New" w:cs="Courier New"/>
-          <w:sz w:val="20"/>
-          <w:szCs w:val="20"/>
-          <w:lang w:val="en-US"/>
-        </w:rPr>
-      </w:pPr>
-      <w:r>
-        <w:rPr>
-          <w:rFonts w:ascii="Courier New" w:hAnsi="Courier New" w:cs="Courier New"/>
-          <w:sz w:val="20"/>
-          <w:szCs w:val="20"/>
-          <w:lang w:val="en-US"/>
-        </w:rPr>
-        <w:t>from PyDynamic.misc.impinvar import impinvar</w:t>
-      </w:r>
-    </w:p>
-    <w:p>
-      <w:pPr>
-        <w:rPr>
-          <w:rFonts w:ascii="Courier New" w:hAnsi="Courier New" w:cs="Courier New"/>
-          <w:sz w:val="20"/>
-          <w:szCs w:val="20"/>
-          <w:lang w:val="en-US"/>
-        </w:rPr>
-      </w:pPr>
-    </w:p>
-    <w:p>
-      <w:pPr>
-        <w:rPr>
-          <w:rFonts w:ascii="Courier New" w:hAnsi="Courier New" w:cs="Courier New"/>
-          <w:sz w:val="20"/>
-          <w:szCs w:val="20"/>
-          <w:lang w:val="en-US"/>
-        </w:rPr>
-      </w:pPr>
-      <w:r>
-        <w:rPr>
-          <w:rFonts w:ascii="Courier New" w:hAnsi="Courier New" w:cs="Courier New"/>
-          <w:sz w:val="20"/>
-          <w:szCs w:val="20"/>
-          <w:lang w:val="en-US"/>
-        </w:rPr>
-        <w:t>T0 = 0.01</w:t>
-      </w:r>
-    </w:p>
-    <w:p>
-      <w:pPr>
-        <w:rPr>
-          <w:rFonts w:ascii="Courier New" w:hAnsi="Courier New" w:cs="Courier New"/>
-          <w:sz w:val="20"/>
-          <w:szCs w:val="20"/>
-          <w:lang w:val="en-US"/>
-        </w:rPr>
-      </w:pPr>
-      <w:r>
-        <w:rPr>
-          <w:rFonts w:ascii="Courier New" w:hAnsi="Courier New" w:cs="Courier New"/>
-          <w:sz w:val="20"/>
-          <w:szCs w:val="20"/>
-          <w:lang w:val="en-US"/>
-        </w:rPr>
-        <w:t>fs = 1000</w:t>
-      </w:r>
-    </w:p>
-    <w:p>
-      <w:pPr>
-        <w:rPr>
-          <w:rFonts w:ascii="Courier New" w:hAnsi="Courier New" w:cs="Courier New"/>
-          <w:sz w:val="20"/>
-          <w:szCs w:val="20"/>
-          <w:lang w:val="en-US"/>
-        </w:rPr>
-      </w:pPr>
-    </w:p>
-    <w:p>
-      <w:pPr>
-        <w:rPr>
-          <w:rFonts w:ascii="Courier New" w:hAnsi="Courier New" w:cs="Courier New"/>
-          <w:sz w:val="20"/>
-          <w:szCs w:val="20"/>
-          <w:lang w:val="en-US"/>
-        </w:rPr>
-      </w:pPr>
-      <w:r>
-        <w:rPr>
-          <w:rFonts w:ascii="Courier New" w:hAnsi="Courier New" w:cs="Courier New"/>
-          <w:sz w:val="20"/>
-          <w:szCs w:val="20"/>
-          <w:lang w:val="en-US"/>
-        </w:rPr>
-        <w:t>denom = 1 + 5.51*T0 + 7.161*T0**2</w:t>
-      </w:r>
-    </w:p>
-    <w:p>
-      <w:pPr>
-        <w:rPr>
-          <w:rFonts w:ascii="Courier New" w:hAnsi="Courier New" w:cs="Courier New"/>
-          <w:sz w:val="20"/>
-          <w:szCs w:val="20"/>
-          <w:lang w:val="en-US"/>
-        </w:rPr>
-      </w:pPr>
-    </w:p>
-    <w:p>
-      <w:pPr>
-        <w:rPr>
-          <w:rFonts w:ascii="Courier New" w:hAnsi="Courier New" w:cs="Courier New"/>
-          <w:sz w:val="20"/>
-          <w:szCs w:val="20"/>
-          <w:lang w:val="en-US"/>
-        </w:rPr>
-      </w:pPr>
-      <w:r>
-        <w:rPr>
-          <w:rFonts w:ascii="Courier New" w:hAnsi="Courier New" w:cs="Courier New"/>
-          <w:sz w:val="20"/>
-          <w:szCs w:val="20"/>
-          <w:lang w:val="en-US"/>
-        </w:rPr>
-        <w:t>a1 = (1 + 1.65*T0) / denom</w:t>
-      </w:r>
-    </w:p>
-    <w:p>
-      <w:pPr>
-        <w:rPr>
-          <w:rFonts w:ascii="Courier New" w:hAnsi="Courier New" w:cs="Courier New"/>
-          <w:sz w:val="20"/>
-          <w:szCs w:val="20"/>
-          <w:lang w:val="en-US"/>
-        </w:rPr>
-      </w:pPr>
-      <w:r>
-        <w:rPr>
-          <w:rFonts w:ascii="Courier New" w:hAnsi="Courier New" w:cs="Courier New"/>
-          <w:sz w:val="20"/>
-          <w:szCs w:val="20"/>
-          <w:lang w:val="en-US"/>
-        </w:rPr>
-        <w:t>a2 = -1 / denom</w:t>
-      </w:r>
-    </w:p>
-    <w:p>
-      <w:pPr>
-        <w:rPr>
-          <w:rFonts w:ascii="Courier New" w:hAnsi="Courier New" w:cs="Courier New"/>
-          <w:sz w:val="20"/>
-          <w:szCs w:val="20"/>
-          <w:lang w:val="en-US"/>
-        </w:rPr>
-      </w:pPr>
-      <w:r>
-        <w:rPr>
-          <w:rFonts w:ascii="Courier New" w:hAnsi="Courier New" w:cs="Courier New"/>
-          <w:sz w:val="20"/>
-          <w:szCs w:val="20"/>
-          <w:lang w:val="en-US"/>
-        </w:rPr>
-        <w:t>b0 = -(2 + 11.02*T0) / denom</w:t>
-      </w:r>
-    </w:p>
-    <w:p>
-      <w:pPr>
-        <w:rPr>
-          <w:rFonts w:ascii="Courier New" w:hAnsi="Courier New" w:cs="Courier New"/>
-          <w:sz w:val="20"/>
-          <w:szCs w:val="20"/>
-          <w:lang w:val="en-US"/>
-        </w:rPr>
-      </w:pPr>
-      <w:r>
-        <w:rPr>
-          <w:rFonts w:ascii="Courier New" w:hAnsi="Courier New" w:cs="Courier New"/>
-          <w:sz w:val="20"/>
-          <w:szCs w:val="20"/>
-          <w:lang w:val="en-US"/>
-        </w:rPr>
-        <w:t>b1 = 1 / denom</w:t>
-      </w:r>
-    </w:p>
-    <w:p>
-      <w:pPr>
-        <w:rPr>
-          <w:rFonts w:ascii="Courier New" w:hAnsi="Courier New" w:cs="Courier New"/>
-          <w:sz w:val="20"/>
-          <w:szCs w:val="20"/>
-          <w:lang w:val="en-US"/>
-        </w:rPr>
-      </w:pPr>
-    </w:p>
-    <w:p>
-      <w:pPr>
-        <w:rPr>
-          <w:rFonts w:ascii="Courier New" w:hAnsi="Courier New" w:cs="Courier New"/>
-          <w:sz w:val="20"/>
-          <w:szCs w:val="20"/>
-          <w:lang w:val="en-US"/>
-        </w:rPr>
-      </w:pPr>
-      <w:r>
-        <w:rPr>
-          <w:rFonts w:ascii="Courier New" w:hAnsi="Courier New" w:cs="Courier New"/>
-          <w:sz w:val="20"/>
-          <w:szCs w:val="20"/>
-          <w:lang w:val="en-US"/>
-        </w:rPr>
-        <w:t>b_analog = [b0, b1]</w:t>
-      </w:r>
-    </w:p>
-    <w:p>
-      <w:pPr>
-        <w:rPr>
-          <w:rFonts w:ascii="Courier New" w:hAnsi="Courier New" w:cs="Courier New"/>
-          <w:sz w:val="20"/>
-          <w:szCs w:val="20"/>
-        </w:rPr>
-      </w:pPr>
-      <w:r>
-        <w:rPr>
-          <w:rFonts w:ascii="Courier New" w:hAnsi="Courier New" w:cs="Courier New"/>
-          <w:sz w:val="20"/>
-          <w:szCs w:val="20"/>
-        </w:rPr>
-        <w:t>a_analog = [1, a1, a2]</w:t>
-      </w:r>
-    </w:p>
-    <w:p>
-      <w:pPr>
-        <w:rPr>
-          <w:rFonts w:ascii="Courier New" w:hAnsi="Courier New" w:cs="Courier New"/>
-          <w:sz w:val="20"/>
-          <w:szCs w:val="20"/>
-        </w:rPr>
-      </w:pPr>
-    </w:p>
-    <w:p>
-      <w:pPr>
-        <w:rPr>
-          <w:rFonts w:ascii="Courier New" w:hAnsi="Courier New" w:cs="Courier New"/>
-          <w:sz w:val="20"/>
-          <w:szCs w:val="20"/>
-        </w:rPr>
-      </w:pPr>
-      <w:r>
-        <w:rPr>
-          <w:rFonts w:ascii="Courier New" w:hAnsi="Courier New" w:cs="Courier New"/>
-          <w:sz w:val="20"/>
-          <w:szCs w:val="20"/>
-        </w:rPr>
-        <w:t># Вызов без выравнивания</w:t>
-      </w:r>
-    </w:p>
-    <w:p>
-      <w:pPr>
-        <w:rPr>
-          <w:rFonts w:ascii="Courier New" w:hAnsi="Courier New" w:cs="Courier New"/>
-          <w:sz w:val="20"/>
-          <w:szCs w:val="20"/>
-          <w:lang w:val="en-US"/>
-        </w:rPr>
-      </w:pPr>
-      <w:r>
-        <w:rPr>
-          <w:rFonts w:ascii="Courier New" w:hAnsi="Courier New" w:cs="Courier New"/>
-          <w:sz w:val="20"/>
-          <w:szCs w:val="20"/>
-          <w:lang w:val="en-US"/>
-        </w:rPr>
-        <w:t>bz, az = impinvar(b_analog, a_analog, fs)</w:t>
-      </w:r>
-    </w:p>
-    <w:p>
-      <w:pPr>
-        <w:rPr>
-          <w:rFonts w:ascii="Courier New" w:hAnsi="Courier New" w:cs="Courier New"/>
-          <w:sz w:val="20"/>
-          <w:szCs w:val="20"/>
-          <w:lang w:val="en-US"/>
-        </w:rPr>
-      </w:pPr>
-    </w:p>
-    <w:p>
-      <w:pPr>
-        <w:rPr>
-          <w:rFonts w:ascii="Courier New" w:hAnsi="Courier New" w:cs="Courier New"/>
-          <w:sz w:val="20"/>
-          <w:szCs w:val="20"/>
-        </w:rPr>
-      </w:pPr>
-      <w:r>
-        <w:rPr>
-          <w:rFonts w:ascii="Courier New" w:hAnsi="Courier New" w:cs="Courier New"/>
-          <w:sz w:val="20"/>
-          <w:szCs w:val="20"/>
-        </w:rPr>
-        <w:t>print("Цифровой числитель bz:", bz)</w:t>
-      </w:r>
-    </w:p>
-    <w:p>
-      <w:pPr>
-        <w:rPr>
-          <w:rFonts w:ascii="Courier New" w:hAnsi="Courier New" w:cs="Courier New"/>
-          <w:sz w:val="20"/>
-          <w:szCs w:val="20"/>
-        </w:rPr>
-      </w:pPr>
-      <w:r>
-        <w:rPr>
-          <w:rFonts w:ascii="Courier New" w:hAnsi="Courier New" w:cs="Courier New"/>
-          <w:sz w:val="20"/>
-          <w:szCs w:val="20"/>
-        </w:rPr>
-        <w:t>print("Цифровой знаменатель az:", az)</w:t>
-      </w:r>
-    </w:p>
-    <w:p>
-      <w:pPr>
-        <w:pStyle w:val="a5"/>
-        <w:ind w:firstLine="0"/>
-        <w:rPr>
-          <w:lang w:val="ru-RU"/>
-        </w:rPr>
+      <w:proofErr w:type="spellEnd"/>
+    </w:p>
+    <w:p>
+      <w:pPr>
+        <w:pStyle w:val="a5"/>
+        <w:ind w:firstLine="0"/>
+        <w:rPr>
+          <w:rFonts w:ascii="Courier New" w:hAnsi="Courier New" w:cs="Courier New"/>
+          <w:sz w:val="20"/>
+          <w:szCs w:val="20"/>
+          <w:lang w:val="ru-RU"/>
+        </w:rPr>
+      </w:pPr>
+      <w:r>
+        <w:rPr>
+          <w:rFonts w:ascii="Courier New" w:hAnsi="Courier New" w:cs="Courier New"/>
+          <w:sz w:val="20"/>
+          <w:szCs w:val="20"/>
+          <w:lang w:val="ru-RU"/>
+        </w:rPr>
+        <w:t>%% ---------------------------------------------</w:t>
+      </w:r>
+    </w:p>
+    <w:p>
+      <w:pPr>
+        <w:pStyle w:val="a5"/>
+        <w:ind w:firstLine="0"/>
+        <w:rPr>
+          <w:rFonts w:ascii="Courier New" w:hAnsi="Courier New" w:cs="Courier New"/>
+          <w:sz w:val="20"/>
+          <w:szCs w:val="20"/>
+          <w:lang w:val="ru-RU"/>
+        </w:rPr>
+      </w:pPr>
+      <w:r>
+        <w:rPr>
+          <w:rFonts w:ascii="Courier New" w:hAnsi="Courier New" w:cs="Courier New"/>
+          <w:sz w:val="20"/>
+          <w:szCs w:val="20"/>
+          <w:lang w:val="ru-RU"/>
+        </w:rPr>
+        <w:t xml:space="preserve">% 2. Построение РЦФ методом инвариантной импульсной характеристики </w:t>
+      </w:r>
+    </w:p>
+    <w:p>
+      <w:pPr>
+        <w:pStyle w:val="a5"/>
+        <w:ind w:firstLine="0"/>
+        <w:rPr>
+          <w:rFonts w:ascii="Courier New" w:hAnsi="Courier New" w:cs="Courier New"/>
+          <w:sz w:val="20"/>
+          <w:szCs w:val="20"/>
+        </w:rPr>
+      </w:pPr>
+      <w:r>
+        <w:rPr>
+          <w:rFonts w:ascii="Courier New" w:hAnsi="Courier New" w:cs="Courier New"/>
+          <w:sz w:val="20"/>
+          <w:szCs w:val="20"/>
+        </w:rPr>
+        <w:t>% ----------------------------------------------</w:t>
+      </w:r>
+    </w:p>
+    <w:p>
+      <w:pPr>
+        <w:pStyle w:val="a5"/>
+        <w:ind w:firstLine="0"/>
+        <w:rPr>
+          <w:rFonts w:ascii="Courier New" w:hAnsi="Courier New" w:cs="Courier New"/>
+          <w:sz w:val="20"/>
+          <w:szCs w:val="20"/>
+        </w:rPr>
+      </w:pPr>
+    </w:p>
+    <w:p>
+      <w:pPr>
+        <w:pStyle w:val="a5"/>
+        <w:ind w:firstLine="0"/>
+        <w:rPr>
+          <w:rFonts w:ascii="Courier New" w:hAnsi="Courier New" w:cs="Courier New"/>
+          <w:sz w:val="20"/>
+          <w:szCs w:val="20"/>
+        </w:rPr>
+      </w:pPr>
+      <w:r>
+        <w:rPr>
+          <w:rFonts w:ascii="Courier New" w:hAnsi="Courier New" w:cs="Courier New"/>
+          <w:sz w:val="20"/>
+          <w:szCs w:val="20"/>
+        </w:rPr>
+        <w:t>denominator = (1+5.51*T+7.161*T*T);</w:t>
+      </w:r>
+    </w:p>
+    <w:p>
+      <w:pPr>
+        <w:pStyle w:val="a5"/>
+        <w:ind w:firstLine="0"/>
+        <w:rPr>
+          <w:rFonts w:ascii="Courier New" w:hAnsi="Courier New" w:cs="Courier New"/>
+          <w:sz w:val="20"/>
+          <w:szCs w:val="20"/>
+        </w:rPr>
+      </w:pPr>
+      <w:proofErr w:type="spellStart"/>
+      <w:r>
+        <w:rPr>
+          <w:rFonts w:ascii="Courier New" w:hAnsi="Courier New" w:cs="Courier New"/>
+          <w:sz w:val="20"/>
+          <w:szCs w:val="20"/>
+        </w:rPr>
+        <w:t>zd</w:t>
+      </w:r>
+      <w:proofErr w:type="spellEnd"/>
+      <w:r>
+        <w:rPr>
+          <w:rFonts w:ascii="Courier New" w:hAnsi="Courier New" w:cs="Courier New"/>
+          <w:sz w:val="20"/>
+          <w:szCs w:val="20"/>
+        </w:rPr>
+        <w:t>=[(1+1.65*T)/denominator -1/denominator];</w:t>
+      </w:r>
+    </w:p>
+    <w:p>
+      <w:pPr>
+        <w:pStyle w:val="a5"/>
+        <w:ind w:firstLine="0"/>
+        <w:rPr>
+          <w:rFonts w:ascii="Courier New" w:hAnsi="Courier New" w:cs="Courier New"/>
+          <w:sz w:val="20"/>
+          <w:szCs w:val="20"/>
+        </w:rPr>
+      </w:pPr>
+      <w:r>
+        <w:rPr>
+          <w:rFonts w:ascii="Courier New" w:hAnsi="Courier New" w:cs="Courier New"/>
+          <w:sz w:val="20"/>
+          <w:szCs w:val="20"/>
+        </w:rPr>
+        <w:t>pd=[-(2+11.02*T)/denominator 1/denominator];</w:t>
+      </w:r>
+    </w:p>
+    <w:p>
+      <w:pPr>
+        <w:pStyle w:val="a5"/>
+        <w:ind w:firstLine="0"/>
+        <w:rPr>
+          <w:rFonts w:ascii="Courier New" w:hAnsi="Courier New" w:cs="Courier New"/>
+          <w:sz w:val="20"/>
+          <w:szCs w:val="20"/>
+        </w:rPr>
+      </w:pPr>
+    </w:p>
+    <w:p>
+      <w:pPr>
+        <w:pStyle w:val="a5"/>
+        <w:ind w:firstLine="0"/>
+        <w:rPr>
+          <w:rFonts w:ascii="Courier New" w:hAnsi="Courier New" w:cs="Courier New"/>
+          <w:sz w:val="20"/>
+          <w:szCs w:val="20"/>
+        </w:rPr>
+      </w:pPr>
+      <w:r>
+        <w:rPr>
+          <w:rFonts w:ascii="Courier New" w:hAnsi="Courier New" w:cs="Courier New"/>
+          <w:sz w:val="20"/>
+          <w:szCs w:val="20"/>
+        </w:rPr>
+        <w:t xml:space="preserve">[b1, a1] = </w:t>
+      </w:r>
+      <w:proofErr w:type="spellStart"/>
+      <w:proofErr w:type="gramStart"/>
+      <w:r>
+        <w:rPr>
+          <w:rFonts w:ascii="Courier New" w:hAnsi="Courier New" w:cs="Courier New"/>
+          <w:sz w:val="20"/>
+          <w:szCs w:val="20"/>
+        </w:rPr>
+        <w:t>eqtflength</w:t>
+      </w:r>
+      <w:proofErr w:type="spellEnd"/>
+      <w:r>
+        <w:rPr>
+          <w:rFonts w:ascii="Courier New" w:hAnsi="Courier New" w:cs="Courier New"/>
+          <w:sz w:val="20"/>
+          <w:szCs w:val="20"/>
+        </w:rPr>
+        <w:t>(</w:t>
+      </w:r>
+      <w:proofErr w:type="spellStart"/>
+      <w:proofErr w:type="gramEnd"/>
+      <w:r>
+        <w:rPr>
+          <w:rFonts w:ascii="Courier New" w:hAnsi="Courier New" w:cs="Courier New"/>
+          <w:sz w:val="20"/>
+          <w:szCs w:val="20"/>
+        </w:rPr>
+        <w:t>zd</w:t>
+      </w:r>
+      <w:proofErr w:type="spellEnd"/>
+      <w:r>
+        <w:rPr>
+          <w:rFonts w:ascii="Courier New" w:hAnsi="Courier New" w:cs="Courier New"/>
+          <w:sz w:val="20"/>
+          <w:szCs w:val="20"/>
+        </w:rPr>
+        <w:t>, pd);</w:t>
+      </w:r>
+    </w:p>
+    <w:p>
+      <w:pPr>
+        <w:pStyle w:val="a5"/>
+        <w:ind w:firstLine="0"/>
+        <w:rPr>
+          <w:rFonts w:ascii="Courier New" w:hAnsi="Courier New" w:cs="Courier New"/>
+          <w:sz w:val="20"/>
+          <w:szCs w:val="20"/>
+        </w:rPr>
+      </w:pPr>
+      <w:r>
+        <w:rPr>
+          <w:rFonts w:ascii="Courier New" w:hAnsi="Courier New" w:cs="Courier New"/>
+          <w:sz w:val="20"/>
+          <w:szCs w:val="20"/>
+        </w:rPr>
+        <w:t>[</w:t>
+      </w:r>
+      <w:proofErr w:type="spellStart"/>
+      <w:proofErr w:type="gramStart"/>
+      <w:r>
+        <w:rPr>
+          <w:rFonts w:ascii="Courier New" w:hAnsi="Courier New" w:cs="Courier New"/>
+          <w:sz w:val="20"/>
+          <w:szCs w:val="20"/>
+        </w:rPr>
+        <w:t>az,bz</w:t>
+      </w:r>
+      <w:proofErr w:type="spellEnd"/>
+      <w:proofErr w:type="gramEnd"/>
+      <w:r>
+        <w:rPr>
+          <w:rFonts w:ascii="Courier New" w:hAnsi="Courier New" w:cs="Courier New"/>
+          <w:sz w:val="20"/>
+          <w:szCs w:val="20"/>
+        </w:rPr>
+        <w:t xml:space="preserve">] = </w:t>
+      </w:r>
+      <w:proofErr w:type="spellStart"/>
+      <w:r>
+        <w:rPr>
+          <w:rFonts w:ascii="Courier New" w:hAnsi="Courier New" w:cs="Courier New"/>
+          <w:sz w:val="20"/>
+          <w:szCs w:val="20"/>
+        </w:rPr>
+        <w:t>impinvar</w:t>
+      </w:r>
+      <w:proofErr w:type="spellEnd"/>
+      <w:r>
+        <w:rPr>
+          <w:rFonts w:ascii="Courier New" w:hAnsi="Courier New" w:cs="Courier New"/>
+          <w:sz w:val="20"/>
+          <w:szCs w:val="20"/>
+        </w:rPr>
+        <w:t>(a</w:t>
+      </w:r>
+      <w:proofErr w:type="gramStart"/>
+      <w:r>
+        <w:rPr>
+          <w:rFonts w:ascii="Courier New" w:hAnsi="Courier New" w:cs="Courier New"/>
+          <w:sz w:val="20"/>
+          <w:szCs w:val="20"/>
+        </w:rPr>
+        <w:t>1,b1,fs</w:t>
+      </w:r>
+      <w:proofErr w:type="gramEnd"/>
+      <w:r>
+        <w:rPr>
+          <w:rFonts w:ascii="Courier New" w:hAnsi="Courier New" w:cs="Courier New"/>
+          <w:sz w:val="20"/>
+          <w:szCs w:val="20"/>
+        </w:rPr>
+        <w:t>);</w:t>
+      </w:r>
+    </w:p>
+    <w:p>
+      <w:pPr>
+        <w:pStyle w:val="a5"/>
+        <w:ind w:firstLine="0"/>
       </w:pPr>
     </w:p>
     <w:p>
@@ -5191,173 +5516,992 @@
     </w:p>
     <w:p>
       <w:pPr>
-        <w:rPr>
-          <w:rFonts w:ascii="Courier New" w:hAnsi="Courier New" w:cs="Courier New"/>
-          <w:sz w:val="20"/>
-          <w:szCs w:val="20"/>
-          <w:lang w:val="en-US"/>
-        </w:rPr>
-      </w:pPr>
-      <w:r>
-        <w:rPr>
-          <w:rFonts w:ascii="Courier New" w:hAnsi="Courier New" w:cs="Courier New"/>
-          <w:sz w:val="20"/>
-          <w:szCs w:val="20"/>
-          <w:lang w:val="en-US"/>
-        </w:rPr>
-        <w:t>N_impulses = 50</w:t>
-      </w:r>
-    </w:p>
-    <w:p>
-      <w:pPr>
-        <w:rPr>
-          <w:rFonts w:ascii="Courier New" w:hAnsi="Courier New" w:cs="Courier New"/>
-          <w:sz w:val="20"/>
-          <w:szCs w:val="20"/>
-          <w:lang w:val="en-US"/>
-        </w:rPr>
-      </w:pPr>
-    </w:p>
-    <w:p>
-      <w:pPr>
-        <w:rPr>
-          <w:rFonts w:ascii="Courier New" w:hAnsi="Courier New" w:cs="Courier New"/>
-          <w:sz w:val="20"/>
-          <w:szCs w:val="20"/>
-          <w:lang w:val="en-US"/>
-        </w:rPr>
-      </w:pPr>
-      <w:r>
-        <w:rPr>
-          <w:rFonts w:ascii="Courier New" w:hAnsi="Courier New" w:cs="Courier New"/>
-          <w:sz w:val="20"/>
-          <w:szCs w:val="20"/>
-          <w:lang w:val="en-US"/>
-        </w:rPr>
-        <w:t>h, t_h = signal.impulse(system_tf, N=N_impulses)</w:t>
-      </w:r>
-    </w:p>
-    <w:p>
-      <w:pPr>
-        <w:rPr>
-          <w:rFonts w:ascii="Courier New" w:hAnsi="Courier New" w:cs="Courier New"/>
-          <w:sz w:val="20"/>
-          <w:szCs w:val="20"/>
-          <w:lang w:val="en-US"/>
-        </w:rPr>
-      </w:pPr>
-    </w:p>
-    <w:p>
-      <w:pPr>
-        <w:rPr>
-          <w:rFonts w:ascii="Courier New" w:hAnsi="Courier New" w:cs="Courier New"/>
-          <w:sz w:val="20"/>
-          <w:szCs w:val="20"/>
-          <w:lang w:val="en-US"/>
-        </w:rPr>
-      </w:pPr>
-      <w:r>
-        <w:rPr>
-          <w:rFonts w:ascii="Courier New" w:hAnsi="Courier New" w:cs="Courier New"/>
-          <w:sz w:val="20"/>
-          <w:szCs w:val="20"/>
-          <w:lang w:val="en-US"/>
-        </w:rPr>
-        <w:t xml:space="preserve">plt.stem(t_h, h, </w:t>
-      </w:r>
-    </w:p>
-    <w:p>
-      <w:pPr>
-        <w:rPr>
-          <w:rFonts w:ascii="Courier New" w:hAnsi="Courier New" w:cs="Courier New"/>
-          <w:sz w:val="20"/>
-          <w:szCs w:val="20"/>
-        </w:rPr>
-      </w:pPr>
-      <w:r>
-        <w:rPr>
-          <w:rFonts w:ascii="Courier New" w:hAnsi="Courier New" w:cs="Courier New"/>
-          <w:sz w:val="20"/>
-          <w:szCs w:val="20"/>
-          <w:lang w:val="en-US"/>
-        </w:rPr>
-        <w:t>         </w:t>
-      </w:r>
-      <w:r>
-        <w:rPr>
-          <w:rFonts w:ascii="Courier New" w:hAnsi="Courier New" w:cs="Courier New"/>
-          <w:sz w:val="20"/>
-          <w:szCs w:val="20"/>
-        </w:rPr>
-        <w:t>linefmt='b-',      # цвет и стиль линии-держателя</w:t>
-      </w:r>
-    </w:p>
-    <w:p>
-      <w:pPr>
-        <w:rPr>
-          <w:rFonts w:ascii="Courier New" w:hAnsi="Courier New" w:cs="Courier New"/>
-          <w:sz w:val="20"/>
-          <w:szCs w:val="20"/>
-        </w:rPr>
-      </w:pPr>
-      <w:r>
-        <w:rPr>
-          <w:rFonts w:ascii="Courier New" w:hAnsi="Courier New" w:cs="Courier New"/>
-          <w:sz w:val="20"/>
-          <w:szCs w:val="20"/>
-        </w:rPr>
-        <w:t>         markerfmt='bo',    # цвет и форма маркера (синие окружности)</w:t>
-      </w:r>
-    </w:p>
-    <w:p>
-      <w:pPr>
-        <w:rPr>
-          <w:rFonts w:ascii="Courier New" w:hAnsi="Courier New" w:cs="Courier New"/>
-          <w:sz w:val="20"/>
-          <w:szCs w:val="20"/>
-        </w:rPr>
-      </w:pPr>
-      <w:r>
-        <w:rPr>
-          <w:rFonts w:ascii="Courier New" w:hAnsi="Courier New" w:cs="Courier New"/>
-          <w:sz w:val="20"/>
-          <w:szCs w:val="20"/>
-        </w:rPr>
-        <w:t>         basefmt='k-')      # цвет базовой линии</w:t>
-      </w:r>
-    </w:p>
-    <w:p>
-      <w:pPr>
-        <w:rPr>
-          <w:rFonts w:ascii="Courier New" w:hAnsi="Courier New" w:cs="Courier New"/>
-          <w:sz w:val="20"/>
-          <w:szCs w:val="20"/>
-        </w:rPr>
-      </w:pPr>
-    </w:p>
-    <w:p>
-      <w:pPr>
-        <w:rPr>
-          <w:rFonts w:ascii="Courier New" w:hAnsi="Courier New" w:cs="Courier New"/>
-          <w:sz w:val="20"/>
-          <w:szCs w:val="20"/>
-        </w:rPr>
-      </w:pPr>
-      <w:r>
-        <w:rPr>
-          <w:rFonts w:ascii="Courier New" w:hAnsi="Courier New" w:cs="Courier New"/>
-          <w:sz w:val="20"/>
-          <w:szCs w:val="20"/>
-        </w:rPr>
-        <w:t>plt.title("График импульсной характеристики")</w:t>
-      </w:r>
-    </w:p>
-    <w:p>
-      <w:pPr>
-        <w:rPr>
-          <w:rFonts w:ascii="Courier New" w:hAnsi="Courier New" w:cs="Courier New"/>
-          <w:sz w:val="20"/>
-          <w:szCs w:val="20"/>
+        <w:pStyle w:val="a5"/>
+        <w:ind w:firstLine="0"/>
+        <w:rPr>
+          <w:rFonts w:ascii="Courier New" w:hAnsi="Courier New" w:cs="Courier New"/>
+          <w:sz w:val="20"/>
+          <w:szCs w:val="20"/>
+          <w:lang w:val="ru-RU"/>
+        </w:rPr>
+      </w:pPr>
+      <w:r>
+        <w:rPr>
+          <w:rFonts w:ascii="Courier New" w:hAnsi="Courier New" w:cs="Courier New"/>
+          <w:sz w:val="20"/>
+          <w:szCs w:val="20"/>
+          <w:lang w:val="ru-RU"/>
+        </w:rPr>
+        <w:t>%% ---------------------------------------------</w:t>
+      </w:r>
+    </w:p>
+    <w:p>
+      <w:pPr>
+        <w:pStyle w:val="a5"/>
+        <w:ind w:firstLine="0"/>
+        <w:rPr>
+          <w:rFonts w:ascii="Courier New" w:hAnsi="Courier New" w:cs="Courier New"/>
+          <w:sz w:val="20"/>
+          <w:szCs w:val="20"/>
+          <w:lang w:val="ru-RU"/>
+        </w:rPr>
+      </w:pPr>
+      <w:r>
+        <w:rPr>
+          <w:rFonts w:ascii="Courier New" w:hAnsi="Courier New" w:cs="Courier New"/>
+          <w:sz w:val="20"/>
+          <w:szCs w:val="20"/>
+          <w:lang w:val="ru-RU"/>
+        </w:rPr>
+        <w:t>% 3.1. Расчёт импульсной характеристики дискретной системы</w:t>
+      </w:r>
+    </w:p>
+    <w:p>
+      <w:pPr>
+        <w:pStyle w:val="a5"/>
+        <w:ind w:firstLine="0"/>
+        <w:rPr>
+          <w:rFonts w:ascii="Courier New" w:hAnsi="Courier New" w:cs="Courier New"/>
+          <w:sz w:val="20"/>
+          <w:szCs w:val="20"/>
+          <w:lang w:val="ru-RU"/>
+        </w:rPr>
+      </w:pPr>
+      <w:r>
+        <w:rPr>
+          <w:rFonts w:ascii="Courier New" w:hAnsi="Courier New" w:cs="Courier New"/>
+          <w:sz w:val="20"/>
+          <w:szCs w:val="20"/>
+          <w:lang w:val="ru-RU"/>
+        </w:rPr>
+        <w:t>% ----------------------------------------------</w:t>
+      </w:r>
+    </w:p>
+    <w:p>
+      <w:pPr>
+        <w:pStyle w:val="a5"/>
+        <w:ind w:firstLine="0"/>
+        <w:rPr>
+          <w:rFonts w:ascii="Courier New" w:hAnsi="Courier New" w:cs="Courier New"/>
+          <w:sz w:val="20"/>
+          <w:szCs w:val="20"/>
+          <w:lang w:val="ru-RU"/>
+        </w:rPr>
+      </w:pPr>
+    </w:p>
+    <w:p>
+      <w:pPr>
+        <w:pStyle w:val="a5"/>
+        <w:ind w:firstLine="0"/>
+        <w:rPr>
+          <w:rFonts w:ascii="Courier New" w:hAnsi="Courier New" w:cs="Courier New"/>
+          <w:sz w:val="20"/>
+          <w:szCs w:val="20"/>
+        </w:rPr>
+      </w:pPr>
+      <w:r>
+        <w:rPr>
+          <w:rFonts w:ascii="Courier New" w:hAnsi="Courier New" w:cs="Courier New"/>
+          <w:sz w:val="20"/>
+          <w:szCs w:val="20"/>
+        </w:rPr>
+        <w:t xml:space="preserve">[h, </w:t>
+      </w:r>
+      <w:proofErr w:type="spellStart"/>
+      <w:r>
+        <w:rPr>
+          <w:rFonts w:ascii="Courier New" w:hAnsi="Courier New" w:cs="Courier New"/>
+          <w:sz w:val="20"/>
+          <w:szCs w:val="20"/>
+        </w:rPr>
+        <w:t>t_h</w:t>
+      </w:r>
+      <w:proofErr w:type="spellEnd"/>
+      <w:r>
+        <w:rPr>
+          <w:rFonts w:ascii="Courier New" w:hAnsi="Courier New" w:cs="Courier New"/>
+          <w:sz w:val="20"/>
+          <w:szCs w:val="20"/>
+        </w:rPr>
+        <w:t xml:space="preserve">] = </w:t>
+      </w:r>
+      <w:proofErr w:type="spellStart"/>
+      <w:proofErr w:type="gramStart"/>
+      <w:r>
+        <w:rPr>
+          <w:rFonts w:ascii="Courier New" w:hAnsi="Courier New" w:cs="Courier New"/>
+          <w:sz w:val="20"/>
+          <w:szCs w:val="20"/>
+        </w:rPr>
+        <w:t>impz</w:t>
+      </w:r>
+      <w:proofErr w:type="spellEnd"/>
+      <w:r>
+        <w:rPr>
+          <w:rFonts w:ascii="Courier New" w:hAnsi="Courier New" w:cs="Courier New"/>
+          <w:sz w:val="20"/>
+          <w:szCs w:val="20"/>
+        </w:rPr>
+        <w:t>(</w:t>
+      </w:r>
+      <w:proofErr w:type="spellStart"/>
+      <w:proofErr w:type="gramEnd"/>
+      <w:r>
+        <w:rPr>
+          <w:rFonts w:ascii="Courier New" w:hAnsi="Courier New" w:cs="Courier New"/>
+          <w:sz w:val="20"/>
+          <w:szCs w:val="20"/>
+        </w:rPr>
+        <w:t>zd</w:t>
+      </w:r>
+      <w:proofErr w:type="spellEnd"/>
+      <w:r>
+        <w:rPr>
+          <w:rFonts w:ascii="Courier New" w:hAnsi="Courier New" w:cs="Courier New"/>
+          <w:sz w:val="20"/>
+          <w:szCs w:val="20"/>
+        </w:rPr>
+        <w:t xml:space="preserve">, pd, </w:t>
+      </w:r>
+      <w:proofErr w:type="spellStart"/>
+      <w:r>
+        <w:rPr>
+          <w:rFonts w:ascii="Courier New" w:hAnsi="Courier New" w:cs="Courier New"/>
+          <w:sz w:val="20"/>
+          <w:szCs w:val="20"/>
+        </w:rPr>
+        <w:t>N_imp</w:t>
+      </w:r>
+      <w:proofErr w:type="spellEnd"/>
+      <w:r>
+        <w:rPr>
+          <w:rFonts w:ascii="Courier New" w:hAnsi="Courier New" w:cs="Courier New"/>
+          <w:sz w:val="20"/>
+          <w:szCs w:val="20"/>
+        </w:rPr>
+        <w:t>);</w:t>
+      </w:r>
+    </w:p>
+    <w:p>
+      <w:pPr>
+        <w:pStyle w:val="a5"/>
+        <w:ind w:firstLine="0"/>
+        <w:rPr>
+          <w:rFonts w:ascii="Courier New" w:hAnsi="Courier New" w:cs="Courier New"/>
+          <w:sz w:val="20"/>
+          <w:szCs w:val="20"/>
+        </w:rPr>
+      </w:pPr>
+    </w:p>
+    <w:p>
+      <w:pPr>
+        <w:pStyle w:val="a5"/>
+        <w:ind w:firstLine="0"/>
+        <w:rPr>
+          <w:rFonts w:ascii="Courier New" w:hAnsi="Courier New" w:cs="Courier New"/>
+          <w:sz w:val="20"/>
+          <w:szCs w:val="20"/>
+        </w:rPr>
+      </w:pPr>
+      <w:r>
+        <w:rPr>
+          <w:rFonts w:ascii="Courier New" w:hAnsi="Courier New" w:cs="Courier New"/>
+          <w:sz w:val="20"/>
+          <w:szCs w:val="20"/>
+        </w:rPr>
+        <w:t>figure</w:t>
+      </w:r>
+    </w:p>
+    <w:p>
+      <w:pPr>
+        <w:pStyle w:val="a5"/>
+        <w:ind w:firstLine="0"/>
+        <w:rPr>
+          <w:rFonts w:ascii="Courier New" w:hAnsi="Courier New" w:cs="Courier New"/>
+          <w:sz w:val="20"/>
+          <w:szCs w:val="20"/>
+        </w:rPr>
+      </w:pPr>
+      <w:proofErr w:type="gramStart"/>
+      <w:r>
+        <w:rPr>
+          <w:rFonts w:ascii="Courier New" w:hAnsi="Courier New" w:cs="Courier New"/>
+          <w:sz w:val="20"/>
+          <w:szCs w:val="20"/>
+        </w:rPr>
+        <w:t>stem(</w:t>
+      </w:r>
+      <w:proofErr w:type="spellStart"/>
+      <w:proofErr w:type="gramEnd"/>
+      <w:r>
+        <w:rPr>
+          <w:rFonts w:ascii="Courier New" w:hAnsi="Courier New" w:cs="Courier New"/>
+          <w:sz w:val="20"/>
+          <w:szCs w:val="20"/>
+        </w:rPr>
+        <w:t>t_h</w:t>
+      </w:r>
+      <w:proofErr w:type="spellEnd"/>
+      <w:r>
+        <w:rPr>
+          <w:rFonts w:ascii="Courier New" w:hAnsi="Courier New" w:cs="Courier New"/>
+          <w:sz w:val="20"/>
+          <w:szCs w:val="20"/>
+        </w:rPr>
+        <w:t>, h,'LineWidth',2);</w:t>
+      </w:r>
+    </w:p>
+    <w:p>
+      <w:pPr>
+        <w:pStyle w:val="a5"/>
+        <w:ind w:firstLine="0"/>
+        <w:rPr>
+          <w:rFonts w:ascii="Courier New" w:hAnsi="Courier New" w:cs="Courier New"/>
+          <w:sz w:val="20"/>
+          <w:szCs w:val="20"/>
+          <w:lang w:val="ru-RU"/>
+        </w:rPr>
+      </w:pPr>
+      <w:proofErr w:type="spellStart"/>
+      <w:r>
+        <w:rPr>
+          <w:rFonts w:ascii="Courier New" w:hAnsi="Courier New" w:cs="Courier New"/>
+          <w:sz w:val="20"/>
+          <w:szCs w:val="20"/>
+          <w:lang w:val="ru-RU"/>
+        </w:rPr>
+        <w:t>grid</w:t>
+      </w:r>
+      <w:proofErr w:type="spellEnd"/>
+      <w:r>
+        <w:rPr>
+          <w:rFonts w:ascii="Courier New" w:hAnsi="Courier New" w:cs="Courier New"/>
+          <w:sz w:val="20"/>
+          <w:szCs w:val="20"/>
+          <w:lang w:val="ru-RU"/>
+        </w:rPr>
+        <w:t xml:space="preserve"> </w:t>
+      </w:r>
+      <w:proofErr w:type="spellStart"/>
+      <w:r>
+        <w:rPr>
+          <w:rFonts w:ascii="Courier New" w:hAnsi="Courier New" w:cs="Courier New"/>
+          <w:sz w:val="20"/>
+          <w:szCs w:val="20"/>
+          <w:lang w:val="ru-RU"/>
+        </w:rPr>
+        <w:t>on</w:t>
+      </w:r>
+      <w:proofErr w:type="spellEnd"/>
+    </w:p>
+    <w:p>
+      <w:pPr>
+        <w:pStyle w:val="a5"/>
+        <w:ind w:firstLine="0"/>
+        <w:rPr>
+          <w:rFonts w:ascii="Courier New" w:hAnsi="Courier New" w:cs="Courier New"/>
+          <w:sz w:val="20"/>
+          <w:szCs w:val="20"/>
+          <w:lang w:val="ru-RU"/>
+        </w:rPr>
+      </w:pPr>
+      <w:proofErr w:type="spellStart"/>
+      <w:proofErr w:type="gramStart"/>
+      <w:r>
+        <w:rPr>
+          <w:rFonts w:ascii="Courier New" w:hAnsi="Courier New" w:cs="Courier New"/>
+          <w:sz w:val="20"/>
+          <w:szCs w:val="20"/>
+          <w:lang w:val="ru-RU"/>
+        </w:rPr>
+        <w:t>title</w:t>
+      </w:r>
+      <w:proofErr w:type="spellEnd"/>
+      <w:r>
+        <w:rPr>
+          <w:rFonts w:ascii="Courier New" w:hAnsi="Courier New" w:cs="Courier New"/>
+          <w:sz w:val="20"/>
+          <w:szCs w:val="20"/>
+          <w:lang w:val="ru-RU"/>
+        </w:rPr>
+        <w:t>(</w:t>
+      </w:r>
+      <w:proofErr w:type="gramEnd"/>
+      <w:r>
+        <w:rPr>
+          <w:rFonts w:ascii="Courier New" w:hAnsi="Courier New" w:cs="Courier New"/>
+          <w:sz w:val="20"/>
+          <w:szCs w:val="20"/>
+          <w:lang w:val="ru-RU"/>
+        </w:rPr>
+        <w:t>'Расчёт импульсной характеристики дискретной системы')</w:t>
+      </w:r>
+    </w:p>
+    <w:p>
+      <w:pPr>
+        <w:pStyle w:val="a5"/>
+        <w:ind w:firstLine="0"/>
+        <w:rPr>
+          <w:rFonts w:ascii="Courier New" w:hAnsi="Courier New" w:cs="Courier New"/>
+          <w:sz w:val="20"/>
+          <w:szCs w:val="20"/>
+        </w:rPr>
+      </w:pPr>
+      <w:proofErr w:type="spellStart"/>
+      <w:r>
+        <w:rPr>
+          <w:rFonts w:ascii="Courier New" w:hAnsi="Courier New" w:cs="Courier New"/>
+          <w:sz w:val="20"/>
+          <w:szCs w:val="20"/>
+        </w:rPr>
+        <w:t>xlabel</w:t>
+      </w:r>
+      <w:proofErr w:type="spellEnd"/>
+      <w:r>
+        <w:rPr>
+          <w:rFonts w:ascii="Courier New" w:hAnsi="Courier New" w:cs="Courier New"/>
+          <w:sz w:val="20"/>
+          <w:szCs w:val="20"/>
+        </w:rPr>
+        <w:t>('n')</w:t>
+      </w:r>
+    </w:p>
+    <w:p>
+      <w:pPr>
+        <w:pStyle w:val="a5"/>
+        <w:ind w:firstLine="0"/>
+        <w:rPr>
+          <w:rFonts w:ascii="Courier New" w:hAnsi="Courier New" w:cs="Courier New"/>
+          <w:sz w:val="20"/>
+          <w:szCs w:val="20"/>
+        </w:rPr>
+      </w:pPr>
+      <w:proofErr w:type="spellStart"/>
+      <w:r>
+        <w:rPr>
+          <w:rFonts w:ascii="Courier New" w:hAnsi="Courier New" w:cs="Courier New"/>
+          <w:sz w:val="20"/>
+          <w:szCs w:val="20"/>
+        </w:rPr>
+        <w:t>ylabel</w:t>
+      </w:r>
+      <w:proofErr w:type="spellEnd"/>
+      <w:r>
+        <w:rPr>
+          <w:rFonts w:ascii="Courier New" w:hAnsi="Courier New" w:cs="Courier New"/>
+          <w:sz w:val="20"/>
+          <w:szCs w:val="20"/>
+        </w:rPr>
+        <w:t>('h[n]')</w:t>
+      </w:r>
+    </w:p>
+    <w:p>
+      <w:pPr>
+        <w:pStyle w:val="a5"/>
+        <w:ind w:firstLine="0"/>
+        <w:rPr>
+          <w:rFonts w:ascii="Courier New" w:hAnsi="Courier New" w:cs="Courier New"/>
+          <w:sz w:val="20"/>
+          <w:szCs w:val="20"/>
+        </w:rPr>
+      </w:pPr>
+    </w:p>
+    <w:p>
+      <w:pPr>
+        <w:pStyle w:val="a5"/>
+        <w:ind w:firstLine="0"/>
+        <w:rPr>
+          <w:rFonts w:ascii="Courier New" w:hAnsi="Courier New" w:cs="Courier New"/>
+          <w:sz w:val="20"/>
+          <w:szCs w:val="20"/>
+          <w:lang w:val="ru-RU"/>
+        </w:rPr>
+      </w:pPr>
+      <w:r>
+        <w:rPr>
+          <w:rFonts w:ascii="Courier New" w:hAnsi="Courier New" w:cs="Courier New"/>
+          <w:sz w:val="20"/>
+          <w:szCs w:val="20"/>
+          <w:lang w:val="ru-RU"/>
+        </w:rPr>
+        <w:t>%% ---------------------------------------------</w:t>
+      </w:r>
+    </w:p>
+    <w:p>
+      <w:pPr>
+        <w:pStyle w:val="a5"/>
+        <w:ind w:firstLine="0"/>
+        <w:rPr>
+          <w:rFonts w:ascii="Courier New" w:hAnsi="Courier New" w:cs="Courier New"/>
+          <w:sz w:val="20"/>
+          <w:szCs w:val="20"/>
+          <w:lang w:val="ru-RU"/>
+        </w:rPr>
+      </w:pPr>
+      <w:r>
+        <w:rPr>
+          <w:rFonts w:ascii="Courier New" w:hAnsi="Courier New" w:cs="Courier New"/>
+          <w:sz w:val="20"/>
+          <w:szCs w:val="20"/>
+          <w:lang w:val="ru-RU"/>
+        </w:rPr>
+        <w:t>% 3.2. Расчёт переходного процесса дискретной системы</w:t>
+      </w:r>
+    </w:p>
+    <w:p>
+      <w:pPr>
+        <w:pStyle w:val="a5"/>
+        <w:ind w:firstLine="0"/>
+        <w:rPr>
+          <w:rFonts w:ascii="Courier New" w:hAnsi="Courier New" w:cs="Courier New"/>
+          <w:sz w:val="20"/>
+          <w:szCs w:val="20"/>
+          <w:lang w:val="ru-RU"/>
+        </w:rPr>
+      </w:pPr>
+      <w:r>
+        <w:rPr>
+          <w:rFonts w:ascii="Courier New" w:hAnsi="Courier New" w:cs="Courier New"/>
+          <w:sz w:val="20"/>
+          <w:szCs w:val="20"/>
+          <w:lang w:val="ru-RU"/>
+        </w:rPr>
+        <w:t>% ----------------------------------------------</w:t>
+      </w:r>
+    </w:p>
+    <w:p>
+      <w:pPr>
+        <w:pStyle w:val="a5"/>
+        <w:ind w:firstLine="0"/>
+        <w:rPr>
+          <w:rFonts w:ascii="Courier New" w:hAnsi="Courier New" w:cs="Courier New"/>
+          <w:sz w:val="20"/>
+          <w:szCs w:val="20"/>
+          <w:lang w:val="ru-RU"/>
+        </w:rPr>
+      </w:pPr>
+    </w:p>
+    <w:p>
+      <w:pPr>
+        <w:pStyle w:val="a5"/>
+        <w:ind w:firstLine="0"/>
+        <w:rPr>
+          <w:rFonts w:ascii="Courier New" w:hAnsi="Courier New" w:cs="Courier New"/>
+          <w:sz w:val="20"/>
+          <w:szCs w:val="20"/>
+        </w:rPr>
+      </w:pPr>
+      <w:r>
+        <w:rPr>
+          <w:rFonts w:ascii="Courier New" w:hAnsi="Courier New" w:cs="Courier New"/>
+          <w:sz w:val="20"/>
+          <w:szCs w:val="20"/>
+        </w:rPr>
+        <w:t>[</w:t>
+      </w:r>
+      <w:proofErr w:type="spellStart"/>
+      <w:proofErr w:type="gramStart"/>
+      <w:r>
+        <w:rPr>
+          <w:rFonts w:ascii="Courier New" w:hAnsi="Courier New" w:cs="Courier New"/>
+          <w:sz w:val="20"/>
+          <w:szCs w:val="20"/>
+        </w:rPr>
+        <w:t>pp,t</w:t>
+      </w:r>
+      <w:proofErr w:type="gramEnd"/>
+      <w:r>
+        <w:rPr>
+          <w:rFonts w:ascii="Courier New" w:hAnsi="Courier New" w:cs="Courier New"/>
+          <w:sz w:val="20"/>
+          <w:szCs w:val="20"/>
+        </w:rPr>
+        <w:t>_</w:t>
+      </w:r>
+      <w:proofErr w:type="gramStart"/>
+      <w:r>
+        <w:rPr>
+          <w:rFonts w:ascii="Courier New" w:hAnsi="Courier New" w:cs="Courier New"/>
+          <w:sz w:val="20"/>
+          <w:szCs w:val="20"/>
+        </w:rPr>
+        <w:t>pp</w:t>
+      </w:r>
+      <w:proofErr w:type="spellEnd"/>
+      <w:r>
+        <w:rPr>
+          <w:rFonts w:ascii="Courier New" w:hAnsi="Courier New" w:cs="Courier New"/>
+          <w:sz w:val="20"/>
+          <w:szCs w:val="20"/>
+        </w:rPr>
+        <w:t>]=</w:t>
+      </w:r>
+      <w:proofErr w:type="spellStart"/>
+      <w:r>
+        <w:rPr>
+          <w:rFonts w:ascii="Courier New" w:hAnsi="Courier New" w:cs="Courier New"/>
+          <w:sz w:val="20"/>
+          <w:szCs w:val="20"/>
+        </w:rPr>
+        <w:t>stepz</w:t>
+      </w:r>
+      <w:proofErr w:type="spellEnd"/>
+      <w:r>
+        <w:rPr>
+          <w:rFonts w:ascii="Courier New" w:hAnsi="Courier New" w:cs="Courier New"/>
+          <w:sz w:val="20"/>
+          <w:szCs w:val="20"/>
+        </w:rPr>
+        <w:t>(</w:t>
+      </w:r>
+      <w:proofErr w:type="spellStart"/>
+      <w:proofErr w:type="gramEnd"/>
+      <w:r>
+        <w:rPr>
+          <w:rFonts w:ascii="Courier New" w:hAnsi="Courier New" w:cs="Courier New"/>
+          <w:sz w:val="20"/>
+          <w:szCs w:val="20"/>
+        </w:rPr>
+        <w:t>zd</w:t>
+      </w:r>
+      <w:proofErr w:type="spellEnd"/>
+      <w:r>
+        <w:rPr>
+          <w:rFonts w:ascii="Courier New" w:hAnsi="Courier New" w:cs="Courier New"/>
+          <w:sz w:val="20"/>
+          <w:szCs w:val="20"/>
+        </w:rPr>
+        <w:t xml:space="preserve">, pd, </w:t>
+      </w:r>
+      <w:proofErr w:type="gramStart"/>
+      <w:r>
+        <w:rPr>
+          <w:rFonts w:ascii="Courier New" w:hAnsi="Courier New" w:cs="Courier New"/>
+          <w:sz w:val="20"/>
+          <w:szCs w:val="20"/>
+        </w:rPr>
+        <w:t>50,fs</w:t>
+      </w:r>
+      <w:proofErr w:type="gramEnd"/>
+      <w:r>
+        <w:rPr>
+          <w:rFonts w:ascii="Courier New" w:hAnsi="Courier New" w:cs="Courier New"/>
+          <w:sz w:val="20"/>
+          <w:szCs w:val="20"/>
+        </w:rPr>
+        <w:t>);</w:t>
+      </w:r>
+    </w:p>
+    <w:p>
+      <w:pPr>
+        <w:pStyle w:val="a5"/>
+        <w:ind w:firstLine="0"/>
+        <w:rPr>
+          <w:rFonts w:ascii="Courier New" w:hAnsi="Courier New" w:cs="Courier New"/>
+          <w:sz w:val="20"/>
+          <w:szCs w:val="20"/>
+        </w:rPr>
+      </w:pPr>
+    </w:p>
+    <w:p>
+      <w:pPr>
+        <w:pStyle w:val="a5"/>
+        <w:ind w:firstLine="0"/>
+        <w:rPr>
+          <w:rFonts w:ascii="Courier New" w:hAnsi="Courier New" w:cs="Courier New"/>
+          <w:sz w:val="20"/>
+          <w:szCs w:val="20"/>
+        </w:rPr>
+      </w:pPr>
+      <w:r>
+        <w:rPr>
+          <w:rFonts w:ascii="Courier New" w:hAnsi="Courier New" w:cs="Courier New"/>
+          <w:sz w:val="20"/>
+          <w:szCs w:val="20"/>
+        </w:rPr>
+        <w:t>figure</w:t>
+      </w:r>
+    </w:p>
+    <w:p>
+      <w:pPr>
+        <w:pStyle w:val="a5"/>
+        <w:ind w:firstLine="0"/>
+        <w:rPr>
+          <w:rFonts w:ascii="Courier New" w:hAnsi="Courier New" w:cs="Courier New"/>
+          <w:sz w:val="20"/>
+          <w:szCs w:val="20"/>
+        </w:rPr>
+      </w:pPr>
+      <w:proofErr w:type="gramStart"/>
+      <w:r>
+        <w:rPr>
+          <w:rFonts w:ascii="Courier New" w:hAnsi="Courier New" w:cs="Courier New"/>
+          <w:sz w:val="20"/>
+          <w:szCs w:val="20"/>
+        </w:rPr>
+        <w:t>plot(</w:t>
+      </w:r>
+      <w:proofErr w:type="spellStart"/>
+      <w:proofErr w:type="gramEnd"/>
+      <w:r>
+        <w:rPr>
+          <w:rFonts w:ascii="Courier New" w:hAnsi="Courier New" w:cs="Courier New"/>
+          <w:sz w:val="20"/>
+          <w:szCs w:val="20"/>
+        </w:rPr>
+        <w:t>t_pp</w:t>
+      </w:r>
+      <w:proofErr w:type="spellEnd"/>
+      <w:r>
+        <w:rPr>
+          <w:rFonts w:ascii="Courier New" w:hAnsi="Courier New" w:cs="Courier New"/>
+          <w:sz w:val="20"/>
+          <w:szCs w:val="20"/>
+        </w:rPr>
+        <w:t>, pp, '</w:t>
+      </w:r>
+      <w:proofErr w:type="spellStart"/>
+      <w:r>
+        <w:rPr>
+          <w:rFonts w:ascii="Courier New" w:hAnsi="Courier New" w:cs="Courier New"/>
+          <w:sz w:val="20"/>
+          <w:szCs w:val="20"/>
+        </w:rPr>
+        <w:t>LineWidth</w:t>
+      </w:r>
+      <w:proofErr w:type="spellEnd"/>
+      <w:r>
+        <w:rPr>
+          <w:rFonts w:ascii="Courier New" w:hAnsi="Courier New" w:cs="Courier New"/>
+          <w:sz w:val="20"/>
+          <w:szCs w:val="20"/>
+        </w:rPr>
+        <w:t>', 2)</w:t>
+      </w:r>
+    </w:p>
+    <w:p>
+      <w:pPr>
+        <w:pStyle w:val="a5"/>
+        <w:ind w:firstLine="0"/>
+        <w:rPr>
+          <w:rFonts w:ascii="Courier New" w:hAnsi="Courier New" w:cs="Courier New"/>
+          <w:sz w:val="20"/>
+          <w:szCs w:val="20"/>
+          <w:lang w:val="ru-RU"/>
+        </w:rPr>
+      </w:pPr>
+      <w:proofErr w:type="spellStart"/>
+      <w:r>
+        <w:rPr>
+          <w:rFonts w:ascii="Courier New" w:hAnsi="Courier New" w:cs="Courier New"/>
+          <w:sz w:val="20"/>
+          <w:szCs w:val="20"/>
+          <w:lang w:val="ru-RU"/>
+        </w:rPr>
+        <w:t>grid</w:t>
+      </w:r>
+      <w:proofErr w:type="spellEnd"/>
+      <w:r>
+        <w:rPr>
+          <w:rFonts w:ascii="Courier New" w:hAnsi="Courier New" w:cs="Courier New"/>
+          <w:sz w:val="20"/>
+          <w:szCs w:val="20"/>
+          <w:lang w:val="ru-RU"/>
+        </w:rPr>
+        <w:t xml:space="preserve"> </w:t>
+      </w:r>
+      <w:proofErr w:type="spellStart"/>
+      <w:r>
+        <w:rPr>
+          <w:rFonts w:ascii="Courier New" w:hAnsi="Courier New" w:cs="Courier New"/>
+          <w:sz w:val="20"/>
+          <w:szCs w:val="20"/>
+          <w:lang w:val="ru-RU"/>
+        </w:rPr>
+        <w:t>on</w:t>
+      </w:r>
+      <w:proofErr w:type="spellEnd"/>
+    </w:p>
+    <w:p>
+      <w:pPr>
+        <w:pStyle w:val="a5"/>
+        <w:ind w:firstLine="0"/>
+        <w:rPr>
+          <w:rFonts w:ascii="Courier New" w:hAnsi="Courier New" w:cs="Courier New"/>
+          <w:sz w:val="20"/>
+          <w:szCs w:val="20"/>
+          <w:lang w:val="ru-RU"/>
+        </w:rPr>
+      </w:pPr>
+      <w:proofErr w:type="spellStart"/>
+      <w:proofErr w:type="gramStart"/>
+      <w:r>
+        <w:rPr>
+          <w:rFonts w:ascii="Courier New" w:hAnsi="Courier New" w:cs="Courier New"/>
+          <w:sz w:val="20"/>
+          <w:szCs w:val="20"/>
+          <w:lang w:val="ru-RU"/>
+        </w:rPr>
+        <w:t>title</w:t>
+      </w:r>
+      <w:proofErr w:type="spellEnd"/>
+      <w:r>
+        <w:rPr>
+          <w:rFonts w:ascii="Courier New" w:hAnsi="Courier New" w:cs="Courier New"/>
+          <w:sz w:val="20"/>
+          <w:szCs w:val="20"/>
+          <w:lang w:val="ru-RU"/>
+        </w:rPr>
+        <w:t>(</w:t>
+      </w:r>
+      <w:proofErr w:type="gramEnd"/>
+      <w:r>
+        <w:rPr>
+          <w:rFonts w:ascii="Courier New" w:hAnsi="Courier New" w:cs="Courier New"/>
+          <w:sz w:val="20"/>
+          <w:szCs w:val="20"/>
+          <w:lang w:val="ru-RU"/>
+        </w:rPr>
+        <w:t>'Расчёт переходного процесса дискретной системы')</w:t>
+      </w:r>
+    </w:p>
+    <w:p>
+      <w:pPr>
+        <w:pStyle w:val="a5"/>
+        <w:ind w:firstLine="0"/>
+        <w:rPr>
+          <w:rFonts w:ascii="Courier New" w:hAnsi="Courier New" w:cs="Courier New"/>
+          <w:sz w:val="20"/>
+          <w:szCs w:val="20"/>
+        </w:rPr>
+      </w:pPr>
+      <w:proofErr w:type="spellStart"/>
+      <w:r>
+        <w:rPr>
+          <w:rFonts w:ascii="Courier New" w:hAnsi="Courier New" w:cs="Courier New"/>
+          <w:sz w:val="20"/>
+          <w:szCs w:val="20"/>
+        </w:rPr>
+        <w:t>xlabel</w:t>
+      </w:r>
+      <w:proofErr w:type="spellEnd"/>
+      <w:r>
+        <w:rPr>
+          <w:rFonts w:ascii="Courier New" w:hAnsi="Courier New" w:cs="Courier New"/>
+          <w:sz w:val="20"/>
+          <w:szCs w:val="20"/>
+        </w:rPr>
+        <w:t>('n')</w:t>
+      </w:r>
+    </w:p>
+    <w:p>
+      <w:pPr>
+        <w:pStyle w:val="a5"/>
+        <w:ind w:firstLine="0"/>
+        <w:rPr>
+          <w:rFonts w:ascii="Courier New" w:hAnsi="Courier New" w:cs="Courier New"/>
+          <w:sz w:val="20"/>
+          <w:szCs w:val="20"/>
+        </w:rPr>
+      </w:pPr>
+      <w:proofErr w:type="spellStart"/>
+      <w:r>
+        <w:rPr>
+          <w:rFonts w:ascii="Courier New" w:hAnsi="Courier New" w:cs="Courier New"/>
+          <w:sz w:val="20"/>
+          <w:szCs w:val="20"/>
+        </w:rPr>
+        <w:t>ylabel</w:t>
+      </w:r>
+      <w:proofErr w:type="spellEnd"/>
+      <w:r>
+        <w:rPr>
+          <w:rFonts w:ascii="Courier New" w:hAnsi="Courier New" w:cs="Courier New"/>
+          <w:sz w:val="20"/>
+          <w:szCs w:val="20"/>
+        </w:rPr>
+        <w:t>('p[n]')</w:t>
+      </w:r>
+    </w:p>
+    <w:p>
+      <w:pPr>
+        <w:pStyle w:val="a5"/>
+        <w:ind w:firstLine="0"/>
+        <w:rPr>
+          <w:lang w:val="ru-RU"/>
+        </w:rPr>
+      </w:pPr>
+    </w:p>
+    <w:p>
+      <w:pPr>
+        <w:pStyle w:val="a5"/>
+        <w:ind w:firstLine="0"/>
+        <w:rPr>
+          <w:lang w:val="ru-RU"/>
+        </w:rPr>
+      </w:pPr>
+      <w:r>
+        <w:rPr>
+          <w:lang w:val="ru-RU"/>
+        </w:rPr>
+        <w:t>Листинг 3 - Расчёт частотной характеристики</w:t>
+      </w:r>
+    </w:p>
+    <w:p>
+      <w:pPr>
+        <w:pStyle w:val="a5"/>
+        <w:ind w:firstLine="0"/>
+        <w:rPr>
+          <w:rFonts w:ascii="Courier New" w:hAnsi="Courier New" w:cs="Courier New"/>
+          <w:sz w:val="20"/>
+          <w:szCs w:val="20"/>
+          <w:lang w:val="ru-RU"/>
+        </w:rPr>
+      </w:pPr>
+      <w:r>
+        <w:rPr>
+          <w:rFonts w:ascii="Courier New" w:hAnsi="Courier New" w:cs="Courier New"/>
+          <w:sz w:val="20"/>
+          <w:szCs w:val="20"/>
+          <w:lang w:val="ru-RU"/>
+        </w:rPr>
+        <w:t>%% ---------------------------------------------</w:t>
+      </w:r>
+    </w:p>
+    <w:p>
+      <w:pPr>
+        <w:pStyle w:val="a5"/>
+        <w:ind w:firstLine="0"/>
+        <w:rPr>
+          <w:rFonts w:ascii="Courier New" w:hAnsi="Courier New" w:cs="Courier New"/>
+          <w:sz w:val="20"/>
+          <w:szCs w:val="20"/>
+          <w:lang w:val="ru-RU"/>
+        </w:rPr>
+      </w:pPr>
+      <w:r>
+        <w:rPr>
+          <w:rFonts w:ascii="Courier New" w:hAnsi="Courier New" w:cs="Courier New"/>
+          <w:sz w:val="20"/>
+          <w:szCs w:val="20"/>
+          <w:lang w:val="ru-RU"/>
+        </w:rPr>
+        <w:t>% 4. Построение частотных характеристик дискретной системы</w:t>
+      </w:r>
+    </w:p>
+    <w:p>
+      <w:pPr>
+        <w:pStyle w:val="a5"/>
+        <w:ind w:firstLine="0"/>
+        <w:rPr>
+          <w:rFonts w:ascii="Courier New" w:hAnsi="Courier New" w:cs="Courier New"/>
+          <w:sz w:val="20"/>
+          <w:szCs w:val="20"/>
+          <w:lang w:val="ru-RU"/>
+        </w:rPr>
+      </w:pPr>
+      <w:r>
+        <w:rPr>
+          <w:rFonts w:ascii="Courier New" w:hAnsi="Courier New" w:cs="Courier New"/>
+          <w:sz w:val="20"/>
+          <w:szCs w:val="20"/>
+          <w:lang w:val="ru-RU"/>
+        </w:rPr>
+        <w:t>% ----------------------------------------------</w:t>
+      </w:r>
+    </w:p>
+    <w:p>
+      <w:pPr>
+        <w:pStyle w:val="a5"/>
+        <w:ind w:firstLine="0"/>
+        <w:rPr>
+          <w:rFonts w:ascii="Courier New" w:hAnsi="Courier New" w:cs="Courier New"/>
+          <w:sz w:val="20"/>
+          <w:szCs w:val="20"/>
+          <w:lang w:val="ru-RU"/>
+        </w:rPr>
+      </w:pPr>
+    </w:p>
+    <w:p>
+      <w:pPr>
+        <w:pStyle w:val="a5"/>
+        <w:ind w:firstLine="0"/>
+        <w:rPr>
+          <w:rFonts w:ascii="Courier New" w:hAnsi="Courier New" w:cs="Courier New"/>
+          <w:sz w:val="20"/>
+          <w:szCs w:val="20"/>
+          <w:lang w:val="ru-RU"/>
+        </w:rPr>
+      </w:pPr>
+      <w:r>
+        <w:rPr>
+          <w:rFonts w:ascii="Courier New" w:hAnsi="Courier New" w:cs="Courier New"/>
+          <w:sz w:val="20"/>
+          <w:szCs w:val="20"/>
+        </w:rPr>
+        <w:t>w</w:t>
+      </w:r>
+      <w:r>
+        <w:rPr>
+          <w:rFonts w:ascii="Courier New" w:hAnsi="Courier New" w:cs="Courier New"/>
+          <w:sz w:val="20"/>
+          <w:szCs w:val="20"/>
+          <w:lang w:val="ru-RU"/>
+        </w:rPr>
+        <w:t xml:space="preserve"> = </w:t>
+      </w:r>
+      <w:proofErr w:type="spellStart"/>
+      <w:proofErr w:type="gramStart"/>
+      <w:r>
+        <w:rPr>
+          <w:rFonts w:ascii="Courier New" w:hAnsi="Courier New" w:cs="Courier New"/>
+          <w:sz w:val="20"/>
+          <w:szCs w:val="20"/>
+        </w:rPr>
+        <w:t>freqspace</w:t>
+      </w:r>
+      <w:proofErr w:type="spellEnd"/>
+      <w:r>
+        <w:rPr>
+          <w:rFonts w:ascii="Courier New" w:hAnsi="Courier New" w:cs="Courier New"/>
+          <w:sz w:val="20"/>
+          <w:szCs w:val="20"/>
+          <w:lang w:val="ru-RU"/>
+        </w:rPr>
+        <w:t>(</w:t>
+      </w:r>
+      <w:proofErr w:type="gramEnd"/>
+      <w:r>
+        <w:rPr>
+          <w:rFonts w:ascii="Courier New" w:hAnsi="Courier New" w:cs="Courier New"/>
+          <w:sz w:val="20"/>
+          <w:szCs w:val="20"/>
+          <w:lang w:val="ru-RU"/>
+        </w:rPr>
+        <w:t>2*512); % Формируем вектор частот</w:t>
+      </w:r>
+    </w:p>
+    <w:p>
+      <w:pPr>
+        <w:pStyle w:val="a5"/>
+        <w:ind w:firstLine="0"/>
+        <w:rPr>
+          <w:rFonts w:ascii="Courier New" w:hAnsi="Courier New" w:cs="Courier New"/>
+          <w:sz w:val="20"/>
+          <w:szCs w:val="20"/>
+          <w:lang w:val="ru-RU"/>
+        </w:rPr>
+      </w:pPr>
+    </w:p>
+    <w:p>
+      <w:pPr>
+        <w:pStyle w:val="a5"/>
+        <w:ind w:firstLine="0"/>
+        <w:rPr>
+          <w:rFonts w:ascii="Courier New" w:hAnsi="Courier New" w:cs="Courier New"/>
+          <w:sz w:val="20"/>
+          <w:szCs w:val="20"/>
+          <w:lang w:val="ru-RU"/>
         </w:rPr>
       </w:pPr>
       <w:r>
@@ -5367,988 +6511,571 @@
           <w:szCs w:val="20"/>
         </w:rPr>
         <w:lastRenderedPageBreak/>
-        <w:t>plt.xlabel("Время")</w:t>
-      </w:r>
-    </w:p>
-    <w:p>
-      <w:pPr>
-        <w:rPr>
-          <w:rFonts w:ascii="Courier New" w:hAnsi="Courier New" w:cs="Courier New"/>
-          <w:sz w:val="20"/>
-          <w:szCs w:val="20"/>
-        </w:rPr>
-      </w:pPr>
-      <w:r>
-        <w:rPr>
-          <w:rFonts w:ascii="Courier New" w:hAnsi="Courier New" w:cs="Courier New"/>
-          <w:sz w:val="20"/>
-          <w:szCs w:val="20"/>
-        </w:rPr>
-        <w:t>plt.ylabel("Амплитуда")</w:t>
-      </w:r>
-    </w:p>
-    <w:p>
-      <w:pPr>
-        <w:rPr>
-          <w:rFonts w:ascii="Courier New" w:hAnsi="Courier New" w:cs="Courier New"/>
-          <w:sz w:val="20"/>
-          <w:szCs w:val="20"/>
-          <w:lang w:val="en-US"/>
-        </w:rPr>
-      </w:pPr>
-      <w:r>
-        <w:rPr>
-          <w:rFonts w:ascii="Courier New" w:hAnsi="Courier New" w:cs="Courier New"/>
-          <w:sz w:val="20"/>
-          <w:szCs w:val="20"/>
-          <w:lang w:val="en-US"/>
-        </w:rPr>
-        <w:t>plt.grid(True, alpha=0.3)</w:t>
-      </w:r>
-    </w:p>
-    <w:p>
-      <w:pPr>
-        <w:rPr>
-          <w:rFonts w:ascii="Courier New" w:hAnsi="Courier New" w:cs="Courier New"/>
-          <w:sz w:val="20"/>
-          <w:szCs w:val="20"/>
-          <w:lang w:val="en-US"/>
-        </w:rPr>
-      </w:pPr>
-      <w:r>
-        <w:rPr>
-          <w:rFonts w:ascii="Courier New" w:hAnsi="Courier New" w:cs="Courier New"/>
-          <w:sz w:val="20"/>
-          <w:szCs w:val="20"/>
-          <w:lang w:val="en-US"/>
-        </w:rPr>
-        <w:t>plt.show()</w:t>
-      </w:r>
-    </w:p>
-    <w:p>
-      <w:pPr>
-        <w:rPr>
-          <w:rFonts w:ascii="Courier New" w:hAnsi="Courier New" w:cs="Courier New"/>
-          <w:sz w:val="20"/>
-          <w:szCs w:val="20"/>
-          <w:lang w:val="en-US"/>
-        </w:rPr>
-      </w:pPr>
-    </w:p>
-    <w:p>
-      <w:pPr>
-        <w:rPr>
-          <w:rFonts w:ascii="Courier New" w:hAnsi="Courier New" w:cs="Courier New"/>
-          <w:sz w:val="20"/>
-          <w:szCs w:val="20"/>
-          <w:lang w:val="en-US"/>
-        </w:rPr>
-      </w:pPr>
-      <w:r>
-        <w:rPr>
-          <w:rFonts w:ascii="Courier New" w:hAnsi="Courier New" w:cs="Courier New"/>
-          <w:sz w:val="20"/>
-          <w:szCs w:val="20"/>
-          <w:lang w:val="en-US"/>
-        </w:rPr>
-        <w:t>pp, t_pp = signal.step(system_tf, N=N_impulses)</w:t>
-      </w:r>
-    </w:p>
-    <w:p>
-      <w:pPr>
-        <w:rPr>
-          <w:rFonts w:ascii="Courier New" w:hAnsi="Courier New" w:cs="Courier New"/>
-          <w:sz w:val="20"/>
-          <w:szCs w:val="20"/>
-          <w:lang w:val="en-US"/>
-        </w:rPr>
-      </w:pPr>
-    </w:p>
-    <w:p>
-      <w:pPr>
-        <w:rPr>
-          <w:rFonts w:ascii="Courier New" w:hAnsi="Courier New" w:cs="Courier New"/>
-          <w:sz w:val="20"/>
-          <w:szCs w:val="20"/>
-          <w:lang w:val="en-US"/>
-        </w:rPr>
-      </w:pPr>
-      <w:r>
-        <w:rPr>
-          <w:rFonts w:ascii="Courier New" w:hAnsi="Courier New" w:cs="Courier New"/>
-          <w:sz w:val="20"/>
-          <w:szCs w:val="20"/>
-          <w:lang w:val="en-US"/>
-        </w:rPr>
-        <w:t xml:space="preserve">plt.stem(t_pp, pp, </w:t>
-      </w:r>
-    </w:p>
-    <w:p>
-      <w:pPr>
-        <w:rPr>
-          <w:rFonts w:ascii="Courier New" w:hAnsi="Courier New" w:cs="Courier New"/>
-          <w:sz w:val="20"/>
-          <w:szCs w:val="20"/>
-        </w:rPr>
-      </w:pPr>
-      <w:r>
-        <w:rPr>
-          <w:rFonts w:ascii="Courier New" w:hAnsi="Courier New" w:cs="Courier New"/>
-          <w:sz w:val="20"/>
-          <w:szCs w:val="20"/>
-          <w:lang w:val="en-US"/>
-        </w:rPr>
-        <w:t>         </w:t>
-      </w:r>
-      <w:r>
-        <w:rPr>
-          <w:rFonts w:ascii="Courier New" w:hAnsi="Courier New" w:cs="Courier New"/>
-          <w:sz w:val="20"/>
-          <w:szCs w:val="20"/>
-        </w:rPr>
-        <w:t>linefmt='b-',      # цвет и стиль линии-держателя</w:t>
-      </w:r>
-    </w:p>
-    <w:p>
-      <w:pPr>
-        <w:rPr>
-          <w:rFonts w:ascii="Courier New" w:hAnsi="Courier New" w:cs="Courier New"/>
-          <w:sz w:val="20"/>
-          <w:szCs w:val="20"/>
-        </w:rPr>
-      </w:pPr>
-      <w:r>
-        <w:rPr>
-          <w:rFonts w:ascii="Courier New" w:hAnsi="Courier New" w:cs="Courier New"/>
-          <w:sz w:val="20"/>
-          <w:szCs w:val="20"/>
-        </w:rPr>
-        <w:t>         markerfmt='bo',    # цвет и форма маркера (синие окружности)</w:t>
-      </w:r>
-    </w:p>
-    <w:p>
-      <w:pPr>
-        <w:rPr>
-          <w:rFonts w:ascii="Courier New" w:hAnsi="Courier New" w:cs="Courier New"/>
-          <w:sz w:val="20"/>
-          <w:szCs w:val="20"/>
-        </w:rPr>
-      </w:pPr>
-      <w:r>
-        <w:rPr>
-          <w:rFonts w:ascii="Courier New" w:hAnsi="Courier New" w:cs="Courier New"/>
-          <w:sz w:val="20"/>
-          <w:szCs w:val="20"/>
-        </w:rPr>
-        <w:t>         basefmt='k-')      # цвет базовой линии</w:t>
-      </w:r>
-    </w:p>
-    <w:p>
-      <w:pPr>
-        <w:rPr>
-          <w:rFonts w:ascii="Courier New" w:hAnsi="Courier New" w:cs="Courier New"/>
-          <w:sz w:val="20"/>
-          <w:szCs w:val="20"/>
-        </w:rPr>
-      </w:pPr>
-    </w:p>
-    <w:p>
-      <w:pPr>
-        <w:rPr>
-          <w:rFonts w:ascii="Courier New" w:hAnsi="Courier New" w:cs="Courier New"/>
-          <w:sz w:val="20"/>
-          <w:szCs w:val="20"/>
-        </w:rPr>
-      </w:pPr>
-      <w:r>
-        <w:rPr>
-          <w:rFonts w:ascii="Courier New" w:hAnsi="Courier New" w:cs="Courier New"/>
-          <w:sz w:val="20"/>
-          <w:szCs w:val="20"/>
-        </w:rPr>
-        <w:t>plt.title("График переходной характеристики")</w:t>
-      </w:r>
-    </w:p>
-    <w:p>
-      <w:pPr>
-        <w:rPr>
-          <w:rFonts w:ascii="Courier New" w:hAnsi="Courier New" w:cs="Courier New"/>
-          <w:sz w:val="20"/>
-          <w:szCs w:val="20"/>
-          <w:lang w:val="en-US"/>
-        </w:rPr>
-      </w:pPr>
-      <w:r>
-        <w:rPr>
-          <w:rFonts w:ascii="Courier New" w:hAnsi="Courier New" w:cs="Courier New"/>
-          <w:sz w:val="20"/>
-          <w:szCs w:val="20"/>
-          <w:lang w:val="en-US"/>
-        </w:rPr>
-        <w:t>plt.grid(True, alpha=0.3)</w:t>
-      </w:r>
-    </w:p>
-    <w:p>
-      <w:pPr>
-        <w:rPr>
-          <w:rFonts w:ascii="Courier New" w:hAnsi="Courier New" w:cs="Courier New"/>
-          <w:sz w:val="20"/>
-          <w:szCs w:val="20"/>
-          <w:lang w:val="en-US"/>
-        </w:rPr>
-      </w:pPr>
-      <w:r>
-        <w:rPr>
-          <w:rFonts w:ascii="Courier New" w:hAnsi="Courier New" w:cs="Courier New"/>
-          <w:sz w:val="20"/>
-          <w:szCs w:val="20"/>
-          <w:lang w:val="en-US"/>
-        </w:rPr>
-        <w:t>plt.show()</w:t>
-      </w:r>
-    </w:p>
-    <w:p>
-      <w:pPr>
-        <w:pStyle w:val="a5"/>
-        <w:ind w:firstLine="0"/>
-      </w:pPr>
-    </w:p>
-    <w:p>
-      <w:pPr>
-        <w:pStyle w:val="a5"/>
-        <w:ind w:firstLine="0"/>
-        <w:rPr>
-          <w:lang w:val="ru-RU"/>
-        </w:rPr>
-      </w:pPr>
-      <w:r>
-        <w:rPr>
-          <w:lang w:val="ru-RU"/>
-        </w:rPr>
-        <w:t>Листинг 3 - Расчёт частотной характеристики</w:t>
-      </w:r>
-    </w:p>
-    <w:p>
-      <w:pPr>
-        <w:rPr>
-          <w:rFonts w:ascii="Courier New" w:hAnsi="Courier New" w:cs="Courier New"/>
-          <w:sz w:val="20"/>
-          <w:szCs w:val="20"/>
-        </w:rPr>
-      </w:pPr>
-      <w:r>
-        <w:rPr>
-          <w:rFonts w:ascii="Courier New" w:hAnsi="Courier New" w:cs="Courier New"/>
-          <w:sz w:val="20"/>
-          <w:szCs w:val="20"/>
-        </w:rPr>
-        <w:t>n_freq = 2 * 512</w:t>
-      </w:r>
-    </w:p>
-    <w:p>
-      <w:pPr>
-        <w:rPr>
-          <w:rFonts w:ascii="Courier New" w:hAnsi="Courier New" w:cs="Courier New"/>
-          <w:sz w:val="20"/>
-          <w:szCs w:val="20"/>
-          <w:lang w:val="en-US"/>
-        </w:rPr>
-      </w:pPr>
-      <w:r>
-        <w:rPr>
-          <w:rFonts w:ascii="Courier New" w:hAnsi="Courier New" w:cs="Courier New"/>
-          <w:sz w:val="20"/>
-          <w:szCs w:val="20"/>
-          <w:lang w:val="en-US"/>
-        </w:rPr>
-        <w:t xml:space="preserve">w_norm = np.linspace(0, 1, n_freq, endpoint=False) </w:t>
-      </w:r>
-    </w:p>
-    <w:p>
-      <w:pPr>
-        <w:rPr>
-          <w:rFonts w:ascii="Courier New" w:hAnsi="Courier New" w:cs="Courier New"/>
-          <w:sz w:val="20"/>
-          <w:szCs w:val="20"/>
-          <w:lang w:val="en-US"/>
-        </w:rPr>
-      </w:pPr>
-      <w:r>
-        <w:rPr>
-          <w:rFonts w:ascii="Courier New" w:hAnsi="Courier New" w:cs="Courier New"/>
-          <w:sz w:val="20"/>
-          <w:szCs w:val="20"/>
-          <w:lang w:val="en-US"/>
-        </w:rPr>
-        <w:t>w_rad = w_norm * np.pi</w:t>
-      </w:r>
-    </w:p>
-    <w:p>
-      <w:pPr>
-        <w:rPr>
-          <w:rFonts w:ascii="Courier New" w:hAnsi="Courier New" w:cs="Courier New"/>
-          <w:sz w:val="20"/>
-          <w:szCs w:val="20"/>
-          <w:lang w:val="en-US"/>
-        </w:rPr>
-      </w:pPr>
-    </w:p>
-    <w:p>
-      <w:pPr>
-        <w:rPr>
-          <w:rFonts w:ascii="Courier New" w:hAnsi="Courier New" w:cs="Courier New"/>
-          <w:sz w:val="20"/>
-          <w:szCs w:val="20"/>
-          <w:lang w:val="en-US"/>
-        </w:rPr>
-      </w:pPr>
-      <w:r>
-        <w:rPr>
-          <w:rFonts w:ascii="Courier New" w:hAnsi="Courier New" w:cs="Courier New"/>
-          <w:sz w:val="20"/>
-          <w:szCs w:val="20"/>
-          <w:lang w:val="en-US"/>
-        </w:rPr>
-        <w:t>w, K = signal.freqz(b2, a2, worN=w_rad)</w:t>
-      </w:r>
-    </w:p>
-    <w:p>
-      <w:pPr>
-        <w:rPr>
-          <w:rFonts w:ascii="Courier New" w:hAnsi="Courier New" w:cs="Courier New"/>
-          <w:sz w:val="20"/>
-          <w:szCs w:val="20"/>
-          <w:lang w:val="en-US"/>
-        </w:rPr>
-      </w:pPr>
-    </w:p>
-    <w:p>
-      <w:pPr>
-        <w:rPr>
-          <w:rFonts w:ascii="Courier New" w:hAnsi="Courier New" w:cs="Courier New"/>
-          <w:sz w:val="20"/>
-          <w:szCs w:val="20"/>
-          <w:lang w:val="en-US"/>
-        </w:rPr>
-      </w:pPr>
-      <w:r>
-        <w:rPr>
-          <w:rFonts w:ascii="Courier New" w:hAnsi="Courier New" w:cs="Courier New"/>
-          <w:sz w:val="20"/>
-          <w:szCs w:val="20"/>
-          <w:lang w:val="en-US"/>
-        </w:rPr>
-        <w:t xml:space="preserve"># </w:t>
-      </w:r>
-      <w:r>
-        <w:rPr>
-          <w:rFonts w:ascii="Courier New" w:hAnsi="Courier New" w:cs="Courier New"/>
-          <w:sz w:val="20"/>
-          <w:szCs w:val="20"/>
-        </w:rPr>
-        <w:t>АЧХ</w:t>
-      </w:r>
-      <w:r>
-        <w:rPr>
-          <w:rFonts w:ascii="Courier New" w:hAnsi="Courier New" w:cs="Courier New"/>
-          <w:sz w:val="20"/>
-          <w:szCs w:val="20"/>
-          <w:lang w:val="en-US"/>
-        </w:rPr>
-        <w:t xml:space="preserve"> </w:t>
-      </w:r>
-      <w:r>
-        <w:rPr>
-          <w:rFonts w:ascii="Courier New" w:hAnsi="Courier New" w:cs="Courier New"/>
-          <w:sz w:val="20"/>
-          <w:szCs w:val="20"/>
-        </w:rPr>
-        <w:t>и</w:t>
-      </w:r>
-      <w:r>
-        <w:rPr>
-          <w:rFonts w:ascii="Courier New" w:hAnsi="Courier New" w:cs="Courier New"/>
-          <w:sz w:val="20"/>
-          <w:szCs w:val="20"/>
-          <w:lang w:val="en-US"/>
-        </w:rPr>
-        <w:t xml:space="preserve"> </w:t>
-      </w:r>
-      <w:r>
-        <w:rPr>
-          <w:rFonts w:ascii="Courier New" w:hAnsi="Courier New" w:cs="Courier New"/>
-          <w:sz w:val="20"/>
-          <w:szCs w:val="20"/>
-        </w:rPr>
-        <w:t>ФЧХ</w:t>
-      </w:r>
-    </w:p>
-    <w:p>
-      <w:pPr>
-        <w:rPr>
-          <w:rFonts w:ascii="Courier New" w:hAnsi="Courier New" w:cs="Courier New"/>
-          <w:sz w:val="20"/>
-          <w:szCs w:val="20"/>
-          <w:lang w:val="en-US"/>
-        </w:rPr>
-      </w:pPr>
-      <w:r>
-        <w:rPr>
-          <w:rFonts w:ascii="Courier New" w:hAnsi="Courier New" w:cs="Courier New"/>
-          <w:sz w:val="20"/>
-          <w:szCs w:val="20"/>
-          <w:lang w:val="en-US"/>
-        </w:rPr>
-        <w:t>K_amp = np.abs(K)</w:t>
-      </w:r>
-    </w:p>
-    <w:p>
-      <w:pPr>
-        <w:rPr>
-          <w:rFonts w:ascii="Courier New" w:hAnsi="Courier New" w:cs="Courier New"/>
-          <w:sz w:val="20"/>
-          <w:szCs w:val="20"/>
-          <w:lang w:val="en-US"/>
-        </w:rPr>
-      </w:pPr>
-      <w:r>
-        <w:rPr>
-          <w:rFonts w:ascii="Courier New" w:hAnsi="Courier New" w:cs="Courier New"/>
-          <w:sz w:val="20"/>
-          <w:szCs w:val="20"/>
-          <w:lang w:val="en-US"/>
-        </w:rPr>
-        <w:t>K_amp_dB = 20 * np.log10(K_amp + 1e-12)</w:t>
-      </w:r>
-    </w:p>
-    <w:p>
-      <w:pPr>
-        <w:rPr>
-          <w:rFonts w:ascii="Courier New" w:hAnsi="Courier New" w:cs="Courier New"/>
-          <w:sz w:val="20"/>
-          <w:szCs w:val="20"/>
-          <w:lang w:val="en-US"/>
-        </w:rPr>
-      </w:pPr>
-      <w:r>
-        <w:rPr>
-          <w:rFonts w:ascii="Courier New" w:hAnsi="Courier New" w:cs="Courier New"/>
-          <w:sz w:val="20"/>
-          <w:szCs w:val="20"/>
-          <w:lang w:val="en-US"/>
-        </w:rPr>
-        <w:t>K_phase = np.unwrap(np.angle(K))</w:t>
-      </w:r>
-    </w:p>
-    <w:p>
-      <w:pPr>
-        <w:rPr>
-          <w:rFonts w:ascii="Courier New" w:hAnsi="Courier New" w:cs="Courier New"/>
-          <w:sz w:val="20"/>
-          <w:szCs w:val="20"/>
-          <w:lang w:val="en-US"/>
-        </w:rPr>
-      </w:pPr>
-    </w:p>
-    <w:p>
-      <w:pPr>
-        <w:rPr>
-          <w:rFonts w:ascii="Courier New" w:hAnsi="Courier New" w:cs="Courier New"/>
-          <w:sz w:val="20"/>
-          <w:szCs w:val="20"/>
-          <w:lang w:val="en-US"/>
-        </w:rPr>
-      </w:pPr>
-      <w:r>
-        <w:rPr>
-          <w:rFonts w:ascii="Courier New" w:hAnsi="Courier New" w:cs="Courier New"/>
-          <w:sz w:val="20"/>
-          <w:szCs w:val="20"/>
-          <w:lang w:val="en-US"/>
-        </w:rPr>
-        <w:t>signal.freqz(zd, pd, worN=w_rad, fs=fs)  </w:t>
-      </w:r>
-    </w:p>
-    <w:p>
-      <w:pPr>
-        <w:rPr>
-          <w:rFonts w:ascii="Courier New" w:hAnsi="Courier New" w:cs="Courier New"/>
-          <w:sz w:val="20"/>
-          <w:szCs w:val="20"/>
-          <w:lang w:val="en-US"/>
-        </w:rPr>
-      </w:pPr>
-    </w:p>
-    <w:p>
-      <w:pPr>
-        <w:rPr>
-          <w:rFonts w:ascii="Courier New" w:hAnsi="Courier New" w:cs="Courier New"/>
-          <w:sz w:val="20"/>
-          <w:szCs w:val="20"/>
-          <w:lang w:val="en-US"/>
-        </w:rPr>
-      </w:pPr>
-      <w:r>
-        <w:rPr>
-          <w:rFonts w:ascii="Courier New" w:hAnsi="Courier New" w:cs="Courier New"/>
-          <w:sz w:val="20"/>
-          <w:szCs w:val="20"/>
-          <w:lang w:val="en-US"/>
-        </w:rPr>
-        <w:t xml:space="preserve"># </w:t>
-      </w:r>
-      <w:r>
-        <w:rPr>
-          <w:rFonts w:ascii="Courier New" w:hAnsi="Courier New" w:cs="Courier New"/>
-          <w:sz w:val="20"/>
-          <w:szCs w:val="20"/>
-        </w:rPr>
-        <w:t>АЧХ</w:t>
-      </w:r>
-    </w:p>
-    <w:p>
-      <w:pPr>
-        <w:rPr>
-          <w:rFonts w:ascii="Courier New" w:hAnsi="Courier New" w:cs="Courier New"/>
-          <w:sz w:val="20"/>
-          <w:szCs w:val="20"/>
-          <w:lang w:val="en-US"/>
-        </w:rPr>
-      </w:pPr>
-      <w:r>
-        <w:rPr>
-          <w:rFonts w:ascii="Courier New" w:hAnsi="Courier New" w:cs="Courier New"/>
-          <w:sz w:val="20"/>
-          <w:szCs w:val="20"/>
-          <w:lang w:val="en-US"/>
-        </w:rPr>
-        <w:t>plt.figure()</w:t>
-      </w:r>
-    </w:p>
-    <w:p>
-      <w:pPr>
-        <w:rPr>
-          <w:rFonts w:ascii="Courier New" w:hAnsi="Courier New" w:cs="Courier New"/>
-          <w:sz w:val="20"/>
-          <w:szCs w:val="20"/>
-          <w:lang w:val="en-US"/>
-        </w:rPr>
-      </w:pPr>
-      <w:r>
-        <w:rPr>
-          <w:rFonts w:ascii="Courier New" w:hAnsi="Courier New" w:cs="Courier New"/>
-          <w:sz w:val="20"/>
-          <w:szCs w:val="20"/>
-          <w:lang w:val="en-US"/>
-        </w:rPr>
-        <w:t>plt.plot(w_norm, K_amp_dB)</w:t>
-      </w:r>
-    </w:p>
-    <w:p>
-      <w:pPr>
-        <w:rPr>
-          <w:rFonts w:ascii="Courier New" w:hAnsi="Courier New" w:cs="Courier New"/>
-          <w:sz w:val="20"/>
-          <w:szCs w:val="20"/>
-          <w:lang w:val="en-US"/>
-        </w:rPr>
-      </w:pPr>
-      <w:r>
-        <w:rPr>
-          <w:rFonts w:ascii="Courier New" w:hAnsi="Courier New" w:cs="Courier New"/>
-          <w:sz w:val="20"/>
-          <w:szCs w:val="20"/>
-          <w:lang w:val="en-US"/>
-        </w:rPr>
-        <w:t>plt.grid(True)</w:t>
-      </w:r>
-    </w:p>
-    <w:p>
-      <w:pPr>
-        <w:rPr>
-          <w:rFonts w:ascii="Courier New" w:hAnsi="Courier New" w:cs="Courier New"/>
-          <w:sz w:val="20"/>
-          <w:szCs w:val="20"/>
-          <w:lang w:val="en-US"/>
-        </w:rPr>
-      </w:pPr>
-      <w:r>
-        <w:rPr>
-          <w:rFonts w:ascii="Courier New" w:hAnsi="Courier New" w:cs="Courier New"/>
-          <w:sz w:val="20"/>
-          <w:szCs w:val="20"/>
-          <w:lang w:val="en-US"/>
-        </w:rPr>
-        <w:t>plt.title('</w:t>
-      </w:r>
-      <w:r>
-        <w:rPr>
-          <w:rFonts w:ascii="Courier New" w:hAnsi="Courier New" w:cs="Courier New"/>
-          <w:sz w:val="20"/>
-          <w:szCs w:val="20"/>
-        </w:rPr>
-        <w:t>АЧХ</w:t>
-      </w:r>
-      <w:r>
-        <w:rPr>
-          <w:rFonts w:ascii="Courier New" w:hAnsi="Courier New" w:cs="Courier New"/>
-          <w:sz w:val="20"/>
-          <w:szCs w:val="20"/>
-          <w:lang w:val="en-US"/>
-        </w:rPr>
-        <w:t xml:space="preserve"> </w:t>
-      </w:r>
-      <w:r>
-        <w:rPr>
-          <w:rFonts w:ascii="Courier New" w:hAnsi="Courier New" w:cs="Courier New"/>
-          <w:sz w:val="20"/>
-          <w:szCs w:val="20"/>
-        </w:rPr>
-        <w:t>фильтра</w:t>
-      </w:r>
-      <w:r>
-        <w:rPr>
-          <w:rFonts w:ascii="Courier New" w:hAnsi="Courier New" w:cs="Courier New"/>
-          <w:sz w:val="20"/>
-          <w:szCs w:val="20"/>
-          <w:lang w:val="en-US"/>
-        </w:rPr>
-        <w:t>')</w:t>
-      </w:r>
-    </w:p>
-    <w:p>
-      <w:pPr>
-        <w:rPr>
-          <w:rFonts w:ascii="Courier New" w:hAnsi="Courier New" w:cs="Courier New"/>
-          <w:sz w:val="20"/>
-          <w:szCs w:val="20"/>
-          <w:lang w:val="en-US"/>
-        </w:rPr>
-      </w:pPr>
-      <w:r>
-        <w:rPr>
-          <w:rFonts w:ascii="Courier New" w:hAnsi="Courier New" w:cs="Courier New"/>
-          <w:sz w:val="20"/>
-          <w:szCs w:val="20"/>
-          <w:lang w:val="en-US"/>
-        </w:rPr>
-        <w:t>plt.xlabel('</w:t>
-      </w:r>
-      <w:r>
-        <w:rPr>
-          <w:rFonts w:ascii="Courier New" w:hAnsi="Courier New" w:cs="Courier New"/>
-          <w:sz w:val="20"/>
-          <w:szCs w:val="20"/>
-        </w:rPr>
-        <w:t>Частота</w:t>
-      </w:r>
-      <w:r>
-        <w:rPr>
-          <w:rFonts w:ascii="Courier New" w:hAnsi="Courier New" w:cs="Courier New"/>
-          <w:sz w:val="20"/>
-          <w:szCs w:val="20"/>
-          <w:lang w:val="en-US"/>
-        </w:rPr>
-        <w:t>')</w:t>
-      </w:r>
-    </w:p>
-    <w:p>
-      <w:pPr>
-        <w:rPr>
-          <w:rFonts w:ascii="Courier New" w:hAnsi="Courier New" w:cs="Courier New"/>
-          <w:sz w:val="20"/>
-          <w:szCs w:val="20"/>
-          <w:lang w:val="en-US"/>
-        </w:rPr>
-      </w:pPr>
-      <w:r>
-        <w:rPr>
-          <w:rFonts w:ascii="Courier New" w:hAnsi="Courier New" w:cs="Courier New"/>
-          <w:sz w:val="20"/>
-          <w:szCs w:val="20"/>
-          <w:lang w:val="en-US"/>
-        </w:rPr>
-        <w:lastRenderedPageBreak/>
-        <w:t>plt.ylabel('</w:t>
-      </w:r>
-      <w:r>
-        <w:rPr>
-          <w:rFonts w:ascii="Courier New" w:hAnsi="Courier New" w:cs="Courier New"/>
-          <w:sz w:val="20"/>
-          <w:szCs w:val="20"/>
-        </w:rPr>
-        <w:t>Дц</w:t>
-      </w:r>
-      <w:r>
-        <w:rPr>
-          <w:rFonts w:ascii="Courier New" w:hAnsi="Courier New" w:cs="Courier New"/>
-          <w:sz w:val="20"/>
-          <w:szCs w:val="20"/>
-          <w:lang w:val="en-US"/>
-        </w:rPr>
-        <w:t>')</w:t>
-      </w:r>
-    </w:p>
-    <w:p>
-      <w:pPr>
-        <w:rPr>
-          <w:rFonts w:ascii="Courier New" w:hAnsi="Courier New" w:cs="Courier New"/>
-          <w:sz w:val="20"/>
-          <w:szCs w:val="20"/>
-          <w:lang w:val="en-US"/>
-        </w:rPr>
-      </w:pPr>
-    </w:p>
-    <w:p>
-      <w:pPr>
-        <w:rPr>
-          <w:rFonts w:ascii="Courier New" w:hAnsi="Courier New" w:cs="Courier New"/>
-          <w:sz w:val="20"/>
-          <w:szCs w:val="20"/>
-          <w:lang w:val="en-US"/>
-        </w:rPr>
-      </w:pPr>
-      <w:r>
-        <w:rPr>
-          <w:rFonts w:ascii="Courier New" w:hAnsi="Courier New" w:cs="Courier New"/>
-          <w:sz w:val="20"/>
-          <w:szCs w:val="20"/>
-          <w:lang w:val="en-US"/>
-        </w:rPr>
-        <w:t xml:space="preserve"># </w:t>
-      </w:r>
-      <w:r>
-        <w:rPr>
-          <w:rFonts w:ascii="Courier New" w:hAnsi="Courier New" w:cs="Courier New"/>
-          <w:sz w:val="20"/>
-          <w:szCs w:val="20"/>
-        </w:rPr>
-        <w:t>ФЧХ</w:t>
-      </w:r>
-    </w:p>
-    <w:p>
-      <w:pPr>
-        <w:rPr>
-          <w:rFonts w:ascii="Courier New" w:hAnsi="Courier New" w:cs="Courier New"/>
-          <w:sz w:val="20"/>
-          <w:szCs w:val="20"/>
-          <w:lang w:val="en-US"/>
-        </w:rPr>
-      </w:pPr>
-      <w:r>
-        <w:rPr>
-          <w:rFonts w:ascii="Courier New" w:hAnsi="Courier New" w:cs="Courier New"/>
-          <w:sz w:val="20"/>
-          <w:szCs w:val="20"/>
-          <w:lang w:val="en-US"/>
-        </w:rPr>
-        <w:t>plt.figure()</w:t>
-      </w:r>
-    </w:p>
-    <w:p>
-      <w:pPr>
-        <w:rPr>
-          <w:rFonts w:ascii="Courier New" w:hAnsi="Courier New" w:cs="Courier New"/>
-          <w:sz w:val="20"/>
-          <w:szCs w:val="20"/>
-          <w:lang w:val="en-US"/>
-        </w:rPr>
-      </w:pPr>
-      <w:r>
-        <w:rPr>
-          <w:rFonts w:ascii="Courier New" w:hAnsi="Courier New" w:cs="Courier New"/>
-          <w:sz w:val="20"/>
-          <w:szCs w:val="20"/>
-          <w:lang w:val="en-US"/>
-        </w:rPr>
-        <w:t>plt.plot(w_norm, K_phase)</w:t>
-      </w:r>
-    </w:p>
-    <w:p>
-      <w:pPr>
-        <w:rPr>
-          <w:rFonts w:ascii="Courier New" w:hAnsi="Courier New" w:cs="Courier New"/>
-          <w:sz w:val="20"/>
-          <w:szCs w:val="20"/>
-          <w:lang w:val="en-US"/>
-        </w:rPr>
-      </w:pPr>
-      <w:r>
-        <w:rPr>
-          <w:rFonts w:ascii="Courier New" w:hAnsi="Courier New" w:cs="Courier New"/>
-          <w:sz w:val="20"/>
-          <w:szCs w:val="20"/>
-          <w:lang w:val="en-US"/>
-        </w:rPr>
-        <w:t>plt.grid(True)</w:t>
-      </w:r>
-    </w:p>
-    <w:p>
-      <w:pPr>
-        <w:rPr>
-          <w:rFonts w:ascii="Courier New" w:hAnsi="Courier New" w:cs="Courier New"/>
-          <w:sz w:val="20"/>
-          <w:szCs w:val="20"/>
-          <w:lang w:val="en-US"/>
-        </w:rPr>
-      </w:pPr>
-      <w:r>
-        <w:rPr>
-          <w:rFonts w:ascii="Courier New" w:hAnsi="Courier New" w:cs="Courier New"/>
-          <w:sz w:val="20"/>
-          <w:szCs w:val="20"/>
-          <w:lang w:val="en-US"/>
-        </w:rPr>
-        <w:t>plt.title('</w:t>
-      </w:r>
-      <w:r>
-        <w:rPr>
-          <w:rFonts w:ascii="Courier New" w:hAnsi="Courier New" w:cs="Courier New"/>
-          <w:sz w:val="20"/>
-          <w:szCs w:val="20"/>
-        </w:rPr>
-        <w:t>ФЧХ</w:t>
-      </w:r>
-      <w:r>
-        <w:rPr>
-          <w:rFonts w:ascii="Courier New" w:hAnsi="Courier New" w:cs="Courier New"/>
-          <w:sz w:val="20"/>
-          <w:szCs w:val="20"/>
-          <w:lang w:val="en-US"/>
-        </w:rPr>
-        <w:t>')</w:t>
-      </w:r>
-    </w:p>
-    <w:p>
-      <w:pPr>
-        <w:rPr>
-          <w:rFonts w:ascii="Courier New" w:hAnsi="Courier New" w:cs="Courier New"/>
-          <w:sz w:val="20"/>
-          <w:szCs w:val="20"/>
-          <w:lang w:val="en-US"/>
-        </w:rPr>
-      </w:pPr>
-      <w:r>
-        <w:rPr>
-          <w:rFonts w:ascii="Courier New" w:hAnsi="Courier New" w:cs="Courier New"/>
-          <w:sz w:val="20"/>
-          <w:szCs w:val="20"/>
-          <w:lang w:val="en-US"/>
-        </w:rPr>
-        <w:t>plt.xlabel('</w:t>
-      </w:r>
-      <w:r>
-        <w:rPr>
-          <w:rFonts w:ascii="Courier New" w:hAnsi="Courier New" w:cs="Courier New"/>
-          <w:sz w:val="20"/>
-          <w:szCs w:val="20"/>
-        </w:rPr>
-        <w:t>Частота</w:t>
-      </w:r>
-      <w:r>
-        <w:rPr>
-          <w:rFonts w:ascii="Courier New" w:hAnsi="Courier New" w:cs="Courier New"/>
-          <w:sz w:val="20"/>
-          <w:szCs w:val="20"/>
-          <w:lang w:val="en-US"/>
-        </w:rPr>
-        <w:t>')</w:t>
-      </w:r>
-    </w:p>
-    <w:p>
-      <w:pPr>
-        <w:rPr>
-          <w:rFonts w:ascii="Courier New" w:hAnsi="Courier New" w:cs="Courier New"/>
-          <w:sz w:val="20"/>
-          <w:szCs w:val="20"/>
-          <w:lang w:val="en-US"/>
-        </w:rPr>
-      </w:pPr>
-      <w:r>
-        <w:rPr>
-          <w:rFonts w:ascii="Courier New" w:hAnsi="Courier New" w:cs="Courier New"/>
-          <w:sz w:val="20"/>
-          <w:szCs w:val="20"/>
-          <w:lang w:val="en-US"/>
-        </w:rPr>
-        <w:t>plt.ylabel('</w:t>
-      </w:r>
-      <w:r>
-        <w:rPr>
-          <w:rFonts w:ascii="Courier New" w:hAnsi="Courier New" w:cs="Courier New"/>
-          <w:sz w:val="20"/>
-          <w:szCs w:val="20"/>
-        </w:rPr>
-        <w:t>Фаза</w:t>
-      </w:r>
-      <w:r>
-        <w:rPr>
-          <w:rFonts w:ascii="Courier New" w:hAnsi="Courier New" w:cs="Courier New"/>
-          <w:sz w:val="20"/>
-          <w:szCs w:val="20"/>
-          <w:lang w:val="en-US"/>
-        </w:rPr>
-        <w:t xml:space="preserve"> (</w:t>
-      </w:r>
-      <w:r>
-        <w:rPr>
-          <w:rFonts w:ascii="Courier New" w:hAnsi="Courier New" w:cs="Courier New"/>
-          <w:sz w:val="20"/>
-          <w:szCs w:val="20"/>
-        </w:rPr>
-        <w:t>в</w:t>
-      </w:r>
-      <w:r>
-        <w:rPr>
-          <w:rFonts w:ascii="Courier New" w:hAnsi="Courier New" w:cs="Courier New"/>
-          <w:sz w:val="20"/>
-          <w:szCs w:val="20"/>
-          <w:lang w:val="en-US"/>
-        </w:rPr>
-        <w:t xml:space="preserve"> </w:t>
-      </w:r>
-      <w:r>
-        <w:rPr>
-          <w:rFonts w:ascii="Courier New" w:hAnsi="Courier New" w:cs="Courier New"/>
-          <w:sz w:val="20"/>
-          <w:szCs w:val="20"/>
-        </w:rPr>
-        <w:t>Радианах</w:t>
-      </w:r>
-      <w:r>
-        <w:rPr>
-          <w:rFonts w:ascii="Courier New" w:hAnsi="Courier New" w:cs="Courier New"/>
-          <w:sz w:val="20"/>
-          <w:szCs w:val="20"/>
-          <w:lang w:val="en-US"/>
-        </w:rPr>
-        <w:t>)')</w:t>
-      </w:r>
-    </w:p>
-    <w:p>
-      <w:pPr>
-        <w:rPr>
-          <w:rFonts w:ascii="Courier New" w:hAnsi="Courier New" w:cs="Courier New"/>
-          <w:sz w:val="20"/>
-          <w:szCs w:val="20"/>
-        </w:rPr>
-      </w:pPr>
-      <w:r>
-        <w:rPr>
-          <w:rFonts w:ascii="Courier New" w:hAnsi="Courier New" w:cs="Courier New"/>
-          <w:sz w:val="20"/>
-          <w:szCs w:val="20"/>
-        </w:rPr>
-        <w:t>plt.show()</w:t>
-      </w:r>
-    </w:p>
-    <w:p>
-      <w:pPr>
-        <w:pStyle w:val="a5"/>
-        <w:ind w:firstLine="0"/>
-        <w:rPr>
-          <w:lang w:val="ru-RU"/>
-        </w:rPr>
+        <w:t>K</w:t>
+      </w:r>
+      <w:r>
+        <w:rPr>
+          <w:rFonts w:ascii="Courier New" w:hAnsi="Courier New" w:cs="Courier New"/>
+          <w:sz w:val="20"/>
+          <w:szCs w:val="20"/>
+          <w:lang w:val="ru-RU"/>
+        </w:rPr>
+        <w:t xml:space="preserve"> = </w:t>
+      </w:r>
+      <w:proofErr w:type="spellStart"/>
+      <w:proofErr w:type="gramStart"/>
+      <w:r>
+        <w:rPr>
+          <w:rFonts w:ascii="Courier New" w:hAnsi="Courier New" w:cs="Courier New"/>
+          <w:sz w:val="20"/>
+          <w:szCs w:val="20"/>
+        </w:rPr>
+        <w:t>freqz</w:t>
+      </w:r>
+      <w:proofErr w:type="spellEnd"/>
+      <w:r>
+        <w:rPr>
+          <w:rFonts w:ascii="Courier New" w:hAnsi="Courier New" w:cs="Courier New"/>
+          <w:sz w:val="20"/>
+          <w:szCs w:val="20"/>
+          <w:lang w:val="ru-RU"/>
+        </w:rPr>
+        <w:t>(</w:t>
+      </w:r>
+      <w:proofErr w:type="gramEnd"/>
+      <w:r>
+        <w:rPr>
+          <w:rFonts w:ascii="Courier New" w:hAnsi="Courier New" w:cs="Courier New"/>
+          <w:sz w:val="20"/>
+          <w:szCs w:val="20"/>
+        </w:rPr>
+        <w:t>b</w:t>
+      </w:r>
+      <w:r>
+        <w:rPr>
+          <w:rFonts w:ascii="Courier New" w:hAnsi="Courier New" w:cs="Courier New"/>
+          <w:sz w:val="20"/>
+          <w:szCs w:val="20"/>
+          <w:lang w:val="ru-RU"/>
+        </w:rPr>
+        <w:t xml:space="preserve">2, </w:t>
+      </w:r>
+      <w:r>
+        <w:rPr>
+          <w:rFonts w:ascii="Courier New" w:hAnsi="Courier New" w:cs="Courier New"/>
+          <w:sz w:val="20"/>
+          <w:szCs w:val="20"/>
+        </w:rPr>
+        <w:t>a</w:t>
+      </w:r>
+      <w:r>
+        <w:rPr>
+          <w:rFonts w:ascii="Courier New" w:hAnsi="Courier New" w:cs="Courier New"/>
+          <w:sz w:val="20"/>
+          <w:szCs w:val="20"/>
+          <w:lang w:val="ru-RU"/>
+        </w:rPr>
+        <w:t xml:space="preserve">2, </w:t>
+      </w:r>
+      <w:r>
+        <w:rPr>
+          <w:rFonts w:ascii="Courier New" w:hAnsi="Courier New" w:cs="Courier New"/>
+          <w:sz w:val="20"/>
+          <w:szCs w:val="20"/>
+        </w:rPr>
+        <w:t>w</w:t>
+      </w:r>
+      <w:r>
+        <w:rPr>
+          <w:rFonts w:ascii="Courier New" w:hAnsi="Courier New" w:cs="Courier New"/>
+          <w:sz w:val="20"/>
+          <w:szCs w:val="20"/>
+          <w:lang w:val="ru-RU"/>
+        </w:rPr>
+        <w:t>*</w:t>
+      </w:r>
+      <w:r>
+        <w:rPr>
+          <w:rFonts w:ascii="Courier New" w:hAnsi="Courier New" w:cs="Courier New"/>
+          <w:sz w:val="20"/>
+          <w:szCs w:val="20"/>
+        </w:rPr>
+        <w:t>pi</w:t>
+      </w:r>
+      <w:r>
+        <w:rPr>
+          <w:rFonts w:ascii="Courier New" w:hAnsi="Courier New" w:cs="Courier New"/>
+          <w:sz w:val="20"/>
+          <w:szCs w:val="20"/>
+          <w:lang w:val="ru-RU"/>
+        </w:rPr>
+        <w:t>);</w:t>
+      </w:r>
+    </w:p>
+    <w:p>
+      <w:pPr>
+        <w:pStyle w:val="a5"/>
+        <w:ind w:firstLine="0"/>
+        <w:rPr>
+          <w:rFonts w:ascii="Courier New" w:hAnsi="Courier New" w:cs="Courier New"/>
+          <w:sz w:val="20"/>
+          <w:szCs w:val="20"/>
+          <w:lang w:val="ru-RU"/>
+        </w:rPr>
+      </w:pPr>
+    </w:p>
+    <w:p>
+      <w:pPr>
+        <w:pStyle w:val="a5"/>
+        <w:ind w:firstLine="0"/>
+        <w:rPr>
+          <w:rFonts w:ascii="Courier New" w:hAnsi="Courier New" w:cs="Courier New"/>
+          <w:sz w:val="20"/>
+          <w:szCs w:val="20"/>
+        </w:rPr>
+      </w:pPr>
+      <w:r>
+        <w:rPr>
+          <w:rFonts w:ascii="Courier New" w:hAnsi="Courier New" w:cs="Courier New"/>
+          <w:sz w:val="20"/>
+          <w:szCs w:val="20"/>
+        </w:rPr>
+        <w:t>figure</w:t>
+      </w:r>
+    </w:p>
+    <w:p>
+      <w:pPr>
+        <w:pStyle w:val="a5"/>
+        <w:ind w:firstLine="0"/>
+        <w:rPr>
+          <w:rFonts w:ascii="Courier New" w:hAnsi="Courier New" w:cs="Courier New"/>
+          <w:sz w:val="20"/>
+          <w:szCs w:val="20"/>
+        </w:rPr>
+      </w:pPr>
+      <w:proofErr w:type="spellStart"/>
+      <w:proofErr w:type="gramStart"/>
+      <w:r>
+        <w:rPr>
+          <w:rFonts w:ascii="Courier New" w:hAnsi="Courier New" w:cs="Courier New"/>
+          <w:sz w:val="20"/>
+          <w:szCs w:val="20"/>
+        </w:rPr>
+        <w:t>freqz</w:t>
+      </w:r>
+      <w:proofErr w:type="spellEnd"/>
+      <w:r>
+        <w:rPr>
+          <w:rFonts w:ascii="Courier New" w:hAnsi="Courier New" w:cs="Courier New"/>
+          <w:sz w:val="20"/>
+          <w:szCs w:val="20"/>
+        </w:rPr>
+        <w:t>(</w:t>
+      </w:r>
+      <w:proofErr w:type="gramEnd"/>
+      <w:r>
+        <w:rPr>
+          <w:rFonts w:ascii="Courier New" w:hAnsi="Courier New" w:cs="Courier New"/>
+          <w:sz w:val="20"/>
+          <w:szCs w:val="20"/>
+        </w:rPr>
+        <w:t>b2, a2, w*pi);</w:t>
+      </w:r>
+    </w:p>
+    <w:p>
+      <w:pPr>
+        <w:pStyle w:val="a5"/>
+        <w:ind w:firstLine="0"/>
+        <w:rPr>
+          <w:rFonts w:ascii="Courier New" w:hAnsi="Courier New" w:cs="Courier New"/>
+          <w:sz w:val="20"/>
+          <w:szCs w:val="20"/>
+        </w:rPr>
+      </w:pPr>
+      <w:proofErr w:type="spellStart"/>
+      <w:r>
+        <w:rPr>
+          <w:rFonts w:ascii="Courier New" w:hAnsi="Courier New" w:cs="Courier New"/>
+          <w:sz w:val="20"/>
+          <w:szCs w:val="20"/>
+        </w:rPr>
+        <w:t>K_amp</w:t>
+      </w:r>
+      <w:proofErr w:type="spellEnd"/>
+      <w:r>
+        <w:rPr>
+          <w:rFonts w:ascii="Courier New" w:hAnsi="Courier New" w:cs="Courier New"/>
+          <w:sz w:val="20"/>
+          <w:szCs w:val="20"/>
+        </w:rPr>
+        <w:t xml:space="preserve"> = abs(K); % </w:t>
+      </w:r>
+      <w:proofErr w:type="spellStart"/>
+      <w:r>
+        <w:rPr>
+          <w:rFonts w:ascii="Courier New" w:hAnsi="Courier New" w:cs="Courier New"/>
+          <w:sz w:val="20"/>
+          <w:szCs w:val="20"/>
+        </w:rPr>
+        <w:t>Расчёт</w:t>
+      </w:r>
+      <w:proofErr w:type="spellEnd"/>
+      <w:r>
+        <w:rPr>
+          <w:rFonts w:ascii="Courier New" w:hAnsi="Courier New" w:cs="Courier New"/>
+          <w:sz w:val="20"/>
+          <w:szCs w:val="20"/>
+        </w:rPr>
+        <w:t xml:space="preserve"> АЧХ</w:t>
+      </w:r>
+    </w:p>
+    <w:p>
+      <w:pPr>
+        <w:pStyle w:val="a5"/>
+        <w:ind w:firstLine="0"/>
+        <w:rPr>
+          <w:rFonts w:ascii="Courier New" w:hAnsi="Courier New" w:cs="Courier New"/>
+          <w:sz w:val="20"/>
+          <w:szCs w:val="20"/>
+        </w:rPr>
+      </w:pPr>
+      <w:proofErr w:type="spellStart"/>
+      <w:r>
+        <w:rPr>
+          <w:rFonts w:ascii="Courier New" w:hAnsi="Courier New" w:cs="Courier New"/>
+          <w:sz w:val="20"/>
+          <w:szCs w:val="20"/>
+        </w:rPr>
+        <w:t>K_amp</w:t>
+      </w:r>
+      <w:proofErr w:type="spellEnd"/>
+      <w:r>
+        <w:rPr>
+          <w:rFonts w:ascii="Courier New" w:hAnsi="Courier New" w:cs="Courier New"/>
+          <w:sz w:val="20"/>
+          <w:szCs w:val="20"/>
+        </w:rPr>
+        <w:t xml:space="preserve"> = 20*log10(</w:t>
+      </w:r>
+      <w:proofErr w:type="spellStart"/>
+      <w:r>
+        <w:rPr>
+          <w:rFonts w:ascii="Courier New" w:hAnsi="Courier New" w:cs="Courier New"/>
+          <w:sz w:val="20"/>
+          <w:szCs w:val="20"/>
+        </w:rPr>
+        <w:t>K_amp</w:t>
+      </w:r>
+      <w:proofErr w:type="spellEnd"/>
+      <w:r>
+        <w:rPr>
+          <w:rFonts w:ascii="Courier New" w:hAnsi="Courier New" w:cs="Courier New"/>
+          <w:sz w:val="20"/>
+          <w:szCs w:val="20"/>
+        </w:rPr>
+        <w:t xml:space="preserve">); % </w:t>
+      </w:r>
+      <w:proofErr w:type="spellStart"/>
+      <w:r>
+        <w:rPr>
+          <w:rFonts w:ascii="Courier New" w:hAnsi="Courier New" w:cs="Courier New"/>
+          <w:sz w:val="20"/>
+          <w:szCs w:val="20"/>
+        </w:rPr>
+        <w:t>Преобразуем</w:t>
+      </w:r>
+      <w:proofErr w:type="spellEnd"/>
+      <w:r>
+        <w:rPr>
+          <w:rFonts w:ascii="Courier New" w:hAnsi="Courier New" w:cs="Courier New"/>
+          <w:sz w:val="20"/>
+          <w:szCs w:val="20"/>
+        </w:rPr>
+        <w:t xml:space="preserve"> АЧХ в </w:t>
+      </w:r>
+      <w:proofErr w:type="spellStart"/>
+      <w:r>
+        <w:rPr>
+          <w:rFonts w:ascii="Courier New" w:hAnsi="Courier New" w:cs="Courier New"/>
+          <w:sz w:val="20"/>
+          <w:szCs w:val="20"/>
+        </w:rPr>
+        <w:t>децибелы</w:t>
+      </w:r>
+      <w:proofErr w:type="spellEnd"/>
+    </w:p>
+    <w:p>
+      <w:pPr>
+        <w:pStyle w:val="a5"/>
+        <w:ind w:firstLine="0"/>
+        <w:rPr>
+          <w:rFonts w:ascii="Courier New" w:hAnsi="Courier New" w:cs="Courier New"/>
+          <w:sz w:val="20"/>
+          <w:szCs w:val="20"/>
+          <w:lang w:val="ru-RU"/>
+        </w:rPr>
+      </w:pPr>
+      <w:r>
+        <w:rPr>
+          <w:rFonts w:ascii="Courier New" w:hAnsi="Courier New" w:cs="Courier New"/>
+          <w:sz w:val="20"/>
+          <w:szCs w:val="20"/>
+        </w:rPr>
+        <w:t>figure</w:t>
+      </w:r>
+    </w:p>
+    <w:p>
+      <w:pPr>
+        <w:pStyle w:val="a5"/>
+        <w:ind w:firstLine="0"/>
+        <w:rPr>
+          <w:rFonts w:ascii="Courier New" w:hAnsi="Courier New" w:cs="Courier New"/>
+          <w:sz w:val="20"/>
+          <w:szCs w:val="20"/>
+          <w:lang w:val="ru-RU"/>
+        </w:rPr>
+      </w:pPr>
+      <w:proofErr w:type="gramStart"/>
+      <w:r>
+        <w:rPr>
+          <w:rFonts w:ascii="Courier New" w:hAnsi="Courier New" w:cs="Courier New"/>
+          <w:sz w:val="20"/>
+          <w:szCs w:val="20"/>
+        </w:rPr>
+        <w:t>plot</w:t>
+      </w:r>
+      <w:r>
+        <w:rPr>
+          <w:rFonts w:ascii="Courier New" w:hAnsi="Courier New" w:cs="Courier New"/>
+          <w:sz w:val="20"/>
+          <w:szCs w:val="20"/>
+          <w:lang w:val="ru-RU"/>
+        </w:rPr>
+        <w:t>(</w:t>
+      </w:r>
+      <w:proofErr w:type="gramEnd"/>
+      <w:r>
+        <w:rPr>
+          <w:rFonts w:ascii="Courier New" w:hAnsi="Courier New" w:cs="Courier New"/>
+          <w:sz w:val="20"/>
+          <w:szCs w:val="20"/>
+        </w:rPr>
+        <w:t>w</w:t>
+      </w:r>
+      <w:r>
+        <w:rPr>
+          <w:rFonts w:ascii="Courier New" w:hAnsi="Courier New" w:cs="Courier New"/>
+          <w:sz w:val="20"/>
+          <w:szCs w:val="20"/>
+          <w:lang w:val="ru-RU"/>
+        </w:rPr>
+        <w:t xml:space="preserve">, </w:t>
+      </w:r>
+      <w:r>
+        <w:rPr>
+          <w:rFonts w:ascii="Courier New" w:hAnsi="Courier New" w:cs="Courier New"/>
+          <w:sz w:val="20"/>
+          <w:szCs w:val="20"/>
+        </w:rPr>
+        <w:t>K</w:t>
+      </w:r>
+      <w:r>
+        <w:rPr>
+          <w:rFonts w:ascii="Courier New" w:hAnsi="Courier New" w:cs="Courier New"/>
+          <w:sz w:val="20"/>
+          <w:szCs w:val="20"/>
+          <w:lang w:val="ru-RU"/>
+        </w:rPr>
+        <w:t>_</w:t>
+      </w:r>
+      <w:r>
+        <w:rPr>
+          <w:rFonts w:ascii="Courier New" w:hAnsi="Courier New" w:cs="Courier New"/>
+          <w:sz w:val="20"/>
+          <w:szCs w:val="20"/>
+        </w:rPr>
+        <w:t>amp</w:t>
+      </w:r>
+      <w:r>
+        <w:rPr>
+          <w:rFonts w:ascii="Courier New" w:hAnsi="Courier New" w:cs="Courier New"/>
+          <w:sz w:val="20"/>
+          <w:szCs w:val="20"/>
+          <w:lang w:val="ru-RU"/>
+        </w:rPr>
+        <w:t>); % рисуем отдельно график АЧХ</w:t>
+      </w:r>
+    </w:p>
+    <w:p>
+      <w:pPr>
+        <w:pStyle w:val="a5"/>
+        <w:ind w:firstLine="0"/>
+        <w:rPr>
+          <w:rFonts w:ascii="Courier New" w:hAnsi="Courier New" w:cs="Courier New"/>
+          <w:sz w:val="20"/>
+          <w:szCs w:val="20"/>
+        </w:rPr>
+      </w:pPr>
+      <w:proofErr w:type="gramStart"/>
+      <w:r>
+        <w:rPr>
+          <w:rFonts w:ascii="Courier New" w:hAnsi="Courier New" w:cs="Courier New"/>
+          <w:sz w:val="20"/>
+          <w:szCs w:val="20"/>
+        </w:rPr>
+        <w:t>title(</w:t>
+      </w:r>
+      <w:proofErr w:type="gramEnd"/>
+      <w:r>
+        <w:rPr>
+          <w:rFonts w:ascii="Courier New" w:hAnsi="Courier New" w:cs="Courier New"/>
+          <w:sz w:val="20"/>
+          <w:szCs w:val="20"/>
+        </w:rPr>
+        <w:t>'The Magnitude of Filter');</w:t>
+      </w:r>
+    </w:p>
+    <w:p>
+      <w:pPr>
+        <w:pStyle w:val="a5"/>
+        <w:ind w:firstLine="0"/>
+        <w:rPr>
+          <w:rFonts w:ascii="Courier New" w:hAnsi="Courier New" w:cs="Courier New"/>
+          <w:sz w:val="20"/>
+          <w:szCs w:val="20"/>
+        </w:rPr>
+      </w:pPr>
+      <w:proofErr w:type="spellStart"/>
+      <w:proofErr w:type="gramStart"/>
+      <w:r>
+        <w:rPr>
+          <w:rFonts w:ascii="Courier New" w:hAnsi="Courier New" w:cs="Courier New"/>
+          <w:sz w:val="20"/>
+          <w:szCs w:val="20"/>
+        </w:rPr>
+        <w:t>xlabel</w:t>
+      </w:r>
+      <w:proofErr w:type="spellEnd"/>
+      <w:r>
+        <w:rPr>
+          <w:rFonts w:ascii="Courier New" w:hAnsi="Courier New" w:cs="Courier New"/>
+          <w:sz w:val="20"/>
+          <w:szCs w:val="20"/>
+        </w:rPr>
+        <w:t>(</w:t>
+      </w:r>
+      <w:proofErr w:type="gramEnd"/>
+      <w:r>
+        <w:rPr>
+          <w:rFonts w:ascii="Courier New" w:hAnsi="Courier New" w:cs="Courier New"/>
+          <w:sz w:val="20"/>
+          <w:szCs w:val="20"/>
+        </w:rPr>
+        <w:t>'Normalized frequence (x\pi rad by sample)');</w:t>
+      </w:r>
+    </w:p>
+    <w:p>
+      <w:pPr>
+        <w:pStyle w:val="a5"/>
+        <w:ind w:firstLine="0"/>
+        <w:rPr>
+          <w:rFonts w:ascii="Courier New" w:hAnsi="Courier New" w:cs="Courier New"/>
+          <w:sz w:val="20"/>
+          <w:szCs w:val="20"/>
+        </w:rPr>
+      </w:pPr>
+      <w:proofErr w:type="spellStart"/>
+      <w:r>
+        <w:rPr>
+          <w:rFonts w:ascii="Courier New" w:hAnsi="Courier New" w:cs="Courier New"/>
+          <w:sz w:val="20"/>
+          <w:szCs w:val="20"/>
+        </w:rPr>
+        <w:t>ylabel</w:t>
+      </w:r>
+      <w:proofErr w:type="spellEnd"/>
+      <w:r>
+        <w:rPr>
+          <w:rFonts w:ascii="Courier New" w:hAnsi="Courier New" w:cs="Courier New"/>
+          <w:sz w:val="20"/>
+          <w:szCs w:val="20"/>
+        </w:rPr>
+        <w:t>('dB');</w:t>
+      </w:r>
+    </w:p>
+    <w:p>
+      <w:pPr>
+        <w:pStyle w:val="a5"/>
+        <w:ind w:firstLine="0"/>
+        <w:rPr>
+          <w:rFonts w:ascii="Courier New" w:hAnsi="Courier New" w:cs="Courier New"/>
+          <w:sz w:val="20"/>
+          <w:szCs w:val="20"/>
+        </w:rPr>
+      </w:pPr>
+      <w:r>
+        <w:rPr>
+          <w:rFonts w:ascii="Courier New" w:hAnsi="Courier New" w:cs="Courier New"/>
+          <w:sz w:val="20"/>
+          <w:szCs w:val="20"/>
+        </w:rPr>
+        <w:t>grid</w:t>
+      </w:r>
+    </w:p>
+    <w:p>
+      <w:pPr>
+        <w:pStyle w:val="a5"/>
+        <w:ind w:firstLine="0"/>
+        <w:rPr>
+          <w:rFonts w:ascii="Courier New" w:hAnsi="Courier New" w:cs="Courier New"/>
+          <w:sz w:val="20"/>
+          <w:szCs w:val="20"/>
+        </w:rPr>
+      </w:pPr>
+    </w:p>
+    <w:p>
+      <w:pPr>
+        <w:pStyle w:val="a5"/>
+        <w:ind w:firstLine="0"/>
+        <w:rPr>
+          <w:rFonts w:ascii="Courier New" w:hAnsi="Courier New" w:cs="Courier New"/>
+          <w:sz w:val="20"/>
+          <w:szCs w:val="20"/>
+        </w:rPr>
+      </w:pPr>
+      <w:proofErr w:type="spellStart"/>
+      <w:proofErr w:type="gramStart"/>
+      <w:r>
+        <w:rPr>
+          <w:rFonts w:ascii="Courier New" w:hAnsi="Courier New" w:cs="Courier New"/>
+          <w:sz w:val="20"/>
+          <w:szCs w:val="20"/>
+        </w:rPr>
+        <w:t>phasez</w:t>
+      </w:r>
+      <w:proofErr w:type="spellEnd"/>
+      <w:r>
+        <w:rPr>
+          <w:rFonts w:ascii="Courier New" w:hAnsi="Courier New" w:cs="Courier New"/>
+          <w:sz w:val="20"/>
+          <w:szCs w:val="20"/>
+        </w:rPr>
+        <w:t>(</w:t>
+      </w:r>
+      <w:proofErr w:type="gramEnd"/>
+      <w:r>
+        <w:rPr>
+          <w:rFonts w:ascii="Courier New" w:hAnsi="Courier New" w:cs="Courier New"/>
+          <w:sz w:val="20"/>
+          <w:szCs w:val="20"/>
+        </w:rPr>
+        <w:t>b2, a2)</w:t>
+      </w:r>
+    </w:p>
+    <w:p>
+      <w:pPr>
+        <w:pStyle w:val="a5"/>
+        <w:ind w:firstLine="0"/>
       </w:pPr>
     </w:p>
     <w:p>
@@ -6368,529 +7095,305 @@
     </w:p>
     <w:p>
       <w:pPr>
-        <w:rPr>
-          <w:rFonts w:ascii="Courier New" w:hAnsi="Courier New" w:cs="Courier New"/>
-          <w:sz w:val="20"/>
-          <w:szCs w:val="20"/>
-        </w:rPr>
-      </w:pPr>
-      <w:r>
-        <w:rPr>
-          <w:rFonts w:ascii="Courier New" w:hAnsi="Courier New" w:cs="Courier New"/>
-          <w:sz w:val="20"/>
-          <w:szCs w:val="20"/>
-        </w:rPr>
-        <w:t># Фазовая задержка</w:t>
-      </w:r>
-    </w:p>
-    <w:p>
-      <w:pPr>
-        <w:rPr>
-          <w:rFonts w:ascii="Courier New" w:hAnsi="Courier New" w:cs="Courier New"/>
-          <w:sz w:val="20"/>
-          <w:szCs w:val="20"/>
-        </w:rPr>
-      </w:pPr>
-      <w:r>
-        <w:rPr>
-          <w:rFonts w:ascii="Courier New" w:hAnsi="Courier New" w:cs="Courier New"/>
-          <w:sz w:val="20"/>
-          <w:szCs w:val="20"/>
-        </w:rPr>
-        <w:t>omega = w_rad + 1e-12</w:t>
-      </w:r>
-    </w:p>
-    <w:p>
-      <w:pPr>
-        <w:rPr>
-          <w:rFonts w:ascii="Courier New" w:hAnsi="Courier New" w:cs="Courier New"/>
-          <w:sz w:val="20"/>
-          <w:szCs w:val="20"/>
-          <w:lang w:val="en-US"/>
-        </w:rPr>
-      </w:pPr>
-      <w:r>
-        <w:rPr>
-          <w:rFonts w:ascii="Courier New" w:hAnsi="Courier New" w:cs="Courier New"/>
-          <w:sz w:val="20"/>
-          <w:szCs w:val="20"/>
-          <w:lang w:val="en-US"/>
-        </w:rPr>
-        <w:t>tau_phase = -K_phase / omega</w:t>
-      </w:r>
-    </w:p>
-    <w:p>
-      <w:pPr>
-        <w:rPr>
-          <w:rFonts w:ascii="Courier New" w:hAnsi="Courier New" w:cs="Courier New"/>
-          <w:sz w:val="20"/>
-          <w:szCs w:val="20"/>
-          <w:lang w:val="en-US"/>
-        </w:rPr>
-      </w:pPr>
-    </w:p>
-    <w:p>
-      <w:pPr>
-        <w:rPr>
-          <w:rFonts w:ascii="Courier New" w:hAnsi="Courier New" w:cs="Courier New"/>
-          <w:sz w:val="20"/>
-          <w:szCs w:val="20"/>
-          <w:lang w:val="en-US"/>
-        </w:rPr>
-      </w:pPr>
-      <w:r>
-        <w:rPr>
-          <w:rFonts w:ascii="Courier New" w:hAnsi="Courier New" w:cs="Courier New"/>
-          <w:sz w:val="20"/>
-          <w:szCs w:val="20"/>
-          <w:lang w:val="en-US"/>
-        </w:rPr>
-        <w:t>plt.figure()</w:t>
-      </w:r>
-    </w:p>
-    <w:p>
-      <w:pPr>
-        <w:rPr>
-          <w:rFonts w:ascii="Courier New" w:hAnsi="Courier New" w:cs="Courier New"/>
-          <w:sz w:val="20"/>
-          <w:szCs w:val="20"/>
-          <w:lang w:val="en-US"/>
-        </w:rPr>
-      </w:pPr>
-      <w:r>
-        <w:rPr>
-          <w:rFonts w:ascii="Courier New" w:hAnsi="Courier New" w:cs="Courier New"/>
-          <w:sz w:val="20"/>
-          <w:szCs w:val="20"/>
-          <w:lang w:val="en-US"/>
-        </w:rPr>
-        <w:t>plt.plot(w_norm, tau_phase)</w:t>
-      </w:r>
-    </w:p>
-    <w:p>
-      <w:pPr>
-        <w:rPr>
-          <w:rFonts w:ascii="Courier New" w:hAnsi="Courier New" w:cs="Courier New"/>
-          <w:sz w:val="20"/>
-          <w:szCs w:val="20"/>
-          <w:lang w:val="en-US"/>
-        </w:rPr>
-      </w:pPr>
-      <w:r>
-        <w:rPr>
-          <w:rFonts w:ascii="Courier New" w:hAnsi="Courier New" w:cs="Courier New"/>
-          <w:sz w:val="20"/>
-          <w:szCs w:val="20"/>
-          <w:lang w:val="en-US"/>
-        </w:rPr>
-        <w:t>plt.grid(True)</w:t>
-      </w:r>
-    </w:p>
-    <w:p>
-      <w:pPr>
-        <w:rPr>
-          <w:rFonts w:ascii="Courier New" w:hAnsi="Courier New" w:cs="Courier New"/>
-          <w:sz w:val="20"/>
-          <w:szCs w:val="20"/>
-          <w:lang w:val="en-US"/>
-        </w:rPr>
-      </w:pPr>
-      <w:r>
-        <w:rPr>
-          <w:rFonts w:ascii="Courier New" w:hAnsi="Courier New" w:cs="Courier New"/>
-          <w:sz w:val="20"/>
-          <w:szCs w:val="20"/>
-          <w:lang w:val="en-US"/>
-        </w:rPr>
-        <w:t>plt.title('</w:t>
-      </w:r>
-      <w:r>
-        <w:rPr>
-          <w:rFonts w:ascii="Courier New" w:hAnsi="Courier New" w:cs="Courier New"/>
-          <w:sz w:val="20"/>
-          <w:szCs w:val="20"/>
-        </w:rPr>
-        <w:t>Фазовая</w:t>
-      </w:r>
-      <w:r>
-        <w:rPr>
-          <w:rFonts w:ascii="Courier New" w:hAnsi="Courier New" w:cs="Courier New"/>
-          <w:sz w:val="20"/>
-          <w:szCs w:val="20"/>
-          <w:lang w:val="en-US"/>
-        </w:rPr>
-        <w:t xml:space="preserve"> </w:t>
-      </w:r>
-      <w:r>
-        <w:rPr>
-          <w:rFonts w:ascii="Courier New" w:hAnsi="Courier New" w:cs="Courier New"/>
-          <w:sz w:val="20"/>
-          <w:szCs w:val="20"/>
-        </w:rPr>
-        <w:t>задержка</w:t>
-      </w:r>
-      <w:r>
-        <w:rPr>
-          <w:rFonts w:ascii="Courier New" w:hAnsi="Courier New" w:cs="Courier New"/>
-          <w:sz w:val="20"/>
-          <w:szCs w:val="20"/>
-          <w:lang w:val="en-US"/>
-        </w:rPr>
-        <w:t>')</w:t>
-      </w:r>
-    </w:p>
-    <w:p>
-      <w:pPr>
-        <w:rPr>
-          <w:rFonts w:ascii="Courier New" w:hAnsi="Courier New" w:cs="Courier New"/>
-          <w:sz w:val="20"/>
-          <w:szCs w:val="20"/>
-          <w:lang w:val="en-US"/>
-        </w:rPr>
-      </w:pPr>
-      <w:r>
-        <w:rPr>
-          <w:rFonts w:ascii="Courier New" w:hAnsi="Courier New" w:cs="Courier New"/>
-          <w:sz w:val="20"/>
-          <w:szCs w:val="20"/>
-          <w:lang w:val="en-US"/>
-        </w:rPr>
-        <w:t>plt.xlabel('</w:t>
-      </w:r>
-      <w:r>
-        <w:rPr>
-          <w:rFonts w:ascii="Courier New" w:hAnsi="Courier New" w:cs="Courier New"/>
-          <w:sz w:val="20"/>
-          <w:szCs w:val="20"/>
-        </w:rPr>
-        <w:t>Частота</w:t>
-      </w:r>
-      <w:r>
-        <w:rPr>
-          <w:rFonts w:ascii="Courier New" w:hAnsi="Courier New" w:cs="Courier New"/>
-          <w:sz w:val="20"/>
-          <w:szCs w:val="20"/>
-          <w:lang w:val="en-US"/>
-        </w:rPr>
-        <w:t>')</w:t>
-      </w:r>
-    </w:p>
-    <w:p>
-      <w:pPr>
-        <w:rPr>
-          <w:rFonts w:ascii="Courier New" w:hAnsi="Courier New" w:cs="Courier New"/>
-          <w:sz w:val="20"/>
-          <w:szCs w:val="20"/>
-          <w:lang w:val="en-US"/>
-        </w:rPr>
-      </w:pPr>
-      <w:r>
-        <w:rPr>
-          <w:rFonts w:ascii="Courier New" w:hAnsi="Courier New" w:cs="Courier New"/>
-          <w:sz w:val="20"/>
-          <w:szCs w:val="20"/>
-          <w:lang w:val="en-US"/>
-        </w:rPr>
-        <w:t>plt.ylabel('</w:t>
-      </w:r>
-      <w:r>
-        <w:rPr>
-          <w:rFonts w:ascii="Courier New" w:hAnsi="Courier New" w:cs="Courier New"/>
-          <w:sz w:val="20"/>
-          <w:szCs w:val="20"/>
-        </w:rPr>
-        <w:t>Примеры</w:t>
-      </w:r>
-      <w:r>
-        <w:rPr>
-          <w:rFonts w:ascii="Courier New" w:hAnsi="Courier New" w:cs="Courier New"/>
-          <w:sz w:val="20"/>
-          <w:szCs w:val="20"/>
-          <w:lang w:val="en-US"/>
-        </w:rPr>
-        <w:t>')</w:t>
-      </w:r>
-    </w:p>
-    <w:p>
-      <w:pPr>
-        <w:rPr>
-          <w:rFonts w:ascii="Courier New" w:hAnsi="Courier New" w:cs="Courier New"/>
-          <w:sz w:val="20"/>
-          <w:szCs w:val="20"/>
-          <w:lang w:val="en-US"/>
-        </w:rPr>
-      </w:pPr>
-    </w:p>
-    <w:p>
-      <w:pPr>
-        <w:rPr>
-          <w:rFonts w:ascii="Courier New" w:hAnsi="Courier New" w:cs="Courier New"/>
-          <w:sz w:val="20"/>
-          <w:szCs w:val="20"/>
-          <w:lang w:val="en-US"/>
-        </w:rPr>
-      </w:pPr>
-      <w:r>
-        <w:rPr>
-          <w:rFonts w:ascii="Courier New" w:hAnsi="Courier New" w:cs="Courier New"/>
-          <w:sz w:val="20"/>
-          <w:szCs w:val="20"/>
-          <w:lang w:val="en-US"/>
-        </w:rPr>
-        <w:t xml:space="preserve"># </w:t>
-      </w:r>
-      <w:r>
-        <w:rPr>
-          <w:rFonts w:ascii="Courier New" w:hAnsi="Courier New" w:cs="Courier New"/>
-          <w:sz w:val="20"/>
-          <w:szCs w:val="20"/>
-        </w:rPr>
-        <w:t>Групповая</w:t>
-      </w:r>
-      <w:r>
-        <w:rPr>
-          <w:rFonts w:ascii="Courier New" w:hAnsi="Courier New" w:cs="Courier New"/>
-          <w:sz w:val="20"/>
-          <w:szCs w:val="20"/>
-          <w:lang w:val="en-US"/>
-        </w:rPr>
-        <w:t xml:space="preserve"> </w:t>
-      </w:r>
-      <w:r>
-        <w:rPr>
-          <w:rFonts w:ascii="Courier New" w:hAnsi="Courier New" w:cs="Courier New"/>
-          <w:sz w:val="20"/>
-          <w:szCs w:val="20"/>
-        </w:rPr>
-        <w:t>задержка</w:t>
-      </w:r>
-    </w:p>
-    <w:p>
-      <w:pPr>
-        <w:rPr>
-          <w:rFonts w:ascii="Courier New" w:hAnsi="Courier New" w:cs="Courier New"/>
-          <w:sz w:val="20"/>
-          <w:szCs w:val="20"/>
-          <w:lang w:val="en-US"/>
-        </w:rPr>
-      </w:pPr>
-      <w:r>
-        <w:rPr>
-          <w:rFonts w:ascii="Courier New" w:hAnsi="Courier New" w:cs="Courier New"/>
-          <w:sz w:val="20"/>
-          <w:szCs w:val="20"/>
-          <w:lang w:val="en-US"/>
-        </w:rPr>
-        <w:t>w_gd, tau_group = signal.group_delay((b2, a2), w=w_rad)</w:t>
-      </w:r>
-    </w:p>
-    <w:p>
-      <w:pPr>
-        <w:rPr>
-          <w:rFonts w:ascii="Courier New" w:hAnsi="Courier New" w:cs="Courier New"/>
-          <w:sz w:val="20"/>
-          <w:szCs w:val="20"/>
-          <w:lang w:val="en-US"/>
-        </w:rPr>
-      </w:pPr>
-    </w:p>
-    <w:p>
-      <w:pPr>
-        <w:rPr>
-          <w:rFonts w:ascii="Courier New" w:hAnsi="Courier New" w:cs="Courier New"/>
-          <w:sz w:val="20"/>
-          <w:szCs w:val="20"/>
-          <w:lang w:val="en-US"/>
-        </w:rPr>
-      </w:pPr>
-      <w:r>
-        <w:rPr>
-          <w:rFonts w:ascii="Courier New" w:hAnsi="Courier New" w:cs="Courier New"/>
-          <w:sz w:val="20"/>
-          <w:szCs w:val="20"/>
-          <w:lang w:val="en-US"/>
-        </w:rPr>
-        <w:t>plt.figure()</w:t>
-      </w:r>
-    </w:p>
-    <w:p>
-      <w:pPr>
-        <w:rPr>
-          <w:rFonts w:ascii="Courier New" w:hAnsi="Courier New" w:cs="Courier New"/>
-          <w:sz w:val="20"/>
-          <w:szCs w:val="20"/>
-          <w:lang w:val="en-US"/>
-        </w:rPr>
-      </w:pPr>
-      <w:r>
-        <w:rPr>
-          <w:rFonts w:ascii="Courier New" w:hAnsi="Courier New" w:cs="Courier New"/>
-          <w:sz w:val="20"/>
-          <w:szCs w:val="20"/>
-          <w:lang w:val="en-US"/>
-        </w:rPr>
-        <w:t>plt.plot(w_gd / np.pi, tau_group)</w:t>
-      </w:r>
-    </w:p>
-    <w:p>
-      <w:pPr>
-        <w:rPr>
-          <w:rFonts w:ascii="Courier New" w:hAnsi="Courier New" w:cs="Courier New"/>
-          <w:sz w:val="20"/>
-          <w:szCs w:val="20"/>
-          <w:lang w:val="en-US"/>
-        </w:rPr>
-      </w:pPr>
-      <w:r>
-        <w:rPr>
-          <w:rFonts w:ascii="Courier New" w:hAnsi="Courier New" w:cs="Courier New"/>
-          <w:sz w:val="20"/>
-          <w:szCs w:val="20"/>
-          <w:lang w:val="en-US"/>
-        </w:rPr>
-        <w:t>plt.grid(True)</w:t>
-      </w:r>
-    </w:p>
-    <w:p>
-      <w:pPr>
-        <w:rPr>
-          <w:rFonts w:ascii="Courier New" w:hAnsi="Courier New" w:cs="Courier New"/>
-          <w:sz w:val="20"/>
-          <w:szCs w:val="20"/>
-          <w:lang w:val="en-US"/>
-        </w:rPr>
-      </w:pPr>
-      <w:r>
-        <w:rPr>
-          <w:rFonts w:ascii="Courier New" w:hAnsi="Courier New" w:cs="Courier New"/>
-          <w:sz w:val="20"/>
-          <w:szCs w:val="20"/>
-          <w:lang w:val="en-US"/>
-        </w:rPr>
-        <w:t>plt.title('</w:t>
-      </w:r>
-      <w:r>
-        <w:rPr>
-          <w:rFonts w:ascii="Courier New" w:hAnsi="Courier New" w:cs="Courier New"/>
-          <w:sz w:val="20"/>
-          <w:szCs w:val="20"/>
-        </w:rPr>
-        <w:t>Групповая</w:t>
-      </w:r>
-      <w:r>
-        <w:rPr>
-          <w:rFonts w:ascii="Courier New" w:hAnsi="Courier New" w:cs="Courier New"/>
-          <w:sz w:val="20"/>
-          <w:szCs w:val="20"/>
-          <w:lang w:val="en-US"/>
-        </w:rPr>
-        <w:t xml:space="preserve"> </w:t>
-      </w:r>
-      <w:r>
-        <w:rPr>
-          <w:rFonts w:ascii="Courier New" w:hAnsi="Courier New" w:cs="Courier New"/>
-          <w:sz w:val="20"/>
-          <w:szCs w:val="20"/>
-        </w:rPr>
-        <w:t>задержка</w:t>
-      </w:r>
-      <w:r>
-        <w:rPr>
-          <w:rFonts w:ascii="Courier New" w:hAnsi="Courier New" w:cs="Courier New"/>
-          <w:sz w:val="20"/>
-          <w:szCs w:val="20"/>
-          <w:lang w:val="en-US"/>
-        </w:rPr>
-        <w:t>')</w:t>
-      </w:r>
-    </w:p>
-    <w:p>
-      <w:pPr>
-        <w:rPr>
-          <w:rFonts w:ascii="Courier New" w:hAnsi="Courier New" w:cs="Courier New"/>
-          <w:sz w:val="20"/>
-          <w:szCs w:val="20"/>
-          <w:lang w:val="en-US"/>
-        </w:rPr>
-      </w:pPr>
-      <w:r>
-        <w:rPr>
-          <w:rFonts w:ascii="Courier New" w:hAnsi="Courier New" w:cs="Courier New"/>
-          <w:sz w:val="20"/>
-          <w:szCs w:val="20"/>
-          <w:lang w:val="en-US"/>
-        </w:rPr>
-        <w:t>plt.xlabel('</w:t>
-      </w:r>
-      <w:r>
-        <w:rPr>
-          <w:rFonts w:ascii="Courier New" w:hAnsi="Courier New" w:cs="Courier New"/>
-          <w:sz w:val="20"/>
-          <w:szCs w:val="20"/>
-        </w:rPr>
-        <w:t>Частота</w:t>
-      </w:r>
-      <w:r>
-        <w:rPr>
-          <w:rFonts w:ascii="Courier New" w:hAnsi="Courier New" w:cs="Courier New"/>
-          <w:sz w:val="20"/>
-          <w:szCs w:val="20"/>
-          <w:lang w:val="en-US"/>
-        </w:rPr>
-        <w:t>')</w:t>
-      </w:r>
-    </w:p>
-    <w:p>
-      <w:pPr>
-        <w:rPr>
-          <w:rFonts w:ascii="Courier New" w:hAnsi="Courier New" w:cs="Courier New"/>
-          <w:sz w:val="20"/>
-          <w:szCs w:val="20"/>
-          <w:lang w:val="en-US"/>
-        </w:rPr>
-      </w:pPr>
-      <w:r>
-        <w:rPr>
-          <w:rFonts w:ascii="Courier New" w:hAnsi="Courier New" w:cs="Courier New"/>
-          <w:sz w:val="20"/>
-          <w:szCs w:val="20"/>
-          <w:lang w:val="en-US"/>
-        </w:rPr>
-        <w:t>plt.ylabel('</w:t>
-      </w:r>
-      <w:r>
-        <w:rPr>
-          <w:rFonts w:ascii="Courier New" w:hAnsi="Courier New" w:cs="Courier New"/>
-          <w:sz w:val="20"/>
-          <w:szCs w:val="20"/>
-        </w:rPr>
-        <w:t>Примеры</w:t>
-      </w:r>
-      <w:r>
-        <w:rPr>
-          <w:rFonts w:ascii="Courier New" w:hAnsi="Courier New" w:cs="Courier New"/>
-          <w:sz w:val="20"/>
-          <w:szCs w:val="20"/>
-          <w:lang w:val="en-US"/>
-        </w:rPr>
-        <w:t>')</w:t>
-      </w:r>
-    </w:p>
-    <w:p>
-      <w:pPr>
-        <w:rPr>
-          <w:rFonts w:ascii="Courier New" w:hAnsi="Courier New" w:cs="Courier New"/>
-          <w:sz w:val="20"/>
-          <w:szCs w:val="20"/>
-        </w:rPr>
-      </w:pPr>
-      <w:r>
-        <w:rPr>
-          <w:rFonts w:ascii="Courier New" w:hAnsi="Courier New" w:cs="Courier New"/>
-          <w:sz w:val="20"/>
-          <w:szCs w:val="20"/>
-        </w:rPr>
-        <w:t>plt.show()</w:t>
+        <w:pStyle w:val="a5"/>
+        <w:ind w:firstLine="0"/>
+        <w:rPr>
+          <w:rFonts w:ascii="Courier New" w:hAnsi="Courier New" w:cs="Courier New"/>
+          <w:sz w:val="20"/>
+          <w:szCs w:val="20"/>
+          <w:lang w:val="ru-RU"/>
+        </w:rPr>
+      </w:pPr>
+      <w:r>
+        <w:rPr>
+          <w:rFonts w:ascii="Courier New" w:hAnsi="Courier New" w:cs="Courier New"/>
+          <w:sz w:val="20"/>
+          <w:szCs w:val="20"/>
+          <w:lang w:val="ru-RU"/>
+        </w:rPr>
+        <w:t>%% ---------------------------------------------</w:t>
+      </w:r>
+    </w:p>
+    <w:p>
+      <w:pPr>
+        <w:pStyle w:val="a5"/>
+        <w:ind w:firstLine="0"/>
+        <w:rPr>
+          <w:rFonts w:ascii="Courier New" w:hAnsi="Courier New" w:cs="Courier New"/>
+          <w:sz w:val="20"/>
+          <w:szCs w:val="20"/>
+          <w:lang w:val="ru-RU"/>
+        </w:rPr>
+      </w:pPr>
+      <w:r>
+        <w:rPr>
+          <w:rFonts w:ascii="Courier New" w:hAnsi="Courier New" w:cs="Courier New"/>
+          <w:sz w:val="20"/>
+          <w:szCs w:val="20"/>
+          <w:lang w:val="ru-RU"/>
+        </w:rPr>
+        <w:t>% 5. Построение фазовой и групповой задержки дискретного фильтра</w:t>
+      </w:r>
+    </w:p>
+    <w:p>
+      <w:pPr>
+        <w:pStyle w:val="a5"/>
+        <w:ind w:firstLine="0"/>
+        <w:rPr>
+          <w:rFonts w:ascii="Courier New" w:hAnsi="Courier New" w:cs="Courier New"/>
+          <w:sz w:val="20"/>
+          <w:szCs w:val="20"/>
+          <w:lang w:val="ru-RU"/>
+        </w:rPr>
+      </w:pPr>
+      <w:r>
+        <w:rPr>
+          <w:rFonts w:ascii="Courier New" w:hAnsi="Courier New" w:cs="Courier New"/>
+          <w:sz w:val="20"/>
+          <w:szCs w:val="20"/>
+          <w:lang w:val="ru-RU"/>
+        </w:rPr>
+        <w:t>% ----------------------------------------------</w:t>
+      </w:r>
+    </w:p>
+    <w:p>
+      <w:pPr>
+        <w:pStyle w:val="a5"/>
+        <w:ind w:firstLine="0"/>
+        <w:rPr>
+          <w:rFonts w:ascii="Courier New" w:hAnsi="Courier New" w:cs="Courier New"/>
+          <w:sz w:val="20"/>
+          <w:szCs w:val="20"/>
+          <w:lang w:val="ru-RU"/>
+        </w:rPr>
+      </w:pPr>
+    </w:p>
+    <w:p>
+      <w:pPr>
+        <w:pStyle w:val="a5"/>
+        <w:ind w:firstLine="0"/>
+        <w:rPr>
+          <w:rFonts w:ascii="Courier New" w:hAnsi="Courier New" w:cs="Courier New"/>
+          <w:sz w:val="20"/>
+          <w:szCs w:val="20"/>
+          <w:lang w:val="ru-RU"/>
+        </w:rPr>
+      </w:pPr>
+      <w:r>
+        <w:rPr>
+          <w:rFonts w:ascii="Courier New" w:hAnsi="Courier New" w:cs="Courier New"/>
+          <w:sz w:val="20"/>
+          <w:szCs w:val="20"/>
+          <w:lang w:val="ru-RU"/>
+        </w:rPr>
+        <w:t>% Расчет фазовой задержки фильтра</w:t>
+      </w:r>
+    </w:p>
+    <w:p>
+      <w:pPr>
+        <w:pStyle w:val="a5"/>
+        <w:ind w:firstLine="0"/>
+        <w:rPr>
+          <w:rFonts w:ascii="Courier New" w:hAnsi="Courier New" w:cs="Courier New"/>
+          <w:sz w:val="20"/>
+          <w:szCs w:val="20"/>
+          <w:lang w:val="ru-RU"/>
+        </w:rPr>
+      </w:pPr>
+      <w:r>
+        <w:rPr>
+          <w:rFonts w:ascii="Courier New" w:hAnsi="Courier New" w:cs="Courier New"/>
+          <w:sz w:val="20"/>
+          <w:szCs w:val="20"/>
+        </w:rPr>
+        <w:t>figure</w:t>
+      </w:r>
+    </w:p>
+    <w:p>
+      <w:pPr>
+        <w:pStyle w:val="a5"/>
+        <w:ind w:firstLine="0"/>
+        <w:rPr>
+          <w:rFonts w:ascii="Courier New" w:hAnsi="Courier New" w:cs="Courier New"/>
+          <w:sz w:val="20"/>
+          <w:szCs w:val="20"/>
+          <w:lang w:val="ru-RU"/>
+        </w:rPr>
+      </w:pPr>
+      <w:proofErr w:type="spellStart"/>
+      <w:proofErr w:type="gramStart"/>
+      <w:r>
+        <w:rPr>
+          <w:rFonts w:ascii="Courier New" w:hAnsi="Courier New" w:cs="Courier New"/>
+          <w:sz w:val="20"/>
+          <w:szCs w:val="20"/>
+        </w:rPr>
+        <w:t>phasedelay</w:t>
+      </w:r>
+      <w:proofErr w:type="spellEnd"/>
+      <w:r>
+        <w:rPr>
+          <w:rFonts w:ascii="Courier New" w:hAnsi="Courier New" w:cs="Courier New"/>
+          <w:sz w:val="20"/>
+          <w:szCs w:val="20"/>
+          <w:lang w:val="ru-RU"/>
+        </w:rPr>
+        <w:t>(</w:t>
+      </w:r>
+      <w:proofErr w:type="gramEnd"/>
+      <w:r>
+        <w:rPr>
+          <w:rFonts w:ascii="Courier New" w:hAnsi="Courier New" w:cs="Courier New"/>
+          <w:sz w:val="20"/>
+          <w:szCs w:val="20"/>
+        </w:rPr>
+        <w:t>b</w:t>
+      </w:r>
+      <w:r>
+        <w:rPr>
+          <w:rFonts w:ascii="Courier New" w:hAnsi="Courier New" w:cs="Courier New"/>
+          <w:sz w:val="20"/>
+          <w:szCs w:val="20"/>
+          <w:lang w:val="ru-RU"/>
+        </w:rPr>
+        <w:t xml:space="preserve">2, </w:t>
+      </w:r>
+      <w:r>
+        <w:rPr>
+          <w:rFonts w:ascii="Courier New" w:hAnsi="Courier New" w:cs="Courier New"/>
+          <w:sz w:val="20"/>
+          <w:szCs w:val="20"/>
+        </w:rPr>
+        <w:t>a</w:t>
+      </w:r>
+      <w:r>
+        <w:rPr>
+          <w:rFonts w:ascii="Courier New" w:hAnsi="Courier New" w:cs="Courier New"/>
+          <w:sz w:val="20"/>
+          <w:szCs w:val="20"/>
+          <w:lang w:val="ru-RU"/>
+        </w:rPr>
+        <w:t>2)</w:t>
+      </w:r>
+    </w:p>
+    <w:p>
+      <w:pPr>
+        <w:pStyle w:val="a5"/>
+        <w:ind w:firstLine="0"/>
+        <w:rPr>
+          <w:rFonts w:ascii="Courier New" w:hAnsi="Courier New" w:cs="Courier New"/>
+          <w:sz w:val="20"/>
+          <w:szCs w:val="20"/>
+          <w:lang w:val="ru-RU"/>
+        </w:rPr>
+      </w:pPr>
+    </w:p>
+    <w:p>
+      <w:pPr>
+        <w:pStyle w:val="a5"/>
+        <w:ind w:firstLine="0"/>
+        <w:rPr>
+          <w:rFonts w:ascii="Courier New" w:hAnsi="Courier New" w:cs="Courier New"/>
+          <w:sz w:val="20"/>
+          <w:szCs w:val="20"/>
+          <w:lang w:val="ru-RU"/>
+        </w:rPr>
+      </w:pPr>
+      <w:r>
+        <w:rPr>
+          <w:rFonts w:ascii="Courier New" w:hAnsi="Courier New" w:cs="Courier New"/>
+          <w:sz w:val="20"/>
+          <w:szCs w:val="20"/>
+          <w:lang w:val="ru-RU"/>
+        </w:rPr>
+        <w:t>% Расчет групповой задержки фильтра</w:t>
+      </w:r>
+    </w:p>
+    <w:p>
+      <w:pPr>
+        <w:pStyle w:val="a5"/>
+        <w:ind w:firstLine="0"/>
+        <w:rPr>
+          <w:rFonts w:ascii="Courier New" w:hAnsi="Courier New" w:cs="Courier New"/>
+          <w:sz w:val="20"/>
+          <w:szCs w:val="20"/>
+          <w:lang w:val="ru-RU"/>
+        </w:rPr>
+      </w:pPr>
+      <w:r>
+        <w:rPr>
+          <w:rFonts w:ascii="Courier New" w:hAnsi="Courier New" w:cs="Courier New"/>
+          <w:sz w:val="20"/>
+          <w:szCs w:val="20"/>
+        </w:rPr>
+        <w:t>figure</w:t>
+      </w:r>
+    </w:p>
+    <w:p>
+      <w:pPr>
+        <w:pStyle w:val="a5"/>
+        <w:ind w:firstLine="0"/>
+        <w:rPr>
+          <w:rFonts w:ascii="Courier New" w:hAnsi="Courier New" w:cs="Courier New"/>
+          <w:sz w:val="20"/>
+          <w:szCs w:val="20"/>
+          <w:lang w:val="ru-RU"/>
+        </w:rPr>
+      </w:pPr>
+      <w:proofErr w:type="spellStart"/>
+      <w:proofErr w:type="gramStart"/>
+      <w:r>
+        <w:rPr>
+          <w:rFonts w:ascii="Courier New" w:hAnsi="Courier New" w:cs="Courier New"/>
+          <w:sz w:val="20"/>
+          <w:szCs w:val="20"/>
+        </w:rPr>
+        <w:t>grpdelay</w:t>
+      </w:r>
+      <w:proofErr w:type="spellEnd"/>
+      <w:r>
+        <w:rPr>
+          <w:rFonts w:ascii="Courier New" w:hAnsi="Courier New" w:cs="Courier New"/>
+          <w:sz w:val="20"/>
+          <w:szCs w:val="20"/>
+          <w:lang w:val="ru-RU"/>
+        </w:rPr>
+        <w:t>(</w:t>
+      </w:r>
+      <w:proofErr w:type="gramEnd"/>
+      <w:r>
+        <w:rPr>
+          <w:rFonts w:ascii="Courier New" w:hAnsi="Courier New" w:cs="Courier New"/>
+          <w:sz w:val="20"/>
+          <w:szCs w:val="20"/>
+        </w:rPr>
+        <w:t>b</w:t>
+      </w:r>
+      <w:r>
+        <w:rPr>
+          <w:rFonts w:ascii="Courier New" w:hAnsi="Courier New" w:cs="Courier New"/>
+          <w:sz w:val="20"/>
+          <w:szCs w:val="20"/>
+          <w:lang w:val="ru-RU"/>
+        </w:rPr>
+        <w:t xml:space="preserve">2, </w:t>
+      </w:r>
+      <w:r>
+        <w:rPr>
+          <w:rFonts w:ascii="Courier New" w:hAnsi="Courier New" w:cs="Courier New"/>
+          <w:sz w:val="20"/>
+          <w:szCs w:val="20"/>
+        </w:rPr>
+        <w:t>a</w:t>
+      </w:r>
+      <w:r>
+        <w:rPr>
+          <w:rFonts w:ascii="Courier New" w:hAnsi="Courier New" w:cs="Courier New"/>
+          <w:sz w:val="20"/>
+          <w:szCs w:val="20"/>
+          <w:lang w:val="ru-RU"/>
+        </w:rPr>
+        <w:t>2)</w:t>
       </w:r>
     </w:p>
     <w:p>
@@ -6919,712 +7422,332 @@
     </w:p>
     <w:p>
       <w:pPr>
-        <w:rPr>
-          <w:rFonts w:ascii="Courier New" w:hAnsi="Courier New" w:cs="Courier New"/>
-          <w:sz w:val="20"/>
-          <w:szCs w:val="20"/>
-          <w:lang w:val="en-US"/>
-        </w:rPr>
-      </w:pPr>
-      <w:r>
-        <w:rPr>
-          <w:rFonts w:ascii="Courier New" w:hAnsi="Courier New" w:cs="Courier New"/>
-          <w:sz w:val="20"/>
-          <w:szCs w:val="20"/>
-          <w:lang w:val="en-US"/>
-        </w:rPr>
-        <w:t>b_norm = b2 / a2[0]</w:t>
-      </w:r>
-    </w:p>
-    <w:p>
-      <w:pPr>
-        <w:rPr>
-          <w:rFonts w:ascii="Courier New" w:hAnsi="Courier New" w:cs="Courier New"/>
-          <w:sz w:val="20"/>
-          <w:szCs w:val="20"/>
-          <w:lang w:val="en-US"/>
-        </w:rPr>
-      </w:pPr>
-      <w:r>
-        <w:rPr>
-          <w:rFonts w:ascii="Courier New" w:hAnsi="Courier New" w:cs="Courier New"/>
-          <w:sz w:val="20"/>
-          <w:szCs w:val="20"/>
-          <w:lang w:val="en-US"/>
-        </w:rPr>
-        <w:lastRenderedPageBreak/>
-        <w:t>a_norm = a2 / a2[0]</w:t>
-      </w:r>
-    </w:p>
-    <w:p>
-      <w:pPr>
-        <w:rPr>
-          <w:rFonts w:ascii="Courier New" w:hAnsi="Courier New" w:cs="Courier New"/>
-          <w:sz w:val="20"/>
-          <w:szCs w:val="20"/>
-          <w:lang w:val="en-US"/>
-        </w:rPr>
-      </w:pPr>
-    </w:p>
-    <w:p>
-      <w:pPr>
-        <w:rPr>
-          <w:rFonts w:ascii="Courier New" w:hAnsi="Courier New" w:cs="Courier New"/>
-          <w:sz w:val="20"/>
-          <w:szCs w:val="20"/>
-          <w:lang w:val="en-US"/>
-        </w:rPr>
-      </w:pPr>
-      <w:r>
-        <w:rPr>
-          <w:rFonts w:ascii="Courier New" w:hAnsi="Courier New" w:cs="Courier New"/>
-          <w:sz w:val="20"/>
-          <w:szCs w:val="20"/>
-          <w:lang w:val="en-US"/>
-        </w:rPr>
-        <w:t>z1, p1, k1 = signal.tf2zpk(b_norm, a_norm)</w:t>
-      </w:r>
-    </w:p>
-    <w:p>
-      <w:pPr>
-        <w:rPr>
-          <w:rFonts w:ascii="Courier New" w:hAnsi="Courier New" w:cs="Courier New"/>
-          <w:sz w:val="20"/>
-          <w:szCs w:val="20"/>
-          <w:lang w:val="en-US"/>
-        </w:rPr>
-      </w:pPr>
-    </w:p>
-    <w:p>
-      <w:pPr>
-        <w:rPr>
-          <w:rFonts w:ascii="Courier New" w:hAnsi="Courier New" w:cs="Courier New"/>
-          <w:sz w:val="20"/>
-          <w:szCs w:val="20"/>
-          <w:lang w:val="en-US"/>
-        </w:rPr>
-      </w:pPr>
-      <w:r>
-        <w:rPr>
-          <w:rFonts w:ascii="Courier New" w:hAnsi="Courier New" w:cs="Courier New"/>
-          <w:sz w:val="20"/>
-          <w:szCs w:val="20"/>
-          <w:lang w:val="en-US"/>
-        </w:rPr>
-        <w:t>plt.figure(figsize=(8, 6))</w:t>
-      </w:r>
-    </w:p>
-    <w:p>
-      <w:pPr>
-        <w:rPr>
-          <w:rFonts w:ascii="Courier New" w:hAnsi="Courier New" w:cs="Courier New"/>
-          <w:sz w:val="20"/>
-          <w:szCs w:val="20"/>
-          <w:lang w:val="en-US"/>
-        </w:rPr>
-      </w:pPr>
-      <w:r>
-        <w:rPr>
-          <w:rFonts w:ascii="Courier New" w:hAnsi="Courier New" w:cs="Courier New"/>
-          <w:sz w:val="20"/>
-          <w:szCs w:val="20"/>
-          <w:lang w:val="en-US"/>
-        </w:rPr>
-        <w:t>plt.plot(np.real(p1), np.imag(p1), '*r', markersize=10, label='</w:t>
-      </w:r>
-      <w:r>
-        <w:rPr>
-          <w:rFonts w:ascii="Courier New" w:hAnsi="Courier New" w:cs="Courier New"/>
-          <w:sz w:val="20"/>
-          <w:szCs w:val="20"/>
-        </w:rPr>
-        <w:t>Полюса</w:t>
-      </w:r>
-      <w:r>
-        <w:rPr>
-          <w:rFonts w:ascii="Courier New" w:hAnsi="Courier New" w:cs="Courier New"/>
-          <w:sz w:val="20"/>
-          <w:szCs w:val="20"/>
-          <w:lang w:val="en-US"/>
-        </w:rPr>
-        <w:t>')</w:t>
-      </w:r>
-    </w:p>
-    <w:p>
-      <w:pPr>
-        <w:rPr>
-          <w:rFonts w:ascii="Courier New" w:hAnsi="Courier New" w:cs="Courier New"/>
-          <w:sz w:val="20"/>
-          <w:szCs w:val="20"/>
-          <w:lang w:val="en-US"/>
-        </w:rPr>
-      </w:pPr>
-      <w:r>
-        <w:rPr>
-          <w:rFonts w:ascii="Courier New" w:hAnsi="Courier New" w:cs="Courier New"/>
-          <w:sz w:val="20"/>
-          <w:szCs w:val="20"/>
-          <w:lang w:val="en-US"/>
-        </w:rPr>
-        <w:t>plt.plot(np.real(z1), np.imag(z1), 'ob', markersize=8, label='</w:t>
-      </w:r>
-      <w:r>
-        <w:rPr>
-          <w:rFonts w:ascii="Courier New" w:hAnsi="Courier New" w:cs="Courier New"/>
-          <w:sz w:val="20"/>
-          <w:szCs w:val="20"/>
-        </w:rPr>
-        <w:t>Нули</w:t>
-      </w:r>
-      <w:r>
-        <w:rPr>
-          <w:rFonts w:ascii="Courier New" w:hAnsi="Courier New" w:cs="Courier New"/>
-          <w:sz w:val="20"/>
-          <w:szCs w:val="20"/>
-          <w:lang w:val="en-US"/>
-        </w:rPr>
-        <w:t>')</w:t>
-      </w:r>
-    </w:p>
-    <w:p>
-      <w:pPr>
-        <w:rPr>
-          <w:rFonts w:ascii="Courier New" w:hAnsi="Courier New" w:cs="Courier New"/>
-          <w:sz w:val="20"/>
-          <w:szCs w:val="20"/>
-          <w:lang w:val="en-US"/>
-        </w:rPr>
-      </w:pPr>
-    </w:p>
-    <w:p>
-      <w:pPr>
-        <w:rPr>
-          <w:rFonts w:ascii="Courier New" w:hAnsi="Courier New" w:cs="Courier New"/>
-          <w:sz w:val="20"/>
-          <w:szCs w:val="20"/>
-          <w:lang w:val="en-US"/>
-        </w:rPr>
-      </w:pPr>
-      <w:r>
-        <w:rPr>
-          <w:rFonts w:ascii="Courier New" w:hAnsi="Courier New" w:cs="Courier New"/>
-          <w:sz w:val="20"/>
-          <w:szCs w:val="20"/>
-          <w:lang w:val="en-US"/>
-        </w:rPr>
-        <w:t>theta = np.linspace(0, 2*np.pi, 100)</w:t>
-      </w:r>
-    </w:p>
-    <w:p>
-      <w:pPr>
-        <w:rPr>
-          <w:rFonts w:ascii="Courier New" w:hAnsi="Courier New" w:cs="Courier New"/>
-          <w:sz w:val="20"/>
-          <w:szCs w:val="20"/>
-          <w:lang w:val="en-US"/>
-        </w:rPr>
-      </w:pPr>
-      <w:r>
-        <w:rPr>
-          <w:rFonts w:ascii="Courier New" w:hAnsi="Courier New" w:cs="Courier New"/>
-          <w:sz w:val="20"/>
-          <w:szCs w:val="20"/>
-          <w:lang w:val="en-US"/>
-        </w:rPr>
-        <w:t>circle_x = np.cos(theta)</w:t>
-      </w:r>
-    </w:p>
-    <w:p>
-      <w:pPr>
-        <w:rPr>
-          <w:rFonts w:ascii="Courier New" w:hAnsi="Courier New" w:cs="Courier New"/>
-          <w:sz w:val="20"/>
-          <w:szCs w:val="20"/>
-          <w:lang w:val="en-US"/>
-        </w:rPr>
-      </w:pPr>
-      <w:r>
-        <w:rPr>
-          <w:rFonts w:ascii="Courier New" w:hAnsi="Courier New" w:cs="Courier New"/>
-          <w:sz w:val="20"/>
-          <w:szCs w:val="20"/>
-          <w:lang w:val="en-US"/>
-        </w:rPr>
-        <w:t>circle_y = np.sin(theta)</w:t>
-      </w:r>
-    </w:p>
-    <w:p>
-      <w:pPr>
-        <w:rPr>
-          <w:rFonts w:ascii="Courier New" w:hAnsi="Courier New" w:cs="Courier New"/>
-          <w:sz w:val="20"/>
-          <w:szCs w:val="20"/>
-          <w:lang w:val="en-US"/>
-        </w:rPr>
-      </w:pPr>
-      <w:r>
-        <w:rPr>
-          <w:rFonts w:ascii="Courier New" w:hAnsi="Courier New" w:cs="Courier New"/>
-          <w:sz w:val="20"/>
-          <w:szCs w:val="20"/>
-          <w:lang w:val="en-US"/>
-        </w:rPr>
-        <w:t>plt.plot(circle_x, circle_y, 'k--', alpha=0.5, label='</w:t>
-      </w:r>
-      <w:r>
-        <w:rPr>
-          <w:rFonts w:ascii="Courier New" w:hAnsi="Courier New" w:cs="Courier New"/>
-          <w:sz w:val="20"/>
-          <w:szCs w:val="20"/>
-        </w:rPr>
-        <w:t>Единичная</w:t>
-      </w:r>
-      <w:r>
-        <w:rPr>
-          <w:rFonts w:ascii="Courier New" w:hAnsi="Courier New" w:cs="Courier New"/>
-          <w:sz w:val="20"/>
-          <w:szCs w:val="20"/>
-          <w:lang w:val="en-US"/>
-        </w:rPr>
-        <w:t xml:space="preserve"> </w:t>
-      </w:r>
-      <w:r>
-        <w:rPr>
-          <w:rFonts w:ascii="Courier New" w:hAnsi="Courier New" w:cs="Courier New"/>
-          <w:sz w:val="20"/>
-          <w:szCs w:val="20"/>
-        </w:rPr>
-        <w:t>окружность</w:t>
-      </w:r>
-      <w:r>
-        <w:rPr>
-          <w:rFonts w:ascii="Courier New" w:hAnsi="Courier New" w:cs="Courier New"/>
-          <w:sz w:val="20"/>
-          <w:szCs w:val="20"/>
-          <w:lang w:val="en-US"/>
-        </w:rPr>
-        <w:t>')</w:t>
-      </w:r>
-    </w:p>
-    <w:p>
-      <w:pPr>
-        <w:rPr>
-          <w:rFonts w:ascii="Courier New" w:hAnsi="Courier New" w:cs="Courier New"/>
-          <w:sz w:val="20"/>
-          <w:szCs w:val="20"/>
-          <w:lang w:val="en-US"/>
-        </w:rPr>
-      </w:pPr>
-    </w:p>
-    <w:p>
-      <w:pPr>
-        <w:rPr>
-          <w:rFonts w:ascii="Courier New" w:hAnsi="Courier New" w:cs="Courier New"/>
-          <w:sz w:val="20"/>
-          <w:szCs w:val="20"/>
-          <w:lang w:val="en-US"/>
-        </w:rPr>
-      </w:pPr>
-      <w:r>
-        <w:rPr>
-          <w:rFonts w:ascii="Courier New" w:hAnsi="Courier New" w:cs="Courier New"/>
-          <w:sz w:val="20"/>
-          <w:szCs w:val="20"/>
-          <w:lang w:val="en-US"/>
-        </w:rPr>
-        <w:t>plt.axhline(y=0, color='k', linestyle='-', alpha=0.3)</w:t>
-      </w:r>
-    </w:p>
-    <w:p>
-      <w:pPr>
-        <w:rPr>
-          <w:rFonts w:ascii="Courier New" w:hAnsi="Courier New" w:cs="Courier New"/>
-          <w:sz w:val="20"/>
-          <w:szCs w:val="20"/>
-          <w:lang w:val="en-US"/>
-        </w:rPr>
-      </w:pPr>
-      <w:r>
-        <w:rPr>
-          <w:rFonts w:ascii="Courier New" w:hAnsi="Courier New" w:cs="Courier New"/>
-          <w:sz w:val="20"/>
-          <w:szCs w:val="20"/>
-          <w:lang w:val="en-US"/>
-        </w:rPr>
-        <w:t>plt.axvline(x=0, color='k', linestyle='-', alpha=0.3)</w:t>
-      </w:r>
-    </w:p>
-    <w:p>
-      <w:pPr>
-        <w:rPr>
-          <w:rFonts w:ascii="Courier New" w:hAnsi="Courier New" w:cs="Courier New"/>
-          <w:sz w:val="20"/>
-          <w:szCs w:val="20"/>
-          <w:lang w:val="en-US"/>
-        </w:rPr>
-      </w:pPr>
-      <w:r>
-        <w:rPr>
-          <w:rFonts w:ascii="Courier New" w:hAnsi="Courier New" w:cs="Courier New"/>
-          <w:sz w:val="20"/>
-          <w:szCs w:val="20"/>
-          <w:lang w:val="en-US"/>
-        </w:rPr>
-        <w:t>plt.xlabel("Re(z)", fontsize=12)</w:t>
-      </w:r>
-    </w:p>
-    <w:p>
-      <w:pPr>
-        <w:rPr>
-          <w:rFonts w:ascii="Courier New" w:hAnsi="Courier New" w:cs="Courier New"/>
-          <w:sz w:val="20"/>
-          <w:szCs w:val="20"/>
-          <w:lang w:val="en-US"/>
-        </w:rPr>
-      </w:pPr>
-      <w:r>
-        <w:rPr>
-          <w:rFonts w:ascii="Courier New" w:hAnsi="Courier New" w:cs="Courier New"/>
-          <w:sz w:val="20"/>
-          <w:szCs w:val="20"/>
-          <w:lang w:val="en-US"/>
-        </w:rPr>
-        <w:t>plt.ylabel("Im(z)", fontsize=12)</w:t>
-      </w:r>
-    </w:p>
-    <w:p>
-      <w:pPr>
-        <w:rPr>
-          <w:rFonts w:ascii="Courier New" w:hAnsi="Courier New" w:cs="Courier New"/>
-          <w:sz w:val="20"/>
-          <w:szCs w:val="20"/>
-        </w:rPr>
-      </w:pPr>
-      <w:r>
-        <w:rPr>
-          <w:rFonts w:ascii="Courier New" w:hAnsi="Courier New" w:cs="Courier New"/>
-          <w:sz w:val="20"/>
-          <w:szCs w:val="20"/>
-        </w:rPr>
-        <w:t>plt.title("Диаграмма нулей и полюсов РЦФ", fontsize=14)</w:t>
-      </w:r>
-    </w:p>
-    <w:p>
-      <w:pPr>
-        <w:rPr>
-          <w:rFonts w:ascii="Courier New" w:hAnsi="Courier New" w:cs="Courier New"/>
-          <w:sz w:val="20"/>
-          <w:szCs w:val="20"/>
-          <w:lang w:val="en-US"/>
-        </w:rPr>
-      </w:pPr>
-      <w:r>
-        <w:rPr>
-          <w:rFonts w:ascii="Courier New" w:hAnsi="Courier New" w:cs="Courier New"/>
-          <w:sz w:val="20"/>
-          <w:szCs w:val="20"/>
-          <w:lang w:val="en-US"/>
-        </w:rPr>
-        <w:t>plt.legend()</w:t>
-      </w:r>
-    </w:p>
-    <w:p>
-      <w:pPr>
-        <w:rPr>
-          <w:rFonts w:ascii="Courier New" w:hAnsi="Courier New" w:cs="Courier New"/>
-          <w:sz w:val="20"/>
-          <w:szCs w:val="20"/>
-          <w:lang w:val="en-US"/>
-        </w:rPr>
-      </w:pPr>
-      <w:r>
-        <w:rPr>
-          <w:rFonts w:ascii="Courier New" w:hAnsi="Courier New" w:cs="Courier New"/>
-          <w:sz w:val="20"/>
-          <w:szCs w:val="20"/>
-          <w:lang w:val="en-US"/>
-        </w:rPr>
-        <w:t>plt.grid(True, alpha=0.3)</w:t>
-      </w:r>
-    </w:p>
-    <w:p>
-      <w:pPr>
-        <w:rPr>
-          <w:rFonts w:ascii="Courier New" w:hAnsi="Courier New" w:cs="Courier New"/>
-          <w:sz w:val="20"/>
-          <w:szCs w:val="20"/>
-          <w:lang w:val="en-US"/>
-        </w:rPr>
-      </w:pPr>
-      <w:r>
-        <w:rPr>
-          <w:rFonts w:ascii="Courier New" w:hAnsi="Courier New" w:cs="Courier New"/>
-          <w:sz w:val="20"/>
-          <w:szCs w:val="20"/>
-          <w:lang w:val="en-US"/>
-        </w:rPr>
-        <w:t>plt.axis('equal')</w:t>
-      </w:r>
-    </w:p>
-    <w:p>
-      <w:pPr>
-        <w:rPr>
-          <w:rFonts w:ascii="Courier New" w:hAnsi="Courier New" w:cs="Courier New"/>
-          <w:sz w:val="20"/>
-          <w:szCs w:val="20"/>
-          <w:lang w:val="en-US"/>
-        </w:rPr>
-      </w:pPr>
-      <w:r>
-        <w:rPr>
-          <w:rFonts w:ascii="Courier New" w:hAnsi="Courier New" w:cs="Courier New"/>
-          <w:sz w:val="20"/>
-          <w:szCs w:val="20"/>
-          <w:lang w:val="en-US"/>
-        </w:rPr>
-        <w:t>plt.xlim([-2, 2])</w:t>
-      </w:r>
-    </w:p>
-    <w:p>
-      <w:pPr>
-        <w:rPr>
-          <w:rFonts w:ascii="Courier New" w:hAnsi="Courier New" w:cs="Courier New"/>
-          <w:sz w:val="20"/>
-          <w:szCs w:val="20"/>
-        </w:rPr>
-      </w:pPr>
-      <w:r>
-        <w:rPr>
-          <w:rFonts w:ascii="Courier New" w:hAnsi="Courier New" w:cs="Courier New"/>
-          <w:sz w:val="20"/>
-          <w:szCs w:val="20"/>
-        </w:rPr>
-        <w:t>plt.ylim([-2, 2])</w:t>
-      </w:r>
-    </w:p>
-    <w:p>
-      <w:pPr>
-        <w:rPr>
-          <w:rFonts w:ascii="Courier New" w:hAnsi="Courier New" w:cs="Courier New"/>
-          <w:sz w:val="20"/>
-          <w:szCs w:val="20"/>
-        </w:rPr>
-      </w:pPr>
-      <w:r>
-        <w:rPr>
-          <w:rFonts w:ascii="Courier New" w:hAnsi="Courier New" w:cs="Courier New"/>
-          <w:sz w:val="20"/>
-          <w:szCs w:val="20"/>
-        </w:rPr>
-        <w:t>plt.show()</w:t>
-      </w:r>
-    </w:p>
-    <w:p>
-      <w:pPr>
-        <w:pStyle w:val="a5"/>
-        <w:ind w:firstLine="0"/>
-        <w:rPr>
-          <w:lang w:val="ru-RU"/>
-        </w:rPr>
-      </w:pPr>
-    </w:p>
-    <w:p>
-      <w:pPr>
-        <w:pStyle w:val="a5"/>
-        <w:ind w:firstLine="0"/>
-        <w:rPr>
-          <w:lang w:val="ru-RU"/>
-        </w:rPr>
-      </w:pPr>
-      <w:r>
-        <w:rPr>
-          <w:lang w:val="ru-RU"/>
-        </w:rPr>
-        <w:t>Листинг 6 - Коэффициенты и пакеты</w:t>
-      </w:r>
-    </w:p>
-    <w:p>
-      <w:pPr>
-        <w:rPr>
-          <w:rFonts w:ascii="Courier New" w:hAnsi="Courier New" w:cs="Courier New"/>
-          <w:sz w:val="20"/>
-          <w:szCs w:val="20"/>
-          <w:lang w:val="en-US"/>
-        </w:rPr>
-      </w:pPr>
-      <w:r>
-        <w:rPr>
-          <w:rFonts w:ascii="Courier New" w:hAnsi="Courier New" w:cs="Courier New"/>
-          <w:sz w:val="20"/>
-          <w:szCs w:val="20"/>
-          <w:lang w:val="en-US"/>
-        </w:rPr>
-        <w:t>from scipy import signal</w:t>
-      </w:r>
-    </w:p>
-    <w:p>
-      <w:pPr>
-        <w:rPr>
-          <w:rFonts w:ascii="Courier New" w:hAnsi="Courier New" w:cs="Courier New"/>
-          <w:sz w:val="20"/>
-          <w:szCs w:val="20"/>
-          <w:lang w:val="en-US"/>
-        </w:rPr>
-      </w:pPr>
-      <w:r>
-        <w:rPr>
-          <w:rFonts w:ascii="Courier New" w:hAnsi="Courier New" w:cs="Courier New"/>
-          <w:sz w:val="20"/>
-          <w:szCs w:val="20"/>
-          <w:lang w:val="en-US"/>
-        </w:rPr>
-        <w:t>import numpy as np</w:t>
-      </w:r>
-    </w:p>
-    <w:p>
-      <w:pPr>
-        <w:rPr>
-          <w:rFonts w:ascii="Courier New" w:hAnsi="Courier New" w:cs="Courier New"/>
-          <w:sz w:val="20"/>
-          <w:szCs w:val="20"/>
-          <w:lang w:val="en-US"/>
-        </w:rPr>
-      </w:pPr>
-      <w:r>
-        <w:rPr>
-          <w:rFonts w:ascii="Courier New" w:hAnsi="Courier New" w:cs="Courier New"/>
-          <w:sz w:val="20"/>
-          <w:szCs w:val="20"/>
-          <w:lang w:val="en-US"/>
-        </w:rPr>
-        <w:t>from matplotlib import pyplot as plt</w:t>
-      </w:r>
-    </w:p>
-    <w:p>
-      <w:pPr>
-        <w:rPr>
-          <w:rFonts w:ascii="Courier New" w:hAnsi="Courier New" w:cs="Courier New"/>
-          <w:sz w:val="20"/>
-          <w:szCs w:val="20"/>
-          <w:lang w:val="en-US"/>
-        </w:rPr>
-      </w:pPr>
-    </w:p>
-    <w:p>
-      <w:pPr>
-        <w:rPr>
-          <w:rFonts w:ascii="Courier New" w:hAnsi="Courier New" w:cs="Courier New"/>
-          <w:sz w:val="20"/>
-          <w:szCs w:val="20"/>
-          <w:lang w:val="en-US"/>
-        </w:rPr>
-      </w:pPr>
-      <w:r>
-        <w:rPr>
-          <w:rFonts w:ascii="Courier New" w:hAnsi="Courier New" w:cs="Courier New"/>
-          <w:sz w:val="20"/>
-          <w:szCs w:val="20"/>
-          <w:lang w:val="en-US"/>
-        </w:rPr>
-        <w:t>b2 = zd = np.array([1, -1.65])</w:t>
-      </w:r>
-    </w:p>
-    <w:p>
-      <w:pPr>
-        <w:rPr>
-          <w:rFonts w:ascii="Courier New" w:hAnsi="Courier New" w:cs="Courier New"/>
-          <w:sz w:val="20"/>
-          <w:szCs w:val="20"/>
-          <w:lang w:val="en-US"/>
-        </w:rPr>
-      </w:pPr>
-      <w:r>
-        <w:rPr>
-          <w:rFonts w:ascii="Courier New" w:hAnsi="Courier New" w:cs="Courier New"/>
-          <w:sz w:val="20"/>
-          <w:szCs w:val="20"/>
-          <w:lang w:val="en-US"/>
-        </w:rPr>
-        <w:t>a2 = pd = np.array([-2.1, -3.41])  </w:t>
-      </w:r>
-    </w:p>
-    <w:p>
-      <w:pPr>
-        <w:rPr>
-          <w:rFonts w:ascii="Courier New" w:hAnsi="Courier New" w:cs="Courier New"/>
-          <w:sz w:val="20"/>
-          <w:szCs w:val="20"/>
-          <w:lang w:val="en-US"/>
-        </w:rPr>
-      </w:pPr>
-      <w:r>
-        <w:rPr>
-          <w:rFonts w:ascii="Courier New" w:hAnsi="Courier New" w:cs="Courier New"/>
-          <w:sz w:val="20"/>
-          <w:szCs w:val="20"/>
-          <w:lang w:val="en-US"/>
-        </w:rPr>
-        <w:t xml:space="preserve">fs = gain = 1.0 </w:t>
-      </w:r>
-    </w:p>
-    <w:p>
-      <w:pPr>
-        <w:rPr>
-          <w:rFonts w:ascii="Courier New" w:hAnsi="Courier New" w:cs="Courier New"/>
-          <w:sz w:val="20"/>
-          <w:szCs w:val="20"/>
-          <w:lang w:val="en-US"/>
-        </w:rPr>
-      </w:pPr>
-    </w:p>
-    <w:p>
-      <w:pPr>
-        <w:rPr>
-          <w:rFonts w:ascii="Courier New" w:hAnsi="Courier New" w:cs="Courier New"/>
-          <w:sz w:val="20"/>
-          <w:szCs w:val="20"/>
-          <w:lang w:val="en-US"/>
-        </w:rPr>
-      </w:pPr>
-      <w:r>
-        <w:rPr>
-          <w:rFonts w:ascii="Courier New" w:hAnsi="Courier New" w:cs="Courier New"/>
-          <w:sz w:val="20"/>
-          <w:szCs w:val="20"/>
-          <w:lang w:val="en-US"/>
-        </w:rPr>
-        <w:t>system_zpk = signal.ZerosPolesGain(zd, pd, gain)</w:t>
-      </w:r>
-    </w:p>
-    <w:p>
-      <w:pPr>
-        <w:rPr>
-          <w:rFonts w:ascii="Courier New" w:hAnsi="Courier New" w:cs="Courier New"/>
-          <w:sz w:val="20"/>
-          <w:szCs w:val="20"/>
-          <w:lang w:val="en-US"/>
-        </w:rPr>
-      </w:pPr>
-    </w:p>
-    <w:p>
-      <w:pPr>
-        <w:rPr>
-          <w:rFonts w:ascii="Courier New" w:hAnsi="Courier New" w:cs="Courier New"/>
-          <w:sz w:val="20"/>
-          <w:szCs w:val="20"/>
-          <w:lang w:val="en-US"/>
-        </w:rPr>
-      </w:pPr>
-      <w:r>
-        <w:rPr>
-          <w:rFonts w:ascii="Courier New" w:hAnsi="Courier New" w:cs="Courier New"/>
-          <w:sz w:val="20"/>
-          <w:szCs w:val="20"/>
-          <w:lang w:val="en-US"/>
-        </w:rPr>
-        <w:lastRenderedPageBreak/>
-        <w:t>system_tf = signal.TransferFunction(system_zpk.to_tf())</w:t>
-      </w:r>
+        <w:pStyle w:val="a5"/>
+        <w:ind w:firstLine="0"/>
+        <w:rPr>
+          <w:rFonts w:ascii="Courier New" w:hAnsi="Courier New" w:cs="Courier New"/>
+          <w:sz w:val="20"/>
+          <w:szCs w:val="20"/>
+          <w:lang w:val="ru-RU"/>
+        </w:rPr>
+      </w:pPr>
+      <w:r>
+        <w:rPr>
+          <w:rFonts w:ascii="Courier New" w:hAnsi="Courier New" w:cs="Courier New"/>
+          <w:sz w:val="20"/>
+          <w:szCs w:val="20"/>
+          <w:lang w:val="ru-RU"/>
+        </w:rPr>
+        <w:t>%% ---------------------------------------------</w:t>
+      </w:r>
+    </w:p>
+    <w:p>
+      <w:pPr>
+        <w:pStyle w:val="a5"/>
+        <w:ind w:firstLine="0"/>
+        <w:rPr>
+          <w:rFonts w:ascii="Courier New" w:hAnsi="Courier New" w:cs="Courier New"/>
+          <w:sz w:val="20"/>
+          <w:szCs w:val="20"/>
+          <w:lang w:val="ru-RU"/>
+        </w:rPr>
+      </w:pPr>
+      <w:r>
+        <w:rPr>
+          <w:rFonts w:ascii="Courier New" w:hAnsi="Courier New" w:cs="Courier New"/>
+          <w:sz w:val="20"/>
+          <w:szCs w:val="20"/>
+          <w:lang w:val="ru-RU"/>
+        </w:rPr>
+        <w:t>% 6. Определение нулей и полюсов дискретной системы</w:t>
+      </w:r>
+    </w:p>
+    <w:p>
+      <w:pPr>
+        <w:pStyle w:val="a5"/>
+        <w:ind w:firstLine="0"/>
+        <w:rPr>
+          <w:rFonts w:ascii="Courier New" w:hAnsi="Courier New" w:cs="Courier New"/>
+          <w:sz w:val="20"/>
+          <w:szCs w:val="20"/>
+        </w:rPr>
+      </w:pPr>
+      <w:r>
+        <w:rPr>
+          <w:rFonts w:ascii="Courier New" w:hAnsi="Courier New" w:cs="Courier New"/>
+          <w:sz w:val="20"/>
+          <w:szCs w:val="20"/>
+        </w:rPr>
+        <w:t>% ----------------------------------------------</w:t>
+      </w:r>
+    </w:p>
+    <w:p>
+      <w:pPr>
+        <w:pStyle w:val="a5"/>
+        <w:ind w:firstLine="0"/>
+        <w:rPr>
+          <w:rFonts w:ascii="Courier New" w:hAnsi="Courier New" w:cs="Courier New"/>
+          <w:sz w:val="20"/>
+          <w:szCs w:val="20"/>
+        </w:rPr>
+      </w:pPr>
+    </w:p>
+    <w:p>
+      <w:pPr>
+        <w:pStyle w:val="a5"/>
+        <w:ind w:firstLine="0"/>
+        <w:rPr>
+          <w:rFonts w:ascii="Courier New" w:hAnsi="Courier New" w:cs="Courier New"/>
+          <w:sz w:val="20"/>
+          <w:szCs w:val="20"/>
+        </w:rPr>
+      </w:pPr>
+      <w:r>
+        <w:rPr>
+          <w:rFonts w:ascii="Courier New" w:hAnsi="Courier New" w:cs="Courier New"/>
+          <w:sz w:val="20"/>
+          <w:szCs w:val="20"/>
+        </w:rPr>
+        <w:t xml:space="preserve">[b2, a2] = </w:t>
+      </w:r>
+      <w:proofErr w:type="spellStart"/>
+      <w:proofErr w:type="gramStart"/>
+      <w:r>
+        <w:rPr>
+          <w:rFonts w:ascii="Courier New" w:hAnsi="Courier New" w:cs="Courier New"/>
+          <w:sz w:val="20"/>
+          <w:szCs w:val="20"/>
+        </w:rPr>
+        <w:t>eqtflength</w:t>
+      </w:r>
+      <w:proofErr w:type="spellEnd"/>
+      <w:r>
+        <w:rPr>
+          <w:rFonts w:ascii="Courier New" w:hAnsi="Courier New" w:cs="Courier New"/>
+          <w:sz w:val="20"/>
+          <w:szCs w:val="20"/>
+        </w:rPr>
+        <w:t>(</w:t>
+      </w:r>
+      <w:proofErr w:type="spellStart"/>
+      <w:proofErr w:type="gramEnd"/>
+      <w:r>
+        <w:rPr>
+          <w:rFonts w:ascii="Courier New" w:hAnsi="Courier New" w:cs="Courier New"/>
+          <w:sz w:val="20"/>
+          <w:szCs w:val="20"/>
+        </w:rPr>
+        <w:t>zd</w:t>
+      </w:r>
+      <w:proofErr w:type="spellEnd"/>
+      <w:r>
+        <w:rPr>
+          <w:rFonts w:ascii="Courier New" w:hAnsi="Courier New" w:cs="Courier New"/>
+          <w:sz w:val="20"/>
+          <w:szCs w:val="20"/>
+        </w:rPr>
+        <w:t xml:space="preserve">, pd); </w:t>
+      </w:r>
+    </w:p>
+    <w:p>
+      <w:pPr>
+        <w:pStyle w:val="a5"/>
+        <w:ind w:firstLine="0"/>
+        <w:rPr>
+          <w:rFonts w:ascii="Courier New" w:hAnsi="Courier New" w:cs="Courier New"/>
+          <w:sz w:val="20"/>
+          <w:szCs w:val="20"/>
+        </w:rPr>
+      </w:pPr>
+      <w:r>
+        <w:rPr>
+          <w:rFonts w:ascii="Courier New" w:hAnsi="Courier New" w:cs="Courier New"/>
+          <w:sz w:val="20"/>
+          <w:szCs w:val="20"/>
+        </w:rPr>
+        <w:t>[z1, p1, k1] = tf2</w:t>
+      </w:r>
+      <w:proofErr w:type="gramStart"/>
+      <w:r>
+        <w:rPr>
+          <w:rFonts w:ascii="Courier New" w:hAnsi="Courier New" w:cs="Courier New"/>
+          <w:sz w:val="20"/>
+          <w:szCs w:val="20"/>
+        </w:rPr>
+        <w:t>zp(</w:t>
+      </w:r>
+      <w:proofErr w:type="gramEnd"/>
+      <w:r>
+        <w:rPr>
+          <w:rFonts w:ascii="Courier New" w:hAnsi="Courier New" w:cs="Courier New"/>
+          <w:sz w:val="20"/>
+          <w:szCs w:val="20"/>
+        </w:rPr>
+        <w:t>b2, a2);</w:t>
+      </w:r>
+    </w:p>
+    <w:p>
+      <w:pPr>
+        <w:pStyle w:val="a5"/>
+        <w:ind w:firstLine="0"/>
+        <w:rPr>
+          <w:rFonts w:ascii="Courier New" w:hAnsi="Courier New" w:cs="Courier New"/>
+          <w:sz w:val="20"/>
+          <w:szCs w:val="20"/>
+        </w:rPr>
+      </w:pPr>
+    </w:p>
+    <w:p>
+      <w:pPr>
+        <w:pStyle w:val="a5"/>
+        <w:ind w:firstLine="0"/>
+        <w:rPr>
+          <w:rFonts w:ascii="Courier New" w:hAnsi="Courier New" w:cs="Courier New"/>
+          <w:sz w:val="20"/>
+          <w:szCs w:val="20"/>
+        </w:rPr>
+      </w:pPr>
+      <w:r>
+        <w:rPr>
+          <w:rFonts w:ascii="Courier New" w:hAnsi="Courier New" w:cs="Courier New"/>
+          <w:sz w:val="20"/>
+          <w:szCs w:val="20"/>
+        </w:rPr>
+        <w:t>figure</w:t>
+      </w:r>
+    </w:p>
+    <w:p>
+      <w:pPr>
+        <w:pStyle w:val="a5"/>
+        <w:ind w:firstLine="0"/>
+        <w:rPr>
+          <w:rFonts w:ascii="Courier New" w:hAnsi="Courier New" w:cs="Courier New"/>
+          <w:sz w:val="20"/>
+          <w:szCs w:val="20"/>
+        </w:rPr>
+      </w:pPr>
+      <w:proofErr w:type="spellStart"/>
+      <w:proofErr w:type="gramStart"/>
+      <w:r>
+        <w:rPr>
+          <w:rFonts w:ascii="Courier New" w:hAnsi="Courier New" w:cs="Courier New"/>
+          <w:sz w:val="20"/>
+          <w:szCs w:val="20"/>
+        </w:rPr>
+        <w:t>zplane</w:t>
+      </w:r>
+      <w:proofErr w:type="spellEnd"/>
+      <w:r>
+        <w:rPr>
+          <w:rFonts w:ascii="Courier New" w:hAnsi="Courier New" w:cs="Courier New"/>
+          <w:sz w:val="20"/>
+          <w:szCs w:val="20"/>
+        </w:rPr>
+        <w:t>(</w:t>
+      </w:r>
+      <w:proofErr w:type="gramEnd"/>
+      <w:r>
+        <w:rPr>
+          <w:rFonts w:ascii="Courier New" w:hAnsi="Courier New" w:cs="Courier New"/>
+          <w:sz w:val="20"/>
+          <w:szCs w:val="20"/>
+        </w:rPr>
+        <w:t>z1, p1);</w:t>
+      </w:r>
+    </w:p>
+    <w:p>
+      <w:pPr>
+        <w:pStyle w:val="a5"/>
+        <w:ind w:firstLine="0"/>
+        <w:rPr>
+          <w:rFonts w:ascii="Courier New" w:hAnsi="Courier New" w:cs="Courier New"/>
+          <w:sz w:val="20"/>
+          <w:szCs w:val="20"/>
+        </w:rPr>
+      </w:pPr>
+      <w:r>
+        <w:rPr>
+          <w:rFonts w:ascii="Courier New" w:hAnsi="Courier New" w:cs="Courier New"/>
+          <w:sz w:val="20"/>
+          <w:szCs w:val="20"/>
+        </w:rPr>
+        <w:t>hold on;</w:t>
+      </w:r>
+    </w:p>
+    <w:p>
+      <w:pPr>
+        <w:pStyle w:val="a5"/>
+        <w:ind w:firstLine="0"/>
+        <w:rPr>
+          <w:rFonts w:ascii="Courier New" w:hAnsi="Courier New" w:cs="Courier New"/>
+          <w:sz w:val="20"/>
+          <w:szCs w:val="20"/>
+          <w:lang w:val="ru-RU"/>
+        </w:rPr>
+      </w:pPr>
+      <w:proofErr w:type="spellStart"/>
+      <w:r>
+        <w:rPr>
+          <w:rFonts w:ascii="Courier New" w:hAnsi="Courier New" w:cs="Courier New"/>
+          <w:sz w:val="20"/>
+          <w:szCs w:val="20"/>
+          <w:lang w:val="ru-RU"/>
+        </w:rPr>
+        <w:t>grid</w:t>
+      </w:r>
+      <w:proofErr w:type="spellEnd"/>
+    </w:p>
+    <w:p>
+      <w:pPr>
+        <w:pStyle w:val="a5"/>
+        <w:ind w:firstLine="0"/>
+        <w:rPr>
+          <w:rFonts w:ascii="Courier New" w:hAnsi="Courier New" w:cs="Courier New"/>
+          <w:sz w:val="20"/>
+          <w:szCs w:val="20"/>
+          <w:lang w:val="ru-RU"/>
+        </w:rPr>
+      </w:pPr>
+      <w:proofErr w:type="spellStart"/>
+      <w:proofErr w:type="gramStart"/>
+      <w:r>
+        <w:rPr>
+          <w:rFonts w:ascii="Courier New" w:hAnsi="Courier New" w:cs="Courier New"/>
+          <w:sz w:val="20"/>
+          <w:szCs w:val="20"/>
+          <w:lang w:val="ru-RU"/>
+        </w:rPr>
+        <w:t>title</w:t>
+      </w:r>
+      <w:proofErr w:type="spellEnd"/>
+      <w:r>
+        <w:rPr>
+          <w:rFonts w:ascii="Courier New" w:hAnsi="Courier New" w:cs="Courier New"/>
+          <w:sz w:val="20"/>
+          <w:szCs w:val="20"/>
+          <w:lang w:val="ru-RU"/>
+        </w:rPr>
+        <w:t>(</w:t>
+      </w:r>
+      <w:proofErr w:type="gramEnd"/>
+      <w:r>
+        <w:rPr>
+          <w:rFonts w:ascii="Courier New" w:hAnsi="Courier New" w:cs="Courier New"/>
+          <w:sz w:val="20"/>
+          <w:szCs w:val="20"/>
+          <w:lang w:val="ru-RU"/>
+        </w:rPr>
+        <w:t>'Определение нулей и полюсов дискретной системы')</w:t>
+      </w:r>
+    </w:p>
+    <w:p>
+      <w:pPr>
+        <w:pStyle w:val="a5"/>
+        <w:ind w:firstLine="0"/>
+        <w:rPr>
+          <w:lang w:val="ru-RU"/>
+        </w:rPr>
+      </w:pPr>
     </w:p>
     <w:p>
       <w:pPr>
@@ -7649,7 +7772,7 @@
 </file>
 
 <file path=word/styles.xml><?xml version="1.0" encoding="utf-8"?>
-<w:styles xmlns:mc="http://schemas.openxmlformats.org/markup-compatibility/2006" xmlns:r="http://schemas.openxmlformats.org/officeDocument/2006/relationships" xmlns:w="http://schemas.openxmlformats.org/wordprocessingml/2006/main" xmlns:w14="http://schemas.microsoft.com/office/word/2010/wordml" xmlns:w15="http://schemas.microsoft.com/office/word/2012/wordml" xmlns:w16cex="http://schemas.microsoft.com/office/word/2018/wordml/cex" xmlns:w16cid="http://schemas.microsoft.com/office/word/2016/wordml/cid" xmlns:w16="http://schemas.microsoft.com/office/word/2018/wordml" xmlns:w16sdtdh="http://schemas.microsoft.com/office/word/2020/wordml/sdtdatahash" xmlns:w16se="http://schemas.microsoft.com/office/word/2015/wordml/symex" mc:Ignorable="w14 w15 w16se w16cid w16 w16cex w16sdtdh">
+<w:styles xmlns:mc="http://schemas.openxmlformats.org/markup-compatibility/2006" xmlns:r="http://schemas.openxmlformats.org/officeDocument/2006/relationships" xmlns:w="http://schemas.openxmlformats.org/wordprocessingml/2006/main" xmlns:w14="http://schemas.microsoft.com/office/word/2010/wordml" xmlns:w15="http://schemas.microsoft.com/office/word/2012/wordml" xmlns:w16cex="http://schemas.microsoft.com/office/word/2018/wordml/cex" xmlns:w16cid="http://schemas.microsoft.com/office/word/2016/wordml/cid" xmlns:w16="http://schemas.microsoft.com/office/word/2018/wordml" xmlns:w16du="http://schemas.microsoft.com/office/word/2023/wordml/word16du" xmlns:w16sdtdh="http://schemas.microsoft.com/office/word/2020/wordml/sdtdatahash" xmlns:w16sdtfl="http://schemas.microsoft.com/office/word/2024/wordml/sdtformatlock" xmlns:w16se="http://schemas.microsoft.com/office/word/2015/wordml/symex" mc:Ignorable="w14 w15 w16se w16cid w16 w16cex w16sdtdh w16sdtfl w16du">
   <w:docDefaults>
     <w:rPrDefault>
       <w:rPr>
@@ -8050,7 +8173,6 @@
   <w:style w:type="character" w:default="1" w:styleId="a0">
     <w:name w:val="Default Paragraph Font"/>
     <w:uiPriority w:val="1"/>
-    <w:semiHidden/>
     <w:unhideWhenUsed/>
   </w:style>
   <w:style w:type="table" w:default="1" w:styleId="a1">

--- a/Технологии обработки информации/Лабораторная работа #3.docx
+++ b/Технологии обработки информации/Лабораторная работа #3.docx
@@ -1,6 +1,6 @@
 
 <file path=word/document.xml><?xml version="1.0" encoding="utf-8"?>
-<w:document xmlns:wpc="http://schemas.microsoft.com/office/word/2010/wordprocessingCanvas" xmlns:cx="http://schemas.microsoft.com/office/drawing/2014/chartex" xmlns:cx1="http://schemas.microsoft.com/office/drawing/2015/9/8/chartex" xmlns:cx2="http://schemas.microsoft.com/office/drawing/2015/10/21/chartex" xmlns:cx3="http://schemas.microsoft.com/office/drawing/2016/5/9/chartex" xmlns:cx4="http://schemas.microsoft.com/office/drawing/2016/5/10/chartex" xmlns:cx5="http://schemas.microsoft.com/office/drawing/2016/5/11/chartex" xmlns:cx6="http://schemas.microsoft.com/office/drawing/2016/5/12/chartex" xmlns:cx7="http://schemas.microsoft.com/office/drawing/2016/5/13/chartex" xmlns:cx8="http://schemas.microsoft.com/office/drawing/2016/5/14/chartex" xmlns:mc="http://schemas.openxmlformats.org/markup-compatibility/2006" xmlns:aink="http://schemas.microsoft.com/office/drawing/2016/ink" xmlns:am3d="http://schemas.microsoft.com/office/drawing/2017/model3d" xmlns:o="urn:schemas-microsoft-com:office:office" xmlns:oel="http://schemas.microsoft.com/office/2019/extlst" xmlns:r="http://schemas.openxmlformats.org/officeDocument/2006/relationships" xmlns:m="http://schemas.openxmlformats.org/officeDocument/2006/math" xmlns:v="urn:schemas-microsoft-com:vml" xmlns:wp14="http://schemas.microsoft.com/office/word/2010/wordprocessingDrawing" xmlns:wp="http://schemas.openxmlformats.org/drawingml/2006/wordprocessingDrawing" xmlns:w10="urn:schemas-microsoft-com:office:word" xmlns:w="http://schemas.openxmlformats.org/wordprocessingml/2006/main" xmlns:w14="http://schemas.microsoft.com/office/word/2010/wordml" xmlns:w15="http://schemas.microsoft.com/office/word/2012/wordml" xmlns:w16cex="http://schemas.microsoft.com/office/word/2018/wordml/cex" xmlns:w16cid="http://schemas.microsoft.com/office/word/2016/wordml/cid" xmlns:w16="http://schemas.microsoft.com/office/word/2018/wordml" xmlns:w16du="http://schemas.microsoft.com/office/word/2023/wordml/word16du" xmlns:w16sdtdh="http://schemas.microsoft.com/office/word/2020/wordml/sdtdatahash" xmlns:w16sdtfl="http://schemas.microsoft.com/office/word/2024/wordml/sdtformatlock" xmlns:w16se="http://schemas.microsoft.com/office/word/2015/wordml/symex" xmlns:wpg="http://schemas.microsoft.com/office/word/2010/wordprocessingGroup" xmlns:wpi="http://schemas.microsoft.com/office/word/2010/wordprocessingInk" xmlns:wne="http://schemas.microsoft.com/office/word/2006/wordml" xmlns:wps="http://schemas.microsoft.com/office/word/2010/wordprocessingShape" mc:Ignorable="w14 w15 w16se w16cid w16 w16cex w16sdtdh w16sdtfl w16du wp14">
+<w:document xmlns:wpc="http://schemas.microsoft.com/office/word/2010/wordprocessingCanvas" xmlns:cx="http://schemas.microsoft.com/office/drawing/2014/chartex" xmlns:cx1="http://schemas.microsoft.com/office/drawing/2015/9/8/chartex" xmlns:cx2="http://schemas.microsoft.com/office/drawing/2015/10/21/chartex" xmlns:cx3="http://schemas.microsoft.com/office/drawing/2016/5/9/chartex" xmlns:cx4="http://schemas.microsoft.com/office/drawing/2016/5/10/chartex" xmlns:cx5="http://schemas.microsoft.com/office/drawing/2016/5/11/chartex" xmlns:cx6="http://schemas.microsoft.com/office/drawing/2016/5/12/chartex" xmlns:cx7="http://schemas.microsoft.com/office/drawing/2016/5/13/chartex" xmlns:cx8="http://schemas.microsoft.com/office/drawing/2016/5/14/chartex" xmlns:mc="http://schemas.openxmlformats.org/markup-compatibility/2006" xmlns:aink="http://schemas.microsoft.com/office/drawing/2016/ink" xmlns:am3d="http://schemas.microsoft.com/office/drawing/2017/model3d" xmlns:o="urn:schemas-microsoft-com:office:office" xmlns:r="http://schemas.openxmlformats.org/officeDocument/2006/relationships" xmlns:m="http://schemas.openxmlformats.org/officeDocument/2006/math" xmlns:v="urn:schemas-microsoft-com:vml" xmlns:wp14="http://schemas.microsoft.com/office/word/2010/wordprocessingDrawing" xmlns:wp="http://schemas.openxmlformats.org/drawingml/2006/wordprocessingDrawing" xmlns:w10="urn:schemas-microsoft-com:office:word" xmlns:w="http://schemas.openxmlformats.org/wordprocessingml/2006/main" xmlns:w14="http://schemas.microsoft.com/office/word/2010/wordml" xmlns:w15="http://schemas.microsoft.com/office/word/2012/wordml" xmlns:w16cex="http://schemas.microsoft.com/office/word/2018/wordml/cex" xmlns:w16cid="http://schemas.microsoft.com/office/word/2016/wordml/cid" xmlns:w16="http://schemas.microsoft.com/office/word/2018/wordml" xmlns:w16sdtdh="http://schemas.microsoft.com/office/word/2020/wordml/sdtdatahash" xmlns:w16se="http://schemas.microsoft.com/office/word/2015/wordml/symex" xmlns:wpg="http://schemas.microsoft.com/office/word/2010/wordprocessingGroup" xmlns:wpi="http://schemas.microsoft.com/office/word/2010/wordprocessingInk" xmlns:wne="http://schemas.microsoft.com/office/word/2006/wordml" xmlns:wps="http://schemas.microsoft.com/office/word/2010/wordprocessingShape" mc:Ignorable="w14 w15 w16se w16cid w16 w16cex w16sdtdh wp14">
   <w:body>
     <w:p>
       <w:pPr>
@@ -15,6 +15,12 @@
         <w:rPr>
           <w:lang w:val="ru-RU"/>
         </w:rPr>
+        <w:t xml:space="preserve">  ч</w:t>
+      </w:r>
+      <w:r>
+        <w:rPr>
+          <w:lang w:val="ru-RU"/>
+        </w:rPr>
         <w:t>Лабораторная работа №</w:t>
       </w:r>
       <w:r>
@@ -269,19 +275,11 @@
         </w:rPr>
         <w:t xml:space="preserve"> </w:t>
       </w:r>
-      <w:proofErr w:type="spellStart"/>
-      <w:r>
-        <w:rPr>
-          <w:lang w:val="ru-RU"/>
-        </w:rPr>
-        <w:t>impinvar</w:t>
-      </w:r>
-      <w:proofErr w:type="spellEnd"/>
-      <w:r>
-        <w:rPr>
-          <w:lang w:val="ru-RU"/>
-        </w:rPr>
-        <w:t>.</w:t>
+      <w:r>
+        <w:rPr>
+          <w:lang w:val="ru-RU"/>
+        </w:rPr>
+        <w:t>impinvar.</w:t>
       </w:r>
     </w:p>
     <w:p>
@@ -309,19 +307,11 @@
         </w:rPr>
         <w:t xml:space="preserve"> </w:t>
       </w:r>
-      <w:proofErr w:type="spellStart"/>
-      <w:r>
-        <w:rPr>
-          <w:lang w:val="ru-RU"/>
-        </w:rPr>
-        <w:t>bilinear</w:t>
-      </w:r>
-      <w:proofErr w:type="spellEnd"/>
-      <w:r>
-        <w:rPr>
-          <w:lang w:val="ru-RU"/>
-        </w:rPr>
-        <w:t>.</w:t>
+      <w:r>
+        <w:rPr>
+          <w:lang w:val="ru-RU"/>
+        </w:rPr>
+        <w:t>bilinear.</w:t>
       </w:r>
     </w:p>
     <w:p>
@@ -573,26 +563,13 @@
               <w:rFonts w:ascii="Cambria Math" w:hAnsi="Cambria Math"/>
               <w:lang w:val="ru-RU"/>
             </w:rPr>
-            <m:t>=</m:t>
+            <m:t>=-</m:t>
           </m:r>
           <m:r>
             <w:rPr>
               <w:rFonts w:ascii="Cambria Math" w:hAnsi="Cambria Math"/>
-              <w:lang w:val="ru-RU"/>
-            </w:rPr>
-            <m:t>-</m:t>
-          </m:r>
-          <m:r>
-            <w:rPr>
-              <w:rFonts w:ascii="Cambria Math" w:hAnsi="Cambria Math"/>
-            </w:rPr>
-            <m:t>0.</m:t>
-          </m:r>
-          <m:r>
-            <w:rPr>
-              <w:rFonts w:ascii="Cambria Math" w:hAnsi="Cambria Math"/>
-            </w:rPr>
-            <m:t>4</m:t>
+            </w:rPr>
+            <m:t>0.4</m:t>
           </m:r>
           <m:r>
             <w:rPr>
@@ -635,26 +612,13 @@
               <w:rFonts w:ascii="Cambria Math" w:eastAsiaTheme="minorEastAsia" w:hAnsi="Cambria Math"/>
               <w:lang w:val="ru-RU"/>
             </w:rPr>
-            <m:t>=</m:t>
+            <m:t>=0</m:t>
           </m:r>
           <m:r>
             <w:rPr>
               <w:rFonts w:ascii="Cambria Math" w:eastAsiaTheme="minorEastAsia" w:hAnsi="Cambria Math"/>
-              <w:lang w:val="ru-RU"/>
-            </w:rPr>
-            <m:t>0</m:t>
-          </m:r>
-          <m:r>
-            <w:rPr>
-              <w:rFonts w:ascii="Cambria Math" w:eastAsiaTheme="minorEastAsia" w:hAnsi="Cambria Math"/>
-            </w:rPr>
-            <m:t>.2</m:t>
-          </m:r>
-          <m:r>
-            <w:rPr>
-              <w:rFonts w:ascii="Cambria Math" w:eastAsiaTheme="minorEastAsia" w:hAnsi="Cambria Math"/>
-            </w:rPr>
-            <m:t>4</m:t>
+            </w:rPr>
+            <m:t>.24</m:t>
           </m:r>
           <m:r>
             <w:rPr>
@@ -690,40 +654,27 @@
               <w:rFonts w:ascii="Cambria Math" w:eastAsiaTheme="minorEastAsia" w:hAnsi="Cambria Math"/>
               <w:lang w:val="ru-RU"/>
             </w:rPr>
-            <m:t>=</m:t>
+            <m:t>=0</m:t>
+          </m:r>
+          <m:r>
+            <w:rPr>
+              <w:rFonts w:ascii="Cambria Math" w:eastAsiaTheme="minorEastAsia" w:hAnsi="Cambria Math"/>
+            </w:rPr>
+            <m:t>.1</m:t>
           </m:r>
           <m:r>
             <w:rPr>
               <w:rFonts w:ascii="Cambria Math" w:eastAsiaTheme="minorEastAsia" w:hAnsi="Cambria Math"/>
               <w:lang w:val="ru-RU"/>
             </w:rPr>
-            <m:t>0</m:t>
-          </m:r>
-          <m:r>
-            <w:rPr>
-              <w:rFonts w:ascii="Cambria Math" w:eastAsiaTheme="minorEastAsia" w:hAnsi="Cambria Math"/>
-            </w:rPr>
-            <m:t>.</m:t>
-          </m:r>
-          <m:r>
-            <w:rPr>
-              <w:rFonts w:ascii="Cambria Math" w:eastAsiaTheme="minorEastAsia" w:hAnsi="Cambria Math"/>
-            </w:rPr>
-            <m:t>1</m:t>
+            <m:t>1;</m:t>
           </m:r>
           <m:r>
             <w:rPr>
               <w:rFonts w:ascii="Cambria Math" w:eastAsiaTheme="minorEastAsia" w:hAnsi="Cambria Math"/>
               <w:lang w:val="ru-RU"/>
             </w:rPr>
-            <m:t>1</m:t>
-          </m:r>
-          <m:r>
-            <w:rPr>
-              <w:rFonts w:ascii="Cambria Math" w:eastAsiaTheme="minorEastAsia" w:hAnsi="Cambria Math"/>
-              <w:lang w:val="ru-RU"/>
-            </w:rPr>
-            <m:t>;h</m:t>
+            <m:t>h</m:t>
           </m:r>
           <m:d>
             <m:dPr>
@@ -752,26 +703,13 @@
               <w:rFonts w:ascii="Cambria Math" w:eastAsiaTheme="minorEastAsia" w:hAnsi="Cambria Math"/>
               <w:lang w:val="ru-RU"/>
             </w:rPr>
-            <m:t>=</m:t>
+            <m:t>=0</m:t>
           </m:r>
           <m:r>
             <w:rPr>
               <w:rFonts w:ascii="Cambria Math" w:eastAsiaTheme="minorEastAsia" w:hAnsi="Cambria Math"/>
-              <w:lang w:val="ru-RU"/>
-            </w:rPr>
-            <m:t>0</m:t>
-          </m:r>
-          <m:r>
-            <w:rPr>
-              <w:rFonts w:ascii="Cambria Math" w:eastAsiaTheme="minorEastAsia" w:hAnsi="Cambria Math"/>
-            </w:rPr>
-            <m:t>.0</m:t>
-          </m:r>
-          <m:r>
-            <w:rPr>
-              <w:rFonts w:ascii="Cambria Math" w:eastAsiaTheme="minorEastAsia" w:hAnsi="Cambria Math"/>
-            </w:rPr>
-            <m:t>5</m:t>
+            </w:rPr>
+            <m:t>.05</m:t>
           </m:r>
           <m:r>
             <w:rPr>
@@ -826,25 +764,7 @@
             <w:rPr>
               <w:rFonts w:ascii="Cambria Math" w:hAnsi="Cambria Math"/>
             </w:rPr>
-            <m:t>0.</m:t>
-          </m:r>
-          <m:r>
-            <w:rPr>
-              <w:rFonts w:ascii="Cambria Math" w:hAnsi="Cambria Math"/>
-            </w:rPr>
-            <m:t>0</m:t>
-          </m:r>
-          <m:r>
-            <w:rPr>
-              <w:rFonts w:ascii="Cambria Math" w:hAnsi="Cambria Math"/>
-            </w:rPr>
-            <m:t>2</m:t>
-          </m:r>
-          <m:r>
-            <w:rPr>
-              <w:rFonts w:ascii="Cambria Math" w:hAnsi="Cambria Math"/>
-            </w:rPr>
-            <m:t>6</m:t>
+            <m:t>0.026</m:t>
           </m:r>
           <m:r>
             <w:rPr>
@@ -906,25 +826,7 @@
             <w:rPr>
               <w:rFonts w:ascii="Cambria Math" w:eastAsiaTheme="minorEastAsia" w:hAnsi="Cambria Math"/>
             </w:rPr>
-            <m:t>.</m:t>
-          </m:r>
-          <m:r>
-            <w:rPr>
-              <w:rFonts w:ascii="Cambria Math" w:eastAsiaTheme="minorEastAsia" w:hAnsi="Cambria Math"/>
-            </w:rPr>
-            <m:t>0</m:t>
-          </m:r>
-          <m:r>
-            <w:rPr>
-              <w:rFonts w:ascii="Cambria Math" w:eastAsiaTheme="minorEastAsia" w:hAnsi="Cambria Math"/>
-            </w:rPr>
-            <m:t>1</m:t>
-          </m:r>
-          <m:r>
-            <w:rPr>
-              <w:rFonts w:ascii="Cambria Math" w:eastAsiaTheme="minorEastAsia" w:hAnsi="Cambria Math"/>
-            </w:rPr>
-            <m:t>2</m:t>
+            <m:t>.012</m:t>
           </m:r>
         </m:oMath>
       </m:oMathPara>
@@ -1003,7 +905,14 @@
                   <w:rFonts w:ascii="Cambria Math" w:hAnsi="Cambria Math"/>
                   <w:lang w:val="ru-RU"/>
                 </w:rPr>
-                <m:t>k=0</m:t>
+                <m:t>k</m:t>
+              </m:r>
+              <m:r>
+                <w:rPr>
+                  <w:rFonts w:ascii="Cambria Math" w:hAnsi="Cambria Math"/>
+                  <w:lang w:val="ru-RU"/>
+                </w:rPr>
+                <m:t>=0</m:t>
               </m:r>
             </m:sub>
             <m:sup>
@@ -1070,7 +979,21 @@
                       <w:rFonts w:ascii="Cambria Math" w:hAnsi="Cambria Math"/>
                       <w:lang w:val="ru-RU"/>
                     </w:rPr>
-                    <m:t>n-k</m:t>
+                    <m:t>n</m:t>
+                  </m:r>
+                  <m:r>
+                    <w:rPr>
+                      <w:rFonts w:ascii="Cambria Math" w:hAnsi="Cambria Math"/>
+                      <w:lang w:val="ru-RU"/>
+                    </w:rPr>
+                    <m:t>-</m:t>
+                  </m:r>
+                  <m:r>
+                    <w:rPr>
+                      <w:rFonts w:ascii="Cambria Math" w:hAnsi="Cambria Math"/>
+                      <w:lang w:val="ru-RU"/>
+                    </w:rPr>
+                    <m:t>k</m:t>
                   </m:r>
                 </m:sub>
               </m:sSub>
@@ -1100,7 +1023,14 @@
                   <w:rFonts w:ascii="Cambria Math" w:hAnsi="Cambria Math"/>
                   <w:lang w:val="ru-RU"/>
                 </w:rPr>
-                <m:t>k=0</m:t>
+                <m:t>k</m:t>
+              </m:r>
+              <m:r>
+                <w:rPr>
+                  <w:rFonts w:ascii="Cambria Math" w:hAnsi="Cambria Math"/>
+                  <w:lang w:val="ru-RU"/>
+                </w:rPr>
+                <m:t>=0</m:t>
               </m:r>
             </m:sub>
             <m:sup>
@@ -1167,7 +1097,21 @@
                       <w:rFonts w:ascii="Cambria Math" w:hAnsi="Cambria Math"/>
                       <w:lang w:val="ru-RU"/>
                     </w:rPr>
-                    <m:t>n-k</m:t>
+                    <m:t>n</m:t>
+                  </m:r>
+                  <m:r>
+                    <w:rPr>
+                      <w:rFonts w:ascii="Cambria Math" w:hAnsi="Cambria Math"/>
+                      <w:lang w:val="ru-RU"/>
+                    </w:rPr>
+                    <m:t>-</m:t>
+                  </m:r>
+                  <m:r>
+                    <w:rPr>
+                      <w:rFonts w:ascii="Cambria Math" w:hAnsi="Cambria Math"/>
+                      <w:lang w:val="ru-RU"/>
+                    </w:rPr>
+                    <m:t>k</m:t>
                   </m:r>
                 </m:sub>
               </m:sSub>
@@ -1232,209 +1176,125 @@
               <w:rFonts w:ascii="Cambria Math" w:eastAsiaTheme="minorEastAsia" w:hAnsi="Cambria Math"/>
               <w:lang w:val="ru-RU"/>
             </w:rPr>
-            <m:t xml:space="preserve">= </m:t>
+            <m:t>= -</m:t>
+          </m:r>
+          <m:r>
+            <w:rPr>
+              <w:rFonts w:ascii="Cambria Math" w:hAnsi="Cambria Math"/>
+            </w:rPr>
+            <m:t>0.4</m:t>
+          </m:r>
+          <m:r>
+            <w:rPr>
+              <w:rFonts w:ascii="Cambria Math" w:hAnsi="Cambria Math"/>
+              <w:lang w:val="ru-RU"/>
+            </w:rPr>
+            <m:t>8</m:t>
           </m:r>
           <m:r>
             <w:rPr>
               <w:rFonts w:ascii="Cambria Math" w:eastAsiaTheme="minorEastAsia" w:hAnsi="Cambria Math"/>
               <w:lang w:val="ru-RU"/>
             </w:rPr>
-            <m:t>-</m:t>
+            <m:t>+0</m:t>
+          </m:r>
+          <m:r>
+            <w:rPr>
+              <w:rFonts w:ascii="Cambria Math" w:eastAsiaTheme="minorEastAsia" w:hAnsi="Cambria Math"/>
+            </w:rPr>
+            <m:t>.24</m:t>
+          </m:r>
+          <m:r>
+            <w:rPr>
+              <w:rFonts w:ascii="Cambria Math" w:eastAsiaTheme="minorEastAsia" w:hAnsi="Cambria Math"/>
+              <w:lang w:val="ru-RU"/>
+            </w:rPr>
+            <m:t>+0</m:t>
+          </m:r>
+          <m:r>
+            <w:rPr>
+              <w:rFonts w:ascii="Cambria Math" w:eastAsiaTheme="minorEastAsia" w:hAnsi="Cambria Math"/>
+            </w:rPr>
+            <m:t>.1</m:t>
+          </m:r>
+          <m:r>
+            <w:rPr>
+              <w:rFonts w:ascii="Cambria Math" w:eastAsiaTheme="minorEastAsia" w:hAnsi="Cambria Math"/>
+              <w:lang w:val="ru-RU"/>
+            </w:rPr>
+            <m:t>1+0</m:t>
+          </m:r>
+          <m:r>
+            <w:rPr>
+              <w:rFonts w:ascii="Cambria Math" w:eastAsiaTheme="minorEastAsia" w:hAnsi="Cambria Math"/>
+            </w:rPr>
+            <m:t>.05</m:t>
+          </m:r>
+          <m:r>
+            <w:rPr>
+              <w:rFonts w:ascii="Cambria Math" w:eastAsiaTheme="minorEastAsia" w:hAnsi="Cambria Math"/>
+              <w:lang w:val="ru-RU"/>
+            </w:rPr>
+            <m:t>5</m:t>
+          </m:r>
+          <m:r>
+            <w:rPr>
+              <w:rFonts w:ascii="Cambria Math" w:eastAsiaTheme="minorEastAsia" w:hAnsi="Cambria Math"/>
+            </w:rPr>
+            <m:t>+</m:t>
           </m:r>
           <m:r>
             <w:rPr>
               <w:rFonts w:ascii="Cambria Math" w:hAnsi="Cambria Math"/>
             </w:rPr>
-            <m:t>0.</m:t>
-          </m:r>
-          <m:r>
-            <w:rPr>
-              <w:rFonts w:ascii="Cambria Math" w:hAnsi="Cambria Math"/>
-            </w:rPr>
-            <m:t>4</m:t>
+            <m:t>0.02</m:t>
           </m:r>
           <m:r>
             <w:rPr>
               <w:rFonts w:ascii="Cambria Math" w:hAnsi="Cambria Math"/>
               <w:lang w:val="ru-RU"/>
             </w:rPr>
-            <m:t>8</m:t>
+            <m:t>6</m:t>
+          </m:r>
+          <m:r>
+            <w:rPr>
+              <w:rFonts w:ascii="Cambria Math" w:hAnsi="Cambria Math"/>
+            </w:rPr>
+            <m:t>+</m:t>
           </m:r>
           <m:r>
             <w:rPr>
               <w:rFonts w:ascii="Cambria Math" w:eastAsiaTheme="minorEastAsia" w:hAnsi="Cambria Math"/>
               <w:lang w:val="ru-RU"/>
             </w:rPr>
-            <m:t>+</m:t>
+            <m:t>0</m:t>
+          </m:r>
+          <m:r>
+            <w:rPr>
+              <w:rFonts w:ascii="Cambria Math" w:eastAsiaTheme="minorEastAsia" w:hAnsi="Cambria Math"/>
+            </w:rPr>
+            <m:t>.012</m:t>
           </m:r>
           <m:r>
             <w:rPr>
               <w:rFonts w:ascii="Cambria Math" w:eastAsiaTheme="minorEastAsia" w:hAnsi="Cambria Math"/>
               <w:lang w:val="ru-RU"/>
             </w:rPr>
-            <m:t>0</m:t>
-          </m:r>
-          <m:r>
-            <w:rPr>
-              <w:rFonts w:ascii="Cambria Math" w:eastAsiaTheme="minorEastAsia" w:hAnsi="Cambria Math"/>
-            </w:rPr>
-            <m:t>.2</m:t>
-          </m:r>
-          <m:r>
-            <w:rPr>
-              <w:rFonts w:ascii="Cambria Math" w:eastAsiaTheme="minorEastAsia" w:hAnsi="Cambria Math"/>
-            </w:rPr>
-            <m:t>4</m:t>
+            <m:t xml:space="preserve">=-0,037; </m:t>
           </m:r>
           <m:r>
             <w:rPr>
               <w:rFonts w:ascii="Cambria Math" w:eastAsiaTheme="minorEastAsia" w:hAnsi="Cambria Math"/>
               <w:lang w:val="ru-RU"/>
             </w:rPr>
-            <m:t>+</m:t>
+            <m:t>φ</m:t>
           </m:r>
           <m:r>
             <w:rPr>
               <w:rFonts w:ascii="Cambria Math" w:eastAsiaTheme="minorEastAsia" w:hAnsi="Cambria Math"/>
               <w:lang w:val="ru-RU"/>
             </w:rPr>
-            <m:t>0</m:t>
-          </m:r>
-          <m:r>
-            <w:rPr>
-              <w:rFonts w:ascii="Cambria Math" w:eastAsiaTheme="minorEastAsia" w:hAnsi="Cambria Math"/>
-            </w:rPr>
-            <m:t>.</m:t>
-          </m:r>
-          <m:r>
-            <w:rPr>
-              <w:rFonts w:ascii="Cambria Math" w:eastAsiaTheme="minorEastAsia" w:hAnsi="Cambria Math"/>
-            </w:rPr>
-            <m:t>1</m:t>
-          </m:r>
-          <m:r>
-            <w:rPr>
-              <w:rFonts w:ascii="Cambria Math" w:eastAsiaTheme="minorEastAsia" w:hAnsi="Cambria Math"/>
-              <w:lang w:val="ru-RU"/>
-            </w:rPr>
-            <m:t>1</m:t>
-          </m:r>
-          <m:r>
-            <w:rPr>
-              <w:rFonts w:ascii="Cambria Math" w:eastAsiaTheme="minorEastAsia" w:hAnsi="Cambria Math"/>
-              <w:lang w:val="ru-RU"/>
-            </w:rPr>
-            <m:t>+</m:t>
-          </m:r>
-          <m:r>
-            <w:rPr>
-              <w:rFonts w:ascii="Cambria Math" w:eastAsiaTheme="minorEastAsia" w:hAnsi="Cambria Math"/>
-              <w:lang w:val="ru-RU"/>
-            </w:rPr>
-            <m:t>0</m:t>
-          </m:r>
-          <m:r>
-            <w:rPr>
-              <w:rFonts w:ascii="Cambria Math" w:eastAsiaTheme="minorEastAsia" w:hAnsi="Cambria Math"/>
-            </w:rPr>
-            <m:t>.0</m:t>
-          </m:r>
-          <m:r>
-            <w:rPr>
-              <w:rFonts w:ascii="Cambria Math" w:eastAsiaTheme="minorEastAsia" w:hAnsi="Cambria Math"/>
-            </w:rPr>
-            <m:t>5</m:t>
-          </m:r>
-          <m:r>
-            <w:rPr>
-              <w:rFonts w:ascii="Cambria Math" w:eastAsiaTheme="minorEastAsia" w:hAnsi="Cambria Math"/>
-              <w:lang w:val="ru-RU"/>
-            </w:rPr>
-            <m:t>5</m:t>
-          </m:r>
-          <m:r>
-            <w:rPr>
-              <w:rFonts w:ascii="Cambria Math" w:eastAsiaTheme="minorEastAsia" w:hAnsi="Cambria Math"/>
-            </w:rPr>
-            <m:t>+</m:t>
-          </m:r>
-          <m:r>
-            <w:rPr>
-              <w:rFonts w:ascii="Cambria Math" w:hAnsi="Cambria Math"/>
-            </w:rPr>
-            <m:t>0.0</m:t>
-          </m:r>
-          <m:r>
-            <w:rPr>
-              <w:rFonts w:ascii="Cambria Math" w:hAnsi="Cambria Math"/>
-            </w:rPr>
-            <m:t>2</m:t>
-          </m:r>
-          <m:r>
-            <w:rPr>
-              <w:rFonts w:ascii="Cambria Math" w:hAnsi="Cambria Math"/>
-              <w:lang w:val="ru-RU"/>
-            </w:rPr>
-            <m:t>6</m:t>
-          </m:r>
-          <m:r>
-            <w:rPr>
-              <w:rFonts w:ascii="Cambria Math" w:hAnsi="Cambria Math"/>
-            </w:rPr>
-            <m:t>+</m:t>
-          </m:r>
-          <m:r>
-            <w:rPr>
-              <w:rFonts w:ascii="Cambria Math" w:eastAsiaTheme="minorEastAsia" w:hAnsi="Cambria Math"/>
-              <w:lang w:val="ru-RU"/>
-            </w:rPr>
-            <m:t>0</m:t>
-          </m:r>
-          <m:r>
-            <w:rPr>
-              <w:rFonts w:ascii="Cambria Math" w:eastAsiaTheme="minorEastAsia" w:hAnsi="Cambria Math"/>
-            </w:rPr>
-            <m:t>.0</m:t>
-          </m:r>
-          <m:r>
-            <w:rPr>
-              <w:rFonts w:ascii="Cambria Math" w:eastAsiaTheme="minorEastAsia" w:hAnsi="Cambria Math"/>
-            </w:rPr>
-            <m:t>1</m:t>
-          </m:r>
-          <m:r>
-            <w:rPr>
-              <w:rFonts w:ascii="Cambria Math" w:eastAsiaTheme="minorEastAsia" w:hAnsi="Cambria Math"/>
-            </w:rPr>
-            <m:t>2</m:t>
-          </m:r>
-          <m:r>
-            <w:rPr>
-              <w:rFonts w:ascii="Cambria Math" w:eastAsiaTheme="minorEastAsia" w:hAnsi="Cambria Math"/>
-              <w:lang w:val="ru-RU"/>
-            </w:rPr>
-            <m:t>=</m:t>
-          </m:r>
-          <m:r>
-            <w:rPr>
-              <w:rFonts w:ascii="Cambria Math" w:eastAsiaTheme="minorEastAsia" w:hAnsi="Cambria Math"/>
-              <w:lang w:val="ru-RU"/>
-            </w:rPr>
-            <m:t>-</m:t>
-          </m:r>
-          <m:r>
-            <w:rPr>
-              <w:rFonts w:ascii="Cambria Math" w:eastAsiaTheme="minorEastAsia" w:hAnsi="Cambria Math"/>
-              <w:lang w:val="ru-RU"/>
-            </w:rPr>
-            <m:t>0,037</m:t>
-          </m:r>
-          <m:r>
-            <w:rPr>
-              <w:rFonts w:ascii="Cambria Math" w:eastAsiaTheme="minorEastAsia" w:hAnsi="Cambria Math"/>
-              <w:lang w:val="ru-RU"/>
-            </w:rPr>
-            <m:t>; φ=0</m:t>
+            <m:t>=0</m:t>
           </m:r>
         </m:oMath>
       </m:oMathPara>
@@ -2135,7 +1995,14 @@
               <w:rFonts w:ascii="Cambria Math" w:eastAsiaTheme="minorEastAsia" w:hAnsi="Cambria Math"/>
               <w:lang w:val="ru-RU"/>
             </w:rPr>
-            <m:t>∙y</m:t>
+            <m:t>∙</m:t>
+          </m:r>
+          <m:r>
+            <w:rPr>
+              <w:rFonts w:ascii="Cambria Math" w:eastAsiaTheme="minorEastAsia" w:hAnsi="Cambria Math"/>
+              <w:lang w:val="ru-RU"/>
+            </w:rPr>
+            <m:t>y</m:t>
           </m:r>
           <m:d>
             <m:dPr>
@@ -2191,7 +2058,14 @@
               <w:rFonts w:ascii="Cambria Math" w:eastAsiaTheme="minorEastAsia" w:hAnsi="Cambria Math"/>
               <w:lang w:val="ru-RU"/>
             </w:rPr>
-            <m:t>-2</m:t>
+            <m:t>-</m:t>
+          </m:r>
+          <m:r>
+            <w:rPr>
+              <w:rFonts w:ascii="Cambria Math" w:eastAsiaTheme="minorEastAsia" w:hAnsi="Cambria Math"/>
+              <w:lang w:val="ru-RU"/>
+            </w:rPr>
+            <m:t>2</m:t>
           </m:r>
           <m:d>
             <m:dPr>
@@ -2218,7 +2092,14 @@
               <w:rFonts w:ascii="Cambria Math" w:eastAsiaTheme="minorEastAsia" w:hAnsi="Cambria Math"/>
               <w:lang w:val="ru-RU"/>
             </w:rPr>
-            <m:t>∙y</m:t>
+            <m:t>∙</m:t>
+          </m:r>
+          <m:r>
+            <w:rPr>
+              <w:rFonts w:ascii="Cambria Math" w:eastAsiaTheme="minorEastAsia" w:hAnsi="Cambria Math"/>
+              <w:lang w:val="ru-RU"/>
+            </w:rPr>
+            <m:t>y</m:t>
           </m:r>
           <m:d>
             <m:dPr>
@@ -2310,7 +2191,14 @@
               <w:rFonts w:ascii="Cambria Math" w:eastAsiaTheme="minorEastAsia" w:hAnsi="Cambria Math"/>
               <w:lang w:val="ru-RU"/>
             </w:rPr>
-            <m:t>+y</m:t>
+            <m:t>+</m:t>
+          </m:r>
+          <m:r>
+            <w:rPr>
+              <w:rFonts w:ascii="Cambria Math" w:eastAsiaTheme="minorEastAsia" w:hAnsi="Cambria Math"/>
+              <w:lang w:val="ru-RU"/>
+            </w:rPr>
+            <m:t>y</m:t>
           </m:r>
           <m:d>
             <m:dPr>
@@ -2364,7 +2252,14 @@
                   <w:rFonts w:ascii="Cambria Math" w:eastAsiaTheme="minorEastAsia" w:hAnsi="Cambria Math"/>
                   <w:lang w:val="ru-RU"/>
                 </w:rPr>
-                <m:t>-2</m:t>
+                <m:t>-</m:t>
+              </m:r>
+              <m:r>
+                <w:rPr>
+                  <w:rFonts w:ascii="Cambria Math" w:eastAsiaTheme="minorEastAsia" w:hAnsi="Cambria Math"/>
+                  <w:lang w:val="ru-RU"/>
+                </w:rPr>
+                <m:t>2</m:t>
               </m:r>
               <m:sSub>
                 <m:sSubPr>
@@ -2429,7 +2324,14 @@
               <w:rFonts w:ascii="Cambria Math" w:eastAsiaTheme="minorEastAsia" w:hAnsi="Cambria Math"/>
               <w:lang w:val="ru-RU"/>
             </w:rPr>
-            <m:t>∙x</m:t>
+            <m:t>∙</m:t>
+          </m:r>
+          <m:r>
+            <w:rPr>
+              <w:rFonts w:ascii="Cambria Math" w:eastAsiaTheme="minorEastAsia" w:hAnsi="Cambria Math"/>
+              <w:lang w:val="ru-RU"/>
+            </w:rPr>
+            <m:t>x</m:t>
           </m:r>
           <m:d>
             <m:dPr>
@@ -2485,7 +2387,28 @@
               <w:rFonts w:ascii="Cambria Math" w:eastAsiaTheme="minorEastAsia" w:hAnsi="Cambria Math"/>
               <w:lang w:val="ru-RU"/>
             </w:rPr>
-            <m:t>-x(n</m:t>
+            <m:t>-</m:t>
+          </m:r>
+          <m:r>
+            <w:rPr>
+              <w:rFonts w:ascii="Cambria Math" w:eastAsiaTheme="minorEastAsia" w:hAnsi="Cambria Math"/>
+              <w:lang w:val="ru-RU"/>
+            </w:rPr>
+            <m:t>x</m:t>
+          </m:r>
+          <m:r>
+            <w:rPr>
+              <w:rFonts w:ascii="Cambria Math" w:eastAsiaTheme="minorEastAsia" w:hAnsi="Cambria Math"/>
+              <w:lang w:val="ru-RU"/>
+            </w:rPr>
+            <m:t>(</m:t>
+          </m:r>
+          <m:r>
+            <w:rPr>
+              <w:rFonts w:ascii="Cambria Math" w:eastAsiaTheme="minorEastAsia" w:hAnsi="Cambria Math"/>
+              <w:lang w:val="ru-RU"/>
+            </w:rPr>
+            <m:t>n</m:t>
           </m:r>
           <m:sSub>
             <m:sSubPr>
@@ -3664,7 +3587,14 @@
               <w:rFonts w:ascii="Cambria Math" w:eastAsiaTheme="minorEastAsia" w:hAnsi="Cambria Math"/>
               <w:lang w:val="ru-RU"/>
             </w:rPr>
-            <m:t xml:space="preserve">- </m:t>
+            <m:t>-</m:t>
+          </m:r>
+          <m:r>
+            <w:rPr>
+              <w:rFonts w:ascii="Cambria Math" w:eastAsiaTheme="minorEastAsia" w:hAnsi="Cambria Math"/>
+              <w:lang w:val="ru-RU"/>
+            </w:rPr>
+            <m:t xml:space="preserve"> </m:t>
           </m:r>
           <m:f>
             <m:fPr>
@@ -3998,11 +3928,9 @@
         </w:rPr>
         <w:t xml:space="preserve">3. Построение РЦФ функцией </w:t>
       </w:r>
-      <w:proofErr w:type="spellStart"/>
       <w:r>
         <w:t>impinvar</w:t>
       </w:r>
-      <w:proofErr w:type="spellEnd"/>
       <w:r>
         <w:rPr>
           <w:lang w:val="ru-RU"/>
@@ -4050,6 +3978,9 @@
         <w:jc w:val="center"/>
       </w:pPr>
       <w:r>
+        <w:rPr>
+          <w:noProof/>
+        </w:rPr>
         <w:drawing>
           <wp:inline distT="0" distB="0" distL="0" distR="0" wp14:anchorId="0DD0E756" wp14:editId="2A58F359">
             <wp:extent cx="2498995" cy="1123950"/>
@@ -4087,6 +4018,9 @@
         </w:drawing>
       </w:r>
       <w:r>
+        <w:rPr>
+          <w:noProof/>
+        </w:rPr>
         <w:drawing>
           <wp:inline distT="0" distB="0" distL="0" distR="0" wp14:anchorId="33BA3B9D" wp14:editId="634799EC">
             <wp:extent cx="2247900" cy="1123950"/>
@@ -4139,11 +4073,9 @@
         </w:rPr>
         <w:t xml:space="preserve">Рисунок 1 - результаты функции </w:t>
       </w:r>
-      <w:proofErr w:type="spellStart"/>
       <w:r>
         <w:t>impinvar</w:t>
       </w:r>
-      <w:proofErr w:type="spellEnd"/>
     </w:p>
     <w:p>
       <w:pPr>
@@ -4352,43 +4284,31 @@
         <w:rPr>
           <w:lang w:val="ru-RU"/>
         </w:rPr>
-        <w:t xml:space="preserve">Рисунок </w:t>
-      </w:r>
-      <w:r>
-        <w:rPr>
-          <w:lang w:val="ru-RU"/>
-        </w:rPr>
-        <w:t>3</w:t>
-      </w:r>
-      <w:r>
-        <w:rPr>
-          <w:lang w:val="ru-RU"/>
-        </w:rPr>
-        <w:t xml:space="preserve"> –</w:t>
-      </w:r>
-      <w:r>
-        <w:rPr>
-          <w:lang w:val="ru-RU"/>
-        </w:rPr>
-        <w:t xml:space="preserve"> </w:t>
-      </w:r>
-      <w:r>
-        <w:rPr>
-          <w:lang w:val="ru-RU"/>
-        </w:rPr>
-        <w:t>характеристика</w:t>
-      </w:r>
-      <w:r>
-        <w:rPr>
-          <w:lang w:val="ru-RU"/>
-        </w:rPr>
-        <w:t xml:space="preserve"> Переходного процесса</w:t>
-      </w:r>
-      <w:r>
-        <w:rPr>
-          <w:lang w:val="ru-RU"/>
-        </w:rPr>
-        <w:t xml:space="preserve"> дискретной системы</w:t>
+        <w:t xml:space="preserve">Рисунок 3 – </w:t>
+      </w:r>
+      <w:r>
+        <w:rPr>
+          <w:lang w:val="ru-RU"/>
+        </w:rPr>
+        <w:t>Х</w:t>
+      </w:r>
+      <w:r>
+        <w:rPr>
+          <w:lang w:val="ru-RU"/>
+        </w:rPr>
+        <w:t xml:space="preserve">арактеристика </w:t>
+      </w:r>
+      <w:r>
+        <w:rPr>
+          <w:lang w:val="ru-RU"/>
+        </w:rPr>
+        <w:t>п</w:t>
+      </w:r>
+      <w:r>
+        <w:rPr>
+          <w:lang w:val="ru-RU"/>
+        </w:rPr>
+        <w:t>ереходного процесса дискретной системы</w:t>
       </w:r>
     </w:p>
     <w:p>
@@ -4516,21 +4436,7 @@
         <w:rPr>
           <w:lang w:val="ru-RU"/>
         </w:rPr>
-        <w:t xml:space="preserve">Рисунок 4 - </w:t>
-      </w:r>
-      <w:proofErr w:type="spellStart"/>
-      <w:r>
-        <w:rPr>
-          <w:lang w:val="ru-RU"/>
-        </w:rPr>
-        <w:t>Амплитудо</w:t>
-      </w:r>
-      <w:proofErr w:type="spellEnd"/>
-      <w:r>
-        <w:rPr>
-          <w:lang w:val="ru-RU"/>
-        </w:rPr>
-        <w:t xml:space="preserve"> Частотная Характеристика фильтра</w:t>
+        <w:t>Рисунок 4 - АЧХ фильтра</w:t>
       </w:r>
     </w:p>
     <w:p>
@@ -4608,19 +4514,17 @@
         </w:rPr>
         <w:t xml:space="preserve">Рисунок 5 - </w:t>
       </w:r>
-      <w:proofErr w:type="spellStart"/>
-      <w:r>
-        <w:rPr>
-          <w:lang w:val="ru-RU"/>
-        </w:rPr>
-        <w:t>Фазо</w:t>
-      </w:r>
-      <w:proofErr w:type="spellEnd"/>
-      <w:r>
-        <w:rPr>
-          <w:lang w:val="ru-RU"/>
-        </w:rPr>
-        <w:t xml:space="preserve"> Частотная Характеристика фильтра</w:t>
+      <w:r>
+        <w:rPr>
+          <w:lang w:val="ru-RU"/>
+        </w:rPr>
+        <w:t>Ф</w:t>
+      </w:r>
+      <w:r>
+        <w:rPr>
+          <w:lang w:val="ru-RU"/>
+        </w:rPr>
+        <w:t>ЧХ фильтра</w:t>
       </w:r>
     </w:p>
     <w:p>
@@ -5205,11 +5109,9 @@
         </w:rPr>
         <w:t xml:space="preserve">Листинг 1 - Построение РЦФ с помощью функции </w:t>
       </w:r>
-      <w:proofErr w:type="spellStart"/>
       <w:r>
         <w:t>impinvar</w:t>
       </w:r>
-      <w:proofErr w:type="spellEnd"/>
     </w:p>
     <w:p>
       <w:pPr>
@@ -5312,23 +5214,13 @@
           <w:szCs w:val="20"/>
         </w:rPr>
       </w:pPr>
-      <w:proofErr w:type="spellStart"/>
-      <w:r>
-        <w:rPr>
-          <w:rFonts w:ascii="Courier New" w:hAnsi="Courier New" w:cs="Courier New"/>
-          <w:sz w:val="20"/>
-          <w:szCs w:val="20"/>
-        </w:rPr>
-        <w:t>zd</w:t>
-      </w:r>
-      <w:proofErr w:type="spellEnd"/>
-      <w:r>
-        <w:rPr>
-          <w:rFonts w:ascii="Courier New" w:hAnsi="Courier New" w:cs="Courier New"/>
-          <w:sz w:val="20"/>
-          <w:szCs w:val="20"/>
-        </w:rPr>
-        <w:t>=[(1+1.65*T)/denominator -1/denominator];</w:t>
+      <w:r>
+        <w:rPr>
+          <w:rFonts w:ascii="Courier New" w:hAnsi="Courier New" w:cs="Courier New"/>
+          <w:sz w:val="20"/>
+          <w:szCs w:val="20"/>
+        </w:rPr>
+        <w:t>zd=[(1+1.65*T)/denominator -1/denominator];</w:t>
       </w:r>
     </w:p>
     <w:p>
@@ -5377,120 +5269,26 @@
           <w:sz w:val="20"/>
           <w:szCs w:val="20"/>
         </w:rPr>
-        <w:t xml:space="preserve">[b1, a1] = </w:t>
-      </w:r>
-      <w:proofErr w:type="spellStart"/>
-      <w:proofErr w:type="gramStart"/>
-      <w:r>
-        <w:rPr>
-          <w:rFonts w:ascii="Courier New" w:hAnsi="Courier New" w:cs="Courier New"/>
-          <w:sz w:val="20"/>
-          <w:szCs w:val="20"/>
-        </w:rPr>
-        <w:t>eqtflength</w:t>
-      </w:r>
-      <w:proofErr w:type="spellEnd"/>
-      <w:r>
-        <w:rPr>
-          <w:rFonts w:ascii="Courier New" w:hAnsi="Courier New" w:cs="Courier New"/>
-          <w:sz w:val="20"/>
-          <w:szCs w:val="20"/>
-        </w:rPr>
-        <w:t>(</w:t>
-      </w:r>
-      <w:proofErr w:type="spellStart"/>
-      <w:proofErr w:type="gramEnd"/>
-      <w:r>
-        <w:rPr>
-          <w:rFonts w:ascii="Courier New" w:hAnsi="Courier New" w:cs="Courier New"/>
-          <w:sz w:val="20"/>
-          <w:szCs w:val="20"/>
-        </w:rPr>
-        <w:t>zd</w:t>
-      </w:r>
-      <w:proofErr w:type="spellEnd"/>
-      <w:r>
-        <w:rPr>
-          <w:rFonts w:ascii="Courier New" w:hAnsi="Courier New" w:cs="Courier New"/>
-          <w:sz w:val="20"/>
-          <w:szCs w:val="20"/>
-        </w:rPr>
-        <w:t>, pd);</w:t>
-      </w:r>
-    </w:p>
-    <w:p>
-      <w:pPr>
-        <w:pStyle w:val="a5"/>
-        <w:ind w:firstLine="0"/>
-        <w:rPr>
-          <w:rFonts w:ascii="Courier New" w:hAnsi="Courier New" w:cs="Courier New"/>
-          <w:sz w:val="20"/>
-          <w:szCs w:val="20"/>
-        </w:rPr>
-      </w:pPr>
-      <w:r>
-        <w:rPr>
-          <w:rFonts w:ascii="Courier New" w:hAnsi="Courier New" w:cs="Courier New"/>
-          <w:sz w:val="20"/>
-          <w:szCs w:val="20"/>
-        </w:rPr>
-        <w:t>[</w:t>
-      </w:r>
-      <w:proofErr w:type="spellStart"/>
-      <w:proofErr w:type="gramStart"/>
-      <w:r>
-        <w:rPr>
-          <w:rFonts w:ascii="Courier New" w:hAnsi="Courier New" w:cs="Courier New"/>
-          <w:sz w:val="20"/>
-          <w:szCs w:val="20"/>
-        </w:rPr>
-        <w:t>az,bz</w:t>
-      </w:r>
-      <w:proofErr w:type="spellEnd"/>
-      <w:proofErr w:type="gramEnd"/>
-      <w:r>
-        <w:rPr>
-          <w:rFonts w:ascii="Courier New" w:hAnsi="Courier New" w:cs="Courier New"/>
-          <w:sz w:val="20"/>
-          <w:szCs w:val="20"/>
-        </w:rPr>
-        <w:t xml:space="preserve">] = </w:t>
-      </w:r>
-      <w:proofErr w:type="spellStart"/>
-      <w:r>
-        <w:rPr>
-          <w:rFonts w:ascii="Courier New" w:hAnsi="Courier New" w:cs="Courier New"/>
-          <w:sz w:val="20"/>
-          <w:szCs w:val="20"/>
-        </w:rPr>
-        <w:t>impinvar</w:t>
-      </w:r>
-      <w:proofErr w:type="spellEnd"/>
-      <w:r>
-        <w:rPr>
-          <w:rFonts w:ascii="Courier New" w:hAnsi="Courier New" w:cs="Courier New"/>
-          <w:sz w:val="20"/>
-          <w:szCs w:val="20"/>
-        </w:rPr>
-        <w:t>(a</w:t>
-      </w:r>
-      <w:proofErr w:type="gramStart"/>
-      <w:r>
-        <w:rPr>
-          <w:rFonts w:ascii="Courier New" w:hAnsi="Courier New" w:cs="Courier New"/>
-          <w:sz w:val="20"/>
-          <w:szCs w:val="20"/>
-        </w:rPr>
-        <w:t>1,b1,fs</w:t>
-      </w:r>
-      <w:proofErr w:type="gramEnd"/>
-      <w:r>
-        <w:rPr>
-          <w:rFonts w:ascii="Courier New" w:hAnsi="Courier New" w:cs="Courier New"/>
-          <w:sz w:val="20"/>
-          <w:szCs w:val="20"/>
-        </w:rPr>
-        <w:t>);</w:t>
+        <w:t>[b1, a1] = eqtflength(zd, pd);</w:t>
+      </w:r>
+    </w:p>
+    <w:p>
+      <w:pPr>
+        <w:pStyle w:val="a5"/>
+        <w:ind w:firstLine="0"/>
+        <w:rPr>
+          <w:rFonts w:ascii="Courier New" w:hAnsi="Courier New" w:cs="Courier New"/>
+          <w:sz w:val="20"/>
+          <w:szCs w:val="20"/>
+        </w:rPr>
+      </w:pPr>
+      <w:r>
+        <w:rPr>
+          <w:rFonts w:ascii="Courier New" w:hAnsi="Courier New" w:cs="Courier New"/>
+          <w:sz w:val="20"/>
+          <w:szCs w:val="20"/>
+        </w:rPr>
+        <w:t>[az,bz] = impinvar(a1,b1,fs);</w:t>
       </w:r>
     </w:p>
     <w:p>
@@ -5605,81 +5403,7 @@
           <w:sz w:val="20"/>
           <w:szCs w:val="20"/>
         </w:rPr>
-        <w:t xml:space="preserve">[h, </w:t>
-      </w:r>
-      <w:proofErr w:type="spellStart"/>
-      <w:r>
-        <w:rPr>
-          <w:rFonts w:ascii="Courier New" w:hAnsi="Courier New" w:cs="Courier New"/>
-          <w:sz w:val="20"/>
-          <w:szCs w:val="20"/>
-        </w:rPr>
-        <w:t>t_h</w:t>
-      </w:r>
-      <w:proofErr w:type="spellEnd"/>
-      <w:r>
-        <w:rPr>
-          <w:rFonts w:ascii="Courier New" w:hAnsi="Courier New" w:cs="Courier New"/>
-          <w:sz w:val="20"/>
-          <w:szCs w:val="20"/>
-        </w:rPr>
-        <w:t xml:space="preserve">] = </w:t>
-      </w:r>
-      <w:proofErr w:type="spellStart"/>
-      <w:proofErr w:type="gramStart"/>
-      <w:r>
-        <w:rPr>
-          <w:rFonts w:ascii="Courier New" w:hAnsi="Courier New" w:cs="Courier New"/>
-          <w:sz w:val="20"/>
-          <w:szCs w:val="20"/>
-        </w:rPr>
-        <w:t>impz</w:t>
-      </w:r>
-      <w:proofErr w:type="spellEnd"/>
-      <w:r>
-        <w:rPr>
-          <w:rFonts w:ascii="Courier New" w:hAnsi="Courier New" w:cs="Courier New"/>
-          <w:sz w:val="20"/>
-          <w:szCs w:val="20"/>
-        </w:rPr>
-        <w:t>(</w:t>
-      </w:r>
-      <w:proofErr w:type="spellStart"/>
-      <w:proofErr w:type="gramEnd"/>
-      <w:r>
-        <w:rPr>
-          <w:rFonts w:ascii="Courier New" w:hAnsi="Courier New" w:cs="Courier New"/>
-          <w:sz w:val="20"/>
-          <w:szCs w:val="20"/>
-        </w:rPr>
-        <w:t>zd</w:t>
-      </w:r>
-      <w:proofErr w:type="spellEnd"/>
-      <w:r>
-        <w:rPr>
-          <w:rFonts w:ascii="Courier New" w:hAnsi="Courier New" w:cs="Courier New"/>
-          <w:sz w:val="20"/>
-          <w:szCs w:val="20"/>
-        </w:rPr>
-        <w:t xml:space="preserve">, pd, </w:t>
-      </w:r>
-      <w:proofErr w:type="spellStart"/>
-      <w:r>
-        <w:rPr>
-          <w:rFonts w:ascii="Courier New" w:hAnsi="Courier New" w:cs="Courier New"/>
-          <w:sz w:val="20"/>
-          <w:szCs w:val="20"/>
-        </w:rPr>
-        <w:t>N_imp</w:t>
-      </w:r>
-      <w:proofErr w:type="spellEnd"/>
-      <w:r>
-        <w:rPr>
-          <w:rFonts w:ascii="Courier New" w:hAnsi="Courier New" w:cs="Courier New"/>
-          <w:sz w:val="20"/>
-          <w:szCs w:val="20"/>
-        </w:rPr>
-        <w:t>);</w:t>
+        <w:t>[h, t_h] = impz(zd, pd, N_imp);</w:t>
       </w:r>
     </w:p>
     <w:p>
@@ -5722,177 +5446,93 @@
           <w:szCs w:val="20"/>
         </w:rPr>
       </w:pPr>
-      <w:proofErr w:type="gramStart"/>
-      <w:r>
-        <w:rPr>
-          <w:rFonts w:ascii="Courier New" w:hAnsi="Courier New" w:cs="Courier New"/>
-          <w:sz w:val="20"/>
-          <w:szCs w:val="20"/>
-        </w:rPr>
-        <w:t>stem(</w:t>
-      </w:r>
-      <w:proofErr w:type="spellStart"/>
-      <w:proofErr w:type="gramEnd"/>
-      <w:r>
-        <w:rPr>
-          <w:rFonts w:ascii="Courier New" w:hAnsi="Courier New" w:cs="Courier New"/>
-          <w:sz w:val="20"/>
-          <w:szCs w:val="20"/>
-        </w:rPr>
-        <w:t>t_h</w:t>
-      </w:r>
-      <w:proofErr w:type="spellEnd"/>
-      <w:r>
-        <w:rPr>
-          <w:rFonts w:ascii="Courier New" w:hAnsi="Courier New" w:cs="Courier New"/>
-          <w:sz w:val="20"/>
-          <w:szCs w:val="20"/>
-        </w:rPr>
-        <w:t>, h,'LineWidth',2);</w:t>
-      </w:r>
-    </w:p>
-    <w:p>
-      <w:pPr>
-        <w:pStyle w:val="a5"/>
-        <w:ind w:firstLine="0"/>
-        <w:rPr>
-          <w:rFonts w:ascii="Courier New" w:hAnsi="Courier New" w:cs="Courier New"/>
-          <w:sz w:val="20"/>
-          <w:szCs w:val="20"/>
-          <w:lang w:val="ru-RU"/>
-        </w:rPr>
-      </w:pPr>
-      <w:proofErr w:type="spellStart"/>
-      <w:r>
-        <w:rPr>
-          <w:rFonts w:ascii="Courier New" w:hAnsi="Courier New" w:cs="Courier New"/>
-          <w:sz w:val="20"/>
-          <w:szCs w:val="20"/>
-          <w:lang w:val="ru-RU"/>
-        </w:rPr>
-        <w:t>grid</w:t>
-      </w:r>
-      <w:proofErr w:type="spellEnd"/>
-      <w:r>
-        <w:rPr>
-          <w:rFonts w:ascii="Courier New" w:hAnsi="Courier New" w:cs="Courier New"/>
-          <w:sz w:val="20"/>
-          <w:szCs w:val="20"/>
-          <w:lang w:val="ru-RU"/>
-        </w:rPr>
-        <w:t xml:space="preserve"> </w:t>
-      </w:r>
-      <w:proofErr w:type="spellStart"/>
-      <w:r>
-        <w:rPr>
-          <w:rFonts w:ascii="Courier New" w:hAnsi="Courier New" w:cs="Courier New"/>
-          <w:sz w:val="20"/>
-          <w:szCs w:val="20"/>
-          <w:lang w:val="ru-RU"/>
-        </w:rPr>
-        <w:t>on</w:t>
-      </w:r>
-      <w:proofErr w:type="spellEnd"/>
-    </w:p>
-    <w:p>
-      <w:pPr>
-        <w:pStyle w:val="a5"/>
-        <w:ind w:firstLine="0"/>
-        <w:rPr>
-          <w:rFonts w:ascii="Courier New" w:hAnsi="Courier New" w:cs="Courier New"/>
-          <w:sz w:val="20"/>
-          <w:szCs w:val="20"/>
-          <w:lang w:val="ru-RU"/>
-        </w:rPr>
-      </w:pPr>
-      <w:proofErr w:type="spellStart"/>
-      <w:proofErr w:type="gramStart"/>
-      <w:r>
-        <w:rPr>
-          <w:rFonts w:ascii="Courier New" w:hAnsi="Courier New" w:cs="Courier New"/>
-          <w:sz w:val="20"/>
-          <w:szCs w:val="20"/>
-          <w:lang w:val="ru-RU"/>
-        </w:rPr>
-        <w:t>title</w:t>
-      </w:r>
-      <w:proofErr w:type="spellEnd"/>
-      <w:r>
-        <w:rPr>
-          <w:rFonts w:ascii="Courier New" w:hAnsi="Courier New" w:cs="Courier New"/>
-          <w:sz w:val="20"/>
-          <w:szCs w:val="20"/>
-          <w:lang w:val="ru-RU"/>
-        </w:rPr>
-        <w:t>(</w:t>
-      </w:r>
-      <w:proofErr w:type="gramEnd"/>
-      <w:r>
-        <w:rPr>
-          <w:rFonts w:ascii="Courier New" w:hAnsi="Courier New" w:cs="Courier New"/>
-          <w:sz w:val="20"/>
-          <w:szCs w:val="20"/>
-          <w:lang w:val="ru-RU"/>
-        </w:rPr>
-        <w:t>'Расчёт импульсной характеристики дискретной системы')</w:t>
-      </w:r>
-    </w:p>
-    <w:p>
-      <w:pPr>
-        <w:pStyle w:val="a5"/>
-        <w:ind w:firstLine="0"/>
-        <w:rPr>
-          <w:rFonts w:ascii="Courier New" w:hAnsi="Courier New" w:cs="Courier New"/>
-          <w:sz w:val="20"/>
-          <w:szCs w:val="20"/>
-        </w:rPr>
-      </w:pPr>
-      <w:proofErr w:type="spellStart"/>
-      <w:r>
-        <w:rPr>
-          <w:rFonts w:ascii="Courier New" w:hAnsi="Courier New" w:cs="Courier New"/>
-          <w:sz w:val="20"/>
-          <w:szCs w:val="20"/>
-        </w:rPr>
-        <w:t>xlabel</w:t>
-      </w:r>
-      <w:proofErr w:type="spellEnd"/>
-      <w:r>
-        <w:rPr>
-          <w:rFonts w:ascii="Courier New" w:hAnsi="Courier New" w:cs="Courier New"/>
-          <w:sz w:val="20"/>
-          <w:szCs w:val="20"/>
-        </w:rPr>
-        <w:t>('n')</w:t>
-      </w:r>
-    </w:p>
-    <w:p>
-      <w:pPr>
-        <w:pStyle w:val="a5"/>
-        <w:ind w:firstLine="0"/>
-        <w:rPr>
-          <w:rFonts w:ascii="Courier New" w:hAnsi="Courier New" w:cs="Courier New"/>
-          <w:sz w:val="20"/>
-          <w:szCs w:val="20"/>
-        </w:rPr>
-      </w:pPr>
-      <w:proofErr w:type="spellStart"/>
-      <w:r>
-        <w:rPr>
-          <w:rFonts w:ascii="Courier New" w:hAnsi="Courier New" w:cs="Courier New"/>
-          <w:sz w:val="20"/>
-          <w:szCs w:val="20"/>
-        </w:rPr>
-        <w:t>ylabel</w:t>
-      </w:r>
-      <w:proofErr w:type="spellEnd"/>
-      <w:r>
-        <w:rPr>
-          <w:rFonts w:ascii="Courier New" w:hAnsi="Courier New" w:cs="Courier New"/>
-          <w:sz w:val="20"/>
-          <w:szCs w:val="20"/>
-        </w:rPr>
-        <w:t>('h[n]')</w:t>
+      <w:r>
+        <w:rPr>
+          <w:rFonts w:ascii="Courier New" w:hAnsi="Courier New" w:cs="Courier New"/>
+          <w:sz w:val="20"/>
+          <w:szCs w:val="20"/>
+        </w:rPr>
+        <w:t>stem(t_h, h,'LineWidth',2);</w:t>
+      </w:r>
+    </w:p>
+    <w:p>
+      <w:pPr>
+        <w:pStyle w:val="a5"/>
+        <w:ind w:firstLine="0"/>
+        <w:rPr>
+          <w:rFonts w:ascii="Courier New" w:hAnsi="Courier New" w:cs="Courier New"/>
+          <w:sz w:val="20"/>
+          <w:szCs w:val="20"/>
+          <w:lang w:val="ru-RU"/>
+        </w:rPr>
+      </w:pPr>
+      <w:r>
+        <w:rPr>
+          <w:rFonts w:ascii="Courier New" w:hAnsi="Courier New" w:cs="Courier New"/>
+          <w:sz w:val="20"/>
+          <w:szCs w:val="20"/>
+          <w:lang w:val="ru-RU"/>
+        </w:rPr>
+        <w:t>grid on</w:t>
+      </w:r>
+    </w:p>
+    <w:p>
+      <w:pPr>
+        <w:pStyle w:val="a5"/>
+        <w:ind w:firstLine="0"/>
+        <w:rPr>
+          <w:rFonts w:ascii="Courier New" w:hAnsi="Courier New" w:cs="Courier New"/>
+          <w:sz w:val="20"/>
+          <w:szCs w:val="20"/>
+          <w:lang w:val="ru-RU"/>
+        </w:rPr>
+      </w:pPr>
+      <w:r>
+        <w:rPr>
+          <w:rFonts w:ascii="Courier New" w:hAnsi="Courier New" w:cs="Courier New"/>
+          <w:sz w:val="20"/>
+          <w:szCs w:val="20"/>
+          <w:lang w:val="ru-RU"/>
+        </w:rPr>
+        <w:t>title('Расчёт импульсной характеристики дискретной системы')</w:t>
+      </w:r>
+    </w:p>
+    <w:p>
+      <w:pPr>
+        <w:pStyle w:val="a5"/>
+        <w:ind w:firstLine="0"/>
+        <w:rPr>
+          <w:rFonts w:ascii="Courier New" w:hAnsi="Courier New" w:cs="Courier New"/>
+          <w:sz w:val="20"/>
+          <w:szCs w:val="20"/>
+        </w:rPr>
+      </w:pPr>
+      <w:r>
+        <w:rPr>
+          <w:rFonts w:ascii="Courier New" w:hAnsi="Courier New" w:cs="Courier New"/>
+          <w:sz w:val="20"/>
+          <w:szCs w:val="20"/>
+        </w:rPr>
+        <w:t>xlabel('n')</w:t>
+      </w:r>
+    </w:p>
+    <w:p>
+      <w:pPr>
+        <w:pStyle w:val="a5"/>
+        <w:ind w:firstLine="0"/>
+        <w:rPr>
+          <w:rFonts w:ascii="Courier New" w:hAnsi="Courier New" w:cs="Courier New"/>
+          <w:sz w:val="20"/>
+          <w:szCs w:val="20"/>
+        </w:rPr>
+      </w:pPr>
+      <w:r>
+        <w:rPr>
+          <w:rFonts w:ascii="Courier New" w:hAnsi="Courier New" w:cs="Courier New"/>
+          <w:sz w:val="20"/>
+          <w:szCs w:val="20"/>
+        </w:rPr>
+        <w:t>ylabel('h[n]')</w:t>
       </w:r>
     </w:p>
     <w:p>
@@ -5997,99 +5637,7 @@
           <w:sz w:val="20"/>
           <w:szCs w:val="20"/>
         </w:rPr>
-        <w:t>[</w:t>
-      </w:r>
-      <w:proofErr w:type="spellStart"/>
-      <w:proofErr w:type="gramStart"/>
-      <w:r>
-        <w:rPr>
-          <w:rFonts w:ascii="Courier New" w:hAnsi="Courier New" w:cs="Courier New"/>
-          <w:sz w:val="20"/>
-          <w:szCs w:val="20"/>
-        </w:rPr>
-        <w:t>pp,t</w:t>
-      </w:r>
-      <w:proofErr w:type="gramEnd"/>
-      <w:r>
-        <w:rPr>
-          <w:rFonts w:ascii="Courier New" w:hAnsi="Courier New" w:cs="Courier New"/>
-          <w:sz w:val="20"/>
-          <w:szCs w:val="20"/>
-        </w:rPr>
-        <w:t>_</w:t>
-      </w:r>
-      <w:proofErr w:type="gramStart"/>
-      <w:r>
-        <w:rPr>
-          <w:rFonts w:ascii="Courier New" w:hAnsi="Courier New" w:cs="Courier New"/>
-          <w:sz w:val="20"/>
-          <w:szCs w:val="20"/>
-        </w:rPr>
-        <w:t>pp</w:t>
-      </w:r>
-      <w:proofErr w:type="spellEnd"/>
-      <w:r>
-        <w:rPr>
-          <w:rFonts w:ascii="Courier New" w:hAnsi="Courier New" w:cs="Courier New"/>
-          <w:sz w:val="20"/>
-          <w:szCs w:val="20"/>
-        </w:rPr>
-        <w:t>]=</w:t>
-      </w:r>
-      <w:proofErr w:type="spellStart"/>
-      <w:r>
-        <w:rPr>
-          <w:rFonts w:ascii="Courier New" w:hAnsi="Courier New" w:cs="Courier New"/>
-          <w:sz w:val="20"/>
-          <w:szCs w:val="20"/>
-        </w:rPr>
-        <w:t>stepz</w:t>
-      </w:r>
-      <w:proofErr w:type="spellEnd"/>
-      <w:r>
-        <w:rPr>
-          <w:rFonts w:ascii="Courier New" w:hAnsi="Courier New" w:cs="Courier New"/>
-          <w:sz w:val="20"/>
-          <w:szCs w:val="20"/>
-        </w:rPr>
-        <w:t>(</w:t>
-      </w:r>
-      <w:proofErr w:type="spellStart"/>
-      <w:proofErr w:type="gramEnd"/>
-      <w:r>
-        <w:rPr>
-          <w:rFonts w:ascii="Courier New" w:hAnsi="Courier New" w:cs="Courier New"/>
-          <w:sz w:val="20"/>
-          <w:szCs w:val="20"/>
-        </w:rPr>
-        <w:t>zd</w:t>
-      </w:r>
-      <w:proofErr w:type="spellEnd"/>
-      <w:r>
-        <w:rPr>
-          <w:rFonts w:ascii="Courier New" w:hAnsi="Courier New" w:cs="Courier New"/>
-          <w:sz w:val="20"/>
-          <w:szCs w:val="20"/>
-        </w:rPr>
-        <w:t xml:space="preserve">, pd, </w:t>
-      </w:r>
-      <w:proofErr w:type="gramStart"/>
-      <w:r>
-        <w:rPr>
-          <w:rFonts w:ascii="Courier New" w:hAnsi="Courier New" w:cs="Courier New"/>
-          <w:sz w:val="20"/>
-          <w:szCs w:val="20"/>
-        </w:rPr>
-        <w:t>50,fs</w:t>
-      </w:r>
-      <w:proofErr w:type="gramEnd"/>
-      <w:r>
-        <w:rPr>
-          <w:rFonts w:ascii="Courier New" w:hAnsi="Courier New" w:cs="Courier New"/>
-          <w:sz w:val="20"/>
-          <w:szCs w:val="20"/>
-        </w:rPr>
-        <w:t>);</w:t>
+        <w:t>[pp,t_pp]=stepz(zd, pd, 50,fs);</w:t>
       </w:r>
     </w:p>
     <w:p>
@@ -6132,204 +5680,99 @@
           <w:szCs w:val="20"/>
         </w:rPr>
       </w:pPr>
-      <w:proofErr w:type="gramStart"/>
-      <w:r>
-        <w:rPr>
-          <w:rFonts w:ascii="Courier New" w:hAnsi="Courier New" w:cs="Courier New"/>
-          <w:sz w:val="20"/>
-          <w:szCs w:val="20"/>
-        </w:rPr>
-        <w:t>plot(</w:t>
-      </w:r>
-      <w:proofErr w:type="spellStart"/>
-      <w:proofErr w:type="gramEnd"/>
-      <w:r>
-        <w:rPr>
-          <w:rFonts w:ascii="Courier New" w:hAnsi="Courier New" w:cs="Courier New"/>
-          <w:sz w:val="20"/>
-          <w:szCs w:val="20"/>
-        </w:rPr>
-        <w:t>t_pp</w:t>
-      </w:r>
-      <w:proofErr w:type="spellEnd"/>
-      <w:r>
-        <w:rPr>
-          <w:rFonts w:ascii="Courier New" w:hAnsi="Courier New" w:cs="Courier New"/>
-          <w:sz w:val="20"/>
-          <w:szCs w:val="20"/>
-        </w:rPr>
-        <w:t>, pp, '</w:t>
-      </w:r>
-      <w:proofErr w:type="spellStart"/>
-      <w:r>
-        <w:rPr>
-          <w:rFonts w:ascii="Courier New" w:hAnsi="Courier New" w:cs="Courier New"/>
-          <w:sz w:val="20"/>
-          <w:szCs w:val="20"/>
-        </w:rPr>
-        <w:t>LineWidth</w:t>
-      </w:r>
-      <w:proofErr w:type="spellEnd"/>
-      <w:r>
-        <w:rPr>
-          <w:rFonts w:ascii="Courier New" w:hAnsi="Courier New" w:cs="Courier New"/>
-          <w:sz w:val="20"/>
-          <w:szCs w:val="20"/>
-        </w:rPr>
-        <w:t>', 2)</w:t>
-      </w:r>
-    </w:p>
-    <w:p>
-      <w:pPr>
-        <w:pStyle w:val="a5"/>
-        <w:ind w:firstLine="0"/>
-        <w:rPr>
-          <w:rFonts w:ascii="Courier New" w:hAnsi="Courier New" w:cs="Courier New"/>
-          <w:sz w:val="20"/>
-          <w:szCs w:val="20"/>
-          <w:lang w:val="ru-RU"/>
-        </w:rPr>
-      </w:pPr>
-      <w:proofErr w:type="spellStart"/>
-      <w:r>
-        <w:rPr>
-          <w:rFonts w:ascii="Courier New" w:hAnsi="Courier New" w:cs="Courier New"/>
-          <w:sz w:val="20"/>
-          <w:szCs w:val="20"/>
-          <w:lang w:val="ru-RU"/>
-        </w:rPr>
-        <w:t>grid</w:t>
-      </w:r>
-      <w:proofErr w:type="spellEnd"/>
-      <w:r>
-        <w:rPr>
-          <w:rFonts w:ascii="Courier New" w:hAnsi="Courier New" w:cs="Courier New"/>
-          <w:sz w:val="20"/>
-          <w:szCs w:val="20"/>
-          <w:lang w:val="ru-RU"/>
-        </w:rPr>
-        <w:t xml:space="preserve"> </w:t>
-      </w:r>
-      <w:proofErr w:type="spellStart"/>
-      <w:r>
-        <w:rPr>
-          <w:rFonts w:ascii="Courier New" w:hAnsi="Courier New" w:cs="Courier New"/>
-          <w:sz w:val="20"/>
-          <w:szCs w:val="20"/>
-          <w:lang w:val="ru-RU"/>
-        </w:rPr>
-        <w:t>on</w:t>
-      </w:r>
-      <w:proofErr w:type="spellEnd"/>
-    </w:p>
-    <w:p>
-      <w:pPr>
-        <w:pStyle w:val="a5"/>
-        <w:ind w:firstLine="0"/>
-        <w:rPr>
-          <w:rFonts w:ascii="Courier New" w:hAnsi="Courier New" w:cs="Courier New"/>
-          <w:sz w:val="20"/>
-          <w:szCs w:val="20"/>
-          <w:lang w:val="ru-RU"/>
-        </w:rPr>
-      </w:pPr>
-      <w:proofErr w:type="spellStart"/>
-      <w:proofErr w:type="gramStart"/>
-      <w:r>
-        <w:rPr>
-          <w:rFonts w:ascii="Courier New" w:hAnsi="Courier New" w:cs="Courier New"/>
-          <w:sz w:val="20"/>
-          <w:szCs w:val="20"/>
-          <w:lang w:val="ru-RU"/>
-        </w:rPr>
-        <w:t>title</w:t>
-      </w:r>
-      <w:proofErr w:type="spellEnd"/>
-      <w:r>
-        <w:rPr>
-          <w:rFonts w:ascii="Courier New" w:hAnsi="Courier New" w:cs="Courier New"/>
-          <w:sz w:val="20"/>
-          <w:szCs w:val="20"/>
-          <w:lang w:val="ru-RU"/>
-        </w:rPr>
-        <w:t>(</w:t>
-      </w:r>
-      <w:proofErr w:type="gramEnd"/>
-      <w:r>
-        <w:rPr>
-          <w:rFonts w:ascii="Courier New" w:hAnsi="Courier New" w:cs="Courier New"/>
-          <w:sz w:val="20"/>
-          <w:szCs w:val="20"/>
-          <w:lang w:val="ru-RU"/>
-        </w:rPr>
-        <w:t>'Расчёт переходного процесса дискретной системы')</w:t>
-      </w:r>
-    </w:p>
-    <w:p>
-      <w:pPr>
-        <w:pStyle w:val="a5"/>
-        <w:ind w:firstLine="0"/>
-        <w:rPr>
-          <w:rFonts w:ascii="Courier New" w:hAnsi="Courier New" w:cs="Courier New"/>
-          <w:sz w:val="20"/>
-          <w:szCs w:val="20"/>
-        </w:rPr>
-      </w:pPr>
-      <w:proofErr w:type="spellStart"/>
-      <w:r>
-        <w:rPr>
-          <w:rFonts w:ascii="Courier New" w:hAnsi="Courier New" w:cs="Courier New"/>
-          <w:sz w:val="20"/>
-          <w:szCs w:val="20"/>
-        </w:rPr>
-        <w:t>xlabel</w:t>
-      </w:r>
-      <w:proofErr w:type="spellEnd"/>
-      <w:r>
-        <w:rPr>
-          <w:rFonts w:ascii="Courier New" w:hAnsi="Courier New" w:cs="Courier New"/>
-          <w:sz w:val="20"/>
-          <w:szCs w:val="20"/>
-        </w:rPr>
-        <w:t>('n')</w:t>
-      </w:r>
-    </w:p>
-    <w:p>
-      <w:pPr>
-        <w:pStyle w:val="a5"/>
-        <w:ind w:firstLine="0"/>
-        <w:rPr>
-          <w:rFonts w:ascii="Courier New" w:hAnsi="Courier New" w:cs="Courier New"/>
-          <w:sz w:val="20"/>
-          <w:szCs w:val="20"/>
-        </w:rPr>
-      </w:pPr>
-      <w:proofErr w:type="spellStart"/>
-      <w:r>
-        <w:rPr>
-          <w:rFonts w:ascii="Courier New" w:hAnsi="Courier New" w:cs="Courier New"/>
-          <w:sz w:val="20"/>
-          <w:szCs w:val="20"/>
-        </w:rPr>
-        <w:t>ylabel</w:t>
-      </w:r>
-      <w:proofErr w:type="spellEnd"/>
-      <w:r>
-        <w:rPr>
-          <w:rFonts w:ascii="Courier New" w:hAnsi="Courier New" w:cs="Courier New"/>
-          <w:sz w:val="20"/>
-          <w:szCs w:val="20"/>
-        </w:rPr>
-        <w:t>('p[n]')</w:t>
-      </w:r>
-    </w:p>
-    <w:p>
-      <w:pPr>
-        <w:pStyle w:val="a5"/>
-        <w:ind w:firstLine="0"/>
-        <w:rPr>
-          <w:lang w:val="ru-RU"/>
-        </w:rPr>
+      <w:r>
+        <w:rPr>
+          <w:rFonts w:ascii="Courier New" w:hAnsi="Courier New" w:cs="Courier New"/>
+          <w:sz w:val="20"/>
+          <w:szCs w:val="20"/>
+        </w:rPr>
+        <w:t>plot(t_pp, pp, 'LineWidth', 2)</w:t>
+      </w:r>
+    </w:p>
+    <w:p>
+      <w:pPr>
+        <w:pStyle w:val="a5"/>
+        <w:ind w:firstLine="0"/>
+        <w:rPr>
+          <w:rFonts w:ascii="Courier New" w:hAnsi="Courier New" w:cs="Courier New"/>
+          <w:sz w:val="20"/>
+          <w:szCs w:val="20"/>
+          <w:lang w:val="ru-RU"/>
+        </w:rPr>
+      </w:pPr>
+      <w:r>
+        <w:rPr>
+          <w:rFonts w:ascii="Courier New" w:hAnsi="Courier New" w:cs="Courier New"/>
+          <w:sz w:val="20"/>
+          <w:szCs w:val="20"/>
+          <w:lang w:val="ru-RU"/>
+        </w:rPr>
+        <w:t>grid on</w:t>
+      </w:r>
+    </w:p>
+    <w:p>
+      <w:pPr>
+        <w:pStyle w:val="a5"/>
+        <w:ind w:firstLine="0"/>
+        <w:rPr>
+          <w:rFonts w:ascii="Courier New" w:hAnsi="Courier New" w:cs="Courier New"/>
+          <w:sz w:val="20"/>
+          <w:szCs w:val="20"/>
+          <w:lang w:val="ru-RU"/>
+        </w:rPr>
+      </w:pPr>
+      <w:r>
+        <w:rPr>
+          <w:rFonts w:ascii="Courier New" w:hAnsi="Courier New" w:cs="Courier New"/>
+          <w:sz w:val="20"/>
+          <w:szCs w:val="20"/>
+          <w:lang w:val="ru-RU"/>
+        </w:rPr>
+        <w:t>title('Расчёт переходного процесса дискретной системы')</w:t>
+      </w:r>
+    </w:p>
+    <w:p>
+      <w:pPr>
+        <w:pStyle w:val="a5"/>
+        <w:ind w:firstLine="0"/>
+        <w:rPr>
+          <w:rFonts w:ascii="Courier New" w:hAnsi="Courier New" w:cs="Courier New"/>
+          <w:sz w:val="20"/>
+          <w:szCs w:val="20"/>
+        </w:rPr>
+      </w:pPr>
+      <w:r>
+        <w:rPr>
+          <w:rFonts w:ascii="Courier New" w:hAnsi="Courier New" w:cs="Courier New"/>
+          <w:sz w:val="20"/>
+          <w:szCs w:val="20"/>
+        </w:rPr>
+        <w:t>xlabel('n')</w:t>
+      </w:r>
+    </w:p>
+    <w:p>
+      <w:pPr>
+        <w:pStyle w:val="a5"/>
+        <w:ind w:firstLine="0"/>
+        <w:rPr>
+          <w:rFonts w:ascii="Courier New" w:hAnsi="Courier New" w:cs="Courier New"/>
+          <w:sz w:val="20"/>
+          <w:szCs w:val="20"/>
+        </w:rPr>
+      </w:pPr>
+      <w:r>
+        <w:rPr>
+          <w:rFonts w:ascii="Courier New" w:hAnsi="Courier New" w:cs="Courier New"/>
+          <w:sz w:val="20"/>
+          <w:szCs w:val="20"/>
+        </w:rPr>
+        <w:t>ylabel('p[n]')</w:t>
+      </w:r>
+    </w:p>
+    <w:p>
+      <w:pPr>
+        <w:pStyle w:val="a5"/>
+        <w:ind w:firstLine="0"/>
       </w:pPr>
     </w:p>
     <w:p>
@@ -6450,8 +5893,6 @@
         </w:rPr>
         <w:t xml:space="preserve"> = </w:t>
       </w:r>
-      <w:proofErr w:type="spellStart"/>
-      <w:proofErr w:type="gramStart"/>
       <w:r>
         <w:rPr>
           <w:rFonts w:ascii="Courier New" w:hAnsi="Courier New" w:cs="Courier New"/>
@@ -6460,25 +5901,14 @@
         </w:rPr>
         <w:t>freqspace</w:t>
       </w:r>
-      <w:proofErr w:type="spellEnd"/>
-      <w:r>
-        <w:rPr>
-          <w:rFonts w:ascii="Courier New" w:hAnsi="Courier New" w:cs="Courier New"/>
-          <w:sz w:val="20"/>
-          <w:szCs w:val="20"/>
-          <w:lang w:val="ru-RU"/>
-        </w:rPr>
-        <w:t>(</w:t>
-      </w:r>
-      <w:proofErr w:type="gramEnd"/>
-      <w:r>
-        <w:rPr>
-          <w:rFonts w:ascii="Courier New" w:hAnsi="Courier New" w:cs="Courier New"/>
-          <w:sz w:val="20"/>
-          <w:szCs w:val="20"/>
-          <w:lang w:val="ru-RU"/>
-        </w:rPr>
-        <w:t>2*512); % Формируем вектор частот</w:t>
+      <w:r>
+        <w:rPr>
+          <w:rFonts w:ascii="Courier New" w:hAnsi="Courier New" w:cs="Courier New"/>
+          <w:sz w:val="20"/>
+          <w:szCs w:val="20"/>
+          <w:lang w:val="ru-RU"/>
+        </w:rPr>
+        <w:t>(2*512); % Формируем вектор частот</w:t>
       </w:r>
     </w:p>
     <w:p>
@@ -6522,8 +5952,6 @@
         </w:rPr>
         <w:t xml:space="preserve"> = </w:t>
       </w:r>
-      <w:proofErr w:type="spellStart"/>
-      <w:proofErr w:type="gramStart"/>
       <w:r>
         <w:rPr>
           <w:rFonts w:ascii="Courier New" w:hAnsi="Courier New" w:cs="Courier New"/>
@@ -6532,7 +5960,6 @@
         </w:rPr>
         <w:t>freqz</w:t>
       </w:r>
-      <w:proofErr w:type="spellEnd"/>
       <w:r>
         <w:rPr>
           <w:rFonts w:ascii="Courier New" w:hAnsi="Courier New" w:cs="Courier New"/>
@@ -6542,7 +5969,6 @@
         </w:rPr>
         <w:t>(</w:t>
       </w:r>
-      <w:proofErr w:type="gramEnd"/>
       <w:r>
         <w:rPr>
           <w:rFonts w:ascii="Courier New" w:hAnsi="Courier New" w:cs="Courier New"/>
@@ -6653,156 +6079,451 @@
           <w:szCs w:val="20"/>
         </w:rPr>
       </w:pPr>
-      <w:proofErr w:type="spellStart"/>
-      <w:proofErr w:type="gramStart"/>
-      <w:r>
-        <w:rPr>
-          <w:rFonts w:ascii="Courier New" w:hAnsi="Courier New" w:cs="Courier New"/>
-          <w:sz w:val="20"/>
-          <w:szCs w:val="20"/>
-        </w:rPr>
-        <w:t>freqz</w:t>
-      </w:r>
-      <w:proofErr w:type="spellEnd"/>
-      <w:r>
-        <w:rPr>
-          <w:rFonts w:ascii="Courier New" w:hAnsi="Courier New" w:cs="Courier New"/>
-          <w:sz w:val="20"/>
-          <w:szCs w:val="20"/>
+      <w:r>
+        <w:rPr>
+          <w:rFonts w:ascii="Courier New" w:hAnsi="Courier New" w:cs="Courier New"/>
+          <w:sz w:val="20"/>
+          <w:szCs w:val="20"/>
+        </w:rPr>
+        <w:t>freqz(b2, a2, w*pi);</w:t>
+      </w:r>
+    </w:p>
+    <w:p>
+      <w:pPr>
+        <w:pStyle w:val="a5"/>
+        <w:ind w:firstLine="0"/>
+        <w:rPr>
+          <w:rFonts w:ascii="Courier New" w:hAnsi="Courier New" w:cs="Courier New"/>
+          <w:sz w:val="20"/>
+          <w:szCs w:val="20"/>
+        </w:rPr>
+      </w:pPr>
+      <w:r>
+        <w:rPr>
+          <w:rFonts w:ascii="Courier New" w:hAnsi="Courier New" w:cs="Courier New"/>
+          <w:sz w:val="20"/>
+          <w:szCs w:val="20"/>
+        </w:rPr>
+        <w:t>K_amp = abs(K); % Расчёт АЧХ</w:t>
+      </w:r>
+    </w:p>
+    <w:p>
+      <w:pPr>
+        <w:pStyle w:val="a5"/>
+        <w:ind w:firstLine="0"/>
+        <w:rPr>
+          <w:rFonts w:ascii="Courier New" w:hAnsi="Courier New" w:cs="Courier New"/>
+          <w:sz w:val="20"/>
+          <w:szCs w:val="20"/>
+        </w:rPr>
+      </w:pPr>
+      <w:r>
+        <w:rPr>
+          <w:rFonts w:ascii="Courier New" w:hAnsi="Courier New" w:cs="Courier New"/>
+          <w:sz w:val="20"/>
+          <w:szCs w:val="20"/>
+        </w:rPr>
+        <w:t>K_amp = 20*log10(K_amp); % Преобразуем АЧХ в децибелы</w:t>
+      </w:r>
+    </w:p>
+    <w:p>
+      <w:pPr>
+        <w:pStyle w:val="a5"/>
+        <w:ind w:firstLine="0"/>
+        <w:rPr>
+          <w:rFonts w:ascii="Courier New" w:hAnsi="Courier New" w:cs="Courier New"/>
+          <w:sz w:val="20"/>
+          <w:szCs w:val="20"/>
+          <w:lang w:val="ru-RU"/>
+        </w:rPr>
+      </w:pPr>
+      <w:r>
+        <w:rPr>
+          <w:rFonts w:ascii="Courier New" w:hAnsi="Courier New" w:cs="Courier New"/>
+          <w:sz w:val="20"/>
+          <w:szCs w:val="20"/>
+        </w:rPr>
+        <w:t>figure</w:t>
+      </w:r>
+    </w:p>
+    <w:p>
+      <w:pPr>
+        <w:pStyle w:val="a5"/>
+        <w:ind w:firstLine="0"/>
+        <w:rPr>
+          <w:rFonts w:ascii="Courier New" w:hAnsi="Courier New" w:cs="Courier New"/>
+          <w:sz w:val="20"/>
+          <w:szCs w:val="20"/>
+          <w:lang w:val="ru-RU"/>
+        </w:rPr>
+      </w:pPr>
+      <w:r>
+        <w:rPr>
+          <w:rFonts w:ascii="Courier New" w:hAnsi="Courier New" w:cs="Courier New"/>
+          <w:sz w:val="20"/>
+          <w:szCs w:val="20"/>
+        </w:rPr>
+        <w:t>plot</w:t>
+      </w:r>
+      <w:r>
+        <w:rPr>
+          <w:rFonts w:ascii="Courier New" w:hAnsi="Courier New" w:cs="Courier New"/>
+          <w:sz w:val="20"/>
+          <w:szCs w:val="20"/>
+          <w:lang w:val="ru-RU"/>
         </w:rPr>
         <w:t>(</w:t>
       </w:r>
-      <w:proofErr w:type="gramEnd"/>
-      <w:r>
-        <w:rPr>
-          <w:rFonts w:ascii="Courier New" w:hAnsi="Courier New" w:cs="Courier New"/>
-          <w:sz w:val="20"/>
-          <w:szCs w:val="20"/>
-        </w:rPr>
-        <w:t>b2, a2, w*pi);</w:t>
-      </w:r>
-    </w:p>
-    <w:p>
-      <w:pPr>
-        <w:pStyle w:val="a5"/>
-        <w:ind w:firstLine="0"/>
-        <w:rPr>
-          <w:rFonts w:ascii="Courier New" w:hAnsi="Courier New" w:cs="Courier New"/>
-          <w:sz w:val="20"/>
-          <w:szCs w:val="20"/>
-        </w:rPr>
-      </w:pPr>
-      <w:proofErr w:type="spellStart"/>
-      <w:r>
-        <w:rPr>
-          <w:rFonts w:ascii="Courier New" w:hAnsi="Courier New" w:cs="Courier New"/>
-          <w:sz w:val="20"/>
-          <w:szCs w:val="20"/>
-        </w:rPr>
-        <w:t>K_amp</w:t>
-      </w:r>
-      <w:proofErr w:type="spellEnd"/>
-      <w:r>
-        <w:rPr>
-          <w:rFonts w:ascii="Courier New" w:hAnsi="Courier New" w:cs="Courier New"/>
-          <w:sz w:val="20"/>
-          <w:szCs w:val="20"/>
-        </w:rPr>
-        <w:t xml:space="preserve"> = abs(K); % </w:t>
-      </w:r>
-      <w:proofErr w:type="spellStart"/>
-      <w:r>
-        <w:rPr>
-          <w:rFonts w:ascii="Courier New" w:hAnsi="Courier New" w:cs="Courier New"/>
-          <w:sz w:val="20"/>
-          <w:szCs w:val="20"/>
-        </w:rPr>
-        <w:t>Расчёт</w:t>
-      </w:r>
-      <w:proofErr w:type="spellEnd"/>
-      <w:r>
-        <w:rPr>
-          <w:rFonts w:ascii="Courier New" w:hAnsi="Courier New" w:cs="Courier New"/>
-          <w:sz w:val="20"/>
-          <w:szCs w:val="20"/>
-        </w:rPr>
-        <w:t xml:space="preserve"> АЧХ</w:t>
-      </w:r>
-    </w:p>
-    <w:p>
-      <w:pPr>
-        <w:pStyle w:val="a5"/>
-        <w:ind w:firstLine="0"/>
-        <w:rPr>
-          <w:rFonts w:ascii="Courier New" w:hAnsi="Courier New" w:cs="Courier New"/>
-          <w:sz w:val="20"/>
-          <w:szCs w:val="20"/>
-        </w:rPr>
-      </w:pPr>
-      <w:proofErr w:type="spellStart"/>
-      <w:r>
-        <w:rPr>
-          <w:rFonts w:ascii="Courier New" w:hAnsi="Courier New" w:cs="Courier New"/>
-          <w:sz w:val="20"/>
-          <w:szCs w:val="20"/>
-        </w:rPr>
-        <w:t>K_amp</w:t>
-      </w:r>
-      <w:proofErr w:type="spellEnd"/>
-      <w:r>
-        <w:rPr>
-          <w:rFonts w:ascii="Courier New" w:hAnsi="Courier New" w:cs="Courier New"/>
-          <w:sz w:val="20"/>
-          <w:szCs w:val="20"/>
-        </w:rPr>
-        <w:t xml:space="preserve"> = 20*log10(</w:t>
-      </w:r>
-      <w:proofErr w:type="spellStart"/>
-      <w:r>
-        <w:rPr>
-          <w:rFonts w:ascii="Courier New" w:hAnsi="Courier New" w:cs="Courier New"/>
-          <w:sz w:val="20"/>
-          <w:szCs w:val="20"/>
-        </w:rPr>
-        <w:t>K_amp</w:t>
-      </w:r>
-      <w:proofErr w:type="spellEnd"/>
-      <w:r>
-        <w:rPr>
-          <w:rFonts w:ascii="Courier New" w:hAnsi="Courier New" w:cs="Courier New"/>
-          <w:sz w:val="20"/>
-          <w:szCs w:val="20"/>
-        </w:rPr>
-        <w:t xml:space="preserve">); % </w:t>
-      </w:r>
-      <w:proofErr w:type="spellStart"/>
-      <w:r>
-        <w:rPr>
-          <w:rFonts w:ascii="Courier New" w:hAnsi="Courier New" w:cs="Courier New"/>
-          <w:sz w:val="20"/>
-          <w:szCs w:val="20"/>
-        </w:rPr>
-        <w:t>Преобразуем</w:t>
-      </w:r>
-      <w:proofErr w:type="spellEnd"/>
-      <w:r>
-        <w:rPr>
-          <w:rFonts w:ascii="Courier New" w:hAnsi="Courier New" w:cs="Courier New"/>
-          <w:sz w:val="20"/>
-          <w:szCs w:val="20"/>
-        </w:rPr>
-        <w:t xml:space="preserve"> АЧХ в </w:t>
-      </w:r>
-      <w:proofErr w:type="spellStart"/>
-      <w:r>
-        <w:rPr>
-          <w:rFonts w:ascii="Courier New" w:hAnsi="Courier New" w:cs="Courier New"/>
-          <w:sz w:val="20"/>
-          <w:szCs w:val="20"/>
-        </w:rPr>
-        <w:t>децибелы</w:t>
-      </w:r>
-      <w:proofErr w:type="spellEnd"/>
+      <w:r>
+        <w:rPr>
+          <w:rFonts w:ascii="Courier New" w:hAnsi="Courier New" w:cs="Courier New"/>
+          <w:sz w:val="20"/>
+          <w:szCs w:val="20"/>
+        </w:rPr>
+        <w:t>w</w:t>
+      </w:r>
+      <w:r>
+        <w:rPr>
+          <w:rFonts w:ascii="Courier New" w:hAnsi="Courier New" w:cs="Courier New"/>
+          <w:sz w:val="20"/>
+          <w:szCs w:val="20"/>
+          <w:lang w:val="ru-RU"/>
+        </w:rPr>
+        <w:t xml:space="preserve">, </w:t>
+      </w:r>
+      <w:r>
+        <w:rPr>
+          <w:rFonts w:ascii="Courier New" w:hAnsi="Courier New" w:cs="Courier New"/>
+          <w:sz w:val="20"/>
+          <w:szCs w:val="20"/>
+        </w:rPr>
+        <w:t>K</w:t>
+      </w:r>
+      <w:r>
+        <w:rPr>
+          <w:rFonts w:ascii="Courier New" w:hAnsi="Courier New" w:cs="Courier New"/>
+          <w:sz w:val="20"/>
+          <w:szCs w:val="20"/>
+          <w:lang w:val="ru-RU"/>
+        </w:rPr>
+        <w:t>_</w:t>
+      </w:r>
+      <w:r>
+        <w:rPr>
+          <w:rFonts w:ascii="Courier New" w:hAnsi="Courier New" w:cs="Courier New"/>
+          <w:sz w:val="20"/>
+          <w:szCs w:val="20"/>
+        </w:rPr>
+        <w:t>amp</w:t>
+      </w:r>
+      <w:r>
+        <w:rPr>
+          <w:rFonts w:ascii="Courier New" w:hAnsi="Courier New" w:cs="Courier New"/>
+          <w:sz w:val="20"/>
+          <w:szCs w:val="20"/>
+          <w:lang w:val="ru-RU"/>
+        </w:rPr>
+        <w:t>); % рисуем отдельно график АЧХ</w:t>
+      </w:r>
+    </w:p>
+    <w:p>
+      <w:pPr>
+        <w:pStyle w:val="a5"/>
+        <w:ind w:firstLine="0"/>
+        <w:rPr>
+          <w:rFonts w:ascii="Courier New" w:hAnsi="Courier New" w:cs="Courier New"/>
+          <w:sz w:val="20"/>
+          <w:szCs w:val="20"/>
+        </w:rPr>
+      </w:pPr>
+      <w:r>
+        <w:rPr>
+          <w:rFonts w:ascii="Courier New" w:hAnsi="Courier New" w:cs="Courier New"/>
+          <w:sz w:val="20"/>
+          <w:szCs w:val="20"/>
+        </w:rPr>
+        <w:t>title('The Magnitude of Filter');</w:t>
+      </w:r>
+    </w:p>
+    <w:p>
+      <w:pPr>
+        <w:pStyle w:val="a5"/>
+        <w:ind w:firstLine="0"/>
+        <w:rPr>
+          <w:rFonts w:ascii="Courier New" w:hAnsi="Courier New" w:cs="Courier New"/>
+          <w:sz w:val="20"/>
+          <w:szCs w:val="20"/>
+        </w:rPr>
+      </w:pPr>
+      <w:r>
+        <w:rPr>
+          <w:rFonts w:ascii="Courier New" w:hAnsi="Courier New" w:cs="Courier New"/>
+          <w:sz w:val="20"/>
+          <w:szCs w:val="20"/>
+        </w:rPr>
+        <w:t>xlabel('Normalized frequence (x\pi rad by sample)');</w:t>
+      </w:r>
+    </w:p>
+    <w:p>
+      <w:pPr>
+        <w:pStyle w:val="a5"/>
+        <w:ind w:firstLine="0"/>
+        <w:rPr>
+          <w:rFonts w:ascii="Courier New" w:hAnsi="Courier New" w:cs="Courier New"/>
+          <w:sz w:val="20"/>
+          <w:szCs w:val="20"/>
+          <w:lang w:val="ru-RU"/>
+        </w:rPr>
+      </w:pPr>
+      <w:r>
+        <w:rPr>
+          <w:rFonts w:ascii="Courier New" w:hAnsi="Courier New" w:cs="Courier New"/>
+          <w:sz w:val="20"/>
+          <w:szCs w:val="20"/>
+        </w:rPr>
+        <w:t>ylabel</w:t>
+      </w:r>
+      <w:r>
+        <w:rPr>
+          <w:rFonts w:ascii="Courier New" w:hAnsi="Courier New" w:cs="Courier New"/>
+          <w:sz w:val="20"/>
+          <w:szCs w:val="20"/>
+          <w:lang w:val="ru-RU"/>
+        </w:rPr>
+        <w:t>('</w:t>
+      </w:r>
+      <w:r>
+        <w:rPr>
+          <w:rFonts w:ascii="Courier New" w:hAnsi="Courier New" w:cs="Courier New"/>
+          <w:sz w:val="20"/>
+          <w:szCs w:val="20"/>
+        </w:rPr>
+        <w:t>dB</w:t>
+      </w:r>
+      <w:r>
+        <w:rPr>
+          <w:rFonts w:ascii="Courier New" w:hAnsi="Courier New" w:cs="Courier New"/>
+          <w:sz w:val="20"/>
+          <w:szCs w:val="20"/>
+          <w:lang w:val="ru-RU"/>
+        </w:rPr>
+        <w:t>');</w:t>
+      </w:r>
+    </w:p>
+    <w:p>
+      <w:pPr>
+        <w:pStyle w:val="a5"/>
+        <w:ind w:firstLine="0"/>
+        <w:rPr>
+          <w:rFonts w:ascii="Courier New" w:hAnsi="Courier New" w:cs="Courier New"/>
+          <w:sz w:val="20"/>
+          <w:szCs w:val="20"/>
+          <w:lang w:val="ru-RU"/>
+        </w:rPr>
+      </w:pPr>
+      <w:r>
+        <w:rPr>
+          <w:rFonts w:ascii="Courier New" w:hAnsi="Courier New" w:cs="Courier New"/>
+          <w:sz w:val="20"/>
+          <w:szCs w:val="20"/>
+        </w:rPr>
+        <w:t>grid</w:t>
+      </w:r>
+    </w:p>
+    <w:p>
+      <w:pPr>
+        <w:pStyle w:val="a5"/>
+        <w:ind w:firstLine="0"/>
+        <w:rPr>
+          <w:rFonts w:ascii="Courier New" w:hAnsi="Courier New" w:cs="Courier New"/>
+          <w:sz w:val="20"/>
+          <w:szCs w:val="20"/>
+          <w:lang w:val="ru-RU"/>
+        </w:rPr>
+      </w:pPr>
+    </w:p>
+    <w:p>
+      <w:pPr>
+        <w:pStyle w:val="a5"/>
+        <w:ind w:firstLine="0"/>
+        <w:rPr>
+          <w:rFonts w:ascii="Courier New" w:hAnsi="Courier New" w:cs="Courier New"/>
+          <w:sz w:val="20"/>
+          <w:szCs w:val="20"/>
+          <w:lang w:val="ru-RU"/>
+        </w:rPr>
+      </w:pPr>
+      <w:r>
+        <w:rPr>
+          <w:rFonts w:ascii="Courier New" w:hAnsi="Courier New" w:cs="Courier New"/>
+          <w:sz w:val="20"/>
+          <w:szCs w:val="20"/>
+        </w:rPr>
+        <w:t>phasez</w:t>
+      </w:r>
+      <w:r>
+        <w:rPr>
+          <w:rFonts w:ascii="Courier New" w:hAnsi="Courier New" w:cs="Courier New"/>
+          <w:sz w:val="20"/>
+          <w:szCs w:val="20"/>
+          <w:lang w:val="ru-RU"/>
+        </w:rPr>
+        <w:t>(</w:t>
+      </w:r>
+      <w:r>
+        <w:rPr>
+          <w:rFonts w:ascii="Courier New" w:hAnsi="Courier New" w:cs="Courier New"/>
+          <w:sz w:val="20"/>
+          <w:szCs w:val="20"/>
+        </w:rPr>
+        <w:t>b</w:t>
+      </w:r>
+      <w:r>
+        <w:rPr>
+          <w:rFonts w:ascii="Courier New" w:hAnsi="Courier New" w:cs="Courier New"/>
+          <w:sz w:val="20"/>
+          <w:szCs w:val="20"/>
+          <w:lang w:val="ru-RU"/>
+        </w:rPr>
+        <w:t xml:space="preserve">2, </w:t>
+      </w:r>
+      <w:r>
+        <w:rPr>
+          <w:rFonts w:ascii="Courier New" w:hAnsi="Courier New" w:cs="Courier New"/>
+          <w:sz w:val="20"/>
+          <w:szCs w:val="20"/>
+        </w:rPr>
+        <w:t>a</w:t>
+      </w:r>
+      <w:r>
+        <w:rPr>
+          <w:rFonts w:ascii="Courier New" w:hAnsi="Courier New" w:cs="Courier New"/>
+          <w:sz w:val="20"/>
+          <w:szCs w:val="20"/>
+          <w:lang w:val="ru-RU"/>
+        </w:rPr>
+        <w:t>2)</w:t>
+      </w:r>
+    </w:p>
+    <w:p>
+      <w:pPr>
+        <w:pStyle w:val="a5"/>
+        <w:ind w:firstLine="0"/>
+        <w:rPr>
+          <w:lang w:val="ru-RU"/>
+        </w:rPr>
+      </w:pPr>
+    </w:p>
+    <w:p>
+      <w:pPr>
+        <w:pStyle w:val="a5"/>
+        <w:ind w:firstLine="0"/>
+        <w:rPr>
+          <w:lang w:val="ru-RU"/>
+        </w:rPr>
+      </w:pPr>
+      <w:r>
+        <w:rPr>
+          <w:lang w:val="ru-RU"/>
+        </w:rPr>
+        <w:t>Листинг 4 - Построение фазовой и групповой задержки дискретного фильтра</w:t>
+      </w:r>
+    </w:p>
+    <w:p>
+      <w:pPr>
+        <w:pStyle w:val="a5"/>
+        <w:ind w:firstLine="0"/>
+        <w:rPr>
+          <w:rFonts w:ascii="Courier New" w:hAnsi="Courier New" w:cs="Courier New"/>
+          <w:sz w:val="20"/>
+          <w:szCs w:val="20"/>
+          <w:lang w:val="ru-RU"/>
+        </w:rPr>
+      </w:pPr>
+      <w:r>
+        <w:rPr>
+          <w:rFonts w:ascii="Courier New" w:hAnsi="Courier New" w:cs="Courier New"/>
+          <w:sz w:val="20"/>
+          <w:szCs w:val="20"/>
+          <w:lang w:val="ru-RU"/>
+        </w:rPr>
+        <w:t>%% ---------------------------------------------</w:t>
+      </w:r>
+    </w:p>
+    <w:p>
+      <w:pPr>
+        <w:pStyle w:val="a5"/>
+        <w:ind w:firstLine="0"/>
+        <w:rPr>
+          <w:rFonts w:ascii="Courier New" w:hAnsi="Courier New" w:cs="Courier New"/>
+          <w:sz w:val="20"/>
+          <w:szCs w:val="20"/>
+          <w:lang w:val="ru-RU"/>
+        </w:rPr>
+      </w:pPr>
+      <w:r>
+        <w:rPr>
+          <w:rFonts w:ascii="Courier New" w:hAnsi="Courier New" w:cs="Courier New"/>
+          <w:sz w:val="20"/>
+          <w:szCs w:val="20"/>
+          <w:lang w:val="ru-RU"/>
+        </w:rPr>
+        <w:t>% 5. Построение фазовой и групповой задержки дискретного фильтра</w:t>
+      </w:r>
+    </w:p>
+    <w:p>
+      <w:pPr>
+        <w:pStyle w:val="a5"/>
+        <w:ind w:firstLine="0"/>
+        <w:rPr>
+          <w:rFonts w:ascii="Courier New" w:hAnsi="Courier New" w:cs="Courier New"/>
+          <w:sz w:val="20"/>
+          <w:szCs w:val="20"/>
+          <w:lang w:val="ru-RU"/>
+        </w:rPr>
+      </w:pPr>
+      <w:r>
+        <w:rPr>
+          <w:rFonts w:ascii="Courier New" w:hAnsi="Courier New" w:cs="Courier New"/>
+          <w:sz w:val="20"/>
+          <w:szCs w:val="20"/>
+          <w:lang w:val="ru-RU"/>
+        </w:rPr>
+        <w:t>% ----------------------------------------------</w:t>
+      </w:r>
+    </w:p>
+    <w:p>
+      <w:pPr>
+        <w:pStyle w:val="a5"/>
+        <w:ind w:firstLine="0"/>
+        <w:rPr>
+          <w:rFonts w:ascii="Courier New" w:hAnsi="Courier New" w:cs="Courier New"/>
+          <w:sz w:val="20"/>
+          <w:szCs w:val="20"/>
+          <w:lang w:val="ru-RU"/>
+        </w:rPr>
+      </w:pPr>
+    </w:p>
+    <w:p>
+      <w:pPr>
+        <w:pStyle w:val="a5"/>
+        <w:ind w:firstLine="0"/>
+        <w:rPr>
+          <w:rFonts w:ascii="Courier New" w:hAnsi="Courier New" w:cs="Courier New"/>
+          <w:sz w:val="20"/>
+          <w:szCs w:val="20"/>
+          <w:lang w:val="ru-RU"/>
+        </w:rPr>
+      </w:pPr>
+      <w:r>
+        <w:rPr>
+          <w:rFonts w:ascii="Courier New" w:hAnsi="Courier New" w:cs="Courier New"/>
+          <w:sz w:val="20"/>
+          <w:szCs w:val="20"/>
+          <w:lang w:val="ru-RU"/>
+        </w:rPr>
+        <w:t>% Расчет фазовой задержки фильтра</w:t>
+      </w:r>
     </w:p>
     <w:p>
       <w:pPr>
@@ -6835,14 +6556,13 @@
           <w:lang w:val="ru-RU"/>
         </w:rPr>
       </w:pPr>
-      <w:proofErr w:type="gramStart"/>
-      <w:r>
-        <w:rPr>
-          <w:rFonts w:ascii="Courier New" w:hAnsi="Courier New" w:cs="Courier New"/>
-          <w:sz w:val="20"/>
-          <w:szCs w:val="20"/>
-        </w:rPr>
-        <w:t>plot</w:t>
+      <w:r>
+        <w:rPr>
+          <w:rFonts w:ascii="Courier New" w:hAnsi="Courier New" w:cs="Courier New"/>
+          <w:sz w:val="20"/>
+          <w:szCs w:val="20"/>
+        </w:rPr>
+        <w:t>phasedelay</w:t>
       </w:r>
       <w:r>
         <w:rPr>
@@ -6853,171 +6573,376 @@
         </w:rPr>
         <w:t>(</w:t>
       </w:r>
-      <w:proofErr w:type="gramEnd"/>
-      <w:r>
-        <w:rPr>
-          <w:rFonts w:ascii="Courier New" w:hAnsi="Courier New" w:cs="Courier New"/>
-          <w:sz w:val="20"/>
-          <w:szCs w:val="20"/>
-        </w:rPr>
-        <w:t>w</w:t>
-      </w:r>
-      <w:r>
-        <w:rPr>
-          <w:rFonts w:ascii="Courier New" w:hAnsi="Courier New" w:cs="Courier New"/>
-          <w:sz w:val="20"/>
-          <w:szCs w:val="20"/>
-          <w:lang w:val="ru-RU"/>
-        </w:rPr>
-        <w:t xml:space="preserve">, </w:t>
-      </w:r>
-      <w:r>
-        <w:rPr>
-          <w:rFonts w:ascii="Courier New" w:hAnsi="Courier New" w:cs="Courier New"/>
-          <w:sz w:val="20"/>
-          <w:szCs w:val="20"/>
-        </w:rPr>
-        <w:t>K</w:t>
-      </w:r>
-      <w:r>
-        <w:rPr>
-          <w:rFonts w:ascii="Courier New" w:hAnsi="Courier New" w:cs="Courier New"/>
-          <w:sz w:val="20"/>
-          <w:szCs w:val="20"/>
-          <w:lang w:val="ru-RU"/>
-        </w:rPr>
-        <w:t>_</w:t>
-      </w:r>
-      <w:r>
-        <w:rPr>
-          <w:rFonts w:ascii="Courier New" w:hAnsi="Courier New" w:cs="Courier New"/>
-          <w:sz w:val="20"/>
-          <w:szCs w:val="20"/>
-        </w:rPr>
-        <w:t>amp</w:t>
-      </w:r>
-      <w:r>
-        <w:rPr>
-          <w:rFonts w:ascii="Courier New" w:hAnsi="Courier New" w:cs="Courier New"/>
-          <w:sz w:val="20"/>
-          <w:szCs w:val="20"/>
-          <w:lang w:val="ru-RU"/>
-        </w:rPr>
-        <w:t>); % рисуем отдельно график АЧХ</w:t>
-      </w:r>
-    </w:p>
-    <w:p>
-      <w:pPr>
-        <w:pStyle w:val="a5"/>
-        <w:ind w:firstLine="0"/>
-        <w:rPr>
-          <w:rFonts w:ascii="Courier New" w:hAnsi="Courier New" w:cs="Courier New"/>
-          <w:sz w:val="20"/>
-          <w:szCs w:val="20"/>
-        </w:rPr>
-      </w:pPr>
-      <w:proofErr w:type="gramStart"/>
-      <w:r>
-        <w:rPr>
-          <w:rFonts w:ascii="Courier New" w:hAnsi="Courier New" w:cs="Courier New"/>
-          <w:sz w:val="20"/>
-          <w:szCs w:val="20"/>
-        </w:rPr>
-        <w:t>title(</w:t>
-      </w:r>
-      <w:proofErr w:type="gramEnd"/>
-      <w:r>
-        <w:rPr>
-          <w:rFonts w:ascii="Courier New" w:hAnsi="Courier New" w:cs="Courier New"/>
-          <w:sz w:val="20"/>
-          <w:szCs w:val="20"/>
-        </w:rPr>
-        <w:t>'The Magnitude of Filter');</w:t>
-      </w:r>
-    </w:p>
-    <w:p>
-      <w:pPr>
-        <w:pStyle w:val="a5"/>
-        <w:ind w:firstLine="0"/>
-        <w:rPr>
-          <w:rFonts w:ascii="Courier New" w:hAnsi="Courier New" w:cs="Courier New"/>
-          <w:sz w:val="20"/>
-          <w:szCs w:val="20"/>
-        </w:rPr>
-      </w:pPr>
-      <w:proofErr w:type="spellStart"/>
-      <w:proofErr w:type="gramStart"/>
-      <w:r>
-        <w:rPr>
-          <w:rFonts w:ascii="Courier New" w:hAnsi="Courier New" w:cs="Courier New"/>
-          <w:sz w:val="20"/>
-          <w:szCs w:val="20"/>
-        </w:rPr>
-        <w:t>xlabel</w:t>
-      </w:r>
-      <w:proofErr w:type="spellEnd"/>
-      <w:r>
-        <w:rPr>
-          <w:rFonts w:ascii="Courier New" w:hAnsi="Courier New" w:cs="Courier New"/>
-          <w:sz w:val="20"/>
-          <w:szCs w:val="20"/>
+      <w:r>
+        <w:rPr>
+          <w:rFonts w:ascii="Courier New" w:hAnsi="Courier New" w:cs="Courier New"/>
+          <w:sz w:val="20"/>
+          <w:szCs w:val="20"/>
+        </w:rPr>
+        <w:t>b</w:t>
+      </w:r>
+      <w:r>
+        <w:rPr>
+          <w:rFonts w:ascii="Courier New" w:hAnsi="Courier New" w:cs="Courier New"/>
+          <w:sz w:val="20"/>
+          <w:szCs w:val="20"/>
+          <w:lang w:val="ru-RU"/>
+        </w:rPr>
+        <w:t xml:space="preserve">2, </w:t>
+      </w:r>
+      <w:r>
+        <w:rPr>
+          <w:rFonts w:ascii="Courier New" w:hAnsi="Courier New" w:cs="Courier New"/>
+          <w:sz w:val="20"/>
+          <w:szCs w:val="20"/>
+        </w:rPr>
+        <w:t>a</w:t>
+      </w:r>
+      <w:r>
+        <w:rPr>
+          <w:rFonts w:ascii="Courier New" w:hAnsi="Courier New" w:cs="Courier New"/>
+          <w:sz w:val="20"/>
+          <w:szCs w:val="20"/>
+          <w:lang w:val="ru-RU"/>
+        </w:rPr>
+        <w:t>2)</w:t>
+      </w:r>
+    </w:p>
+    <w:p>
+      <w:pPr>
+        <w:pStyle w:val="a5"/>
+        <w:ind w:firstLine="0"/>
+        <w:rPr>
+          <w:rFonts w:ascii="Courier New" w:hAnsi="Courier New" w:cs="Courier New"/>
+          <w:sz w:val="20"/>
+          <w:szCs w:val="20"/>
+          <w:lang w:val="ru-RU"/>
+        </w:rPr>
+      </w:pPr>
+    </w:p>
+    <w:p>
+      <w:pPr>
+        <w:pStyle w:val="a5"/>
+        <w:ind w:firstLine="0"/>
+        <w:rPr>
+          <w:rFonts w:ascii="Courier New" w:hAnsi="Courier New" w:cs="Courier New"/>
+          <w:sz w:val="20"/>
+          <w:szCs w:val="20"/>
+          <w:lang w:val="ru-RU"/>
+        </w:rPr>
+      </w:pPr>
+      <w:r>
+        <w:rPr>
+          <w:rFonts w:ascii="Courier New" w:hAnsi="Courier New" w:cs="Courier New"/>
+          <w:sz w:val="20"/>
+          <w:szCs w:val="20"/>
+          <w:lang w:val="ru-RU"/>
+        </w:rPr>
+        <w:t>% Расчет групповой задержки фильтра</w:t>
+      </w:r>
+    </w:p>
+    <w:p>
+      <w:pPr>
+        <w:pStyle w:val="a5"/>
+        <w:ind w:firstLine="0"/>
+        <w:rPr>
+          <w:rFonts w:ascii="Courier New" w:hAnsi="Courier New" w:cs="Courier New"/>
+          <w:sz w:val="20"/>
+          <w:szCs w:val="20"/>
+          <w:lang w:val="ru-RU"/>
+        </w:rPr>
+      </w:pPr>
+      <w:r>
+        <w:rPr>
+          <w:rFonts w:ascii="Courier New" w:hAnsi="Courier New" w:cs="Courier New"/>
+          <w:sz w:val="20"/>
+          <w:szCs w:val="20"/>
+        </w:rPr>
+        <w:t>figure</w:t>
+      </w:r>
+    </w:p>
+    <w:p>
+      <w:pPr>
+        <w:pStyle w:val="a5"/>
+        <w:ind w:firstLine="0"/>
+        <w:rPr>
+          <w:rFonts w:ascii="Courier New" w:hAnsi="Courier New" w:cs="Courier New"/>
+          <w:sz w:val="20"/>
+          <w:szCs w:val="20"/>
+          <w:lang w:val="ru-RU"/>
+        </w:rPr>
+      </w:pPr>
+      <w:r>
+        <w:rPr>
+          <w:rFonts w:ascii="Courier New" w:hAnsi="Courier New" w:cs="Courier New"/>
+          <w:sz w:val="20"/>
+          <w:szCs w:val="20"/>
+        </w:rPr>
+        <w:t>grpdelay</w:t>
+      </w:r>
+      <w:r>
+        <w:rPr>
+          <w:rFonts w:ascii="Courier New" w:hAnsi="Courier New" w:cs="Courier New"/>
+          <w:sz w:val="20"/>
+          <w:szCs w:val="20"/>
+          <w:lang w:val="ru-RU"/>
         </w:rPr>
         <w:t>(</w:t>
       </w:r>
-      <w:proofErr w:type="gramEnd"/>
-      <w:r>
-        <w:rPr>
-          <w:rFonts w:ascii="Courier New" w:hAnsi="Courier New" w:cs="Courier New"/>
-          <w:sz w:val="20"/>
-          <w:szCs w:val="20"/>
-        </w:rPr>
-        <w:t>'Normalized frequence (x\pi rad by sample)');</w:t>
-      </w:r>
-    </w:p>
-    <w:p>
-      <w:pPr>
-        <w:pStyle w:val="a5"/>
-        <w:ind w:firstLine="0"/>
-        <w:rPr>
-          <w:rFonts w:ascii="Courier New" w:hAnsi="Courier New" w:cs="Courier New"/>
-          <w:sz w:val="20"/>
-          <w:szCs w:val="20"/>
-        </w:rPr>
-      </w:pPr>
-      <w:proofErr w:type="spellStart"/>
-      <w:r>
-        <w:rPr>
-          <w:rFonts w:ascii="Courier New" w:hAnsi="Courier New" w:cs="Courier New"/>
-          <w:sz w:val="20"/>
-          <w:szCs w:val="20"/>
-        </w:rPr>
-        <w:t>ylabel</w:t>
-      </w:r>
-      <w:proofErr w:type="spellEnd"/>
-      <w:r>
-        <w:rPr>
-          <w:rFonts w:ascii="Courier New" w:hAnsi="Courier New" w:cs="Courier New"/>
-          <w:sz w:val="20"/>
-          <w:szCs w:val="20"/>
-        </w:rPr>
-        <w:t>('dB');</w:t>
-      </w:r>
-    </w:p>
-    <w:p>
-      <w:pPr>
-        <w:pStyle w:val="a5"/>
-        <w:ind w:firstLine="0"/>
-        <w:rPr>
-          <w:rFonts w:ascii="Courier New" w:hAnsi="Courier New" w:cs="Courier New"/>
-          <w:sz w:val="20"/>
-          <w:szCs w:val="20"/>
-        </w:rPr>
-      </w:pPr>
-      <w:r>
-        <w:rPr>
-          <w:rFonts w:ascii="Courier New" w:hAnsi="Courier New" w:cs="Courier New"/>
-          <w:sz w:val="20"/>
-          <w:szCs w:val="20"/>
+      <w:r>
+        <w:rPr>
+          <w:rFonts w:ascii="Courier New" w:hAnsi="Courier New" w:cs="Courier New"/>
+          <w:sz w:val="20"/>
+          <w:szCs w:val="20"/>
+        </w:rPr>
+        <w:t>b</w:t>
+      </w:r>
+      <w:r>
+        <w:rPr>
+          <w:rFonts w:ascii="Courier New" w:hAnsi="Courier New" w:cs="Courier New"/>
+          <w:sz w:val="20"/>
+          <w:szCs w:val="20"/>
+          <w:lang w:val="ru-RU"/>
+        </w:rPr>
+        <w:t xml:space="preserve">2, </w:t>
+      </w:r>
+      <w:r>
+        <w:rPr>
+          <w:rFonts w:ascii="Courier New" w:hAnsi="Courier New" w:cs="Courier New"/>
+          <w:sz w:val="20"/>
+          <w:szCs w:val="20"/>
+        </w:rPr>
+        <w:t>a</w:t>
+      </w:r>
+      <w:r>
+        <w:rPr>
+          <w:rFonts w:ascii="Courier New" w:hAnsi="Courier New" w:cs="Courier New"/>
+          <w:sz w:val="20"/>
+          <w:szCs w:val="20"/>
+          <w:lang w:val="ru-RU"/>
+        </w:rPr>
+        <w:t>2)</w:t>
+      </w:r>
+    </w:p>
+    <w:p>
+      <w:pPr>
+        <w:pStyle w:val="a5"/>
+        <w:ind w:firstLine="0"/>
+        <w:rPr>
+          <w:lang w:val="ru-RU"/>
+        </w:rPr>
+      </w:pPr>
+    </w:p>
+    <w:p>
+      <w:pPr>
+        <w:pStyle w:val="a5"/>
+        <w:ind w:firstLine="0"/>
+        <w:rPr>
+          <w:lang w:val="ru-RU"/>
+        </w:rPr>
+      </w:pPr>
+      <w:r>
+        <w:rPr>
+          <w:lang w:val="ru-RU"/>
+        </w:rPr>
+        <w:t>Листинг 5 - Построение карты Нулей и Полюсов</w:t>
+      </w:r>
+    </w:p>
+    <w:p>
+      <w:pPr>
+        <w:pStyle w:val="a5"/>
+        <w:ind w:firstLine="0"/>
+        <w:rPr>
+          <w:rFonts w:ascii="Courier New" w:hAnsi="Courier New" w:cs="Courier New"/>
+          <w:sz w:val="20"/>
+          <w:szCs w:val="20"/>
+          <w:lang w:val="ru-RU"/>
+        </w:rPr>
+      </w:pPr>
+      <w:r>
+        <w:rPr>
+          <w:rFonts w:ascii="Courier New" w:hAnsi="Courier New" w:cs="Courier New"/>
+          <w:sz w:val="20"/>
+          <w:szCs w:val="20"/>
+          <w:lang w:val="ru-RU"/>
+        </w:rPr>
+        <w:t>%% ---------------------------------------------</w:t>
+      </w:r>
+    </w:p>
+    <w:p>
+      <w:pPr>
+        <w:pStyle w:val="a5"/>
+        <w:ind w:firstLine="0"/>
+        <w:rPr>
+          <w:rFonts w:ascii="Courier New" w:hAnsi="Courier New" w:cs="Courier New"/>
+          <w:sz w:val="20"/>
+          <w:szCs w:val="20"/>
+          <w:lang w:val="ru-RU"/>
+        </w:rPr>
+      </w:pPr>
+      <w:r>
+        <w:rPr>
+          <w:rFonts w:ascii="Courier New" w:hAnsi="Courier New" w:cs="Courier New"/>
+          <w:sz w:val="20"/>
+          <w:szCs w:val="20"/>
+          <w:lang w:val="ru-RU"/>
+        </w:rPr>
+        <w:t>% 6. Определение нулей и полюсов дискретной системы</w:t>
+      </w:r>
+    </w:p>
+    <w:p>
+      <w:pPr>
+        <w:pStyle w:val="a5"/>
+        <w:ind w:firstLine="0"/>
+        <w:rPr>
+          <w:rFonts w:ascii="Courier New" w:hAnsi="Courier New" w:cs="Courier New"/>
+          <w:sz w:val="20"/>
+          <w:szCs w:val="20"/>
+        </w:rPr>
+      </w:pPr>
+      <w:r>
+        <w:rPr>
+          <w:rFonts w:ascii="Courier New" w:hAnsi="Courier New" w:cs="Courier New"/>
+          <w:sz w:val="20"/>
+          <w:szCs w:val="20"/>
+        </w:rPr>
+        <w:t>% ----------------------------------------------</w:t>
+      </w:r>
+    </w:p>
+    <w:p>
+      <w:pPr>
+        <w:pStyle w:val="a5"/>
+        <w:ind w:firstLine="0"/>
+        <w:rPr>
+          <w:rFonts w:ascii="Courier New" w:hAnsi="Courier New" w:cs="Courier New"/>
+          <w:sz w:val="20"/>
+          <w:szCs w:val="20"/>
+        </w:rPr>
+      </w:pPr>
+    </w:p>
+    <w:p>
+      <w:pPr>
+        <w:pStyle w:val="a5"/>
+        <w:ind w:firstLine="0"/>
+        <w:rPr>
+          <w:rFonts w:ascii="Courier New" w:hAnsi="Courier New" w:cs="Courier New"/>
+          <w:sz w:val="20"/>
+          <w:szCs w:val="20"/>
+        </w:rPr>
+      </w:pPr>
+      <w:r>
+        <w:rPr>
+          <w:rFonts w:ascii="Courier New" w:hAnsi="Courier New" w:cs="Courier New"/>
+          <w:sz w:val="20"/>
+          <w:szCs w:val="20"/>
+        </w:rPr>
+        <w:t xml:space="preserve">[b2, a2] = eqtflength(zd, pd); </w:t>
+      </w:r>
+    </w:p>
+    <w:p>
+      <w:pPr>
+        <w:pStyle w:val="a5"/>
+        <w:ind w:firstLine="0"/>
+        <w:rPr>
+          <w:rFonts w:ascii="Courier New" w:hAnsi="Courier New" w:cs="Courier New"/>
+          <w:sz w:val="20"/>
+          <w:szCs w:val="20"/>
+        </w:rPr>
+      </w:pPr>
+      <w:r>
+        <w:rPr>
+          <w:rFonts w:ascii="Courier New" w:hAnsi="Courier New" w:cs="Courier New"/>
+          <w:sz w:val="20"/>
+          <w:szCs w:val="20"/>
+        </w:rPr>
+        <w:t>[z1, p1, k1] = tf2zp(b2, a2);</w:t>
+      </w:r>
+    </w:p>
+    <w:p>
+      <w:pPr>
+        <w:pStyle w:val="a5"/>
+        <w:ind w:firstLine="0"/>
+        <w:rPr>
+          <w:rFonts w:ascii="Courier New" w:hAnsi="Courier New" w:cs="Courier New"/>
+          <w:sz w:val="20"/>
+          <w:szCs w:val="20"/>
+        </w:rPr>
+      </w:pPr>
+    </w:p>
+    <w:p>
+      <w:pPr>
+        <w:pStyle w:val="a5"/>
+        <w:ind w:firstLine="0"/>
+        <w:rPr>
+          <w:rFonts w:ascii="Courier New" w:hAnsi="Courier New" w:cs="Courier New"/>
+          <w:sz w:val="20"/>
+          <w:szCs w:val="20"/>
+        </w:rPr>
+      </w:pPr>
+      <w:r>
+        <w:rPr>
+          <w:rFonts w:ascii="Courier New" w:hAnsi="Courier New" w:cs="Courier New"/>
+          <w:sz w:val="20"/>
+          <w:szCs w:val="20"/>
+        </w:rPr>
+        <w:t>figure</w:t>
+      </w:r>
+    </w:p>
+    <w:p>
+      <w:pPr>
+        <w:pStyle w:val="a5"/>
+        <w:ind w:firstLine="0"/>
+        <w:rPr>
+          <w:rFonts w:ascii="Courier New" w:hAnsi="Courier New" w:cs="Courier New"/>
+          <w:sz w:val="20"/>
+          <w:szCs w:val="20"/>
+        </w:rPr>
+      </w:pPr>
+      <w:r>
+        <w:rPr>
+          <w:rFonts w:ascii="Courier New" w:hAnsi="Courier New" w:cs="Courier New"/>
+          <w:sz w:val="20"/>
+          <w:szCs w:val="20"/>
+        </w:rPr>
+        <w:t>zplane(z1, p1);</w:t>
+      </w:r>
+    </w:p>
+    <w:p>
+      <w:pPr>
+        <w:pStyle w:val="a5"/>
+        <w:ind w:firstLine="0"/>
+        <w:rPr>
+          <w:rFonts w:ascii="Courier New" w:hAnsi="Courier New" w:cs="Courier New"/>
+          <w:sz w:val="20"/>
+          <w:szCs w:val="20"/>
+        </w:rPr>
+      </w:pPr>
+      <w:r>
+        <w:rPr>
+          <w:rFonts w:ascii="Courier New" w:hAnsi="Courier New" w:cs="Courier New"/>
+          <w:sz w:val="20"/>
+          <w:szCs w:val="20"/>
+        </w:rPr>
+        <w:t>hold on;</w:t>
+      </w:r>
+    </w:p>
+    <w:p>
+      <w:pPr>
+        <w:pStyle w:val="a5"/>
+        <w:ind w:firstLine="0"/>
+        <w:rPr>
+          <w:rFonts w:ascii="Courier New" w:hAnsi="Courier New" w:cs="Courier New"/>
+          <w:sz w:val="20"/>
+          <w:szCs w:val="20"/>
+          <w:lang w:val="ru-RU"/>
+        </w:rPr>
+      </w:pPr>
+      <w:r>
+        <w:rPr>
+          <w:rFonts w:ascii="Courier New" w:hAnsi="Courier New" w:cs="Courier New"/>
+          <w:sz w:val="20"/>
+          <w:szCs w:val="20"/>
+          <w:lang w:val="ru-RU"/>
         </w:rPr>
         <w:t>grid</w:t>
       </w:r>
@@ -7030,735 +6955,44 @@
           <w:rFonts w:ascii="Courier New" w:hAnsi="Courier New" w:cs="Courier New"/>
           <w:sz w:val="20"/>
           <w:szCs w:val="20"/>
-        </w:rPr>
-      </w:pPr>
-    </w:p>
-    <w:p>
-      <w:pPr>
-        <w:pStyle w:val="a5"/>
-        <w:ind w:firstLine="0"/>
-        <w:rPr>
-          <w:rFonts w:ascii="Courier New" w:hAnsi="Courier New" w:cs="Courier New"/>
-          <w:sz w:val="20"/>
-          <w:szCs w:val="20"/>
-        </w:rPr>
-      </w:pPr>
-      <w:proofErr w:type="spellStart"/>
-      <w:proofErr w:type="gramStart"/>
-      <w:r>
-        <w:rPr>
-          <w:rFonts w:ascii="Courier New" w:hAnsi="Courier New" w:cs="Courier New"/>
-          <w:sz w:val="20"/>
-          <w:szCs w:val="20"/>
-        </w:rPr>
-        <w:t>phasez</w:t>
-      </w:r>
-      <w:proofErr w:type="spellEnd"/>
-      <w:r>
-        <w:rPr>
-          <w:rFonts w:ascii="Courier New" w:hAnsi="Courier New" w:cs="Courier New"/>
-          <w:sz w:val="20"/>
-          <w:szCs w:val="20"/>
-        </w:rPr>
-        <w:t>(</w:t>
-      </w:r>
-      <w:proofErr w:type="gramEnd"/>
-      <w:r>
-        <w:rPr>
-          <w:rFonts w:ascii="Courier New" w:hAnsi="Courier New" w:cs="Courier New"/>
-          <w:sz w:val="20"/>
-          <w:szCs w:val="20"/>
-        </w:rPr>
-        <w:t>b2, a2)</w:t>
-      </w:r>
-    </w:p>
-    <w:p>
-      <w:pPr>
-        <w:pStyle w:val="a5"/>
-        <w:ind w:firstLine="0"/>
-      </w:pPr>
-    </w:p>
-    <w:p>
-      <w:pPr>
-        <w:pStyle w:val="a5"/>
-        <w:ind w:firstLine="0"/>
-        <w:rPr>
-          <w:lang w:val="ru-RU"/>
-        </w:rPr>
-      </w:pPr>
-      <w:r>
-        <w:rPr>
-          <w:lang w:val="ru-RU"/>
-        </w:rPr>
-        <w:t>Листинг 4 - Построение фазовой и групповой задержки дискретного фильтра</w:t>
-      </w:r>
-    </w:p>
-    <w:p>
-      <w:pPr>
-        <w:pStyle w:val="a5"/>
-        <w:ind w:firstLine="0"/>
-        <w:rPr>
-          <w:rFonts w:ascii="Courier New" w:hAnsi="Courier New" w:cs="Courier New"/>
-          <w:sz w:val="20"/>
-          <w:szCs w:val="20"/>
-          <w:lang w:val="ru-RU"/>
-        </w:rPr>
-      </w:pPr>
-      <w:r>
-        <w:rPr>
-          <w:rFonts w:ascii="Courier New" w:hAnsi="Courier New" w:cs="Courier New"/>
-          <w:sz w:val="20"/>
-          <w:szCs w:val="20"/>
-          <w:lang w:val="ru-RU"/>
-        </w:rPr>
-        <w:t>%% ---------------------------------------------</w:t>
-      </w:r>
-    </w:p>
-    <w:p>
-      <w:pPr>
-        <w:pStyle w:val="a5"/>
-        <w:ind w:firstLine="0"/>
-        <w:rPr>
-          <w:rFonts w:ascii="Courier New" w:hAnsi="Courier New" w:cs="Courier New"/>
-          <w:sz w:val="20"/>
-          <w:szCs w:val="20"/>
-          <w:lang w:val="ru-RU"/>
-        </w:rPr>
-      </w:pPr>
-      <w:r>
-        <w:rPr>
-          <w:rFonts w:ascii="Courier New" w:hAnsi="Courier New" w:cs="Courier New"/>
-          <w:sz w:val="20"/>
-          <w:szCs w:val="20"/>
-          <w:lang w:val="ru-RU"/>
-        </w:rPr>
-        <w:t>% 5. Построение фазовой и групповой задержки дискретного фильтра</w:t>
-      </w:r>
-    </w:p>
-    <w:p>
-      <w:pPr>
-        <w:pStyle w:val="a5"/>
-        <w:ind w:firstLine="0"/>
-        <w:rPr>
-          <w:rFonts w:ascii="Courier New" w:hAnsi="Courier New" w:cs="Courier New"/>
-          <w:sz w:val="20"/>
-          <w:szCs w:val="20"/>
-          <w:lang w:val="ru-RU"/>
-        </w:rPr>
-      </w:pPr>
-      <w:r>
-        <w:rPr>
-          <w:rFonts w:ascii="Courier New" w:hAnsi="Courier New" w:cs="Courier New"/>
-          <w:sz w:val="20"/>
-          <w:szCs w:val="20"/>
-          <w:lang w:val="ru-RU"/>
-        </w:rPr>
-        <w:t>% ----------------------------------------------</w:t>
-      </w:r>
-    </w:p>
-    <w:p>
-      <w:pPr>
-        <w:pStyle w:val="a5"/>
-        <w:ind w:firstLine="0"/>
-        <w:rPr>
-          <w:rFonts w:ascii="Courier New" w:hAnsi="Courier New" w:cs="Courier New"/>
-          <w:sz w:val="20"/>
-          <w:szCs w:val="20"/>
-          <w:lang w:val="ru-RU"/>
-        </w:rPr>
-      </w:pPr>
-    </w:p>
-    <w:p>
-      <w:pPr>
-        <w:pStyle w:val="a5"/>
-        <w:ind w:firstLine="0"/>
-        <w:rPr>
-          <w:rFonts w:ascii="Courier New" w:hAnsi="Courier New" w:cs="Courier New"/>
-          <w:sz w:val="20"/>
-          <w:szCs w:val="20"/>
-          <w:lang w:val="ru-RU"/>
-        </w:rPr>
-      </w:pPr>
-      <w:r>
-        <w:rPr>
-          <w:rFonts w:ascii="Courier New" w:hAnsi="Courier New" w:cs="Courier New"/>
-          <w:sz w:val="20"/>
-          <w:szCs w:val="20"/>
-          <w:lang w:val="ru-RU"/>
-        </w:rPr>
-        <w:t>% Расчет фазовой задержки фильтра</w:t>
-      </w:r>
-    </w:p>
-    <w:p>
-      <w:pPr>
-        <w:pStyle w:val="a5"/>
-        <w:ind w:firstLine="0"/>
-        <w:rPr>
-          <w:rFonts w:ascii="Courier New" w:hAnsi="Courier New" w:cs="Courier New"/>
-          <w:sz w:val="20"/>
-          <w:szCs w:val="20"/>
-          <w:lang w:val="ru-RU"/>
-        </w:rPr>
-      </w:pPr>
-      <w:r>
-        <w:rPr>
-          <w:rFonts w:ascii="Courier New" w:hAnsi="Courier New" w:cs="Courier New"/>
-          <w:sz w:val="20"/>
-          <w:szCs w:val="20"/>
-        </w:rPr>
-        <w:t>figure</w:t>
-      </w:r>
-    </w:p>
-    <w:p>
-      <w:pPr>
-        <w:pStyle w:val="a5"/>
-        <w:ind w:firstLine="0"/>
-        <w:rPr>
-          <w:rFonts w:ascii="Courier New" w:hAnsi="Courier New" w:cs="Courier New"/>
-          <w:sz w:val="20"/>
-          <w:szCs w:val="20"/>
-          <w:lang w:val="ru-RU"/>
-        </w:rPr>
-      </w:pPr>
-      <w:proofErr w:type="spellStart"/>
-      <w:proofErr w:type="gramStart"/>
-      <w:r>
-        <w:rPr>
-          <w:rFonts w:ascii="Courier New" w:hAnsi="Courier New" w:cs="Courier New"/>
-          <w:sz w:val="20"/>
-          <w:szCs w:val="20"/>
-        </w:rPr>
-        <w:t>phasedelay</w:t>
-      </w:r>
-      <w:proofErr w:type="spellEnd"/>
-      <w:r>
-        <w:rPr>
-          <w:rFonts w:ascii="Courier New" w:hAnsi="Courier New" w:cs="Courier New"/>
-          <w:sz w:val="20"/>
-          <w:szCs w:val="20"/>
-          <w:lang w:val="ru-RU"/>
-        </w:rPr>
-        <w:t>(</w:t>
-      </w:r>
-      <w:proofErr w:type="gramEnd"/>
-      <w:r>
-        <w:rPr>
-          <w:rFonts w:ascii="Courier New" w:hAnsi="Courier New" w:cs="Courier New"/>
-          <w:sz w:val="20"/>
-          <w:szCs w:val="20"/>
-        </w:rPr>
-        <w:t>b</w:t>
-      </w:r>
-      <w:r>
-        <w:rPr>
-          <w:rFonts w:ascii="Courier New" w:hAnsi="Courier New" w:cs="Courier New"/>
-          <w:sz w:val="20"/>
-          <w:szCs w:val="20"/>
-          <w:lang w:val="ru-RU"/>
-        </w:rPr>
-        <w:t xml:space="preserve">2, </w:t>
-      </w:r>
-      <w:r>
-        <w:rPr>
-          <w:rFonts w:ascii="Courier New" w:hAnsi="Courier New" w:cs="Courier New"/>
-          <w:sz w:val="20"/>
-          <w:szCs w:val="20"/>
-        </w:rPr>
-        <w:t>a</w:t>
-      </w:r>
-      <w:r>
-        <w:rPr>
-          <w:rFonts w:ascii="Courier New" w:hAnsi="Courier New" w:cs="Courier New"/>
-          <w:sz w:val="20"/>
-          <w:szCs w:val="20"/>
-          <w:lang w:val="ru-RU"/>
-        </w:rPr>
-        <w:t>2)</w:t>
-      </w:r>
-    </w:p>
-    <w:p>
-      <w:pPr>
-        <w:pStyle w:val="a5"/>
-        <w:ind w:firstLine="0"/>
-        <w:rPr>
-          <w:rFonts w:ascii="Courier New" w:hAnsi="Courier New" w:cs="Courier New"/>
-          <w:sz w:val="20"/>
-          <w:szCs w:val="20"/>
-          <w:lang w:val="ru-RU"/>
-        </w:rPr>
-      </w:pPr>
-    </w:p>
-    <w:p>
-      <w:pPr>
-        <w:pStyle w:val="a5"/>
-        <w:ind w:firstLine="0"/>
-        <w:rPr>
-          <w:rFonts w:ascii="Courier New" w:hAnsi="Courier New" w:cs="Courier New"/>
-          <w:sz w:val="20"/>
-          <w:szCs w:val="20"/>
-          <w:lang w:val="ru-RU"/>
-        </w:rPr>
-      </w:pPr>
-      <w:r>
-        <w:rPr>
-          <w:rFonts w:ascii="Courier New" w:hAnsi="Courier New" w:cs="Courier New"/>
-          <w:sz w:val="20"/>
-          <w:szCs w:val="20"/>
-          <w:lang w:val="ru-RU"/>
-        </w:rPr>
-        <w:t>% Расчет групповой задержки фильтра</w:t>
-      </w:r>
-    </w:p>
-    <w:p>
-      <w:pPr>
-        <w:pStyle w:val="a5"/>
-        <w:ind w:firstLine="0"/>
-        <w:rPr>
-          <w:rFonts w:ascii="Courier New" w:hAnsi="Courier New" w:cs="Courier New"/>
-          <w:sz w:val="20"/>
-          <w:szCs w:val="20"/>
-          <w:lang w:val="ru-RU"/>
-        </w:rPr>
-      </w:pPr>
-      <w:r>
-        <w:rPr>
-          <w:rFonts w:ascii="Courier New" w:hAnsi="Courier New" w:cs="Courier New"/>
-          <w:sz w:val="20"/>
-          <w:szCs w:val="20"/>
-        </w:rPr>
-        <w:t>figure</w:t>
-      </w:r>
-    </w:p>
-    <w:p>
-      <w:pPr>
-        <w:pStyle w:val="a5"/>
-        <w:ind w:firstLine="0"/>
-        <w:rPr>
-          <w:rFonts w:ascii="Courier New" w:hAnsi="Courier New" w:cs="Courier New"/>
-          <w:sz w:val="20"/>
-          <w:szCs w:val="20"/>
-          <w:lang w:val="ru-RU"/>
-        </w:rPr>
-      </w:pPr>
-      <w:proofErr w:type="spellStart"/>
-      <w:proofErr w:type="gramStart"/>
-      <w:r>
-        <w:rPr>
-          <w:rFonts w:ascii="Courier New" w:hAnsi="Courier New" w:cs="Courier New"/>
-          <w:sz w:val="20"/>
-          <w:szCs w:val="20"/>
-        </w:rPr>
-        <w:t>grpdelay</w:t>
-      </w:r>
-      <w:proofErr w:type="spellEnd"/>
-      <w:r>
-        <w:rPr>
-          <w:rFonts w:ascii="Courier New" w:hAnsi="Courier New" w:cs="Courier New"/>
-          <w:sz w:val="20"/>
-          <w:szCs w:val="20"/>
-          <w:lang w:val="ru-RU"/>
-        </w:rPr>
-        <w:t>(</w:t>
-      </w:r>
-      <w:proofErr w:type="gramEnd"/>
-      <w:r>
-        <w:rPr>
-          <w:rFonts w:ascii="Courier New" w:hAnsi="Courier New" w:cs="Courier New"/>
-          <w:sz w:val="20"/>
-          <w:szCs w:val="20"/>
-        </w:rPr>
-        <w:t>b</w:t>
-      </w:r>
-      <w:r>
-        <w:rPr>
-          <w:rFonts w:ascii="Courier New" w:hAnsi="Courier New" w:cs="Courier New"/>
-          <w:sz w:val="20"/>
-          <w:szCs w:val="20"/>
-          <w:lang w:val="ru-RU"/>
-        </w:rPr>
-        <w:t xml:space="preserve">2, </w:t>
-      </w:r>
-      <w:r>
-        <w:rPr>
-          <w:rFonts w:ascii="Courier New" w:hAnsi="Courier New" w:cs="Courier New"/>
-          <w:sz w:val="20"/>
-          <w:szCs w:val="20"/>
-        </w:rPr>
-        <w:t>a</w:t>
-      </w:r>
-      <w:r>
-        <w:rPr>
-          <w:rFonts w:ascii="Courier New" w:hAnsi="Courier New" w:cs="Courier New"/>
-          <w:sz w:val="20"/>
-          <w:szCs w:val="20"/>
-          <w:lang w:val="ru-RU"/>
-        </w:rPr>
-        <w:t>2)</w:t>
-      </w:r>
-    </w:p>
-    <w:p>
-      <w:pPr>
-        <w:pStyle w:val="a5"/>
-        <w:ind w:firstLine="0"/>
-        <w:rPr>
-          <w:lang w:val="ru-RU"/>
-        </w:rPr>
-      </w:pPr>
-    </w:p>
-    <w:p>
-      <w:pPr>
-        <w:pStyle w:val="a5"/>
-        <w:ind w:firstLine="0"/>
-        <w:rPr>
-          <w:lang w:val="ru-RU"/>
-        </w:rPr>
-      </w:pPr>
-      <w:r>
-        <w:rPr>
-          <w:lang w:val="ru-RU"/>
-        </w:rPr>
-        <w:t>Листинг 5 - Построение карты Нулей и Полюсов</w:t>
-      </w:r>
-    </w:p>
-    <w:p>
-      <w:pPr>
-        <w:pStyle w:val="a5"/>
-        <w:ind w:firstLine="0"/>
-        <w:rPr>
-          <w:rFonts w:ascii="Courier New" w:hAnsi="Courier New" w:cs="Courier New"/>
-          <w:sz w:val="20"/>
-          <w:szCs w:val="20"/>
-          <w:lang w:val="ru-RU"/>
-        </w:rPr>
-      </w:pPr>
-      <w:r>
-        <w:rPr>
-          <w:rFonts w:ascii="Courier New" w:hAnsi="Courier New" w:cs="Courier New"/>
-          <w:sz w:val="20"/>
-          <w:szCs w:val="20"/>
-          <w:lang w:val="ru-RU"/>
-        </w:rPr>
-        <w:t>%% ---------------------------------------------</w:t>
-      </w:r>
-    </w:p>
-    <w:p>
-      <w:pPr>
-        <w:pStyle w:val="a5"/>
-        <w:ind w:firstLine="0"/>
-        <w:rPr>
-          <w:rFonts w:ascii="Courier New" w:hAnsi="Courier New" w:cs="Courier New"/>
-          <w:sz w:val="20"/>
-          <w:szCs w:val="20"/>
-          <w:lang w:val="ru-RU"/>
-        </w:rPr>
-      </w:pPr>
-      <w:r>
-        <w:rPr>
-          <w:rFonts w:ascii="Courier New" w:hAnsi="Courier New" w:cs="Courier New"/>
-          <w:sz w:val="20"/>
-          <w:szCs w:val="20"/>
-          <w:lang w:val="ru-RU"/>
-        </w:rPr>
-        <w:t>% 6. Определение нулей и полюсов дискретной системы</w:t>
-      </w:r>
-    </w:p>
-    <w:p>
-      <w:pPr>
-        <w:pStyle w:val="a5"/>
-        <w:ind w:firstLine="0"/>
-        <w:rPr>
-          <w:rFonts w:ascii="Courier New" w:hAnsi="Courier New" w:cs="Courier New"/>
-          <w:sz w:val="20"/>
-          <w:szCs w:val="20"/>
-        </w:rPr>
-      </w:pPr>
-      <w:r>
-        <w:rPr>
-          <w:rFonts w:ascii="Courier New" w:hAnsi="Courier New" w:cs="Courier New"/>
-          <w:sz w:val="20"/>
-          <w:szCs w:val="20"/>
-        </w:rPr>
-        <w:t>% ----------------------------------------------</w:t>
-      </w:r>
-    </w:p>
-    <w:p>
-      <w:pPr>
-        <w:pStyle w:val="a5"/>
-        <w:ind w:firstLine="0"/>
-        <w:rPr>
-          <w:rFonts w:ascii="Courier New" w:hAnsi="Courier New" w:cs="Courier New"/>
-          <w:sz w:val="20"/>
-          <w:szCs w:val="20"/>
-        </w:rPr>
-      </w:pPr>
-    </w:p>
-    <w:p>
-      <w:pPr>
-        <w:pStyle w:val="a5"/>
-        <w:ind w:firstLine="0"/>
-        <w:rPr>
-          <w:rFonts w:ascii="Courier New" w:hAnsi="Courier New" w:cs="Courier New"/>
-          <w:sz w:val="20"/>
-          <w:szCs w:val="20"/>
-        </w:rPr>
-      </w:pPr>
-      <w:r>
-        <w:rPr>
-          <w:rFonts w:ascii="Courier New" w:hAnsi="Courier New" w:cs="Courier New"/>
-          <w:sz w:val="20"/>
-          <w:szCs w:val="20"/>
-        </w:rPr>
-        <w:t xml:space="preserve">[b2, a2] = </w:t>
-      </w:r>
-      <w:proofErr w:type="spellStart"/>
-      <w:proofErr w:type="gramStart"/>
-      <w:r>
-        <w:rPr>
-          <w:rFonts w:ascii="Courier New" w:hAnsi="Courier New" w:cs="Courier New"/>
-          <w:sz w:val="20"/>
-          <w:szCs w:val="20"/>
-        </w:rPr>
-        <w:t>eqtflength</w:t>
-      </w:r>
-      <w:proofErr w:type="spellEnd"/>
-      <w:r>
-        <w:rPr>
-          <w:rFonts w:ascii="Courier New" w:hAnsi="Courier New" w:cs="Courier New"/>
-          <w:sz w:val="20"/>
-          <w:szCs w:val="20"/>
-        </w:rPr>
-        <w:t>(</w:t>
-      </w:r>
-      <w:proofErr w:type="spellStart"/>
-      <w:proofErr w:type="gramEnd"/>
-      <w:r>
-        <w:rPr>
-          <w:rFonts w:ascii="Courier New" w:hAnsi="Courier New" w:cs="Courier New"/>
-          <w:sz w:val="20"/>
-          <w:szCs w:val="20"/>
-        </w:rPr>
-        <w:t>zd</w:t>
-      </w:r>
-      <w:proofErr w:type="spellEnd"/>
-      <w:r>
-        <w:rPr>
-          <w:rFonts w:ascii="Courier New" w:hAnsi="Courier New" w:cs="Courier New"/>
-          <w:sz w:val="20"/>
-          <w:szCs w:val="20"/>
-        </w:rPr>
-        <w:t xml:space="preserve">, pd); </w:t>
-      </w:r>
-    </w:p>
-    <w:p>
-      <w:pPr>
-        <w:pStyle w:val="a5"/>
-        <w:ind w:firstLine="0"/>
-        <w:rPr>
-          <w:rFonts w:ascii="Courier New" w:hAnsi="Courier New" w:cs="Courier New"/>
-          <w:sz w:val="20"/>
-          <w:szCs w:val="20"/>
-        </w:rPr>
-      </w:pPr>
-      <w:r>
-        <w:rPr>
-          <w:rFonts w:ascii="Courier New" w:hAnsi="Courier New" w:cs="Courier New"/>
-          <w:sz w:val="20"/>
-          <w:szCs w:val="20"/>
-        </w:rPr>
-        <w:t>[z1, p1, k1] = tf2</w:t>
-      </w:r>
-      <w:proofErr w:type="gramStart"/>
-      <w:r>
-        <w:rPr>
-          <w:rFonts w:ascii="Courier New" w:hAnsi="Courier New" w:cs="Courier New"/>
-          <w:sz w:val="20"/>
-          <w:szCs w:val="20"/>
-        </w:rPr>
-        <w:t>zp(</w:t>
-      </w:r>
-      <w:proofErr w:type="gramEnd"/>
-      <w:r>
-        <w:rPr>
-          <w:rFonts w:ascii="Courier New" w:hAnsi="Courier New" w:cs="Courier New"/>
-          <w:sz w:val="20"/>
-          <w:szCs w:val="20"/>
-        </w:rPr>
-        <w:t>b2, a2);</w:t>
-      </w:r>
-    </w:p>
-    <w:p>
-      <w:pPr>
-        <w:pStyle w:val="a5"/>
-        <w:ind w:firstLine="0"/>
-        <w:rPr>
-          <w:rFonts w:ascii="Courier New" w:hAnsi="Courier New" w:cs="Courier New"/>
-          <w:sz w:val="20"/>
-          <w:szCs w:val="20"/>
-        </w:rPr>
-      </w:pPr>
-    </w:p>
-    <w:p>
-      <w:pPr>
-        <w:pStyle w:val="a5"/>
-        <w:ind w:firstLine="0"/>
-        <w:rPr>
-          <w:rFonts w:ascii="Courier New" w:hAnsi="Courier New" w:cs="Courier New"/>
-          <w:sz w:val="20"/>
-          <w:szCs w:val="20"/>
-        </w:rPr>
-      </w:pPr>
-      <w:r>
-        <w:rPr>
-          <w:rFonts w:ascii="Courier New" w:hAnsi="Courier New" w:cs="Courier New"/>
-          <w:sz w:val="20"/>
-          <w:szCs w:val="20"/>
-        </w:rPr>
-        <w:t>figure</w:t>
-      </w:r>
-    </w:p>
-    <w:p>
-      <w:pPr>
-        <w:pStyle w:val="a5"/>
-        <w:ind w:firstLine="0"/>
-        <w:rPr>
-          <w:rFonts w:ascii="Courier New" w:hAnsi="Courier New" w:cs="Courier New"/>
-          <w:sz w:val="20"/>
-          <w:szCs w:val="20"/>
-        </w:rPr>
-      </w:pPr>
-      <w:proofErr w:type="spellStart"/>
-      <w:proofErr w:type="gramStart"/>
-      <w:r>
-        <w:rPr>
-          <w:rFonts w:ascii="Courier New" w:hAnsi="Courier New" w:cs="Courier New"/>
-          <w:sz w:val="20"/>
-          <w:szCs w:val="20"/>
-        </w:rPr>
-        <w:t>zplane</w:t>
-      </w:r>
-      <w:proofErr w:type="spellEnd"/>
-      <w:r>
-        <w:rPr>
-          <w:rFonts w:ascii="Courier New" w:hAnsi="Courier New" w:cs="Courier New"/>
-          <w:sz w:val="20"/>
-          <w:szCs w:val="20"/>
-        </w:rPr>
-        <w:t>(</w:t>
-      </w:r>
-      <w:proofErr w:type="gramEnd"/>
-      <w:r>
-        <w:rPr>
-          <w:rFonts w:ascii="Courier New" w:hAnsi="Courier New" w:cs="Courier New"/>
-          <w:sz w:val="20"/>
-          <w:szCs w:val="20"/>
-        </w:rPr>
-        <w:t>z1, p1);</w:t>
-      </w:r>
-    </w:p>
-    <w:p>
-      <w:pPr>
-        <w:pStyle w:val="a5"/>
-        <w:ind w:firstLine="0"/>
-        <w:rPr>
-          <w:rFonts w:ascii="Courier New" w:hAnsi="Courier New" w:cs="Courier New"/>
-          <w:sz w:val="20"/>
-          <w:szCs w:val="20"/>
-        </w:rPr>
-      </w:pPr>
-      <w:r>
-        <w:rPr>
-          <w:rFonts w:ascii="Courier New" w:hAnsi="Courier New" w:cs="Courier New"/>
-          <w:sz w:val="20"/>
-          <w:szCs w:val="20"/>
-        </w:rPr>
-        <w:t>hold on;</w:t>
-      </w:r>
-    </w:p>
-    <w:p>
-      <w:pPr>
-        <w:pStyle w:val="a5"/>
-        <w:ind w:firstLine="0"/>
-        <w:rPr>
-          <w:rFonts w:ascii="Courier New" w:hAnsi="Courier New" w:cs="Courier New"/>
-          <w:sz w:val="20"/>
-          <w:szCs w:val="20"/>
-          <w:lang w:val="ru-RU"/>
-        </w:rPr>
-      </w:pPr>
-      <w:proofErr w:type="spellStart"/>
-      <w:r>
-        <w:rPr>
-          <w:rFonts w:ascii="Courier New" w:hAnsi="Courier New" w:cs="Courier New"/>
-          <w:sz w:val="20"/>
-          <w:szCs w:val="20"/>
-          <w:lang w:val="ru-RU"/>
-        </w:rPr>
-        <w:t>grid</w:t>
-      </w:r>
-      <w:proofErr w:type="spellEnd"/>
-    </w:p>
-    <w:p>
-      <w:pPr>
-        <w:pStyle w:val="a5"/>
-        <w:ind w:firstLine="0"/>
-        <w:rPr>
-          <w:rFonts w:ascii="Courier New" w:hAnsi="Courier New" w:cs="Courier New"/>
-          <w:sz w:val="20"/>
-          <w:szCs w:val="20"/>
-          <w:lang w:val="ru-RU"/>
-        </w:rPr>
-      </w:pPr>
-      <w:proofErr w:type="spellStart"/>
-      <w:proofErr w:type="gramStart"/>
-      <w:r>
-        <w:rPr>
-          <w:rFonts w:ascii="Courier New" w:hAnsi="Courier New" w:cs="Courier New"/>
-          <w:sz w:val="20"/>
-          <w:szCs w:val="20"/>
-          <w:lang w:val="ru-RU"/>
-        </w:rPr>
-        <w:t>title</w:t>
-      </w:r>
-      <w:proofErr w:type="spellEnd"/>
-      <w:r>
-        <w:rPr>
-          <w:rFonts w:ascii="Courier New" w:hAnsi="Courier New" w:cs="Courier New"/>
-          <w:sz w:val="20"/>
-          <w:szCs w:val="20"/>
-          <w:lang w:val="ru-RU"/>
-        </w:rPr>
-        <w:t>(</w:t>
-      </w:r>
-      <w:proofErr w:type="gramEnd"/>
-      <w:r>
-        <w:rPr>
-          <w:rFonts w:ascii="Courier New" w:hAnsi="Courier New" w:cs="Courier New"/>
-          <w:sz w:val="20"/>
-          <w:szCs w:val="20"/>
-          <w:lang w:val="ru-RU"/>
-        </w:rPr>
-        <w:t>'Определение нулей и полюсов дискретной системы')</w:t>
-      </w:r>
-    </w:p>
-    <w:p>
-      <w:pPr>
-        <w:pStyle w:val="a5"/>
-        <w:ind w:firstLine="0"/>
-        <w:rPr>
-          <w:lang w:val="ru-RU"/>
-        </w:rPr>
-      </w:pPr>
-    </w:p>
-    <w:p>
-      <w:pPr>
-        <w:pStyle w:val="a5"/>
-        <w:ind w:firstLine="0"/>
-      </w:pPr>
-    </w:p>
-    <w:p>
-      <w:pPr>
-        <w:pStyle w:val="a5"/>
-        <w:ind w:firstLine="0"/>
+          <w:lang w:val="ru-RU"/>
+        </w:rPr>
+      </w:pPr>
+      <w:r>
+        <w:rPr>
+          <w:rFonts w:ascii="Courier New" w:hAnsi="Courier New" w:cs="Courier New"/>
+          <w:sz w:val="20"/>
+          <w:szCs w:val="20"/>
+          <w:lang w:val="ru-RU"/>
+        </w:rPr>
+        <w:t>title('Определение нулей и полюсов дискретной системы')</w:t>
+      </w:r>
+    </w:p>
+    <w:p>
+      <w:pPr>
+        <w:pStyle w:val="a5"/>
+        <w:ind w:firstLine="0"/>
+        <w:rPr>
+          <w:lang w:val="ru-RU"/>
+        </w:rPr>
+      </w:pPr>
+    </w:p>
+    <w:p>
+      <w:pPr>
+        <w:pStyle w:val="a5"/>
+        <w:ind w:firstLine="0"/>
+        <w:rPr>
+          <w:lang w:val="ru-RU"/>
+        </w:rPr>
+      </w:pPr>
+    </w:p>
+    <w:p>
+      <w:pPr>
+        <w:pStyle w:val="a5"/>
+        <w:ind w:firstLine="0"/>
+        <w:rPr>
+          <w:lang w:val="ru-RU"/>
+        </w:rPr>
       </w:pPr>
     </w:p>
     <w:sectPr>
@@ -7772,7 +7006,7 @@
 </file>
 
 <file path=word/styles.xml><?xml version="1.0" encoding="utf-8"?>
-<w:styles xmlns:mc="http://schemas.openxmlformats.org/markup-compatibility/2006" xmlns:r="http://schemas.openxmlformats.org/officeDocument/2006/relationships" xmlns:w="http://schemas.openxmlformats.org/wordprocessingml/2006/main" xmlns:w14="http://schemas.microsoft.com/office/word/2010/wordml" xmlns:w15="http://schemas.microsoft.com/office/word/2012/wordml" xmlns:w16cex="http://schemas.microsoft.com/office/word/2018/wordml/cex" xmlns:w16cid="http://schemas.microsoft.com/office/word/2016/wordml/cid" xmlns:w16="http://schemas.microsoft.com/office/word/2018/wordml" xmlns:w16du="http://schemas.microsoft.com/office/word/2023/wordml/word16du" xmlns:w16sdtdh="http://schemas.microsoft.com/office/word/2020/wordml/sdtdatahash" xmlns:w16sdtfl="http://schemas.microsoft.com/office/word/2024/wordml/sdtformatlock" xmlns:w16se="http://schemas.microsoft.com/office/word/2015/wordml/symex" mc:Ignorable="w14 w15 w16se w16cid w16 w16cex w16sdtdh w16sdtfl w16du">
+<w:styles xmlns:mc="http://schemas.openxmlformats.org/markup-compatibility/2006" xmlns:r="http://schemas.openxmlformats.org/officeDocument/2006/relationships" xmlns:w="http://schemas.openxmlformats.org/wordprocessingml/2006/main" xmlns:w14="http://schemas.microsoft.com/office/word/2010/wordml" xmlns:w15="http://schemas.microsoft.com/office/word/2012/wordml" xmlns:w16cex="http://schemas.microsoft.com/office/word/2018/wordml/cex" xmlns:w16cid="http://schemas.microsoft.com/office/word/2016/wordml/cid" xmlns:w16="http://schemas.microsoft.com/office/word/2018/wordml" xmlns:w16sdtdh="http://schemas.microsoft.com/office/word/2020/wordml/sdtdatahash" xmlns:w16se="http://schemas.microsoft.com/office/word/2015/wordml/symex" mc:Ignorable="w14 w15 w16se w16cid w16 w16cex w16sdtdh">
   <w:docDefaults>
     <w:rPrDefault>
       <w:rPr>
@@ -8173,6 +7407,7 @@
   <w:style w:type="character" w:default="1" w:styleId="a0">
     <w:name w:val="Default Paragraph Font"/>
     <w:uiPriority w:val="1"/>
+    <w:semiHidden/>
     <w:unhideWhenUsed/>
   </w:style>
   <w:style w:type="table" w:default="1" w:styleId="a1">
